--- a/5-人员管理/流程制度规范类文件/HFSJ-ITSS-0503-人员培训管理制度.docx
+++ b/5-人员管理/流程制度规范类文件/HFSJ-ITSS-0503-人员培训管理制度.docx
@@ -1,11 +1,10 @@
 
 <file path=word/document.xml><?xml version="1.0" encoding="utf-8"?>
-<w:document xmlns:wpc="http://schemas.microsoft.com/office/word/2010/wordprocessingCanvas" xmlns:mc="http://schemas.openxmlformats.org/markup-compatibility/2006" xmlns:o="urn:schemas-microsoft-com:office:office" xmlns:r="http://schemas.openxmlformats.org/officeDocument/2006/relationships" xmlns:m="http://schemas.openxmlformats.org/officeDocument/2006/math" xmlns:v="urn:schemas-microsoft-com:vml" xmlns:wp14="http://schemas.microsoft.com/office/word/2010/wordprocessingDrawing" xmlns:wp="http://schemas.openxmlformats.org/drawingml/2006/wordprocessingDrawing" xmlns:w10="urn:schemas-microsoft-com:office:word" xmlns:w="http://schemas.openxmlformats.org/wordprocessingml/2006/main" xmlns:w14="http://schemas.microsoft.com/office/word/2010/wordml" xmlns:w15="http://schemas.microsoft.com/office/word/2012/wordml" xmlns:wne="http://schemas.microsoft.com/office/word/2006/wordml" xmlns:wpg="http://schemas.microsoft.com/office/word/2010/wordprocessingGroup" xmlns:wpi="http://schemas.microsoft.com/office/word/2010/wordprocessingInk" xmlns:wps="http://schemas.microsoft.com/office/word/2010/wordprocessingShape" mc:Ignorable="w14 w15 wp14">
-  <!-- Generated by Aspose.Words for .NET 13.3.0.1 -->
+<w:document xmlns:wpc="http://schemas.microsoft.com/office/word/2010/wordprocessingCanvas" xmlns:mc="http://schemas.openxmlformats.org/markup-compatibility/2006" xmlns:o="urn:schemas-microsoft-com:office:office" xmlns:r="http://schemas.openxmlformats.org/officeDocument/2006/relationships" xmlns:m="http://schemas.openxmlformats.org/officeDocument/2006/math" xmlns:v="urn:schemas-microsoft-com:vml" xmlns:wp14="http://schemas.microsoft.com/office/word/2010/wordprocessingDrawing" xmlns:wp="http://schemas.openxmlformats.org/drawingml/2006/wordprocessingDrawing" xmlns:w="http://schemas.openxmlformats.org/wordprocessingml/2006/main" xmlns:w14="http://schemas.microsoft.com/office/word/2010/wordml" xmlns:w10="urn:schemas-microsoft-com:office:word" xmlns:w15="http://schemas.microsoft.com/office/word/2012/wordml" xmlns:wpg="http://schemas.microsoft.com/office/word/2010/wordprocessingGroup" xmlns:wpi="http://schemas.microsoft.com/office/word/2010/wordprocessingInk" xmlns:wne="http://schemas.microsoft.com/office/word/2006/wordml" xmlns:wps="http://schemas.microsoft.com/office/word/2010/wordprocessingShape" xmlns:wpsCustomData="http://www.wps.cn/officeDocument/2013/wpsCustomData" mc:Ignorable="w14 w15 wp14">
   <w:body>
     <w:p>
       <w:pPr>
-        <w:pStyle w:val="a"/>
+        <w:pStyle w:val="26"/>
         <w:keepLines w:val="0"/>
         <w:pageBreakBefore w:val="0"/>
         <w:widowControl w:val="0"/>
@@ -37,7 +36,7 @@
     </w:p>
     <w:p>
       <w:pPr>
-        <w:pStyle w:val="a0"/>
+        <w:pStyle w:val="27"/>
         <w:keepLines w:val="0"/>
         <w:pageBreakBefore w:val="0"/>
         <w:widowControl w:val="0"/>
@@ -67,17 +66,18 @@
     </w:p>
     <w:tbl>
       <w:tblPr>
-        <w:tblStyle w:val="TableGrid"/>
+        <w:tblStyle w:val="23"/>
         <w:tblW w:w="8522" w:type="dxa"/>
         <w:jc w:val="center"/>
         <w:tblBorders>
-          <w:top w:val="nil"/>
-          <w:left w:val="nil"/>
-          <w:bottom w:val="nil"/>
-          <w:right w:val="nil"/>
-          <w:insideH w:val="nil"/>
-          <w:insideV w:val="nil"/>
+          <w:top w:val="none" w:color="auto" w:sz="0" w:space="0"/>
+          <w:left w:val="none" w:color="auto" w:sz="0" w:space="0"/>
+          <w:bottom w:val="none" w:color="auto" w:sz="0" w:space="0"/>
+          <w:right w:val="none" w:color="auto" w:sz="0" w:space="0"/>
+          <w:insideH w:val="none" w:color="auto" w:sz="0" w:space="0"/>
+          <w:insideV w:val="none" w:color="auto" w:sz="0" w:space="0"/>
         </w:tblBorders>
+        <w:tblLayout w:type="autofit"/>
         <w:tblCellMar>
           <w:top w:w="0" w:type="dxa"/>
           <w:left w:w="108" w:type="dxa"/>
@@ -93,15 +93,13 @@
       </w:tblGrid>
       <w:tr>
         <w:tblPrEx>
-          <w:tblW w:w="8522" w:type="dxa"/>
-          <w:jc w:val="center"/>
           <w:tblBorders>
-            <w:top w:val="nil"/>
-            <w:left w:val="nil"/>
-            <w:bottom w:val="nil"/>
-            <w:right w:val="nil"/>
-            <w:insideH w:val="nil"/>
-            <w:insideV w:val="nil"/>
+            <w:top w:val="none" w:color="auto" w:sz="0" w:space="0"/>
+            <w:left w:val="none" w:color="auto" w:sz="0" w:space="0"/>
+            <w:bottom w:val="none" w:color="auto" w:sz="0" w:space="0"/>
+            <w:right w:val="none" w:color="auto" w:sz="0" w:space="0"/>
+            <w:insideH w:val="none" w:color="auto" w:sz="0" w:space="0"/>
+            <w:insideV w:val="none" w:color="auto" w:sz="0" w:space="0"/>
           </w:tblBorders>
           <w:tblCellMar>
             <w:top w:w="0" w:type="dxa"/>
@@ -111,7 +109,7 @@
           </w:tblCellMar>
         </w:tblPrEx>
         <w:trPr>
-          <w:trHeight w:val="0"/>
+          <w:trHeight w:val="0" w:hRule="atLeast"/>
           <w:tblHeader/>
           <w:jc w:val="center"/>
         </w:trPr>
@@ -119,8 +117,8 @@
           <w:tcPr>
             <w:tcW w:w="1824" w:type="dxa"/>
             <w:tcBorders>
-              <w:top w:val="single" w:sz="4" w:space="0" w:color="auto"/>
-              <w:left w:val="single" w:sz="4" w:space="0" w:color="auto"/>
+              <w:top w:val="single" w:color="auto" w:sz="4" w:space="0"/>
+              <w:left w:val="single" w:color="auto" w:sz="4" w:space="0"/>
               <w:bottom w:val="nil"/>
               <w:right w:val="nil"/>
             </w:tcBorders>
@@ -165,8 +163,8 @@
           <w:tcPr>
             <w:tcW w:w="3090" w:type="dxa"/>
             <w:tcBorders>
-              <w:top w:val="single" w:sz="4" w:space="0" w:color="auto"/>
-              <w:left w:val="single" w:sz="4" w:space="0" w:color="auto"/>
+              <w:top w:val="single" w:color="auto" w:sz="4" w:space="0"/>
+              <w:left w:val="single" w:color="auto" w:sz="4" w:space="0"/>
               <w:bottom w:val="nil"/>
               <w:right w:val="nil"/>
             </w:tcBorders>
@@ -210,8 +208,8 @@
           <w:tcPr>
             <w:tcW w:w="1824" w:type="dxa"/>
             <w:tcBorders>
-              <w:top w:val="single" w:sz="4" w:space="0" w:color="auto"/>
-              <w:left w:val="single" w:sz="4" w:space="0" w:color="auto"/>
+              <w:top w:val="single" w:color="auto" w:sz="4" w:space="0"/>
+              <w:left w:val="single" w:color="auto" w:sz="4" w:space="0"/>
               <w:bottom w:val="nil"/>
               <w:right w:val="nil"/>
             </w:tcBorders>
@@ -256,10 +254,10 @@
           <w:tcPr>
             <w:tcW w:w="1784" w:type="dxa"/>
             <w:tcBorders>
-              <w:top w:val="single" w:sz="4" w:space="0" w:color="auto"/>
-              <w:left w:val="single" w:sz="4" w:space="0" w:color="auto"/>
+              <w:top w:val="single" w:color="auto" w:sz="4" w:space="0"/>
+              <w:left w:val="single" w:color="auto" w:sz="4" w:space="0"/>
               <w:bottom w:val="nil"/>
-              <w:right w:val="single" w:sz="4" w:space="0" w:color="auto"/>
+              <w:right w:val="single" w:color="auto" w:sz="4" w:space="0"/>
             </w:tcBorders>
             <w:tcMar>
               <w:top w:w="-1" w:type="dxa"/>
@@ -300,8 +298,14 @@
       </w:tr>
       <w:tr>
         <w:tblPrEx>
-          <w:tblW w:w="8522" w:type="dxa"/>
-          <w:jc w:val="center"/>
+          <w:tblBorders>
+            <w:top w:val="none" w:color="auto" w:sz="0" w:space="0"/>
+            <w:left w:val="none" w:color="auto" w:sz="0" w:space="0"/>
+            <w:bottom w:val="none" w:color="auto" w:sz="0" w:space="0"/>
+            <w:right w:val="none" w:color="auto" w:sz="0" w:space="0"/>
+            <w:insideH w:val="none" w:color="auto" w:sz="0" w:space="0"/>
+            <w:insideV w:val="none" w:color="auto" w:sz="0" w:space="0"/>
+          </w:tblBorders>
           <w:tblCellMar>
             <w:top w:w="0" w:type="dxa"/>
             <w:left w:w="108" w:type="dxa"/>
@@ -310,7 +314,7 @@
           </w:tblCellMar>
         </w:tblPrEx>
         <w:trPr>
-          <w:trHeight w:val="0"/>
+          <w:trHeight w:val="0" w:hRule="atLeast"/>
           <w:tblHeader/>
           <w:jc w:val="center"/>
         </w:trPr>
@@ -318,8 +322,8 @@
           <w:tcPr>
             <w:tcW w:w="1824" w:type="dxa"/>
             <w:tcBorders>
-              <w:top w:val="single" w:sz="4" w:space="0" w:color="auto"/>
-              <w:left w:val="single" w:sz="4" w:space="0" w:color="auto"/>
+              <w:top w:val="single" w:color="auto" w:sz="4" w:space="0"/>
+              <w:left w:val="single" w:color="auto" w:sz="4" w:space="0"/>
               <w:bottom w:val="nil"/>
               <w:right w:val="nil"/>
             </w:tcBorders>
@@ -364,8 +368,8 @@
           <w:tcPr>
             <w:tcW w:w="3090" w:type="dxa"/>
             <w:tcBorders>
-              <w:top w:val="single" w:sz="4" w:space="0" w:color="auto"/>
-              <w:left w:val="single" w:sz="4" w:space="0" w:color="auto"/>
+              <w:top w:val="single" w:color="auto" w:sz="4" w:space="0"/>
+              <w:left w:val="single" w:color="auto" w:sz="4" w:space="0"/>
               <w:bottom w:val="nil"/>
               <w:right w:val="nil"/>
             </w:tcBorders>
@@ -409,8 +413,8 @@
           <w:tcPr>
             <w:tcW w:w="1824" w:type="dxa"/>
             <w:tcBorders>
-              <w:top w:val="single" w:sz="4" w:space="0" w:color="auto"/>
-              <w:left w:val="single" w:sz="4" w:space="0" w:color="auto"/>
+              <w:top w:val="single" w:color="auto" w:sz="4" w:space="0"/>
+              <w:left w:val="single" w:color="auto" w:sz="4" w:space="0"/>
               <w:bottom w:val="nil"/>
               <w:right w:val="nil"/>
             </w:tcBorders>
@@ -455,10 +459,10 @@
           <w:tcPr>
             <w:tcW w:w="1784" w:type="dxa"/>
             <w:tcBorders>
-              <w:top w:val="single" w:sz="4" w:space="0" w:color="auto"/>
-              <w:left w:val="single" w:sz="4" w:space="0" w:color="auto"/>
+              <w:top w:val="single" w:color="auto" w:sz="4" w:space="0"/>
+              <w:left w:val="single" w:color="auto" w:sz="4" w:space="0"/>
               <w:bottom w:val="nil"/>
-              <w:right w:val="single" w:sz="4" w:space="0" w:color="auto"/>
+              <w:right w:val="single" w:color="auto" w:sz="4" w:space="0"/>
             </w:tcBorders>
             <w:tcMar>
               <w:top w:w="-1" w:type="dxa"/>
@@ -499,8 +503,14 @@
       </w:tr>
       <w:tr>
         <w:tblPrEx>
-          <w:tblW w:w="8522" w:type="dxa"/>
-          <w:jc w:val="center"/>
+          <w:tblBorders>
+            <w:top w:val="none" w:color="auto" w:sz="0" w:space="0"/>
+            <w:left w:val="none" w:color="auto" w:sz="0" w:space="0"/>
+            <w:bottom w:val="none" w:color="auto" w:sz="0" w:space="0"/>
+            <w:right w:val="none" w:color="auto" w:sz="0" w:space="0"/>
+            <w:insideH w:val="none" w:color="auto" w:sz="0" w:space="0"/>
+            <w:insideV w:val="none" w:color="auto" w:sz="0" w:space="0"/>
+          </w:tblBorders>
           <w:tblCellMar>
             <w:top w:w="0" w:type="dxa"/>
             <w:left w:w="108" w:type="dxa"/>
@@ -509,7 +519,7 @@
           </w:tblCellMar>
         </w:tblPrEx>
         <w:trPr>
-          <w:trHeight w:val="0"/>
+          <w:trHeight w:val="0" w:hRule="atLeast"/>
           <w:tblHeader/>
           <w:jc w:val="center"/>
         </w:trPr>
@@ -517,8 +527,8 @@
           <w:tcPr>
             <w:tcW w:w="1824" w:type="dxa"/>
             <w:tcBorders>
-              <w:top w:val="single" w:sz="4" w:space="0" w:color="auto"/>
-              <w:left w:val="single" w:sz="4" w:space="0" w:color="auto"/>
+              <w:top w:val="single" w:color="auto" w:sz="4" w:space="0"/>
+              <w:left w:val="single" w:color="auto" w:sz="4" w:space="0"/>
               <w:bottom w:val="nil"/>
               <w:right w:val="nil"/>
             </w:tcBorders>
@@ -563,8 +573,8 @@
           <w:tcPr>
             <w:tcW w:w="3090" w:type="dxa"/>
             <w:tcBorders>
-              <w:top w:val="single" w:sz="4" w:space="0" w:color="auto"/>
-              <w:left w:val="single" w:sz="4" w:space="0" w:color="auto"/>
+              <w:top w:val="single" w:color="auto" w:sz="4" w:space="0"/>
+              <w:left w:val="single" w:color="auto" w:sz="4" w:space="0"/>
               <w:bottom w:val="nil"/>
               <w:right w:val="nil"/>
             </w:tcBorders>
@@ -608,8 +618,8 @@
           <w:tcPr>
             <w:tcW w:w="1824" w:type="dxa"/>
             <w:tcBorders>
-              <w:top w:val="single" w:sz="4" w:space="0" w:color="auto"/>
-              <w:left w:val="single" w:sz="4" w:space="0" w:color="auto"/>
+              <w:top w:val="single" w:color="auto" w:sz="4" w:space="0"/>
+              <w:left w:val="single" w:color="auto" w:sz="4" w:space="0"/>
               <w:bottom w:val="nil"/>
               <w:right w:val="nil"/>
             </w:tcBorders>
@@ -654,10 +664,10 @@
           <w:tcPr>
             <w:tcW w:w="1784" w:type="dxa"/>
             <w:tcBorders>
-              <w:top w:val="single" w:sz="4" w:space="0" w:color="auto"/>
-              <w:left w:val="single" w:sz="4" w:space="0" w:color="auto"/>
+              <w:top w:val="single" w:color="auto" w:sz="4" w:space="0"/>
+              <w:left w:val="single" w:color="auto" w:sz="4" w:space="0"/>
               <w:bottom w:val="nil"/>
-              <w:right w:val="single" w:sz="4" w:space="0" w:color="auto"/>
+              <w:right w:val="single" w:color="auto" w:sz="4" w:space="0"/>
             </w:tcBorders>
             <w:tcMar>
               <w:top w:w="-1" w:type="dxa"/>
@@ -698,8 +708,14 @@
       </w:tr>
       <w:tr>
         <w:tblPrEx>
-          <w:tblW w:w="8522" w:type="dxa"/>
-          <w:jc w:val="center"/>
+          <w:tblBorders>
+            <w:top w:val="none" w:color="auto" w:sz="0" w:space="0"/>
+            <w:left w:val="none" w:color="auto" w:sz="0" w:space="0"/>
+            <w:bottom w:val="none" w:color="auto" w:sz="0" w:space="0"/>
+            <w:right w:val="none" w:color="auto" w:sz="0" w:space="0"/>
+            <w:insideH w:val="none" w:color="auto" w:sz="0" w:space="0"/>
+            <w:insideV w:val="none" w:color="auto" w:sz="0" w:space="0"/>
+          </w:tblBorders>
           <w:tblCellMar>
             <w:top w:w="0" w:type="dxa"/>
             <w:left w:w="108" w:type="dxa"/>
@@ -708,7 +724,7 @@
           </w:tblCellMar>
         </w:tblPrEx>
         <w:trPr>
-          <w:trHeight w:val="0"/>
+          <w:trHeight w:val="0" w:hRule="atLeast"/>
           <w:tblHeader/>
           <w:jc w:val="center"/>
         </w:trPr>
@@ -716,8 +732,8 @@
           <w:tcPr>
             <w:tcW w:w="1824" w:type="dxa"/>
             <w:tcBorders>
-              <w:top w:val="single" w:sz="4" w:space="0" w:color="auto"/>
-              <w:left w:val="single" w:sz="4" w:space="0" w:color="auto"/>
+              <w:top w:val="single" w:color="auto" w:sz="4" w:space="0"/>
+              <w:left w:val="single" w:color="auto" w:sz="4" w:space="0"/>
               <w:bottom w:val="nil"/>
               <w:right w:val="nil"/>
             </w:tcBorders>
@@ -762,8 +778,8 @@
           <w:tcPr>
             <w:tcW w:w="3090" w:type="dxa"/>
             <w:tcBorders>
-              <w:top w:val="single" w:sz="4" w:space="0" w:color="auto"/>
-              <w:left w:val="single" w:sz="4" w:space="0" w:color="auto"/>
+              <w:top w:val="single" w:color="auto" w:sz="4" w:space="0"/>
+              <w:left w:val="single" w:color="auto" w:sz="4" w:space="0"/>
               <w:bottom w:val="nil"/>
               <w:right w:val="nil"/>
             </w:tcBorders>
@@ -807,8 +823,8 @@
           <w:tcPr>
             <w:tcW w:w="1824" w:type="dxa"/>
             <w:tcBorders>
-              <w:top w:val="single" w:sz="4" w:space="0" w:color="auto"/>
-              <w:left w:val="single" w:sz="4" w:space="0" w:color="auto"/>
+              <w:top w:val="single" w:color="auto" w:sz="4" w:space="0"/>
+              <w:left w:val="single" w:color="auto" w:sz="4" w:space="0"/>
               <w:bottom w:val="nil"/>
               <w:right w:val="nil"/>
             </w:tcBorders>
@@ -853,10 +869,10 @@
           <w:tcPr>
             <w:tcW w:w="1784" w:type="dxa"/>
             <w:tcBorders>
-              <w:top w:val="single" w:sz="4" w:space="0" w:color="auto"/>
-              <w:left w:val="single" w:sz="4" w:space="0" w:color="auto"/>
+              <w:top w:val="single" w:color="auto" w:sz="4" w:space="0"/>
+              <w:left w:val="single" w:color="auto" w:sz="4" w:space="0"/>
               <w:bottom w:val="nil"/>
-              <w:right w:val="single" w:sz="4" w:space="0" w:color="auto"/>
+              <w:right w:val="single" w:color="auto" w:sz="4" w:space="0"/>
             </w:tcBorders>
             <w:tcMar>
               <w:top w:w="-1" w:type="dxa"/>
@@ -897,8 +913,14 @@
       </w:tr>
       <w:tr>
         <w:tblPrEx>
-          <w:tblW w:w="8522" w:type="dxa"/>
-          <w:jc w:val="center"/>
+          <w:tblBorders>
+            <w:top w:val="none" w:color="auto" w:sz="0" w:space="0"/>
+            <w:left w:val="none" w:color="auto" w:sz="0" w:space="0"/>
+            <w:bottom w:val="none" w:color="auto" w:sz="0" w:space="0"/>
+            <w:right w:val="none" w:color="auto" w:sz="0" w:space="0"/>
+            <w:insideH w:val="none" w:color="auto" w:sz="0" w:space="0"/>
+            <w:insideV w:val="none" w:color="auto" w:sz="0" w:space="0"/>
+          </w:tblBorders>
           <w:tblCellMar>
             <w:top w:w="0" w:type="dxa"/>
             <w:left w:w="108" w:type="dxa"/>
@@ -907,7 +929,7 @@
           </w:tblCellMar>
         </w:tblPrEx>
         <w:trPr>
-          <w:trHeight w:val="0"/>
+          <w:trHeight w:val="0" w:hRule="atLeast"/>
           <w:tblHeader/>
           <w:jc w:val="center"/>
         </w:trPr>
@@ -915,9 +937,9 @@
           <w:tcPr>
             <w:tcW w:w="1824" w:type="dxa"/>
             <w:tcBorders>
-              <w:top w:val="single" w:sz="4" w:space="0" w:color="auto"/>
-              <w:left w:val="single" w:sz="4" w:space="0" w:color="auto"/>
-              <w:bottom w:val="single" w:sz="4" w:space="0" w:color="auto"/>
+              <w:top w:val="single" w:color="auto" w:sz="4" w:space="0"/>
+              <w:left w:val="single" w:color="auto" w:sz="4" w:space="0"/>
+              <w:bottom w:val="single" w:color="auto" w:sz="4" w:space="0"/>
               <w:right w:val="nil"/>
             </w:tcBorders>
             <w:shd w:val="clear" w:color="auto" w:fill="AEAAAA" w:themeFill="background2" w:themeFillShade="BF"/>
@@ -961,9 +983,9 @@
           <w:tcPr>
             <w:tcW w:w="3090" w:type="dxa"/>
             <w:tcBorders>
-              <w:top w:val="single" w:sz="4" w:space="0" w:color="auto"/>
-              <w:left w:val="single" w:sz="4" w:space="0" w:color="auto"/>
-              <w:bottom w:val="single" w:sz="4" w:space="0" w:color="auto"/>
+              <w:top w:val="single" w:color="auto" w:sz="4" w:space="0"/>
+              <w:left w:val="single" w:color="auto" w:sz="4" w:space="0"/>
+              <w:bottom w:val="single" w:color="auto" w:sz="4" w:space="0"/>
               <w:right w:val="nil"/>
             </w:tcBorders>
             <w:tcMar>
@@ -1006,9 +1028,9 @@
           <w:tcPr>
             <w:tcW w:w="1824" w:type="dxa"/>
             <w:tcBorders>
-              <w:top w:val="single" w:sz="4" w:space="0" w:color="auto"/>
-              <w:left w:val="single" w:sz="4" w:space="0" w:color="auto"/>
-              <w:bottom w:val="single" w:sz="4" w:space="0" w:color="auto"/>
+              <w:top w:val="single" w:color="auto" w:sz="4" w:space="0"/>
+              <w:left w:val="single" w:color="auto" w:sz="4" w:space="0"/>
+              <w:bottom w:val="single" w:color="auto" w:sz="4" w:space="0"/>
               <w:right w:val="nil"/>
             </w:tcBorders>
             <w:shd w:val="clear" w:color="auto" w:fill="AEAAAA" w:themeFill="background2" w:themeFillShade="BF"/>
@@ -1052,10 +1074,10 @@
           <w:tcPr>
             <w:tcW w:w="1784" w:type="dxa"/>
             <w:tcBorders>
-              <w:top w:val="single" w:sz="4" w:space="0" w:color="auto"/>
-              <w:left w:val="single" w:sz="4" w:space="0" w:color="auto"/>
-              <w:bottom w:val="single" w:sz="4" w:space="0" w:color="auto"/>
-              <w:right w:val="single" w:sz="4" w:space="0" w:color="auto"/>
+              <w:top w:val="single" w:color="auto" w:sz="4" w:space="0"/>
+              <w:left w:val="single" w:color="auto" w:sz="4" w:space="0"/>
+              <w:bottom w:val="single" w:color="auto" w:sz="4" w:space="0"/>
+              <w:right w:val="single" w:color="auto" w:sz="4" w:space="0"/>
             </w:tcBorders>
             <w:tcMar>
               <w:top w:w="-1" w:type="dxa"/>
@@ -1125,7 +1147,7 @@
     </w:p>
     <w:p>
       <w:pPr>
-        <w:pStyle w:val="a1"/>
+        <w:pStyle w:val="31"/>
         <w:keepLines w:val="0"/>
         <w:pageBreakBefore w:val="0"/>
         <w:widowControl w:val="0"/>
@@ -1159,17 +1181,18 @@
     </w:p>
     <w:tbl>
       <w:tblPr>
-        <w:tblStyle w:val="TableGrid"/>
+        <w:tblStyle w:val="23"/>
         <w:tblW w:w="8519" w:type="dxa"/>
         <w:jc w:val="center"/>
         <w:tblBorders>
-          <w:top w:val="nil"/>
-          <w:left w:val="nil"/>
-          <w:bottom w:val="nil"/>
-          <w:right w:val="nil"/>
-          <w:insideH w:val="nil"/>
-          <w:insideV w:val="nil"/>
+          <w:top w:val="none" w:color="auto" w:sz="0" w:space="0"/>
+          <w:left w:val="none" w:color="auto" w:sz="0" w:space="0"/>
+          <w:bottom w:val="none" w:color="auto" w:sz="0" w:space="0"/>
+          <w:right w:val="none" w:color="auto" w:sz="0" w:space="0"/>
+          <w:insideH w:val="none" w:color="auto" w:sz="0" w:space="0"/>
+          <w:insideV w:val="none" w:color="auto" w:sz="0" w:space="0"/>
         </w:tblBorders>
+        <w:tblLayout w:type="autofit"/>
         <w:tblCellMar>
           <w:top w:w="0" w:type="dxa"/>
           <w:left w:w="108" w:type="dxa"/>
@@ -1186,15 +1209,13 @@
       </w:tblGrid>
       <w:tr>
         <w:tblPrEx>
-          <w:tblW w:w="8519" w:type="dxa"/>
-          <w:jc w:val="center"/>
           <w:tblBorders>
-            <w:top w:val="nil"/>
-            <w:left w:val="nil"/>
-            <w:bottom w:val="nil"/>
-            <w:right w:val="nil"/>
-            <w:insideH w:val="nil"/>
-            <w:insideV w:val="nil"/>
+            <w:top w:val="none" w:color="auto" w:sz="0" w:space="0"/>
+            <w:left w:val="none" w:color="auto" w:sz="0" w:space="0"/>
+            <w:bottom w:val="none" w:color="auto" w:sz="0" w:space="0"/>
+            <w:right w:val="none" w:color="auto" w:sz="0" w:space="0"/>
+            <w:insideH w:val="none" w:color="auto" w:sz="0" w:space="0"/>
+            <w:insideV w:val="none" w:color="auto" w:sz="0" w:space="0"/>
           </w:tblBorders>
           <w:tblCellMar>
             <w:top w:w="0" w:type="dxa"/>
@@ -1204,7 +1225,7 @@
           </w:tblCellMar>
         </w:tblPrEx>
         <w:trPr>
-          <w:trHeight w:val="0"/>
+          <w:trHeight w:val="0" w:hRule="atLeast"/>
           <w:tblHeader/>
           <w:jc w:val="center"/>
         </w:trPr>
@@ -1212,8 +1233,8 @@
           <w:tcPr>
             <w:tcW w:w="0" w:type="auto"/>
             <w:tcBorders>
-              <w:top w:val="single" w:sz="12" w:space="0" w:color="auto"/>
-              <w:left w:val="single" w:sz="12" w:space="0" w:color="auto"/>
+              <w:top w:val="single" w:color="auto" w:sz="12" w:space="0"/>
+              <w:left w:val="single" w:color="auto" w:sz="12" w:space="0"/>
               <w:bottom w:val="nil"/>
               <w:right w:val="nil"/>
             </w:tcBorders>
@@ -1240,12 +1261,12 @@
               <w:adjustRightInd w:val="0"/>
               <w:snapToGrid w:val="0"/>
               <w:spacing w:line="240" w:lineRule="auto"/>
-              <w:ind w:left="0" w:right="0" w:firstLine="0" w:leftChars="0" w:rightChars="0" w:firstLineChars="0"/>
+              <w:ind w:left="0" w:leftChars="0" w:right="0" w:rightChars="0" w:firstLine="0" w:firstLineChars="0"/>
               <w:jc w:val="center"/>
               <w:textAlignment w:val="baseline"/>
               <w:rPr>
-                <w:rStyle w:val="Strong"/>
-                <w:rFonts w:ascii="微软雅黑" w:eastAsia="微软雅黑" w:hAnsi="微软雅黑" w:cs="微软雅黑" w:hint="default"/>
+                <w:rStyle w:val="25"/>
+                <w:rFonts w:hint="default" w:ascii="微软雅黑" w:hAnsi="微软雅黑" w:eastAsia="微软雅黑" w:cs="微软雅黑"/>
                 <w:b/>
                 <w:bCs/>
                 <w:i w:val="0"/>
@@ -1263,8 +1284,8 @@
             </w:pPr>
             <w:r>
               <w:rPr>
-                <w:rStyle w:val="Strong"/>
-                <w:rFonts w:ascii="微软雅黑" w:eastAsia="微软雅黑" w:hAnsi="微软雅黑" w:cs="微软雅黑" w:hint="eastAsia"/>
+                <w:rStyle w:val="25"/>
+                <w:rFonts w:hint="eastAsia" w:ascii="微软雅黑" w:hAnsi="微软雅黑" w:eastAsia="微软雅黑" w:cs="微软雅黑"/>
                 <w:b/>
                 <w:bCs/>
                 <w:i w:val="0"/>
@@ -1287,8 +1308,8 @@
           <w:tcPr>
             <w:tcW w:w="0" w:type="auto"/>
             <w:tcBorders>
-              <w:top w:val="single" w:sz="12" w:space="0" w:color="auto"/>
-              <w:left w:val="single" w:sz="4" w:space="0" w:color="auto"/>
+              <w:top w:val="single" w:color="auto" w:sz="12" w:space="0"/>
+              <w:left w:val="single" w:color="auto" w:sz="4" w:space="0"/>
               <w:bottom w:val="nil"/>
               <w:right w:val="nil"/>
             </w:tcBorders>
@@ -1315,12 +1336,12 @@
               <w:adjustRightInd w:val="0"/>
               <w:snapToGrid w:val="0"/>
               <w:spacing w:line="240" w:lineRule="auto"/>
-              <w:ind w:left="0" w:right="0" w:firstLine="0" w:leftChars="0" w:rightChars="0" w:firstLineChars="0"/>
+              <w:ind w:left="0" w:leftChars="0" w:right="0" w:rightChars="0" w:firstLine="0" w:firstLineChars="0"/>
               <w:jc w:val="center"/>
               <w:textAlignment w:val="baseline"/>
               <w:rPr>
-                <w:rStyle w:val="Strong"/>
-                <w:rFonts w:ascii="微软雅黑" w:eastAsia="微软雅黑" w:hAnsi="微软雅黑" w:cs="微软雅黑" w:hint="default"/>
+                <w:rStyle w:val="25"/>
+                <w:rFonts w:hint="default" w:ascii="微软雅黑" w:hAnsi="微软雅黑" w:eastAsia="微软雅黑" w:cs="微软雅黑"/>
                 <w:b/>
                 <w:bCs/>
                 <w:i w:val="0"/>
@@ -1338,8 +1359,8 @@
             </w:pPr>
             <w:r>
               <w:rPr>
-                <w:rStyle w:val="Strong"/>
-                <w:rFonts w:ascii="微软雅黑" w:eastAsia="微软雅黑" w:hAnsi="微软雅黑" w:cs="微软雅黑" w:hint="eastAsia"/>
+                <w:rStyle w:val="25"/>
+                <w:rFonts w:hint="eastAsia" w:ascii="微软雅黑" w:hAnsi="微软雅黑" w:eastAsia="微软雅黑" w:cs="微软雅黑"/>
                 <w:b/>
                 <w:bCs/>
                 <w:i w:val="0"/>
@@ -1362,8 +1383,8 @@
           <w:tcPr>
             <w:tcW w:w="0" w:type="auto"/>
             <w:tcBorders>
-              <w:top w:val="single" w:sz="12" w:space="0" w:color="auto"/>
-              <w:left w:val="single" w:sz="4" w:space="0" w:color="auto"/>
+              <w:top w:val="single" w:color="auto" w:sz="12" w:space="0"/>
+              <w:left w:val="single" w:color="auto" w:sz="4" w:space="0"/>
               <w:bottom w:val="nil"/>
               <w:right w:val="nil"/>
             </w:tcBorders>
@@ -1390,12 +1411,12 @@
               <w:adjustRightInd w:val="0"/>
               <w:snapToGrid w:val="0"/>
               <w:spacing w:line="240" w:lineRule="auto"/>
-              <w:ind w:left="0" w:right="0" w:firstLine="0" w:leftChars="0" w:rightChars="0" w:firstLineChars="0"/>
+              <w:ind w:left="0" w:leftChars="0" w:right="0" w:rightChars="0" w:firstLine="0" w:firstLineChars="0"/>
               <w:jc w:val="center"/>
               <w:textAlignment w:val="baseline"/>
               <w:rPr>
-                <w:rStyle w:val="Strong"/>
-                <w:rFonts w:ascii="微软雅黑" w:eastAsia="微软雅黑" w:hAnsi="微软雅黑" w:cs="微软雅黑" w:hint="default"/>
+                <w:rStyle w:val="25"/>
+                <w:rFonts w:hint="default" w:ascii="微软雅黑" w:hAnsi="微软雅黑" w:eastAsia="微软雅黑" w:cs="微软雅黑"/>
                 <w:b/>
                 <w:bCs/>
                 <w:i w:val="0"/>
@@ -1413,8 +1434,8 @@
             </w:pPr>
             <w:r>
               <w:rPr>
-                <w:rStyle w:val="Strong"/>
-                <w:rFonts w:ascii="微软雅黑" w:eastAsia="微软雅黑" w:hAnsi="微软雅黑" w:cs="微软雅黑" w:hint="eastAsia"/>
+                <w:rStyle w:val="25"/>
+                <w:rFonts w:hint="eastAsia" w:ascii="微软雅黑" w:hAnsi="微软雅黑" w:eastAsia="微软雅黑" w:cs="微软雅黑"/>
                 <w:b/>
                 <w:bCs/>
                 <w:i w:val="0"/>
@@ -1437,8 +1458,8 @@
           <w:tcPr>
             <w:tcW w:w="0" w:type="auto"/>
             <w:tcBorders>
-              <w:top w:val="single" w:sz="12" w:space="0" w:color="auto"/>
-              <w:left w:val="single" w:sz="4" w:space="0" w:color="auto"/>
+              <w:top w:val="single" w:color="auto" w:sz="12" w:space="0"/>
+              <w:left w:val="single" w:color="auto" w:sz="4" w:space="0"/>
               <w:bottom w:val="nil"/>
               <w:right w:val="nil"/>
             </w:tcBorders>
@@ -1465,12 +1486,12 @@
               <w:adjustRightInd w:val="0"/>
               <w:snapToGrid w:val="0"/>
               <w:spacing w:line="240" w:lineRule="auto"/>
-              <w:ind w:left="0" w:right="0" w:firstLine="0" w:leftChars="0" w:rightChars="0" w:firstLineChars="0"/>
+              <w:ind w:left="0" w:leftChars="0" w:right="0" w:rightChars="0" w:firstLine="0" w:firstLineChars="0"/>
               <w:jc w:val="center"/>
               <w:textAlignment w:val="baseline"/>
               <w:rPr>
-                <w:rStyle w:val="Strong"/>
-                <w:rFonts w:ascii="微软雅黑" w:eastAsia="微软雅黑" w:hAnsi="微软雅黑" w:cs="微软雅黑" w:hint="default"/>
+                <w:rStyle w:val="25"/>
+                <w:rFonts w:hint="default" w:ascii="微软雅黑" w:hAnsi="微软雅黑" w:eastAsia="微软雅黑" w:cs="微软雅黑"/>
                 <w:b/>
                 <w:bCs/>
                 <w:i w:val="0"/>
@@ -1488,8 +1509,8 @@
             </w:pPr>
             <w:r>
               <w:rPr>
-                <w:rStyle w:val="Strong"/>
-                <w:rFonts w:ascii="微软雅黑" w:eastAsia="微软雅黑" w:hAnsi="微软雅黑" w:cs="微软雅黑" w:hint="eastAsia"/>
+                <w:rStyle w:val="25"/>
+                <w:rFonts w:hint="eastAsia" w:ascii="微软雅黑" w:hAnsi="微软雅黑" w:eastAsia="微软雅黑" w:cs="微软雅黑"/>
                 <w:b/>
                 <w:bCs/>
                 <w:i w:val="0"/>
@@ -1512,10 +1533,10 @@
           <w:tcPr>
             <w:tcW w:w="1205" w:type="dxa"/>
             <w:tcBorders>
-              <w:top w:val="single" w:sz="12" w:space="0" w:color="auto"/>
-              <w:left w:val="single" w:sz="4" w:space="0" w:color="auto"/>
+              <w:top w:val="single" w:color="auto" w:sz="12" w:space="0"/>
+              <w:left w:val="single" w:color="auto" w:sz="4" w:space="0"/>
               <w:bottom w:val="nil"/>
-              <w:right w:val="single" w:sz="12" w:space="0" w:color="auto"/>
+              <w:right w:val="single" w:color="auto" w:sz="12" w:space="0"/>
             </w:tcBorders>
             <w:tcMar>
               <w:top w:w="-1" w:type="dxa"/>
@@ -1540,12 +1561,12 @@
               <w:adjustRightInd w:val="0"/>
               <w:snapToGrid w:val="0"/>
               <w:spacing w:line="240" w:lineRule="auto"/>
-              <w:ind w:left="0" w:right="0" w:firstLine="0" w:leftChars="0" w:rightChars="0" w:firstLineChars="0"/>
+              <w:ind w:left="0" w:leftChars="0" w:right="0" w:rightChars="0" w:firstLine="0" w:firstLineChars="0"/>
               <w:jc w:val="center"/>
               <w:textAlignment w:val="baseline"/>
               <w:rPr>
-                <w:rStyle w:val="Strong"/>
-                <w:rFonts w:ascii="微软雅黑" w:eastAsia="微软雅黑" w:hAnsi="微软雅黑" w:cs="微软雅黑" w:hint="default"/>
+                <w:rStyle w:val="25"/>
+                <w:rFonts w:hint="default" w:ascii="微软雅黑" w:hAnsi="微软雅黑" w:eastAsia="微软雅黑" w:cs="微软雅黑"/>
                 <w:b/>
                 <w:bCs/>
                 <w:i w:val="0"/>
@@ -1563,8 +1584,8 @@
             </w:pPr>
             <w:r>
               <w:rPr>
-                <w:rStyle w:val="Strong"/>
-                <w:rFonts w:ascii="微软雅黑" w:eastAsia="微软雅黑" w:hAnsi="微软雅黑" w:cs="微软雅黑" w:hint="eastAsia"/>
+                <w:rStyle w:val="25"/>
+                <w:rFonts w:hint="eastAsia" w:ascii="微软雅黑" w:hAnsi="微软雅黑" w:eastAsia="微软雅黑" w:cs="微软雅黑"/>
                 <w:b/>
                 <w:bCs/>
                 <w:i w:val="0"/>
@@ -1586,8 +1607,14 @@
       </w:tr>
       <w:tr>
         <w:tblPrEx>
-          <w:tblW w:w="8519" w:type="dxa"/>
-          <w:jc w:val="center"/>
+          <w:tblBorders>
+            <w:top w:val="none" w:color="auto" w:sz="0" w:space="0"/>
+            <w:left w:val="none" w:color="auto" w:sz="0" w:space="0"/>
+            <w:bottom w:val="none" w:color="auto" w:sz="0" w:space="0"/>
+            <w:right w:val="none" w:color="auto" w:sz="0" w:space="0"/>
+            <w:insideH w:val="none" w:color="auto" w:sz="0" w:space="0"/>
+            <w:insideV w:val="none" w:color="auto" w:sz="0" w:space="0"/>
+          </w:tblBorders>
           <w:tblCellMar>
             <w:top w:w="0" w:type="dxa"/>
             <w:left w:w="108" w:type="dxa"/>
@@ -1596,15 +1623,15 @@
           </w:tblCellMar>
         </w:tblPrEx>
         <w:trPr>
-          <w:trHeight w:val="0"/>
+          <w:trHeight w:val="0" w:hRule="atLeast"/>
           <w:jc w:val="center"/>
         </w:trPr>
         <w:tc>
           <w:tcPr>
             <w:tcW w:w="0" w:type="auto"/>
             <w:tcBorders>
-              <w:top w:val="single" w:sz="4" w:space="0" w:color="auto"/>
-              <w:left w:val="single" w:sz="12" w:space="0" w:color="auto"/>
+              <w:top w:val="single" w:color="auto" w:sz="4" w:space="0"/>
+              <w:left w:val="single" w:color="auto" w:sz="12" w:space="0"/>
               <w:bottom w:val="nil"/>
               <w:right w:val="nil"/>
             </w:tcBorders>
@@ -1631,12 +1658,12 @@
               <w:adjustRightInd w:val="0"/>
               <w:snapToGrid w:val="0"/>
               <w:spacing w:line="240" w:lineRule="auto"/>
-              <w:ind w:left="0" w:right="0" w:firstLine="0" w:leftChars="0" w:rightChars="0" w:firstLineChars="0"/>
+              <w:ind w:left="0" w:leftChars="0" w:right="0" w:rightChars="0" w:firstLine="0" w:firstLineChars="0"/>
               <w:jc w:val="center"/>
               <w:textAlignment w:val="baseline"/>
               <w:rPr>
-                <w:rStyle w:val="Strong"/>
-                <w:rFonts w:ascii="微软雅黑" w:eastAsia="微软雅黑" w:hAnsi="微软雅黑" w:cs="微软雅黑" w:hint="default"/>
+                <w:rStyle w:val="25"/>
+                <w:rFonts w:hint="default" w:ascii="微软雅黑" w:hAnsi="微软雅黑" w:eastAsia="微软雅黑" w:cs="微软雅黑"/>
                 <w:b w:val="0"/>
                 <w:bCs/>
                 <w:i w:val="0"/>
@@ -1654,8 +1681,8 @@
             </w:pPr>
             <w:r>
               <w:rPr>
-                <w:rStyle w:val="Strong"/>
-                <w:rFonts w:ascii="微软雅黑" w:eastAsia="微软雅黑" w:hAnsi="微软雅黑" w:cs="微软雅黑" w:hint="eastAsia"/>
+                <w:rStyle w:val="25"/>
+                <w:rFonts w:hint="eastAsia" w:ascii="微软雅黑" w:hAnsi="微软雅黑" w:eastAsia="微软雅黑" w:cs="微软雅黑"/>
                 <w:b w:val="0"/>
                 <w:bCs/>
                 <w:i w:val="0"/>
@@ -1673,8 +1700,8 @@
             </w:r>
             <w:r>
               <w:rPr>
-                <w:rStyle w:val="Strong"/>
-                <w:rFonts w:ascii="微软雅黑" w:eastAsia="微软雅黑" w:hAnsi="微软雅黑" w:cs="微软雅黑" w:hint="eastAsia"/>
+                <w:rStyle w:val="25"/>
+                <w:rFonts w:hint="eastAsia" w:ascii="微软雅黑" w:hAnsi="微软雅黑" w:eastAsia="微软雅黑" w:cs="微软雅黑"/>
                 <w:b w:val="0"/>
                 <w:bCs/>
                 <w:i w:val="0"/>
@@ -1697,8 +1724,8 @@
           <w:tcPr>
             <w:tcW w:w="0" w:type="auto"/>
             <w:tcBorders>
-              <w:top w:val="single" w:sz="4" w:space="0" w:color="auto"/>
-              <w:left w:val="single" w:sz="4" w:space="0" w:color="auto"/>
+              <w:top w:val="single" w:color="auto" w:sz="4" w:space="0"/>
+              <w:left w:val="single" w:color="auto" w:sz="4" w:space="0"/>
               <w:bottom w:val="nil"/>
               <w:right w:val="nil"/>
             </w:tcBorders>
@@ -1725,12 +1752,12 @@
               <w:adjustRightInd w:val="0"/>
               <w:snapToGrid w:val="0"/>
               <w:spacing w:line="240" w:lineRule="auto"/>
-              <w:ind w:left="0" w:right="0" w:firstLine="0" w:leftChars="0" w:rightChars="0" w:firstLineChars="0"/>
+              <w:ind w:left="0" w:leftChars="0" w:right="0" w:rightChars="0" w:firstLine="0" w:firstLineChars="0"/>
               <w:jc w:val="center"/>
               <w:textAlignment w:val="baseline"/>
               <w:rPr>
-                <w:rStyle w:val="Strong"/>
-                <w:rFonts w:ascii="微软雅黑" w:eastAsia="微软雅黑" w:hAnsi="微软雅黑" w:cs="微软雅黑" w:hint="default"/>
+                <w:rStyle w:val="25"/>
+                <w:rFonts w:hint="default" w:ascii="微软雅黑" w:hAnsi="微软雅黑" w:eastAsia="微软雅黑" w:cs="微软雅黑"/>
                 <w:b w:val="0"/>
                 <w:bCs/>
                 <w:i w:val="0"/>
@@ -1748,8 +1775,8 @@
             </w:pPr>
             <w:r>
               <w:rPr>
-                <w:rStyle w:val="Strong"/>
-                <w:rFonts w:ascii="微软雅黑" w:eastAsia="微软雅黑" w:hAnsi="微软雅黑" w:cs="微软雅黑" w:hint="eastAsia"/>
+                <w:rStyle w:val="25"/>
+                <w:rFonts w:hint="eastAsia" w:ascii="微软雅黑" w:hAnsi="微软雅黑" w:eastAsia="微软雅黑" w:cs="微软雅黑"/>
                 <w:b w:val="0"/>
                 <w:bCs/>
                 <w:i w:val="0"/>
@@ -1772,8 +1799,8 @@
           <w:tcPr>
             <w:tcW w:w="0" w:type="auto"/>
             <w:tcBorders>
-              <w:top w:val="single" w:sz="4" w:space="0" w:color="auto"/>
-              <w:left w:val="single" w:sz="4" w:space="0" w:color="auto"/>
+              <w:top w:val="single" w:color="auto" w:sz="4" w:space="0"/>
+              <w:left w:val="single" w:color="auto" w:sz="4" w:space="0"/>
               <w:bottom w:val="nil"/>
               <w:right w:val="nil"/>
             </w:tcBorders>
@@ -1800,12 +1827,12 @@
               <w:adjustRightInd w:val="0"/>
               <w:snapToGrid w:val="0"/>
               <w:spacing w:line="240" w:lineRule="auto"/>
-              <w:ind w:left="0" w:right="0" w:firstLine="0" w:leftChars="0" w:rightChars="0" w:firstLineChars="0"/>
+              <w:ind w:left="0" w:leftChars="0" w:right="0" w:rightChars="0" w:firstLine="0" w:firstLineChars="0"/>
               <w:jc w:val="center"/>
               <w:textAlignment w:val="baseline"/>
               <w:rPr>
-                <w:rStyle w:val="Strong"/>
-                <w:rFonts w:ascii="微软雅黑" w:eastAsia="微软雅黑" w:hAnsi="微软雅黑" w:cs="微软雅黑" w:hint="default"/>
+                <w:rStyle w:val="25"/>
+                <w:rFonts w:hint="default" w:ascii="微软雅黑" w:hAnsi="微软雅黑" w:eastAsia="微软雅黑" w:cs="微软雅黑"/>
                 <w:b w:val="0"/>
                 <w:bCs/>
                 <w:i w:val="0"/>
@@ -1823,8 +1850,8 @@
             </w:pPr>
             <w:r>
               <w:rPr>
-                <w:rStyle w:val="Strong"/>
-                <w:rFonts w:ascii="微软雅黑" w:eastAsia="微软雅黑" w:hAnsi="微软雅黑" w:cs="微软雅黑" w:hint="eastAsia"/>
+                <w:rStyle w:val="25"/>
+                <w:rFonts w:hint="eastAsia" w:ascii="微软雅黑" w:hAnsi="微软雅黑" w:eastAsia="微软雅黑" w:cs="微软雅黑"/>
                 <w:b w:val="0"/>
                 <w:bCs/>
                 <w:i w:val="0"/>
@@ -1847,8 +1874,8 @@
           <w:tcPr>
             <w:tcW w:w="0" w:type="auto"/>
             <w:tcBorders>
-              <w:top w:val="single" w:sz="4" w:space="0" w:color="auto"/>
-              <w:left w:val="single" w:sz="4" w:space="0" w:color="auto"/>
+              <w:top w:val="single" w:color="auto" w:sz="4" w:space="0"/>
+              <w:left w:val="single" w:color="auto" w:sz="4" w:space="0"/>
               <w:bottom w:val="nil"/>
               <w:right w:val="nil"/>
             </w:tcBorders>
@@ -1875,12 +1902,12 @@
               <w:adjustRightInd w:val="0"/>
               <w:snapToGrid w:val="0"/>
               <w:spacing w:line="240" w:lineRule="auto"/>
-              <w:ind w:left="0" w:right="0" w:firstLine="0" w:leftChars="0" w:rightChars="0" w:firstLineChars="0"/>
+              <w:ind w:left="0" w:leftChars="0" w:right="0" w:rightChars="0" w:firstLine="0" w:firstLineChars="0"/>
               <w:jc w:val="center"/>
               <w:textAlignment w:val="baseline"/>
               <w:rPr>
-                <w:rStyle w:val="Strong"/>
-                <w:rFonts w:ascii="微软雅黑" w:eastAsia="微软雅黑" w:hAnsi="微软雅黑" w:cs="微软雅黑" w:hint="default"/>
+                <w:rStyle w:val="25"/>
+                <w:rFonts w:hint="default" w:ascii="微软雅黑" w:hAnsi="微软雅黑" w:eastAsia="微软雅黑" w:cs="微软雅黑"/>
                 <w:b w:val="0"/>
                 <w:bCs/>
                 <w:i w:val="0"/>
@@ -1898,8 +1925,8 @@
             </w:pPr>
             <w:r>
               <w:rPr>
-                <w:rStyle w:val="Strong"/>
-                <w:rFonts w:ascii="微软雅黑" w:eastAsia="微软雅黑" w:hAnsi="微软雅黑" w:cs="微软雅黑" w:hint="eastAsia"/>
+                <w:rStyle w:val="25"/>
+                <w:rFonts w:hint="eastAsia" w:ascii="微软雅黑" w:hAnsi="微软雅黑" w:eastAsia="微软雅黑" w:cs="微软雅黑"/>
                 <w:b w:val="0"/>
                 <w:bCs/>
                 <w:i w:val="0"/>
@@ -1922,10 +1949,10 @@
           <w:tcPr>
             <w:tcW w:w="1205" w:type="dxa"/>
             <w:tcBorders>
-              <w:top w:val="single" w:sz="4" w:space="0" w:color="auto"/>
-              <w:left w:val="single" w:sz="4" w:space="0" w:color="auto"/>
+              <w:top w:val="single" w:color="auto" w:sz="4" w:space="0"/>
+              <w:left w:val="single" w:color="auto" w:sz="4" w:space="0"/>
               <w:bottom w:val="nil"/>
-              <w:right w:val="single" w:sz="12" w:space="0" w:color="auto"/>
+              <w:right w:val="single" w:color="auto" w:sz="12" w:space="0"/>
             </w:tcBorders>
             <w:tcMar>
               <w:top w:w="-1" w:type="dxa"/>
@@ -1950,12 +1977,12 @@
               <w:adjustRightInd w:val="0"/>
               <w:snapToGrid w:val="0"/>
               <w:spacing w:line="240" w:lineRule="auto"/>
-              <w:ind w:left="0" w:right="0" w:firstLine="0" w:leftChars="0" w:rightChars="0" w:firstLineChars="0"/>
+              <w:ind w:left="0" w:leftChars="0" w:right="0" w:rightChars="0" w:firstLine="0" w:firstLineChars="0"/>
               <w:jc w:val="center"/>
               <w:textAlignment w:val="baseline"/>
               <w:rPr>
-                <w:rStyle w:val="Strong"/>
-                <w:rFonts w:ascii="微软雅黑" w:eastAsia="微软雅黑" w:hAnsi="微软雅黑" w:cs="微软雅黑" w:hint="default"/>
+                <w:rStyle w:val="25"/>
+                <w:rFonts w:hint="default" w:ascii="微软雅黑" w:hAnsi="微软雅黑" w:eastAsia="微软雅黑" w:cs="微软雅黑"/>
                 <w:b w:val="0"/>
                 <w:bCs/>
                 <w:i w:val="0"/>
@@ -1976,8 +2003,14 @@
       </w:tr>
       <w:tr>
         <w:tblPrEx>
-          <w:tblW w:w="8519" w:type="dxa"/>
-          <w:jc w:val="center"/>
+          <w:tblBorders>
+            <w:top w:val="none" w:color="auto" w:sz="0" w:space="0"/>
+            <w:left w:val="none" w:color="auto" w:sz="0" w:space="0"/>
+            <w:bottom w:val="none" w:color="auto" w:sz="0" w:space="0"/>
+            <w:right w:val="none" w:color="auto" w:sz="0" w:space="0"/>
+            <w:insideH w:val="none" w:color="auto" w:sz="0" w:space="0"/>
+            <w:insideV w:val="none" w:color="auto" w:sz="0" w:space="0"/>
+          </w:tblBorders>
           <w:tblCellMar>
             <w:top w:w="0" w:type="dxa"/>
             <w:left w:w="108" w:type="dxa"/>
@@ -1986,15 +2019,15 @@
           </w:tblCellMar>
         </w:tblPrEx>
         <w:trPr>
-          <w:trHeight w:val="0"/>
+          <w:trHeight w:val="0" w:hRule="atLeast"/>
           <w:jc w:val="center"/>
         </w:trPr>
         <w:tc>
           <w:tcPr>
             <w:tcW w:w="0" w:type="auto"/>
             <w:tcBorders>
-              <w:top w:val="single" w:sz="4" w:space="0" w:color="auto"/>
-              <w:left w:val="single" w:sz="12" w:space="0" w:color="auto"/>
+              <w:top w:val="single" w:color="auto" w:sz="4" w:space="0"/>
+              <w:left w:val="single" w:color="auto" w:sz="12" w:space="0"/>
               <w:bottom w:val="nil"/>
               <w:right w:val="nil"/>
             </w:tcBorders>
@@ -2021,12 +2054,12 @@
               <w:adjustRightInd w:val="0"/>
               <w:snapToGrid w:val="0"/>
               <w:spacing w:line="240" w:lineRule="auto"/>
-              <w:ind w:left="0" w:right="0" w:firstLine="0" w:leftChars="0" w:rightChars="0" w:firstLineChars="0"/>
+              <w:ind w:left="0" w:leftChars="0" w:right="0" w:rightChars="0" w:firstLine="0" w:firstLineChars="0"/>
               <w:jc w:val="center"/>
               <w:textAlignment w:val="baseline"/>
               <w:rPr>
-                <w:rStyle w:val="Strong"/>
-                <w:rFonts w:ascii="微软雅黑" w:eastAsia="微软雅黑" w:hAnsi="微软雅黑" w:cs="微软雅黑" w:hint="default"/>
+                <w:rStyle w:val="25"/>
+                <w:rFonts w:hint="default" w:ascii="微软雅黑" w:hAnsi="微软雅黑" w:eastAsia="微软雅黑" w:cs="微软雅黑"/>
                 <w:b w:val="0"/>
                 <w:bCs/>
                 <w:i w:val="0"/>
@@ -2048,8 +2081,8 @@
           <w:tcPr>
             <w:tcW w:w="0" w:type="auto"/>
             <w:tcBorders>
-              <w:top w:val="single" w:sz="4" w:space="0" w:color="auto"/>
-              <w:left w:val="single" w:sz="4" w:space="0" w:color="auto"/>
+              <w:top w:val="single" w:color="auto" w:sz="4" w:space="0"/>
+              <w:left w:val="single" w:color="auto" w:sz="4" w:space="0"/>
               <w:bottom w:val="nil"/>
               <w:right w:val="nil"/>
             </w:tcBorders>
@@ -2076,12 +2109,12 @@
               <w:adjustRightInd w:val="0"/>
               <w:snapToGrid w:val="0"/>
               <w:spacing w:line="240" w:lineRule="auto"/>
-              <w:ind w:left="0" w:right="0" w:firstLine="0" w:leftChars="0" w:rightChars="0" w:firstLineChars="0"/>
+              <w:ind w:left="0" w:leftChars="0" w:right="0" w:rightChars="0" w:firstLine="0" w:firstLineChars="0"/>
               <w:jc w:val="center"/>
               <w:textAlignment w:val="baseline"/>
               <w:rPr>
-                <w:rStyle w:val="Strong"/>
-                <w:rFonts w:ascii="微软雅黑" w:eastAsia="微软雅黑" w:hAnsi="微软雅黑" w:cs="微软雅黑" w:hint="default"/>
+                <w:rStyle w:val="25"/>
+                <w:rFonts w:hint="default" w:ascii="微软雅黑" w:hAnsi="微软雅黑" w:eastAsia="微软雅黑" w:cs="微软雅黑"/>
                 <w:b w:val="0"/>
                 <w:bCs/>
                 <w:i w:val="0"/>
@@ -2103,8 +2136,8 @@
           <w:tcPr>
             <w:tcW w:w="0" w:type="auto"/>
             <w:tcBorders>
-              <w:top w:val="single" w:sz="4" w:space="0" w:color="auto"/>
-              <w:left w:val="single" w:sz="4" w:space="0" w:color="auto"/>
+              <w:top w:val="single" w:color="auto" w:sz="4" w:space="0"/>
+              <w:left w:val="single" w:color="auto" w:sz="4" w:space="0"/>
               <w:bottom w:val="nil"/>
               <w:right w:val="nil"/>
             </w:tcBorders>
@@ -2131,12 +2164,12 @@
               <w:adjustRightInd w:val="0"/>
               <w:snapToGrid w:val="0"/>
               <w:spacing w:line="240" w:lineRule="auto"/>
-              <w:ind w:left="0" w:right="0" w:firstLine="0" w:leftChars="0" w:rightChars="0" w:firstLineChars="0"/>
+              <w:ind w:left="0" w:leftChars="0" w:right="0" w:rightChars="0" w:firstLine="0" w:firstLineChars="0"/>
               <w:jc w:val="center"/>
               <w:textAlignment w:val="baseline"/>
               <w:rPr>
-                <w:rStyle w:val="Strong"/>
-                <w:rFonts w:ascii="微软雅黑" w:eastAsia="微软雅黑" w:hAnsi="微软雅黑" w:cs="微软雅黑" w:hint="default"/>
+                <w:rStyle w:val="25"/>
+                <w:rFonts w:hint="default" w:ascii="微软雅黑" w:hAnsi="微软雅黑" w:eastAsia="微软雅黑" w:cs="微软雅黑"/>
                 <w:b w:val="0"/>
                 <w:bCs/>
                 <w:i w:val="0"/>
@@ -2158,8 +2191,8 @@
           <w:tcPr>
             <w:tcW w:w="0" w:type="auto"/>
             <w:tcBorders>
-              <w:top w:val="single" w:sz="4" w:space="0" w:color="auto"/>
-              <w:left w:val="single" w:sz="4" w:space="0" w:color="auto"/>
+              <w:top w:val="single" w:color="auto" w:sz="4" w:space="0"/>
+              <w:left w:val="single" w:color="auto" w:sz="4" w:space="0"/>
               <w:bottom w:val="nil"/>
               <w:right w:val="nil"/>
             </w:tcBorders>
@@ -2186,12 +2219,12 @@
               <w:adjustRightInd w:val="0"/>
               <w:snapToGrid w:val="0"/>
               <w:spacing w:line="240" w:lineRule="auto"/>
-              <w:ind w:left="0" w:right="0" w:firstLine="0" w:leftChars="0" w:rightChars="0" w:firstLineChars="0"/>
+              <w:ind w:left="0" w:leftChars="0" w:right="0" w:rightChars="0" w:firstLine="0" w:firstLineChars="0"/>
               <w:jc w:val="center"/>
               <w:textAlignment w:val="baseline"/>
               <w:rPr>
-                <w:rStyle w:val="Strong"/>
-                <w:rFonts w:ascii="微软雅黑" w:eastAsia="微软雅黑" w:hAnsi="微软雅黑" w:cs="微软雅黑" w:hint="default"/>
+                <w:rStyle w:val="25"/>
+                <w:rFonts w:hint="default" w:ascii="微软雅黑" w:hAnsi="微软雅黑" w:eastAsia="微软雅黑" w:cs="微软雅黑"/>
                 <w:b w:val="0"/>
                 <w:bCs/>
                 <w:i w:val="0"/>
@@ -2213,10 +2246,10 @@
           <w:tcPr>
             <w:tcW w:w="1205" w:type="dxa"/>
             <w:tcBorders>
-              <w:top w:val="single" w:sz="4" w:space="0" w:color="auto"/>
-              <w:left w:val="single" w:sz="4" w:space="0" w:color="auto"/>
+              <w:top w:val="single" w:color="auto" w:sz="4" w:space="0"/>
+              <w:left w:val="single" w:color="auto" w:sz="4" w:space="0"/>
               <w:bottom w:val="nil"/>
-              <w:right w:val="single" w:sz="12" w:space="0" w:color="auto"/>
+              <w:right w:val="single" w:color="auto" w:sz="12" w:space="0"/>
             </w:tcBorders>
             <w:tcMar>
               <w:top w:w="-1" w:type="dxa"/>
@@ -2241,12 +2274,12 @@
               <w:adjustRightInd w:val="0"/>
               <w:snapToGrid w:val="0"/>
               <w:spacing w:line="240" w:lineRule="auto"/>
-              <w:ind w:left="0" w:right="0" w:firstLine="0" w:leftChars="0" w:rightChars="0" w:firstLineChars="0"/>
+              <w:ind w:left="0" w:leftChars="0" w:right="0" w:rightChars="0" w:firstLine="0" w:firstLineChars="0"/>
               <w:jc w:val="center"/>
               <w:textAlignment w:val="baseline"/>
               <w:rPr>
-                <w:rStyle w:val="Strong"/>
-                <w:rFonts w:ascii="微软雅黑" w:eastAsia="微软雅黑" w:hAnsi="微软雅黑" w:cs="微软雅黑" w:hint="default"/>
+                <w:rStyle w:val="25"/>
+                <w:rFonts w:hint="default" w:ascii="微软雅黑" w:hAnsi="微软雅黑" w:eastAsia="微软雅黑" w:cs="微软雅黑"/>
                 <w:b w:val="0"/>
                 <w:bCs/>
                 <w:i w:val="0"/>
@@ -2267,8 +2300,14 @@
       </w:tr>
       <w:tr>
         <w:tblPrEx>
-          <w:tblW w:w="8519" w:type="dxa"/>
-          <w:jc w:val="center"/>
+          <w:tblBorders>
+            <w:top w:val="none" w:color="auto" w:sz="0" w:space="0"/>
+            <w:left w:val="none" w:color="auto" w:sz="0" w:space="0"/>
+            <w:bottom w:val="none" w:color="auto" w:sz="0" w:space="0"/>
+            <w:right w:val="none" w:color="auto" w:sz="0" w:space="0"/>
+            <w:insideH w:val="none" w:color="auto" w:sz="0" w:space="0"/>
+            <w:insideV w:val="none" w:color="auto" w:sz="0" w:space="0"/>
+          </w:tblBorders>
           <w:tblCellMar>
             <w:top w:w="0" w:type="dxa"/>
             <w:left w:w="108" w:type="dxa"/>
@@ -2277,15 +2316,15 @@
           </w:tblCellMar>
         </w:tblPrEx>
         <w:trPr>
-          <w:trHeight w:val="0"/>
+          <w:trHeight w:val="0" w:hRule="atLeast"/>
           <w:jc w:val="center"/>
         </w:trPr>
         <w:tc>
           <w:tcPr>
             <w:tcW w:w="0" w:type="auto"/>
             <w:tcBorders>
-              <w:top w:val="single" w:sz="4" w:space="0" w:color="auto"/>
-              <w:left w:val="single" w:sz="12" w:space="0" w:color="auto"/>
+              <w:top w:val="single" w:color="auto" w:sz="4" w:space="0"/>
+              <w:left w:val="single" w:color="auto" w:sz="12" w:space="0"/>
               <w:bottom w:val="nil"/>
               <w:right w:val="nil"/>
             </w:tcBorders>
@@ -2312,12 +2351,12 @@
               <w:adjustRightInd w:val="0"/>
               <w:snapToGrid w:val="0"/>
               <w:spacing w:line="240" w:lineRule="auto"/>
-              <w:ind w:left="0" w:right="0" w:firstLine="0" w:leftChars="0" w:rightChars="0" w:firstLineChars="0"/>
+              <w:ind w:left="0" w:leftChars="0" w:right="0" w:rightChars="0" w:firstLine="0" w:firstLineChars="0"/>
               <w:jc w:val="center"/>
               <w:textAlignment w:val="baseline"/>
               <w:rPr>
-                <w:rStyle w:val="Strong"/>
-                <w:rFonts w:ascii="微软雅黑" w:eastAsia="微软雅黑" w:hAnsi="微软雅黑" w:cs="微软雅黑" w:hint="default"/>
+                <w:rStyle w:val="25"/>
+                <w:rFonts w:hint="default" w:ascii="微软雅黑" w:hAnsi="微软雅黑" w:eastAsia="微软雅黑" w:cs="微软雅黑"/>
                 <w:b w:val="0"/>
                 <w:bCs/>
                 <w:i w:val="0"/>
@@ -2339,8 +2378,8 @@
           <w:tcPr>
             <w:tcW w:w="0" w:type="auto"/>
             <w:tcBorders>
-              <w:top w:val="single" w:sz="4" w:space="0" w:color="auto"/>
-              <w:left w:val="single" w:sz="4" w:space="0" w:color="auto"/>
+              <w:top w:val="single" w:color="auto" w:sz="4" w:space="0"/>
+              <w:left w:val="single" w:color="auto" w:sz="4" w:space="0"/>
               <w:bottom w:val="nil"/>
               <w:right w:val="nil"/>
             </w:tcBorders>
@@ -2367,12 +2406,12 @@
               <w:adjustRightInd w:val="0"/>
               <w:snapToGrid w:val="0"/>
               <w:spacing w:line="240" w:lineRule="auto"/>
-              <w:ind w:left="0" w:right="0" w:firstLine="0" w:leftChars="0" w:rightChars="0" w:firstLineChars="0"/>
+              <w:ind w:left="0" w:leftChars="0" w:right="0" w:rightChars="0" w:firstLine="0" w:firstLineChars="0"/>
               <w:jc w:val="center"/>
               <w:textAlignment w:val="baseline"/>
               <w:rPr>
-                <w:rStyle w:val="Strong"/>
-                <w:rFonts w:ascii="微软雅黑" w:eastAsia="微软雅黑" w:hAnsi="微软雅黑" w:cs="微软雅黑" w:hint="default"/>
+                <w:rStyle w:val="25"/>
+                <w:rFonts w:hint="default" w:ascii="微软雅黑" w:hAnsi="微软雅黑" w:eastAsia="微软雅黑" w:cs="微软雅黑"/>
                 <w:b w:val="0"/>
                 <w:bCs/>
                 <w:i w:val="0"/>
@@ -2394,8 +2433,8 @@
           <w:tcPr>
             <w:tcW w:w="0" w:type="auto"/>
             <w:tcBorders>
-              <w:top w:val="single" w:sz="4" w:space="0" w:color="auto"/>
-              <w:left w:val="single" w:sz="4" w:space="0" w:color="auto"/>
+              <w:top w:val="single" w:color="auto" w:sz="4" w:space="0"/>
+              <w:left w:val="single" w:color="auto" w:sz="4" w:space="0"/>
               <w:bottom w:val="nil"/>
               <w:right w:val="nil"/>
             </w:tcBorders>
@@ -2422,12 +2461,12 @@
               <w:adjustRightInd w:val="0"/>
               <w:snapToGrid w:val="0"/>
               <w:spacing w:line="240" w:lineRule="auto"/>
-              <w:ind w:left="0" w:right="0" w:firstLine="0" w:leftChars="0" w:rightChars="0" w:firstLineChars="0"/>
+              <w:ind w:left="0" w:leftChars="0" w:right="0" w:rightChars="0" w:firstLine="0" w:firstLineChars="0"/>
               <w:jc w:val="center"/>
               <w:textAlignment w:val="baseline"/>
               <w:rPr>
-                <w:rStyle w:val="Strong"/>
-                <w:rFonts w:ascii="微软雅黑" w:eastAsia="微软雅黑" w:hAnsi="微软雅黑" w:cs="微软雅黑" w:hint="default"/>
+                <w:rStyle w:val="25"/>
+                <w:rFonts w:hint="default" w:ascii="微软雅黑" w:hAnsi="微软雅黑" w:eastAsia="微软雅黑" w:cs="微软雅黑"/>
                 <w:b w:val="0"/>
                 <w:bCs/>
                 <w:i w:val="0"/>
@@ -2449,8 +2488,8 @@
           <w:tcPr>
             <w:tcW w:w="0" w:type="auto"/>
             <w:tcBorders>
-              <w:top w:val="single" w:sz="4" w:space="0" w:color="auto"/>
-              <w:left w:val="single" w:sz="4" w:space="0" w:color="auto"/>
+              <w:top w:val="single" w:color="auto" w:sz="4" w:space="0"/>
+              <w:left w:val="single" w:color="auto" w:sz="4" w:space="0"/>
               <w:bottom w:val="nil"/>
               <w:right w:val="nil"/>
             </w:tcBorders>
@@ -2477,12 +2516,12 @@
               <w:adjustRightInd w:val="0"/>
               <w:snapToGrid w:val="0"/>
               <w:spacing w:line="240" w:lineRule="auto"/>
-              <w:ind w:left="0" w:right="0" w:firstLine="0" w:leftChars="0" w:rightChars="0" w:firstLineChars="0"/>
+              <w:ind w:left="0" w:leftChars="0" w:right="0" w:rightChars="0" w:firstLine="0" w:firstLineChars="0"/>
               <w:jc w:val="center"/>
               <w:textAlignment w:val="baseline"/>
               <w:rPr>
-                <w:rStyle w:val="Strong"/>
-                <w:rFonts w:ascii="微软雅黑" w:eastAsia="微软雅黑" w:hAnsi="微软雅黑" w:cs="微软雅黑" w:hint="default"/>
+                <w:rStyle w:val="25"/>
+                <w:rFonts w:hint="default" w:ascii="微软雅黑" w:hAnsi="微软雅黑" w:eastAsia="微软雅黑" w:cs="微软雅黑"/>
                 <w:b w:val="0"/>
                 <w:bCs/>
                 <w:i w:val="0"/>
@@ -2504,10 +2543,10 @@
           <w:tcPr>
             <w:tcW w:w="1205" w:type="dxa"/>
             <w:tcBorders>
-              <w:top w:val="single" w:sz="4" w:space="0" w:color="auto"/>
-              <w:left w:val="single" w:sz="4" w:space="0" w:color="auto"/>
+              <w:top w:val="single" w:color="auto" w:sz="4" w:space="0"/>
+              <w:left w:val="single" w:color="auto" w:sz="4" w:space="0"/>
               <w:bottom w:val="nil"/>
-              <w:right w:val="single" w:sz="12" w:space="0" w:color="auto"/>
+              <w:right w:val="single" w:color="auto" w:sz="12" w:space="0"/>
             </w:tcBorders>
             <w:tcMar>
               <w:top w:w="-1" w:type="dxa"/>
@@ -2532,12 +2571,12 @@
               <w:adjustRightInd w:val="0"/>
               <w:snapToGrid w:val="0"/>
               <w:spacing w:line="240" w:lineRule="auto"/>
-              <w:ind w:left="0" w:right="0" w:firstLine="0" w:leftChars="0" w:rightChars="0" w:firstLineChars="0"/>
+              <w:ind w:left="0" w:leftChars="0" w:right="0" w:rightChars="0" w:firstLine="0" w:firstLineChars="0"/>
               <w:jc w:val="center"/>
               <w:textAlignment w:val="baseline"/>
               <w:rPr>
-                <w:rStyle w:val="Strong"/>
-                <w:rFonts w:ascii="微软雅黑" w:eastAsia="微软雅黑" w:hAnsi="微软雅黑" w:cs="微软雅黑" w:hint="default"/>
+                <w:rStyle w:val="25"/>
+                <w:rFonts w:hint="default" w:ascii="微软雅黑" w:hAnsi="微软雅黑" w:eastAsia="微软雅黑" w:cs="微软雅黑"/>
                 <w:b w:val="0"/>
                 <w:bCs/>
                 <w:i w:val="0"/>
@@ -2558,8 +2597,14 @@
       </w:tr>
       <w:tr>
         <w:tblPrEx>
-          <w:tblW w:w="8519" w:type="dxa"/>
-          <w:jc w:val="center"/>
+          <w:tblBorders>
+            <w:top w:val="none" w:color="auto" w:sz="0" w:space="0"/>
+            <w:left w:val="none" w:color="auto" w:sz="0" w:space="0"/>
+            <w:bottom w:val="none" w:color="auto" w:sz="0" w:space="0"/>
+            <w:right w:val="none" w:color="auto" w:sz="0" w:space="0"/>
+            <w:insideH w:val="none" w:color="auto" w:sz="0" w:space="0"/>
+            <w:insideV w:val="none" w:color="auto" w:sz="0" w:space="0"/>
+          </w:tblBorders>
           <w:tblCellMar>
             <w:top w:w="0" w:type="dxa"/>
             <w:left w:w="108" w:type="dxa"/>
@@ -2568,16 +2613,16 @@
           </w:tblCellMar>
         </w:tblPrEx>
         <w:trPr>
-          <w:trHeight w:val="0"/>
+          <w:trHeight w:val="0" w:hRule="atLeast"/>
           <w:jc w:val="center"/>
         </w:trPr>
         <w:tc>
           <w:tcPr>
             <w:tcW w:w="1621" w:type="dxa"/>
             <w:tcBorders>
-              <w:top w:val="single" w:sz="4" w:space="0" w:color="auto"/>
-              <w:left w:val="single" w:sz="12" w:space="0" w:color="auto"/>
-              <w:bottom w:val="single" w:sz="12" w:space="0" w:color="auto"/>
+              <w:top w:val="single" w:color="auto" w:sz="4" w:space="0"/>
+              <w:left w:val="single" w:color="auto" w:sz="12" w:space="0"/>
+              <w:bottom w:val="single" w:color="auto" w:sz="12" w:space="0"/>
               <w:right w:val="nil"/>
             </w:tcBorders>
             <w:tcMar>
@@ -2603,12 +2648,12 @@
               <w:adjustRightInd w:val="0"/>
               <w:snapToGrid w:val="0"/>
               <w:spacing w:line="240" w:lineRule="auto"/>
-              <w:ind w:left="0" w:right="0" w:firstLine="0" w:leftChars="0" w:rightChars="0" w:firstLineChars="0"/>
+              <w:ind w:left="0" w:leftChars="0" w:right="0" w:rightChars="0" w:firstLine="0" w:firstLineChars="0"/>
               <w:jc w:val="center"/>
               <w:textAlignment w:val="baseline"/>
               <w:rPr>
-                <w:rStyle w:val="Strong"/>
-                <w:rFonts w:ascii="微软雅黑" w:eastAsia="微软雅黑" w:hAnsi="微软雅黑" w:cs="微软雅黑" w:hint="default"/>
+                <w:rStyle w:val="25"/>
+                <w:rFonts w:hint="default" w:ascii="微软雅黑" w:hAnsi="微软雅黑" w:eastAsia="微软雅黑" w:cs="微软雅黑"/>
                 <w:b w:val="0"/>
                 <w:bCs/>
                 <w:i w:val="0"/>
@@ -2630,9 +2675,9 @@
           <w:tcPr>
             <w:tcW w:w="2036" w:type="dxa"/>
             <w:tcBorders>
-              <w:top w:val="single" w:sz="4" w:space="0" w:color="auto"/>
-              <w:left w:val="single" w:sz="4" w:space="0" w:color="auto"/>
-              <w:bottom w:val="single" w:sz="12" w:space="0" w:color="auto"/>
+              <w:top w:val="single" w:color="auto" w:sz="4" w:space="0"/>
+              <w:left w:val="single" w:color="auto" w:sz="4" w:space="0"/>
+              <w:bottom w:val="single" w:color="auto" w:sz="12" w:space="0"/>
               <w:right w:val="nil"/>
             </w:tcBorders>
             <w:tcMar>
@@ -2658,12 +2703,12 @@
               <w:adjustRightInd w:val="0"/>
               <w:snapToGrid w:val="0"/>
               <w:spacing w:line="240" w:lineRule="auto"/>
-              <w:ind w:left="0" w:right="0" w:firstLine="0" w:leftChars="0" w:rightChars="0" w:firstLineChars="0"/>
+              <w:ind w:left="0" w:leftChars="0" w:right="0" w:rightChars="0" w:firstLine="0" w:firstLineChars="0"/>
               <w:jc w:val="center"/>
               <w:textAlignment w:val="baseline"/>
               <w:rPr>
-                <w:rStyle w:val="Strong"/>
-                <w:rFonts w:ascii="微软雅黑" w:eastAsia="微软雅黑" w:hAnsi="微软雅黑" w:cs="微软雅黑" w:hint="default"/>
+                <w:rStyle w:val="25"/>
+                <w:rFonts w:hint="default" w:ascii="微软雅黑" w:hAnsi="微软雅黑" w:eastAsia="微软雅黑" w:cs="微软雅黑"/>
                 <w:b w:val="0"/>
                 <w:bCs/>
                 <w:i w:val="0"/>
@@ -2685,9 +2730,9 @@
           <w:tcPr>
             <w:tcW w:w="1621" w:type="dxa"/>
             <w:tcBorders>
-              <w:top w:val="single" w:sz="4" w:space="0" w:color="auto"/>
-              <w:left w:val="single" w:sz="4" w:space="0" w:color="auto"/>
-              <w:bottom w:val="single" w:sz="12" w:space="0" w:color="auto"/>
+              <w:top w:val="single" w:color="auto" w:sz="4" w:space="0"/>
+              <w:left w:val="single" w:color="auto" w:sz="4" w:space="0"/>
+              <w:bottom w:val="single" w:color="auto" w:sz="12" w:space="0"/>
               <w:right w:val="nil"/>
             </w:tcBorders>
             <w:tcMar>
@@ -2713,12 +2758,12 @@
               <w:adjustRightInd w:val="0"/>
               <w:snapToGrid w:val="0"/>
               <w:spacing w:line="240" w:lineRule="auto"/>
-              <w:ind w:left="0" w:right="0" w:firstLine="0" w:leftChars="0" w:rightChars="0" w:firstLineChars="0"/>
+              <w:ind w:left="0" w:leftChars="0" w:right="0" w:rightChars="0" w:firstLine="0" w:firstLineChars="0"/>
               <w:jc w:val="center"/>
               <w:textAlignment w:val="baseline"/>
               <w:rPr>
-                <w:rStyle w:val="Strong"/>
-                <w:rFonts w:ascii="微软雅黑" w:eastAsia="微软雅黑" w:hAnsi="微软雅黑" w:cs="微软雅黑" w:hint="default"/>
+                <w:rStyle w:val="25"/>
+                <w:rFonts w:hint="default" w:ascii="微软雅黑" w:hAnsi="微软雅黑" w:eastAsia="微软雅黑" w:cs="微软雅黑"/>
                 <w:b w:val="0"/>
                 <w:bCs/>
                 <w:i w:val="0"/>
@@ -2740,9 +2785,9 @@
           <w:tcPr>
             <w:tcW w:w="2036" w:type="dxa"/>
             <w:tcBorders>
-              <w:top w:val="single" w:sz="4" w:space="0" w:color="auto"/>
-              <w:left w:val="single" w:sz="4" w:space="0" w:color="auto"/>
-              <w:bottom w:val="single" w:sz="12" w:space="0" w:color="auto"/>
+              <w:top w:val="single" w:color="auto" w:sz="4" w:space="0"/>
+              <w:left w:val="single" w:color="auto" w:sz="4" w:space="0"/>
+              <w:bottom w:val="single" w:color="auto" w:sz="12" w:space="0"/>
               <w:right w:val="nil"/>
             </w:tcBorders>
             <w:tcMar>
@@ -2768,12 +2813,12 @@
               <w:adjustRightInd w:val="0"/>
               <w:snapToGrid w:val="0"/>
               <w:spacing w:line="240" w:lineRule="auto"/>
-              <w:ind w:left="0" w:right="0" w:firstLine="0" w:leftChars="0" w:rightChars="0" w:firstLineChars="0"/>
+              <w:ind w:left="0" w:leftChars="0" w:right="0" w:rightChars="0" w:firstLine="0" w:firstLineChars="0"/>
               <w:jc w:val="center"/>
               <w:textAlignment w:val="baseline"/>
               <w:rPr>
-                <w:rStyle w:val="Strong"/>
-                <w:rFonts w:ascii="微软雅黑" w:eastAsia="微软雅黑" w:hAnsi="微软雅黑" w:cs="微软雅黑" w:hint="default"/>
+                <w:rStyle w:val="25"/>
+                <w:rFonts w:hint="default" w:ascii="微软雅黑" w:hAnsi="微软雅黑" w:eastAsia="微软雅黑" w:cs="微软雅黑"/>
                 <w:b w:val="0"/>
                 <w:bCs/>
                 <w:i w:val="0"/>
@@ -2795,10 +2840,10 @@
           <w:tcPr>
             <w:tcW w:w="1205" w:type="dxa"/>
             <w:tcBorders>
-              <w:top w:val="single" w:sz="4" w:space="0" w:color="auto"/>
-              <w:left w:val="single" w:sz="4" w:space="0" w:color="auto"/>
-              <w:bottom w:val="single" w:sz="12" w:space="0" w:color="auto"/>
-              <w:right w:val="single" w:sz="12" w:space="0" w:color="auto"/>
+              <w:top w:val="single" w:color="auto" w:sz="4" w:space="0"/>
+              <w:left w:val="single" w:color="auto" w:sz="4" w:space="0"/>
+              <w:bottom w:val="single" w:color="auto" w:sz="12" w:space="0"/>
+              <w:right w:val="single" w:color="auto" w:sz="12" w:space="0"/>
             </w:tcBorders>
             <w:tcMar>
               <w:top w:w="-1" w:type="dxa"/>
@@ -2823,12 +2868,12 @@
               <w:adjustRightInd w:val="0"/>
               <w:snapToGrid w:val="0"/>
               <w:spacing w:line="240" w:lineRule="auto"/>
-              <w:ind w:left="0" w:right="0" w:firstLine="0" w:leftChars="0" w:rightChars="0" w:firstLineChars="0"/>
+              <w:ind w:left="0" w:leftChars="0" w:right="0" w:rightChars="0" w:firstLine="0" w:firstLineChars="0"/>
               <w:jc w:val="center"/>
               <w:textAlignment w:val="baseline"/>
               <w:rPr>
-                <w:rStyle w:val="Strong"/>
-                <w:rFonts w:ascii="微软雅黑" w:eastAsia="微软雅黑" w:hAnsi="微软雅黑" w:cs="微软雅黑" w:hint="default"/>
+                <w:rStyle w:val="25"/>
+                <w:rFonts w:hint="default" w:ascii="微软雅黑" w:hAnsi="微软雅黑" w:eastAsia="微软雅黑" w:cs="微软雅黑"/>
                 <w:b w:val="0"/>
                 <w:bCs/>
                 <w:i w:val="0"/>
@@ -2866,8 +2911,8 @@
       </w:pPr>
       <w:r>
         <w:rPr>
-          <w:rStyle w:val="Strong"/>
-          <w:rFonts w:ascii="微软雅黑" w:eastAsia="微软雅黑" w:hAnsi="微软雅黑" w:cs="微软雅黑" w:hint="default"/>
+          <w:rStyle w:val="25"/>
+          <w:rFonts w:hint="default" w:ascii="微软雅黑" w:hAnsi="微软雅黑" w:eastAsia="微软雅黑" w:cs="微软雅黑"/>
           <w:b w:val="0"/>
           <w:bCs/>
           <w:i w:val="0"/>
@@ -2887,7 +2932,7 @@
     <w:sdt>
       <w:sdtPr>
         <w:rPr>
-          <w:rFonts w:ascii="宋体" w:eastAsia="宋体" w:hAnsi="宋体" w:cs="Arial"/>
+          <w:rFonts w:ascii="宋体" w:hAnsi="宋体" w:eastAsia="宋体" w:cs="Arial"/>
           <w:snapToGrid w:val="0"/>
           <w:color w:val="000000"/>
           <w:kern w:val="0"/>
@@ -2903,7 +2948,7 @@
       </w:sdtPr>
       <w:sdtEndPr>
         <w:rPr>
-          <w:rFonts w:ascii="宋体" w:eastAsia="宋体" w:hAnsi="宋体" w:cs="Arial"/>
+          <w:rFonts w:ascii="宋体" w:hAnsi="宋体" w:eastAsia="宋体" w:cs="Arial"/>
           <w:snapToGrid w:val="0"/>
           <w:color w:val="000000"/>
           <w:kern w:val="0"/>
@@ -2916,12 +2961,12 @@
         <w:p>
           <w:pPr>
             <w:spacing w:before="0" w:beforeLines="0" w:after="0" w:afterLines="0" w:line="240" w:lineRule="auto"/>
-            <w:ind w:left="0" w:right="0" w:firstLine="0" w:leftChars="0" w:rightChars="0" w:firstLineChars="0"/>
+            <w:ind w:left="0" w:leftChars="0" w:right="0" w:rightChars="0" w:firstLine="0" w:firstLineChars="0"/>
             <w:jc w:val="center"/>
           </w:pPr>
           <w:r>
             <w:rPr>
-              <w:rFonts w:ascii="宋体" w:eastAsia="宋体" w:hAnsi="宋体"/>
+              <w:rFonts w:ascii="宋体" w:hAnsi="宋体" w:eastAsia="宋体"/>
               <w:sz w:val="21"/>
             </w:rPr>
             <w:t>目录</w:t>
@@ -2929,7 +2974,7 @@
         </w:p>
         <w:p>
           <w:pPr>
-            <w:pStyle w:val="TOC1"/>
+            <w:pStyle w:val="16"/>
             <w:tabs>
               <w:tab w:val="right" w:leader="dot" w:pos="8306"/>
             </w:tabs>
@@ -2947,7 +2992,7 @@
             <w:fldChar w:fldCharType="begin"/>
           </w:r>
           <w:r>
-            <w:instrText xml:space="preserve"> HYPERLINK \l _Toc11734 </w:instrText>
+            <w:instrText xml:space="preserve"> HYPERLINK \l _Toc17597 </w:instrText>
           </w:r>
           <w:r>
             <w:fldChar w:fldCharType="separate"/>
@@ -2966,7 +3011,7 @@
             <w:fldChar w:fldCharType="begin"/>
           </w:r>
           <w:r>
-            <w:instrText xml:space="preserve"> PAGEREF _Toc11734 \h </w:instrText>
+            <w:instrText xml:space="preserve"> PAGEREF _Toc17597 \h </w:instrText>
           </w:r>
           <w:r>
             <w:fldChar w:fldCharType="separate"/>
@@ -2983,7 +3028,7 @@
         </w:p>
         <w:p>
           <w:pPr>
-            <w:pStyle w:val="TOC1"/>
+            <w:pStyle w:val="16"/>
             <w:tabs>
               <w:tab w:val="right" w:leader="dot" w:pos="8306"/>
             </w:tabs>
@@ -2992,7 +3037,7 @@
             <w:fldChar w:fldCharType="begin"/>
           </w:r>
           <w:r>
-            <w:instrText xml:space="preserve"> HYPERLINK \l _Toc6325 </w:instrText>
+            <w:instrText xml:space="preserve"> HYPERLINK \l _Toc4943 </w:instrText>
           </w:r>
           <w:r>
             <w:fldChar w:fldCharType="separate"/>
@@ -3011,7 +3056,7 @@
             <w:fldChar w:fldCharType="begin"/>
           </w:r>
           <w:r>
-            <w:instrText xml:space="preserve"> PAGEREF _Toc6325 \h </w:instrText>
+            <w:instrText xml:space="preserve"> PAGEREF _Toc4943 \h </w:instrText>
           </w:r>
           <w:r>
             <w:fldChar w:fldCharType="separate"/>
@@ -3028,7 +3073,7 @@
         </w:p>
         <w:p>
           <w:pPr>
-            <w:pStyle w:val="TOC1"/>
+            <w:pStyle w:val="16"/>
             <w:tabs>
               <w:tab w:val="right" w:leader="dot" w:pos="8306"/>
             </w:tabs>
@@ -3037,7 +3082,7 @@
             <w:fldChar w:fldCharType="begin"/>
           </w:r>
           <w:r>
-            <w:instrText xml:space="preserve"> HYPERLINK \l _Toc23924 </w:instrText>
+            <w:instrText xml:space="preserve"> HYPERLINK \l _Toc20555 </w:instrText>
           </w:r>
           <w:r>
             <w:fldChar w:fldCharType="separate"/>
@@ -3056,7 +3101,7 @@
             <w:fldChar w:fldCharType="begin"/>
           </w:r>
           <w:r>
-            <w:instrText xml:space="preserve"> PAGEREF _Toc23924 \h </w:instrText>
+            <w:instrText xml:space="preserve"> PAGEREF _Toc20555 \h </w:instrText>
           </w:r>
           <w:r>
             <w:fldChar w:fldCharType="separate"/>
@@ -3073,7 +3118,7 @@
         </w:p>
         <w:p>
           <w:pPr>
-            <w:pStyle w:val="TOC2"/>
+            <w:pStyle w:val="18"/>
             <w:tabs>
               <w:tab w:val="right" w:leader="dot" w:pos="8306"/>
             </w:tabs>
@@ -3082,7 +3127,7 @@
             <w:fldChar w:fldCharType="begin"/>
           </w:r>
           <w:r>
-            <w:instrText xml:space="preserve"> HYPERLINK \l _Toc27792 </w:instrText>
+            <w:instrText xml:space="preserve"> HYPERLINK \l _Toc19058 </w:instrText>
           </w:r>
           <w:r>
             <w:fldChar w:fldCharType="separate"/>
@@ -3101,7 +3146,7 @@
             <w:fldChar w:fldCharType="begin"/>
           </w:r>
           <w:r>
-            <w:instrText xml:space="preserve"> PAGEREF _Toc27792 \h </w:instrText>
+            <w:instrText xml:space="preserve"> PAGEREF _Toc19058 \h </w:instrText>
           </w:r>
           <w:r>
             <w:fldChar w:fldCharType="separate"/>
@@ -3118,7 +3163,7 @@
         </w:p>
         <w:p>
           <w:pPr>
-            <w:pStyle w:val="TOC2"/>
+            <w:pStyle w:val="18"/>
             <w:tabs>
               <w:tab w:val="right" w:leader="dot" w:pos="8306"/>
             </w:tabs>
@@ -3127,7 +3172,7 @@
             <w:fldChar w:fldCharType="begin"/>
           </w:r>
           <w:r>
-            <w:instrText xml:space="preserve"> HYPERLINK \l _Toc7902 </w:instrText>
+            <w:instrText xml:space="preserve"> HYPERLINK \l _Toc1814 </w:instrText>
           </w:r>
           <w:r>
             <w:fldChar w:fldCharType="separate"/>
@@ -3137,7 +3182,7 @@
               <w:rFonts w:hint="default"/>
               <w:lang w:val="en-US" w:eastAsia="zh-CN"/>
             </w:rPr>
-            <w:t>3.2. 产品产品质量部</w:t>
+            <w:t>3.2. 产品质量部</w:t>
           </w:r>
           <w:r>
             <w:tab/>
@@ -3146,7 +3191,7 @@
             <w:fldChar w:fldCharType="begin"/>
           </w:r>
           <w:r>
-            <w:instrText xml:space="preserve"> PAGEREF _Toc7902 \h </w:instrText>
+            <w:instrText xml:space="preserve"> PAGEREF _Toc1814 \h </w:instrText>
           </w:r>
           <w:r>
             <w:fldChar w:fldCharType="separate"/>
@@ -3163,7 +3208,7 @@
         </w:p>
         <w:p>
           <w:pPr>
-            <w:pStyle w:val="TOC2"/>
+            <w:pStyle w:val="18"/>
             <w:tabs>
               <w:tab w:val="right" w:leader="dot" w:pos="8306"/>
             </w:tabs>
@@ -3172,7 +3217,7 @@
             <w:fldChar w:fldCharType="begin"/>
           </w:r>
           <w:r>
-            <w:instrText xml:space="preserve"> HYPERLINK \l _Toc16898 </w:instrText>
+            <w:instrText xml:space="preserve"> HYPERLINK \l _Toc21647 </w:instrText>
           </w:r>
           <w:r>
             <w:fldChar w:fldCharType="separate"/>
@@ -3191,7 +3236,7 @@
             <w:fldChar w:fldCharType="begin"/>
           </w:r>
           <w:r>
-            <w:instrText xml:space="preserve"> PAGEREF _Toc16898 \h </w:instrText>
+            <w:instrText xml:space="preserve"> PAGEREF _Toc21647 \h </w:instrText>
           </w:r>
           <w:r>
             <w:fldChar w:fldCharType="separate"/>
@@ -3208,7 +3253,7 @@
         </w:p>
         <w:p>
           <w:pPr>
-            <w:pStyle w:val="TOC2"/>
+            <w:pStyle w:val="18"/>
             <w:tabs>
               <w:tab w:val="right" w:leader="dot" w:pos="8306"/>
             </w:tabs>
@@ -3217,7 +3262,7 @@
             <w:fldChar w:fldCharType="begin"/>
           </w:r>
           <w:r>
-            <w:instrText xml:space="preserve"> HYPERLINK \l _Toc24482 </w:instrText>
+            <w:instrText xml:space="preserve"> HYPERLINK \l _Toc5097 </w:instrText>
           </w:r>
           <w:r>
             <w:fldChar w:fldCharType="separate"/>
@@ -3236,7 +3281,7 @@
             <w:fldChar w:fldCharType="begin"/>
           </w:r>
           <w:r>
-            <w:instrText xml:space="preserve"> PAGEREF _Toc24482 \h </w:instrText>
+            <w:instrText xml:space="preserve"> PAGEREF _Toc5097 \h </w:instrText>
           </w:r>
           <w:r>
             <w:fldChar w:fldCharType="separate"/>
@@ -3253,7 +3298,7 @@
         </w:p>
         <w:p>
           <w:pPr>
-            <w:pStyle w:val="TOC2"/>
+            <w:pStyle w:val="18"/>
             <w:tabs>
               <w:tab w:val="right" w:leader="dot" w:pos="8306"/>
             </w:tabs>
@@ -3262,7 +3307,7 @@
             <w:fldChar w:fldCharType="begin"/>
           </w:r>
           <w:r>
-            <w:instrText xml:space="preserve"> HYPERLINK \l _Toc4617 </w:instrText>
+            <w:instrText xml:space="preserve"> HYPERLINK \l _Toc2235 </w:instrText>
           </w:r>
           <w:r>
             <w:fldChar w:fldCharType="separate"/>
@@ -3281,7 +3326,7 @@
             <w:fldChar w:fldCharType="begin"/>
           </w:r>
           <w:r>
-            <w:instrText xml:space="preserve"> PAGEREF _Toc4617 \h </w:instrText>
+            <w:instrText xml:space="preserve"> PAGEREF _Toc2235 \h </w:instrText>
           </w:r>
           <w:r>
             <w:fldChar w:fldCharType="separate"/>
@@ -3298,7 +3343,7 @@
         </w:p>
         <w:p>
           <w:pPr>
-            <w:pStyle w:val="TOC2"/>
+            <w:pStyle w:val="18"/>
             <w:tabs>
               <w:tab w:val="right" w:leader="dot" w:pos="8306"/>
             </w:tabs>
@@ -3307,7 +3352,7 @@
             <w:fldChar w:fldCharType="begin"/>
           </w:r>
           <w:r>
-            <w:instrText xml:space="preserve"> HYPERLINK \l _Toc14254 </w:instrText>
+            <w:instrText xml:space="preserve"> HYPERLINK \l _Toc21266 </w:instrText>
           </w:r>
           <w:r>
             <w:fldChar w:fldCharType="separate"/>
@@ -3326,7 +3371,7 @@
             <w:fldChar w:fldCharType="begin"/>
           </w:r>
           <w:r>
-            <w:instrText xml:space="preserve"> PAGEREF _Toc14254 \h </w:instrText>
+            <w:instrText xml:space="preserve"> PAGEREF _Toc21266 \h </w:instrText>
           </w:r>
           <w:r>
             <w:fldChar w:fldCharType="separate"/>
@@ -3343,7 +3388,7 @@
         </w:p>
         <w:p>
           <w:pPr>
-            <w:pStyle w:val="TOC1"/>
+            <w:pStyle w:val="16"/>
             <w:tabs>
               <w:tab w:val="right" w:leader="dot" w:pos="8306"/>
             </w:tabs>
@@ -3352,7 +3397,7 @@
             <w:fldChar w:fldCharType="begin"/>
           </w:r>
           <w:r>
-            <w:instrText xml:space="preserve"> HYPERLINK \l _Toc13351 </w:instrText>
+            <w:instrText xml:space="preserve"> HYPERLINK \l _Toc30044 </w:instrText>
           </w:r>
           <w:r>
             <w:fldChar w:fldCharType="separate"/>
@@ -3371,7 +3416,7 @@
             <w:fldChar w:fldCharType="begin"/>
           </w:r>
           <w:r>
-            <w:instrText xml:space="preserve"> PAGEREF _Toc13351 \h </w:instrText>
+            <w:instrText xml:space="preserve"> PAGEREF _Toc30044 \h </w:instrText>
           </w:r>
           <w:r>
             <w:fldChar w:fldCharType="separate"/>
@@ -3388,7 +3433,7 @@
         </w:p>
         <w:p>
           <w:pPr>
-            <w:pStyle w:val="TOC2"/>
+            <w:pStyle w:val="18"/>
             <w:tabs>
               <w:tab w:val="right" w:leader="dot" w:pos="8306"/>
             </w:tabs>
@@ -3397,7 +3442,7 @@
             <w:fldChar w:fldCharType="begin"/>
           </w:r>
           <w:r>
-            <w:instrText xml:space="preserve"> HYPERLINK \l _Toc19125 </w:instrText>
+            <w:instrText xml:space="preserve"> HYPERLINK \l _Toc22401 </w:instrText>
           </w:r>
           <w:r>
             <w:fldChar w:fldCharType="separate"/>
@@ -3416,7 +3461,7 @@
             <w:fldChar w:fldCharType="begin"/>
           </w:r>
           <w:r>
-            <w:instrText xml:space="preserve"> PAGEREF _Toc19125 \h </w:instrText>
+            <w:instrText xml:space="preserve"> PAGEREF _Toc22401 \h </w:instrText>
           </w:r>
           <w:r>
             <w:fldChar w:fldCharType="separate"/>
@@ -3433,7 +3478,7 @@
         </w:p>
         <w:p>
           <w:pPr>
-            <w:pStyle w:val="TOC2"/>
+            <w:pStyle w:val="18"/>
             <w:tabs>
               <w:tab w:val="right" w:leader="dot" w:pos="8306"/>
             </w:tabs>
@@ -3442,7 +3487,7 @@
             <w:fldChar w:fldCharType="begin"/>
           </w:r>
           <w:r>
-            <w:instrText xml:space="preserve"> HYPERLINK \l _Toc9867 </w:instrText>
+            <w:instrText xml:space="preserve"> HYPERLINK \l _Toc12084 </w:instrText>
           </w:r>
           <w:r>
             <w:fldChar w:fldCharType="separate"/>
@@ -3461,7 +3506,7 @@
             <w:fldChar w:fldCharType="begin"/>
           </w:r>
           <w:r>
-            <w:instrText xml:space="preserve"> PAGEREF _Toc9867 \h </w:instrText>
+            <w:instrText xml:space="preserve"> PAGEREF _Toc12084 \h </w:instrText>
           </w:r>
           <w:r>
             <w:fldChar w:fldCharType="separate"/>
@@ -3478,7 +3523,7 @@
         </w:p>
         <w:p>
           <w:pPr>
-            <w:pStyle w:val="TOC2"/>
+            <w:pStyle w:val="18"/>
             <w:tabs>
               <w:tab w:val="right" w:leader="dot" w:pos="8306"/>
             </w:tabs>
@@ -3487,7 +3532,7 @@
             <w:fldChar w:fldCharType="begin"/>
           </w:r>
           <w:r>
-            <w:instrText xml:space="preserve"> HYPERLINK \l _Toc10805 </w:instrText>
+            <w:instrText xml:space="preserve"> HYPERLINK \l _Toc25124 </w:instrText>
           </w:r>
           <w:r>
             <w:fldChar w:fldCharType="separate"/>
@@ -3506,7 +3551,7 @@
             <w:fldChar w:fldCharType="begin"/>
           </w:r>
           <w:r>
-            <w:instrText xml:space="preserve"> PAGEREF _Toc10805 \h </w:instrText>
+            <w:instrText xml:space="preserve"> PAGEREF _Toc25124 \h </w:instrText>
           </w:r>
           <w:r>
             <w:fldChar w:fldCharType="separate"/>
@@ -3523,7 +3568,7 @@
         </w:p>
         <w:p>
           <w:pPr>
-            <w:pStyle w:val="TOC2"/>
+            <w:pStyle w:val="18"/>
             <w:tabs>
               <w:tab w:val="right" w:leader="dot" w:pos="8306"/>
             </w:tabs>
@@ -3532,7 +3577,7 @@
             <w:fldChar w:fldCharType="begin"/>
           </w:r>
           <w:r>
-            <w:instrText xml:space="preserve"> HYPERLINK \l _Toc14501 </w:instrText>
+            <w:instrText xml:space="preserve"> HYPERLINK \l _Toc15851 </w:instrText>
           </w:r>
           <w:r>
             <w:fldChar w:fldCharType="separate"/>
@@ -3551,7 +3596,7 @@
             <w:fldChar w:fldCharType="begin"/>
           </w:r>
           <w:r>
-            <w:instrText xml:space="preserve"> PAGEREF _Toc14501 \h </w:instrText>
+            <w:instrText xml:space="preserve"> PAGEREF _Toc15851 \h </w:instrText>
           </w:r>
           <w:r>
             <w:fldChar w:fldCharType="separate"/>
@@ -3568,7 +3613,7 @@
         </w:p>
         <w:p>
           <w:pPr>
-            <w:pStyle w:val="TOC1"/>
+            <w:pStyle w:val="16"/>
             <w:tabs>
               <w:tab w:val="right" w:leader="dot" w:pos="8306"/>
             </w:tabs>
@@ -3577,7 +3622,7 @@
             <w:fldChar w:fldCharType="begin"/>
           </w:r>
           <w:r>
-            <w:instrText xml:space="preserve"> HYPERLINK \l _Toc25658 </w:instrText>
+            <w:instrText xml:space="preserve"> HYPERLINK \l _Toc9413 </w:instrText>
           </w:r>
           <w:r>
             <w:fldChar w:fldCharType="separate"/>
@@ -3596,7 +3641,7 @@
             <w:fldChar w:fldCharType="begin"/>
           </w:r>
           <w:r>
-            <w:instrText xml:space="preserve"> PAGEREF _Toc25658 \h </w:instrText>
+            <w:instrText xml:space="preserve"> PAGEREF _Toc9413 \h </w:instrText>
           </w:r>
           <w:r>
             <w:fldChar w:fldCharType="separate"/>
@@ -3613,7 +3658,7 @@
         </w:p>
         <w:p>
           <w:pPr>
-            <w:pStyle w:val="TOC2"/>
+            <w:pStyle w:val="18"/>
             <w:tabs>
               <w:tab w:val="right" w:leader="dot" w:pos="8306"/>
             </w:tabs>
@@ -3622,7 +3667,7 @@
             <w:fldChar w:fldCharType="begin"/>
           </w:r>
           <w:r>
-            <w:instrText xml:space="preserve"> HYPERLINK \l _Toc13122 </w:instrText>
+            <w:instrText xml:space="preserve"> HYPERLINK \l _Toc14806 </w:instrText>
           </w:r>
           <w:r>
             <w:fldChar w:fldCharType="separate"/>
@@ -3641,7 +3686,7 @@
             <w:fldChar w:fldCharType="begin"/>
           </w:r>
           <w:r>
-            <w:instrText xml:space="preserve"> PAGEREF _Toc13122 \h </w:instrText>
+            <w:instrText xml:space="preserve"> PAGEREF _Toc14806 \h </w:instrText>
           </w:r>
           <w:r>
             <w:fldChar w:fldCharType="separate"/>
@@ -3658,7 +3703,7 @@
         </w:p>
         <w:p>
           <w:pPr>
-            <w:pStyle w:val="TOC2"/>
+            <w:pStyle w:val="18"/>
             <w:tabs>
               <w:tab w:val="right" w:leader="dot" w:pos="8306"/>
             </w:tabs>
@@ -3667,7 +3712,7 @@
             <w:fldChar w:fldCharType="begin"/>
           </w:r>
           <w:r>
-            <w:instrText xml:space="preserve"> HYPERLINK \l _Toc3459 </w:instrText>
+            <w:instrText xml:space="preserve"> HYPERLINK \l _Toc13623 </w:instrText>
           </w:r>
           <w:r>
             <w:fldChar w:fldCharType="separate"/>
@@ -3686,7 +3731,7 @@
             <w:fldChar w:fldCharType="begin"/>
           </w:r>
           <w:r>
-            <w:instrText xml:space="preserve"> PAGEREF _Toc3459 \h </w:instrText>
+            <w:instrText xml:space="preserve"> PAGEREF _Toc13623 \h </w:instrText>
           </w:r>
           <w:r>
             <w:fldChar w:fldCharType="separate"/>
@@ -3703,7 +3748,7 @@
         </w:p>
         <w:p>
           <w:pPr>
-            <w:pStyle w:val="TOC2"/>
+            <w:pStyle w:val="18"/>
             <w:tabs>
               <w:tab w:val="right" w:leader="dot" w:pos="8306"/>
             </w:tabs>
@@ -3712,7 +3757,7 @@
             <w:fldChar w:fldCharType="begin"/>
           </w:r>
           <w:r>
-            <w:instrText xml:space="preserve"> HYPERLINK \l _Toc12963 </w:instrText>
+            <w:instrText xml:space="preserve"> HYPERLINK \l _Toc3338 </w:instrText>
           </w:r>
           <w:r>
             <w:fldChar w:fldCharType="separate"/>
@@ -3731,7 +3776,7 @@
             <w:fldChar w:fldCharType="begin"/>
           </w:r>
           <w:r>
-            <w:instrText xml:space="preserve"> PAGEREF _Toc12963 \h </w:instrText>
+            <w:instrText xml:space="preserve"> PAGEREF _Toc3338 \h </w:instrText>
           </w:r>
           <w:r>
             <w:fldChar w:fldCharType="separate"/>
@@ -3748,7 +3793,7 @@
         </w:p>
         <w:p>
           <w:pPr>
-            <w:pStyle w:val="TOC2"/>
+            <w:pStyle w:val="18"/>
             <w:tabs>
               <w:tab w:val="right" w:leader="dot" w:pos="8306"/>
             </w:tabs>
@@ -3757,7 +3802,7 @@
             <w:fldChar w:fldCharType="begin"/>
           </w:r>
           <w:r>
-            <w:instrText xml:space="preserve"> HYPERLINK \l _Toc18892 </w:instrText>
+            <w:instrText xml:space="preserve"> HYPERLINK \l _Toc31386 </w:instrText>
           </w:r>
           <w:r>
             <w:fldChar w:fldCharType="separate"/>
@@ -3776,7 +3821,7 @@
             <w:fldChar w:fldCharType="begin"/>
           </w:r>
           <w:r>
-            <w:instrText xml:space="preserve"> PAGEREF _Toc18892 \h </w:instrText>
+            <w:instrText xml:space="preserve"> PAGEREF _Toc31386 \h </w:instrText>
           </w:r>
           <w:r>
             <w:fldChar w:fldCharType="separate"/>
@@ -3793,7 +3838,7 @@
         </w:p>
         <w:p>
           <w:pPr>
-            <w:pStyle w:val="TOC1"/>
+            <w:pStyle w:val="16"/>
             <w:tabs>
               <w:tab w:val="right" w:leader="dot" w:pos="8306"/>
             </w:tabs>
@@ -3802,7 +3847,7 @@
             <w:fldChar w:fldCharType="begin"/>
           </w:r>
           <w:r>
-            <w:instrText xml:space="preserve"> HYPERLINK \l _Toc18985 </w:instrText>
+            <w:instrText xml:space="preserve"> HYPERLINK \l _Toc6658 </w:instrText>
           </w:r>
           <w:r>
             <w:fldChar w:fldCharType="separate"/>
@@ -3821,7 +3866,7 @@
             <w:fldChar w:fldCharType="begin"/>
           </w:r>
           <w:r>
-            <w:instrText xml:space="preserve"> PAGEREF _Toc18985 \h </w:instrText>
+            <w:instrText xml:space="preserve"> PAGEREF _Toc6658 \h </w:instrText>
           </w:r>
           <w:r>
             <w:fldChar w:fldCharType="separate"/>
@@ -3838,7 +3883,7 @@
         </w:p>
         <w:p>
           <w:pPr>
-            <w:pStyle w:val="TOC1"/>
+            <w:pStyle w:val="16"/>
             <w:tabs>
               <w:tab w:val="right" w:leader="dot" w:pos="8306"/>
             </w:tabs>
@@ -3847,7 +3892,7 @@
             <w:fldChar w:fldCharType="begin"/>
           </w:r>
           <w:r>
-            <w:instrText xml:space="preserve"> HYPERLINK \l _Toc11063 </w:instrText>
+            <w:instrText xml:space="preserve"> HYPERLINK \l _Toc28147 </w:instrText>
           </w:r>
           <w:r>
             <w:fldChar w:fldCharType="separate"/>
@@ -3873,7 +3918,7 @@
             <w:fldChar w:fldCharType="begin"/>
           </w:r>
           <w:r>
-            <w:instrText xml:space="preserve"> PAGEREF _Toc11063 \h </w:instrText>
+            <w:instrText xml:space="preserve"> PAGEREF _Toc28147 \h </w:instrText>
           </w:r>
           <w:r>
             <w:fldChar w:fldCharType="separate"/>
@@ -3890,7 +3935,7 @@
         </w:p>
         <w:p>
           <w:pPr>
-            <w:pStyle w:val="TOC1"/>
+            <w:pStyle w:val="16"/>
             <w:tabs>
               <w:tab w:val="right" w:leader="dot" w:pos="8306"/>
             </w:tabs>
@@ -3899,7 +3944,7 @@
             <w:fldChar w:fldCharType="begin"/>
           </w:r>
           <w:r>
-            <w:instrText xml:space="preserve"> HYPERLINK \l _Toc1680 </w:instrText>
+            <w:instrText xml:space="preserve"> HYPERLINK \l _Toc23638 </w:instrText>
           </w:r>
           <w:r>
             <w:fldChar w:fldCharType="separate"/>
@@ -3925,7 +3970,7 @@
             <w:fldChar w:fldCharType="begin"/>
           </w:r>
           <w:r>
-            <w:instrText xml:space="preserve"> PAGEREF _Toc1680 \h </w:instrText>
+            <w:instrText xml:space="preserve"> PAGEREF _Toc23638 \h </w:instrText>
           </w:r>
           <w:r>
             <w:fldChar w:fldCharType="separate"/>
@@ -3951,7 +3996,7 @@
       <w:pPr>
         <w:jc w:val="center"/>
         <w:rPr>
-          <w:rFonts w:eastAsia="宋体" w:hint="eastAsia"/>
+          <w:rFonts w:hint="eastAsia" w:eastAsia="宋体"/>
           <w:lang w:val="en-US" w:eastAsia="zh-CN"/>
         </w:rPr>
       </w:pPr>
@@ -3965,7 +4010,7 @@
     </w:p>
     <w:p>
       <w:pPr>
-        <w:pStyle w:val="TableofFigures"/>
+        <w:pStyle w:val="17"/>
         <w:tabs>
           <w:tab w:val="right" w:leader="dot" w:pos="8306"/>
         </w:tabs>
@@ -3974,7 +4019,7 @@
         <w:fldChar w:fldCharType="begin"/>
       </w:r>
       <w:r>
-        <w:instrText>TOC \h \c "表"</w:instrText>
+        <w:instrText xml:space="preserve">TOC \h \c "表"</w:instrText>
       </w:r>
       <w:r>
         <w:fldChar w:fldCharType="separate"/>
@@ -4043,7 +4088,7 @@
     </w:p>
     <w:p>
       <w:pPr>
-        <w:pStyle w:val="TableofFigures"/>
+        <w:pStyle w:val="17"/>
         <w:tabs>
           <w:tab w:val="right" w:leader="dot" w:pos="8306"/>
         </w:tabs>
@@ -4145,14 +4190,14 @@
     </w:p>
     <w:p>
       <w:pPr>
-        <w:pStyle w:val="1"/>
-        <w:bidi w:val="0"/>
-        <w:rPr>
-          <w:rFonts w:hint="default"/>
-          <w:lang w:val="en-US" w:eastAsia="zh-CN"/>
-        </w:rPr>
-      </w:pPr>
-      <w:bookmarkStart w:id="1" w:name="_Toc11734"/>
+        <w:pStyle w:val="30"/>
+        <w:bidi w:val="0"/>
+        <w:rPr>
+          <w:rFonts w:hint="default"/>
+          <w:lang w:val="en-US" w:eastAsia="zh-CN"/>
+        </w:rPr>
+      </w:pPr>
+      <w:bookmarkStart w:id="1" w:name="_Toc17597"/>
       <w:r>
         <w:rPr>
           <w:rFonts w:hint="default"/>
@@ -4164,7 +4209,7 @@
     </w:p>
     <w:p>
       <w:pPr>
-        <w:pStyle w:val="a1"/>
+        <w:pStyle w:val="31"/>
         <w:bidi w:val="0"/>
         <w:rPr>
           <w:rFonts w:hint="default"/>
@@ -4181,14 +4226,14 @@
     </w:p>
     <w:p>
       <w:pPr>
-        <w:pStyle w:val="1"/>
-        <w:bidi w:val="0"/>
-        <w:rPr>
-          <w:rFonts w:hint="default"/>
-          <w:lang w:val="en-US" w:eastAsia="zh-CN"/>
-        </w:rPr>
-      </w:pPr>
-      <w:bookmarkStart w:id="2" w:name="_Toc6325"/>
+        <w:pStyle w:val="30"/>
+        <w:bidi w:val="0"/>
+        <w:rPr>
+          <w:rFonts w:hint="default"/>
+          <w:lang w:val="en-US" w:eastAsia="zh-CN"/>
+        </w:rPr>
+      </w:pPr>
+      <w:bookmarkStart w:id="2" w:name="_Toc4943"/>
       <w:r>
         <w:rPr>
           <w:rFonts w:hint="default"/>
@@ -4200,7 +4245,7 @@
     </w:p>
     <w:p>
       <w:pPr>
-        <w:pStyle w:val="a1"/>
+        <w:pStyle w:val="31"/>
         <w:bidi w:val="0"/>
         <w:rPr>
           <w:rFonts w:hint="default"/>
@@ -4217,14 +4262,14 @@
     </w:p>
     <w:p>
       <w:pPr>
-        <w:pStyle w:val="1"/>
-        <w:bidi w:val="0"/>
-        <w:rPr>
-          <w:rFonts w:hint="default"/>
-          <w:lang w:val="en-US" w:eastAsia="zh-CN"/>
-        </w:rPr>
-      </w:pPr>
-      <w:bookmarkStart w:id="3" w:name="_Toc23924"/>
+        <w:pStyle w:val="30"/>
+        <w:bidi w:val="0"/>
+        <w:rPr>
+          <w:rFonts w:hint="default"/>
+          <w:lang w:val="en-US" w:eastAsia="zh-CN"/>
+        </w:rPr>
+      </w:pPr>
+      <w:bookmarkStart w:id="3" w:name="_Toc20555"/>
       <w:r>
         <w:rPr>
           <w:rFonts w:hint="default"/>
@@ -4236,14 +4281,14 @@
     </w:p>
     <w:p>
       <w:pPr>
-        <w:pStyle w:val="2"/>
-        <w:bidi w:val="0"/>
-        <w:rPr>
-          <w:rFonts w:hint="default"/>
-          <w:lang w:val="en-US" w:eastAsia="zh-CN"/>
-        </w:rPr>
-      </w:pPr>
-      <w:bookmarkStart w:id="4" w:name="_Toc27792"/>
+        <w:pStyle w:val="32"/>
+        <w:bidi w:val="0"/>
+        <w:rPr>
+          <w:rFonts w:hint="default"/>
+          <w:lang w:val="en-US" w:eastAsia="zh-CN"/>
+        </w:rPr>
+      </w:pPr>
+      <w:bookmarkStart w:id="4" w:name="_Toc19058"/>
       <w:r>
         <w:rPr>
           <w:rFonts w:hint="default"/>
@@ -4255,7 +4300,7 @@
     </w:p>
     <w:p>
       <w:pPr>
-        <w:pStyle w:val="a1"/>
+        <w:pStyle w:val="31"/>
         <w:bidi w:val="0"/>
         <w:rPr>
           <w:rFonts w:hint="default"/>
@@ -4272,7 +4317,7 @@
     </w:p>
     <w:p>
       <w:pPr>
-        <w:pStyle w:val="a1"/>
+        <w:pStyle w:val="31"/>
         <w:bidi w:val="0"/>
         <w:rPr>
           <w:rFonts w:hint="default"/>
@@ -4289,7 +4334,7 @@
     </w:p>
     <w:p>
       <w:pPr>
-        <w:pStyle w:val="a1"/>
+        <w:pStyle w:val="31"/>
         <w:bidi w:val="0"/>
         <w:rPr>
           <w:rFonts w:hint="default"/>
@@ -4306,7 +4351,7 @@
     </w:p>
     <w:p>
       <w:pPr>
-        <w:pStyle w:val="a1"/>
+        <w:pStyle w:val="31"/>
         <w:bidi w:val="0"/>
         <w:rPr>
           <w:rFonts w:hint="default"/>
@@ -4323,7 +4368,7 @@
     </w:p>
     <w:p>
       <w:pPr>
-        <w:pStyle w:val="a1"/>
+        <w:pStyle w:val="31"/>
         <w:bidi w:val="0"/>
         <w:rPr>
           <w:rFonts w:hint="default"/>
@@ -4340,7 +4385,7 @@
     </w:p>
     <w:p>
       <w:pPr>
-        <w:pStyle w:val="a1"/>
+        <w:pStyle w:val="31"/>
         <w:bidi w:val="0"/>
         <w:rPr>
           <w:rFonts w:hint="default"/>
@@ -4357,7 +4402,7 @@
     </w:p>
     <w:p>
       <w:pPr>
-        <w:pStyle w:val="a1"/>
+        <w:pStyle w:val="31"/>
         <w:bidi w:val="0"/>
         <w:rPr>
           <w:rFonts w:hint="default"/>
@@ -4374,26 +4419,26 @@
     </w:p>
     <w:p>
       <w:pPr>
-        <w:pStyle w:val="2"/>
-        <w:bidi w:val="0"/>
-        <w:rPr>
-          <w:rFonts w:hint="default"/>
-          <w:lang w:val="en-US" w:eastAsia="zh-CN"/>
-        </w:rPr>
-      </w:pPr>
-      <w:bookmarkStart w:id="5" w:name="_Toc7902"/>
-      <w:r>
-        <w:rPr>
-          <w:rFonts w:hint="default"/>
-          <w:lang w:val="en-US" w:eastAsia="zh-CN"/>
-        </w:rPr>
-        <w:t>产品产品质量部</w:t>
+        <w:pStyle w:val="32"/>
+        <w:bidi w:val="0"/>
+        <w:rPr>
+          <w:rFonts w:hint="default"/>
+          <w:lang w:val="en-US" w:eastAsia="zh-CN"/>
+        </w:rPr>
+      </w:pPr>
+      <w:bookmarkStart w:id="5" w:name="_Toc1814"/>
+      <w:r>
+        <w:rPr>
+          <w:rFonts w:hint="default"/>
+          <w:lang w:val="en-US" w:eastAsia="zh-CN"/>
+        </w:rPr>
+        <w:t>产品质量部</w:t>
       </w:r>
       <w:bookmarkEnd w:id="5"/>
     </w:p>
     <w:p>
       <w:pPr>
-        <w:pStyle w:val="a1"/>
+        <w:pStyle w:val="31"/>
         <w:bidi w:val="0"/>
         <w:rPr>
           <w:rFonts w:hint="default"/>
@@ -4410,7 +4455,7 @@
     </w:p>
     <w:p>
       <w:pPr>
-        <w:pStyle w:val="a1"/>
+        <w:pStyle w:val="31"/>
         <w:bidi w:val="0"/>
         <w:rPr>
           <w:rFonts w:hint="default"/>
@@ -4427,7 +4472,7 @@
     </w:p>
     <w:p>
       <w:pPr>
-        <w:pStyle w:val="a1"/>
+        <w:pStyle w:val="31"/>
         <w:bidi w:val="0"/>
         <w:rPr>
           <w:rFonts w:hint="default"/>
@@ -4444,7 +4489,7 @@
     </w:p>
     <w:p>
       <w:pPr>
-        <w:pStyle w:val="a1"/>
+        <w:pStyle w:val="31"/>
         <w:bidi w:val="0"/>
         <w:rPr>
           <w:rFonts w:hint="default"/>
@@ -4461,14 +4506,14 @@
     </w:p>
     <w:p>
       <w:pPr>
-        <w:pStyle w:val="2"/>
-        <w:bidi w:val="0"/>
-        <w:rPr>
-          <w:rFonts w:hint="default"/>
-          <w:lang w:val="en-US" w:eastAsia="zh-CN"/>
-        </w:rPr>
-      </w:pPr>
-      <w:bookmarkStart w:id="6" w:name="_Toc16898"/>
+        <w:pStyle w:val="32"/>
+        <w:bidi w:val="0"/>
+        <w:rPr>
+          <w:rFonts w:hint="default"/>
+          <w:lang w:val="en-US" w:eastAsia="zh-CN"/>
+        </w:rPr>
+      </w:pPr>
+      <w:bookmarkStart w:id="6" w:name="_Toc21647"/>
       <w:r>
         <w:rPr>
           <w:rFonts w:hint="default"/>
@@ -4480,7 +4525,7 @@
     </w:p>
     <w:p>
       <w:pPr>
-        <w:pStyle w:val="a1"/>
+        <w:pStyle w:val="31"/>
         <w:bidi w:val="0"/>
         <w:rPr>
           <w:rFonts w:hint="default"/>
@@ -4497,7 +4542,7 @@
     </w:p>
     <w:p>
       <w:pPr>
-        <w:pStyle w:val="a1"/>
+        <w:pStyle w:val="31"/>
         <w:bidi w:val="0"/>
         <w:rPr>
           <w:rFonts w:hint="default"/>
@@ -4514,7 +4559,7 @@
     </w:p>
     <w:p>
       <w:pPr>
-        <w:pStyle w:val="a1"/>
+        <w:pStyle w:val="31"/>
         <w:bidi w:val="0"/>
         <w:rPr>
           <w:rFonts w:hint="default"/>
@@ -4531,7 +4576,7 @@
     </w:p>
     <w:p>
       <w:pPr>
-        <w:pStyle w:val="a1"/>
+        <w:pStyle w:val="31"/>
         <w:bidi w:val="0"/>
         <w:rPr>
           <w:rFonts w:hint="default"/>
@@ -4548,14 +4593,14 @@
     </w:p>
     <w:p>
       <w:pPr>
-        <w:pStyle w:val="2"/>
-        <w:bidi w:val="0"/>
-        <w:rPr>
-          <w:rFonts w:hint="default"/>
-          <w:lang w:val="en-US" w:eastAsia="zh-CN"/>
-        </w:rPr>
-      </w:pPr>
-      <w:bookmarkStart w:id="7" w:name="_Toc24482"/>
+        <w:pStyle w:val="32"/>
+        <w:bidi w:val="0"/>
+        <w:rPr>
+          <w:rFonts w:hint="default"/>
+          <w:lang w:val="en-US" w:eastAsia="zh-CN"/>
+        </w:rPr>
+      </w:pPr>
+      <w:bookmarkStart w:id="7" w:name="_Toc5097"/>
       <w:r>
         <w:rPr>
           <w:rFonts w:hint="default"/>
@@ -4567,7 +4612,7 @@
     </w:p>
     <w:p>
       <w:pPr>
-        <w:pStyle w:val="a1"/>
+        <w:pStyle w:val="31"/>
         <w:bidi w:val="0"/>
         <w:rPr>
           <w:rFonts w:hint="default"/>
@@ -4584,7 +4629,7 @@
     </w:p>
     <w:p>
       <w:pPr>
-        <w:pStyle w:val="a1"/>
+        <w:pStyle w:val="31"/>
         <w:bidi w:val="0"/>
         <w:rPr>
           <w:rFonts w:hint="default"/>
@@ -4601,7 +4646,7 @@
     </w:p>
     <w:p>
       <w:pPr>
-        <w:pStyle w:val="a1"/>
+        <w:pStyle w:val="31"/>
         <w:bidi w:val="0"/>
         <w:rPr>
           <w:rFonts w:hint="default"/>
@@ -4618,7 +4663,7 @@
     </w:p>
     <w:p>
       <w:pPr>
-        <w:pStyle w:val="a1"/>
+        <w:pStyle w:val="31"/>
         <w:bidi w:val="0"/>
         <w:rPr>
           <w:rFonts w:hint="default"/>
@@ -4635,14 +4680,14 @@
     </w:p>
     <w:p>
       <w:pPr>
-        <w:pStyle w:val="2"/>
-        <w:bidi w:val="0"/>
-        <w:rPr>
-          <w:rFonts w:hint="default"/>
-          <w:lang w:val="en-US" w:eastAsia="zh-CN"/>
-        </w:rPr>
-      </w:pPr>
-      <w:bookmarkStart w:id="8" w:name="_Toc4617"/>
+        <w:pStyle w:val="32"/>
+        <w:bidi w:val="0"/>
+        <w:rPr>
+          <w:rFonts w:hint="default"/>
+          <w:lang w:val="en-US" w:eastAsia="zh-CN"/>
+        </w:rPr>
+      </w:pPr>
+      <w:bookmarkStart w:id="8" w:name="_Toc2235"/>
       <w:r>
         <w:rPr>
           <w:rFonts w:hint="default"/>
@@ -4654,7 +4699,7 @@
     </w:p>
     <w:p>
       <w:pPr>
-        <w:pStyle w:val="a1"/>
+        <w:pStyle w:val="31"/>
         <w:bidi w:val="0"/>
         <w:rPr>
           <w:rFonts w:hint="default"/>
@@ -4671,7 +4716,7 @@
     </w:p>
     <w:p>
       <w:pPr>
-        <w:pStyle w:val="a1"/>
+        <w:pStyle w:val="31"/>
         <w:bidi w:val="0"/>
         <w:rPr>
           <w:rFonts w:hint="default"/>
@@ -4688,7 +4733,7 @@
     </w:p>
     <w:p>
       <w:pPr>
-        <w:pStyle w:val="a1"/>
+        <w:pStyle w:val="31"/>
         <w:bidi w:val="0"/>
         <w:rPr>
           <w:rFonts w:hint="default"/>
@@ -4705,7 +4750,7 @@
     </w:p>
     <w:p>
       <w:pPr>
-        <w:pStyle w:val="a1"/>
+        <w:pStyle w:val="31"/>
         <w:bidi w:val="0"/>
         <w:rPr>
           <w:rFonts w:hint="default"/>
@@ -4722,14 +4767,14 @@
     </w:p>
     <w:p>
       <w:pPr>
-        <w:pStyle w:val="2"/>
-        <w:bidi w:val="0"/>
-        <w:rPr>
-          <w:rFonts w:hint="default"/>
-          <w:lang w:val="en-US" w:eastAsia="zh-CN"/>
-        </w:rPr>
-      </w:pPr>
-      <w:bookmarkStart w:id="9" w:name="_Toc14254"/>
+        <w:pStyle w:val="32"/>
+        <w:bidi w:val="0"/>
+        <w:rPr>
+          <w:rFonts w:hint="default"/>
+          <w:lang w:val="en-US" w:eastAsia="zh-CN"/>
+        </w:rPr>
+      </w:pPr>
+      <w:bookmarkStart w:id="9" w:name="_Toc21266"/>
       <w:r>
         <w:rPr>
           <w:rFonts w:hint="default"/>
@@ -4741,7 +4786,7 @@
     </w:p>
     <w:p>
       <w:pPr>
-        <w:pStyle w:val="a1"/>
+        <w:pStyle w:val="31"/>
         <w:bidi w:val="0"/>
         <w:rPr>
           <w:rFonts w:hint="default"/>
@@ -4758,7 +4803,7 @@
     </w:p>
     <w:p>
       <w:pPr>
-        <w:pStyle w:val="a1"/>
+        <w:pStyle w:val="31"/>
         <w:bidi w:val="0"/>
         <w:rPr>
           <w:rFonts w:hint="default"/>
@@ -4775,7 +4820,7 @@
     </w:p>
     <w:p>
       <w:pPr>
-        <w:pStyle w:val="a1"/>
+        <w:pStyle w:val="31"/>
         <w:bidi w:val="0"/>
         <w:rPr>
           <w:rFonts w:hint="default"/>
@@ -4792,14 +4837,14 @@
     </w:p>
     <w:p>
       <w:pPr>
-        <w:pStyle w:val="1"/>
-        <w:bidi w:val="0"/>
-        <w:rPr>
-          <w:rFonts w:hint="default"/>
-          <w:lang w:val="en-US" w:eastAsia="zh-CN"/>
-        </w:rPr>
-      </w:pPr>
-      <w:bookmarkStart w:id="10" w:name="_Toc13351"/>
+        <w:pStyle w:val="30"/>
+        <w:bidi w:val="0"/>
+        <w:rPr>
+          <w:rFonts w:hint="default"/>
+          <w:lang w:val="en-US" w:eastAsia="zh-CN"/>
+        </w:rPr>
+      </w:pPr>
+      <w:bookmarkStart w:id="10" w:name="_Toc30044"/>
       <w:r>
         <w:rPr>
           <w:rFonts w:hint="default"/>
@@ -4811,14 +4856,14 @@
     </w:p>
     <w:p>
       <w:pPr>
-        <w:pStyle w:val="2"/>
-        <w:bidi w:val="0"/>
-        <w:rPr>
-          <w:rFonts w:hint="default"/>
-          <w:lang w:val="en-US" w:eastAsia="zh-CN"/>
-        </w:rPr>
-      </w:pPr>
-      <w:bookmarkStart w:id="11" w:name="_Toc19125"/>
+        <w:pStyle w:val="32"/>
+        <w:bidi w:val="0"/>
+        <w:rPr>
+          <w:rFonts w:hint="default"/>
+          <w:lang w:val="en-US" w:eastAsia="zh-CN"/>
+        </w:rPr>
+      </w:pPr>
+      <w:bookmarkStart w:id="11" w:name="_Toc22401"/>
       <w:r>
         <w:rPr>
           <w:rFonts w:hint="default"/>
@@ -4830,7 +4875,7 @@
     </w:p>
     <w:p>
       <w:pPr>
-        <w:pStyle w:val="a1"/>
+        <w:pStyle w:val="31"/>
         <w:bidi w:val="0"/>
         <w:rPr>
           <w:rFonts w:hint="default"/>
@@ -4847,7 +4892,7 @@
     </w:p>
     <w:p>
       <w:pPr>
-        <w:pStyle w:val="a1"/>
+        <w:pStyle w:val="31"/>
         <w:bidi w:val="0"/>
         <w:rPr>
           <w:rFonts w:hint="default"/>
@@ -4861,10 +4906,12 @@
         </w:rPr>
         <w:t>员工填写《培训需求调查表》后提交至综合部人事专员处，由人事专员对提交的调查表进行汇总，结合公司战略发展需要、岗位能力要求、绩效考核结果等因素，形成《年度培训需求汇总表》。</w:t>
       </w:r>
-    </w:p>
-    <w:p>
-      <w:pPr>
-        <w:pStyle w:val="a1"/>
+      <w:bookmarkStart w:id="25" w:name="_GoBack"/>
+      <w:bookmarkEnd w:id="25"/>
+    </w:p>
+    <w:p>
+      <w:pPr>
+        <w:pStyle w:val="31"/>
         <w:bidi w:val="0"/>
         <w:rPr>
           <w:rFonts w:hint="default"/>
@@ -4881,13 +4928,13 @@
     </w:p>
     <w:p>
       <w:pPr>
-        <w:pStyle w:val="a1"/>
+        <w:pStyle w:val="31"/>
         <w:numPr>
           <w:ilvl w:val="0"/>
           <w:numId w:val="2"/>
         </w:numPr>
         <w:bidi w:val="0"/>
-        <w:ind w:left="425" w:hanging="425" w:leftChars="0" w:firstLineChars="0"/>
+        <w:ind w:left="425" w:leftChars="0" w:hanging="425" w:firstLineChars="0"/>
         <w:rPr>
           <w:rFonts w:hint="default"/>
           <w:lang w:val="en-US" w:eastAsia="zh-CN"/>
@@ -4903,13 +4950,13 @@
     </w:p>
     <w:p>
       <w:pPr>
-        <w:pStyle w:val="a1"/>
+        <w:pStyle w:val="31"/>
         <w:numPr>
           <w:ilvl w:val="0"/>
           <w:numId w:val="2"/>
         </w:numPr>
         <w:bidi w:val="0"/>
-        <w:ind w:left="425" w:hanging="425" w:leftChars="0" w:firstLineChars="0"/>
+        <w:ind w:left="425" w:leftChars="0" w:hanging="425" w:firstLineChars="0"/>
         <w:rPr>
           <w:rFonts w:hint="default"/>
           <w:lang w:val="en-US" w:eastAsia="zh-CN"/>
@@ -4925,13 +4972,13 @@
     </w:p>
     <w:p>
       <w:pPr>
-        <w:pStyle w:val="a1"/>
+        <w:pStyle w:val="31"/>
         <w:numPr>
           <w:ilvl w:val="0"/>
           <w:numId w:val="2"/>
         </w:numPr>
         <w:bidi w:val="0"/>
-        <w:ind w:left="425" w:hanging="425" w:leftChars="0" w:firstLineChars="0"/>
+        <w:ind w:left="425" w:leftChars="0" w:hanging="425" w:firstLineChars="0"/>
         <w:rPr>
           <w:rFonts w:hint="default"/>
           <w:lang w:val="en-US" w:eastAsia="zh-CN"/>
@@ -4947,13 +4994,13 @@
     </w:p>
     <w:p>
       <w:pPr>
-        <w:pStyle w:val="a1"/>
+        <w:pStyle w:val="31"/>
         <w:numPr>
           <w:ilvl w:val="0"/>
           <w:numId w:val="2"/>
         </w:numPr>
         <w:bidi w:val="0"/>
-        <w:ind w:left="425" w:hanging="425" w:leftChars="0" w:firstLineChars="0"/>
+        <w:ind w:left="425" w:leftChars="0" w:hanging="425" w:firstLineChars="0"/>
         <w:rPr>
           <w:rFonts w:hint="default"/>
           <w:lang w:val="en-US" w:eastAsia="zh-CN"/>
@@ -4969,13 +5016,13 @@
     </w:p>
     <w:p>
       <w:pPr>
-        <w:pStyle w:val="a1"/>
+        <w:pStyle w:val="31"/>
         <w:numPr>
           <w:ilvl w:val="0"/>
           <w:numId w:val="2"/>
         </w:numPr>
         <w:bidi w:val="0"/>
-        <w:ind w:left="425" w:hanging="425" w:leftChars="0" w:firstLineChars="0"/>
+        <w:ind w:left="425" w:leftChars="0" w:hanging="425" w:firstLineChars="0"/>
         <w:rPr>
           <w:rFonts w:hint="default"/>
           <w:lang w:val="en-US" w:eastAsia="zh-CN"/>
@@ -4991,13 +5038,13 @@
     </w:p>
     <w:p>
       <w:pPr>
-        <w:pStyle w:val="a1"/>
+        <w:pStyle w:val="31"/>
         <w:numPr>
           <w:ilvl w:val="0"/>
           <w:numId w:val="2"/>
         </w:numPr>
         <w:bidi w:val="0"/>
-        <w:ind w:left="425" w:hanging="425" w:leftChars="0" w:firstLineChars="0"/>
+        <w:ind w:left="425" w:leftChars="0" w:hanging="425" w:firstLineChars="0"/>
         <w:rPr>
           <w:rFonts w:hint="default"/>
           <w:lang w:val="en-US" w:eastAsia="zh-CN"/>
@@ -5013,14 +5060,14 @@
     </w:p>
     <w:p>
       <w:pPr>
-        <w:pStyle w:val="2"/>
-        <w:bidi w:val="0"/>
-        <w:rPr>
-          <w:rFonts w:hint="default"/>
-          <w:lang w:val="en-US" w:eastAsia="zh-CN"/>
-        </w:rPr>
-      </w:pPr>
-      <w:bookmarkStart w:id="12" w:name="_Toc9867"/>
+        <w:pStyle w:val="32"/>
+        <w:bidi w:val="0"/>
+        <w:rPr>
+          <w:rFonts w:hint="default"/>
+          <w:lang w:val="en-US" w:eastAsia="zh-CN"/>
+        </w:rPr>
+      </w:pPr>
+      <w:bookmarkStart w:id="12" w:name="_Toc12084"/>
       <w:r>
         <w:rPr>
           <w:rFonts w:hint="default"/>
@@ -5032,7 +5079,7 @@
     </w:p>
     <w:p>
       <w:pPr>
-        <w:pStyle w:val="a1"/>
+        <w:pStyle w:val="31"/>
         <w:bidi w:val="0"/>
         <w:rPr>
           <w:rFonts w:hint="default"/>
@@ -5049,7 +5096,7 @@
     </w:p>
     <w:p>
       <w:pPr>
-        <w:pStyle w:val="a1"/>
+        <w:pStyle w:val="31"/>
         <w:bidi w:val="0"/>
         <w:rPr>
           <w:rFonts w:hint="default"/>
@@ -5066,13 +5113,13 @@
     </w:p>
     <w:p>
       <w:pPr>
-        <w:pStyle w:val="a1"/>
+        <w:pStyle w:val="31"/>
         <w:numPr>
           <w:ilvl w:val="0"/>
           <w:numId w:val="3"/>
         </w:numPr>
         <w:bidi w:val="0"/>
-        <w:ind w:left="425" w:hanging="425" w:leftChars="0" w:firstLineChars="0"/>
+        <w:ind w:left="425" w:leftChars="0" w:hanging="425" w:firstLineChars="0"/>
         <w:rPr>
           <w:rFonts w:hint="default"/>
           <w:lang w:val="en-US" w:eastAsia="zh-CN"/>
@@ -5088,13 +5135,13 @@
     </w:p>
     <w:p>
       <w:pPr>
-        <w:pStyle w:val="a1"/>
+        <w:pStyle w:val="31"/>
         <w:numPr>
           <w:ilvl w:val="0"/>
           <w:numId w:val="3"/>
         </w:numPr>
         <w:bidi w:val="0"/>
-        <w:ind w:left="425" w:hanging="425" w:leftChars="0" w:firstLineChars="0"/>
+        <w:ind w:left="425" w:leftChars="0" w:hanging="425" w:firstLineChars="0"/>
         <w:rPr>
           <w:rFonts w:hint="default"/>
           <w:lang w:val="en-US" w:eastAsia="zh-CN"/>
@@ -5110,13 +5157,13 @@
     </w:p>
     <w:p>
       <w:pPr>
-        <w:pStyle w:val="a1"/>
+        <w:pStyle w:val="31"/>
         <w:numPr>
           <w:ilvl w:val="0"/>
           <w:numId w:val="3"/>
         </w:numPr>
         <w:bidi w:val="0"/>
-        <w:ind w:left="425" w:hanging="425" w:leftChars="0" w:firstLineChars="0"/>
+        <w:ind w:left="425" w:leftChars="0" w:hanging="425" w:firstLineChars="0"/>
         <w:rPr>
           <w:rFonts w:hint="default"/>
           <w:lang w:val="en-US" w:eastAsia="zh-CN"/>
@@ -5132,13 +5179,13 @@
     </w:p>
     <w:p>
       <w:pPr>
-        <w:pStyle w:val="a1"/>
+        <w:pStyle w:val="31"/>
         <w:numPr>
           <w:ilvl w:val="0"/>
           <w:numId w:val="3"/>
         </w:numPr>
         <w:bidi w:val="0"/>
-        <w:ind w:left="425" w:hanging="425" w:leftChars="0" w:firstLineChars="0"/>
+        <w:ind w:left="425" w:leftChars="0" w:hanging="425" w:firstLineChars="0"/>
         <w:rPr>
           <w:rFonts w:hint="default"/>
           <w:lang w:val="en-US" w:eastAsia="zh-CN"/>
@@ -5154,13 +5201,13 @@
     </w:p>
     <w:p>
       <w:pPr>
-        <w:pStyle w:val="a1"/>
+        <w:pStyle w:val="31"/>
         <w:numPr>
           <w:ilvl w:val="0"/>
           <w:numId w:val="3"/>
         </w:numPr>
         <w:bidi w:val="0"/>
-        <w:ind w:left="425" w:hanging="425" w:leftChars="0" w:firstLineChars="0"/>
+        <w:ind w:left="425" w:leftChars="0" w:hanging="425" w:firstLineChars="0"/>
         <w:rPr>
           <w:rFonts w:hint="default"/>
           <w:lang w:val="en-US" w:eastAsia="zh-CN"/>
@@ -5176,13 +5223,13 @@
     </w:p>
     <w:p>
       <w:pPr>
-        <w:pStyle w:val="a1"/>
+        <w:pStyle w:val="31"/>
         <w:numPr>
           <w:ilvl w:val="0"/>
           <w:numId w:val="3"/>
         </w:numPr>
         <w:bidi w:val="0"/>
-        <w:ind w:left="425" w:hanging="425" w:leftChars="0" w:firstLineChars="0"/>
+        <w:ind w:left="425" w:leftChars="0" w:hanging="425" w:firstLineChars="0"/>
         <w:rPr>
           <w:rFonts w:hint="default"/>
           <w:lang w:val="en-US" w:eastAsia="zh-CN"/>
@@ -5198,13 +5245,13 @@
     </w:p>
     <w:p>
       <w:pPr>
-        <w:pStyle w:val="a1"/>
+        <w:pStyle w:val="31"/>
         <w:numPr>
           <w:ilvl w:val="0"/>
           <w:numId w:val="3"/>
         </w:numPr>
         <w:bidi w:val="0"/>
-        <w:ind w:left="425" w:hanging="425" w:leftChars="0" w:firstLineChars="0"/>
+        <w:ind w:left="425" w:leftChars="0" w:hanging="425" w:firstLineChars="0"/>
         <w:rPr>
           <w:rFonts w:hint="default"/>
           <w:lang w:val="en-US" w:eastAsia="zh-CN"/>
@@ -5220,13 +5267,13 @@
     </w:p>
     <w:p>
       <w:pPr>
-        <w:pStyle w:val="a1"/>
+        <w:pStyle w:val="31"/>
         <w:numPr>
           <w:ilvl w:val="0"/>
           <w:numId w:val="3"/>
         </w:numPr>
         <w:bidi w:val="0"/>
-        <w:ind w:left="425" w:hanging="425" w:leftChars="0" w:firstLineChars="0"/>
+        <w:ind w:left="425" w:leftChars="0" w:hanging="425" w:firstLineChars="0"/>
         <w:rPr>
           <w:rFonts w:hint="default"/>
           <w:lang w:val="en-US" w:eastAsia="zh-CN"/>
@@ -5242,7 +5289,7 @@
     </w:p>
     <w:p>
       <w:pPr>
-        <w:pStyle w:val="a1"/>
+        <w:pStyle w:val="31"/>
         <w:bidi w:val="0"/>
         <w:rPr>
           <w:rFonts w:hint="default"/>
@@ -5259,14 +5306,14 @@
     </w:p>
     <w:p>
       <w:pPr>
-        <w:pStyle w:val="2"/>
-        <w:bidi w:val="0"/>
-        <w:rPr>
-          <w:rFonts w:hint="default"/>
-          <w:lang w:val="en-US" w:eastAsia="zh-CN"/>
-        </w:rPr>
-      </w:pPr>
-      <w:bookmarkStart w:id="13" w:name="_Toc10805"/>
+        <w:pStyle w:val="32"/>
+        <w:bidi w:val="0"/>
+        <w:rPr>
+          <w:rFonts w:hint="default"/>
+          <w:lang w:val="en-US" w:eastAsia="zh-CN"/>
+        </w:rPr>
+      </w:pPr>
+      <w:bookmarkStart w:id="13" w:name="_Toc25124"/>
       <w:r>
         <w:rPr>
           <w:rFonts w:hint="default"/>
@@ -5278,7 +5325,7 @@
     </w:p>
     <w:p>
       <w:pPr>
-        <w:pStyle w:val="a1"/>
+        <w:pStyle w:val="31"/>
         <w:bidi w:val="0"/>
         <w:rPr>
           <w:rFonts w:hint="default"/>
@@ -5295,7 +5342,7 @@
     </w:p>
     <w:p>
       <w:pPr>
-        <w:pStyle w:val="a1"/>
+        <w:pStyle w:val="31"/>
         <w:bidi w:val="0"/>
         <w:rPr>
           <w:rFonts w:hint="default"/>
@@ -5312,7 +5359,7 @@
     </w:p>
     <w:p>
       <w:pPr>
-        <w:pStyle w:val="a1"/>
+        <w:pStyle w:val="31"/>
         <w:bidi w:val="0"/>
         <w:rPr>
           <w:rFonts w:hint="default"/>
@@ -5329,7 +5376,7 @@
     </w:p>
     <w:p>
       <w:pPr>
-        <w:pStyle w:val="a1"/>
+        <w:pStyle w:val="31"/>
         <w:bidi w:val="0"/>
         <w:rPr>
           <w:rFonts w:hint="default"/>
@@ -5346,7 +5393,7 @@
     </w:p>
     <w:p>
       <w:pPr>
-        <w:pStyle w:val="a1"/>
+        <w:pStyle w:val="31"/>
         <w:bidi w:val="0"/>
         <w:rPr>
           <w:rFonts w:hint="default"/>
@@ -5363,7 +5410,7 @@
     </w:p>
     <w:p>
       <w:pPr>
-        <w:pStyle w:val="a1"/>
+        <w:pStyle w:val="31"/>
         <w:bidi w:val="0"/>
         <w:rPr>
           <w:rFonts w:hint="default"/>
@@ -5380,7 +5427,7 @@
     </w:p>
     <w:p>
       <w:pPr>
-        <w:pStyle w:val="a1"/>
+        <w:pStyle w:val="31"/>
         <w:bidi w:val="0"/>
         <w:rPr>
           <w:rFonts w:hint="default"/>
@@ -5397,7 +5444,7 @@
     </w:p>
     <w:p>
       <w:pPr>
-        <w:pStyle w:val="a1"/>
+        <w:pStyle w:val="31"/>
         <w:bidi w:val="0"/>
         <w:rPr>
           <w:rFonts w:hint="default"/>
@@ -5414,14 +5461,14 @@
     </w:p>
     <w:p>
       <w:pPr>
-        <w:pStyle w:val="2"/>
-        <w:bidi w:val="0"/>
-        <w:rPr>
-          <w:rFonts w:hint="default"/>
-          <w:lang w:val="en-US" w:eastAsia="zh-CN"/>
-        </w:rPr>
-      </w:pPr>
-      <w:bookmarkStart w:id="14" w:name="_Toc14501"/>
+        <w:pStyle w:val="32"/>
+        <w:bidi w:val="0"/>
+        <w:rPr>
+          <w:rFonts w:hint="default"/>
+          <w:lang w:val="en-US" w:eastAsia="zh-CN"/>
+        </w:rPr>
+      </w:pPr>
+      <w:bookmarkStart w:id="14" w:name="_Toc15851"/>
       <w:r>
         <w:rPr>
           <w:rFonts w:hint="default"/>
@@ -5433,7 +5480,7 @@
     </w:p>
     <w:p>
       <w:pPr>
-        <w:pStyle w:val="a1"/>
+        <w:pStyle w:val="31"/>
         <w:bidi w:val="0"/>
         <w:rPr>
           <w:rFonts w:hint="default"/>
@@ -5450,13 +5497,13 @@
     </w:p>
     <w:p>
       <w:pPr>
-        <w:pStyle w:val="a1"/>
+        <w:pStyle w:val="31"/>
         <w:numPr>
           <w:ilvl w:val="0"/>
           <w:numId w:val="4"/>
         </w:numPr>
         <w:bidi w:val="0"/>
-        <w:ind w:left="425" w:hanging="425" w:leftChars="0" w:firstLineChars="0"/>
+        <w:ind w:left="425" w:leftChars="0" w:hanging="425" w:firstLineChars="0"/>
         <w:rPr>
           <w:rFonts w:hint="default"/>
           <w:lang w:val="en-US" w:eastAsia="zh-CN"/>
@@ -5472,7 +5519,7 @@
     </w:p>
     <w:p>
       <w:pPr>
-        <w:pStyle w:val="a1"/>
+        <w:pStyle w:val="31"/>
         <w:bidi w:val="0"/>
         <w:rPr>
           <w:rFonts w:hint="default"/>
@@ -5489,13 +5536,13 @@
     </w:p>
     <w:p>
       <w:pPr>
-        <w:pStyle w:val="a1"/>
+        <w:pStyle w:val="31"/>
         <w:numPr>
           <w:ilvl w:val="0"/>
           <w:numId w:val="4"/>
         </w:numPr>
         <w:bidi w:val="0"/>
-        <w:ind w:left="425" w:hanging="425" w:leftChars="0" w:firstLineChars="0"/>
+        <w:ind w:left="425" w:leftChars="0" w:hanging="425" w:firstLineChars="0"/>
         <w:rPr>
           <w:rFonts w:hint="default"/>
           <w:lang w:val="en-US" w:eastAsia="zh-CN"/>
@@ -5511,7 +5558,7 @@
     </w:p>
     <w:p>
       <w:pPr>
-        <w:pStyle w:val="a1"/>
+        <w:pStyle w:val="31"/>
         <w:bidi w:val="0"/>
         <w:rPr>
           <w:rFonts w:hint="default"/>
@@ -5528,7 +5575,7 @@
     </w:p>
     <w:p>
       <w:pPr>
-        <w:pStyle w:val="a1"/>
+        <w:pStyle w:val="31"/>
         <w:bidi w:val="0"/>
         <w:rPr>
           <w:rFonts w:hint="default"/>
@@ -5545,7 +5592,7 @@
     </w:p>
     <w:p>
       <w:pPr>
-        <w:pStyle w:val="a1"/>
+        <w:pStyle w:val="31"/>
         <w:bidi w:val="0"/>
         <w:rPr>
           <w:rFonts w:hint="default"/>
@@ -5562,13 +5609,13 @@
     </w:p>
     <w:p>
       <w:pPr>
-        <w:pStyle w:val="a1"/>
+        <w:pStyle w:val="31"/>
         <w:numPr>
           <w:ilvl w:val="0"/>
           <w:numId w:val="4"/>
         </w:numPr>
         <w:bidi w:val="0"/>
-        <w:ind w:left="425" w:hanging="425" w:leftChars="0" w:firstLineChars="0"/>
+        <w:ind w:left="425" w:leftChars="0" w:hanging="425" w:firstLineChars="0"/>
         <w:rPr>
           <w:rFonts w:hint="default"/>
           <w:lang w:val="en-US" w:eastAsia="zh-CN"/>
@@ -5584,7 +5631,7 @@
     </w:p>
     <w:p>
       <w:pPr>
-        <w:pStyle w:val="a1"/>
+        <w:pStyle w:val="31"/>
         <w:bidi w:val="0"/>
         <w:rPr>
           <w:rFonts w:hint="default"/>
@@ -5601,13 +5648,13 @@
     </w:p>
     <w:p>
       <w:pPr>
-        <w:pStyle w:val="a1"/>
+        <w:pStyle w:val="31"/>
         <w:numPr>
           <w:ilvl w:val="0"/>
           <w:numId w:val="4"/>
         </w:numPr>
         <w:bidi w:val="0"/>
-        <w:ind w:left="425" w:hanging="425" w:leftChars="0" w:firstLineChars="0"/>
+        <w:ind w:left="425" w:leftChars="0" w:hanging="425" w:firstLineChars="0"/>
         <w:rPr>
           <w:rFonts w:hint="default"/>
           <w:lang w:val="en-US" w:eastAsia="zh-CN"/>
@@ -5623,7 +5670,7 @@
     </w:p>
     <w:p>
       <w:pPr>
-        <w:pStyle w:val="a1"/>
+        <w:pStyle w:val="31"/>
         <w:bidi w:val="0"/>
         <w:rPr>
           <w:rFonts w:hint="default"/>
@@ -5640,7 +5687,7 @@
     </w:p>
     <w:p>
       <w:pPr>
-        <w:pStyle w:val="a1"/>
+        <w:pStyle w:val="31"/>
         <w:bidi w:val="0"/>
         <w:rPr>
           <w:rFonts w:hint="default"/>
@@ -5657,14 +5704,14 @@
     </w:p>
     <w:p>
       <w:pPr>
-        <w:pStyle w:val="1"/>
-        <w:bidi w:val="0"/>
-        <w:rPr>
-          <w:rFonts w:hint="default"/>
-          <w:lang w:val="en-US" w:eastAsia="zh-CN"/>
-        </w:rPr>
-      </w:pPr>
-      <w:bookmarkStart w:id="15" w:name="_Toc25658"/>
+        <w:pStyle w:val="30"/>
+        <w:bidi w:val="0"/>
+        <w:rPr>
+          <w:rFonts w:hint="default"/>
+          <w:lang w:val="en-US" w:eastAsia="zh-CN"/>
+        </w:rPr>
+      </w:pPr>
+      <w:bookmarkStart w:id="15" w:name="_Toc9413"/>
       <w:r>
         <w:rPr>
           <w:rFonts w:hint="default"/>
@@ -5676,7 +5723,7 @@
     </w:p>
     <w:p>
       <w:pPr>
-        <w:pStyle w:val="a1"/>
+        <w:pStyle w:val="31"/>
         <w:bidi w:val="0"/>
         <w:rPr>
           <w:rFonts w:hint="default"/>
@@ -5693,14 +5740,14 @@
     </w:p>
     <w:p>
       <w:pPr>
-        <w:pStyle w:val="2"/>
-        <w:bidi w:val="0"/>
-        <w:rPr>
-          <w:rFonts w:hint="default"/>
-          <w:lang w:val="en-US" w:eastAsia="zh-CN"/>
-        </w:rPr>
-      </w:pPr>
-      <w:bookmarkStart w:id="16" w:name="_Toc13122"/>
+        <w:pStyle w:val="32"/>
+        <w:bidi w:val="0"/>
+        <w:rPr>
+          <w:rFonts w:hint="default"/>
+          <w:lang w:val="en-US" w:eastAsia="zh-CN"/>
+        </w:rPr>
+      </w:pPr>
+      <w:bookmarkStart w:id="16" w:name="_Toc14806"/>
       <w:r>
         <w:rPr>
           <w:rFonts w:hint="default"/>
@@ -5712,7 +5759,7 @@
     </w:p>
     <w:p>
       <w:pPr>
-        <w:pStyle w:val="a1"/>
+        <w:pStyle w:val="31"/>
         <w:bidi w:val="0"/>
         <w:rPr>
           <w:rFonts w:hint="default"/>
@@ -5729,7 +5776,7 @@
     </w:p>
     <w:p>
       <w:pPr>
-        <w:pStyle w:val="a1"/>
+        <w:pStyle w:val="31"/>
         <w:bidi w:val="0"/>
         <w:rPr>
           <w:rFonts w:hint="default"/>
@@ -5746,7 +5793,7 @@
     </w:p>
     <w:p>
       <w:pPr>
-        <w:pStyle w:val="a1"/>
+        <w:pStyle w:val="31"/>
         <w:bidi w:val="0"/>
         <w:rPr>
           <w:rFonts w:hint="default"/>
@@ -5763,13 +5810,13 @@
     </w:p>
     <w:p>
       <w:pPr>
-        <w:pStyle w:val="a1"/>
+        <w:pStyle w:val="31"/>
         <w:numPr>
           <w:ilvl w:val="0"/>
           <w:numId w:val="5"/>
         </w:numPr>
         <w:bidi w:val="0"/>
-        <w:ind w:left="425" w:hanging="425" w:leftChars="0" w:firstLineChars="0"/>
+        <w:ind w:left="425" w:leftChars="0" w:hanging="425" w:firstLineChars="0"/>
         <w:rPr>
           <w:rFonts w:hint="default"/>
           <w:lang w:val="en-US" w:eastAsia="zh-CN"/>
@@ -5785,13 +5832,13 @@
     </w:p>
     <w:p>
       <w:pPr>
-        <w:pStyle w:val="a1"/>
+        <w:pStyle w:val="31"/>
         <w:numPr>
           <w:ilvl w:val="0"/>
           <w:numId w:val="5"/>
         </w:numPr>
         <w:bidi w:val="0"/>
-        <w:ind w:left="425" w:hanging="425" w:leftChars="0" w:firstLineChars="0"/>
+        <w:ind w:left="425" w:leftChars="0" w:hanging="425" w:firstLineChars="0"/>
         <w:rPr>
           <w:rFonts w:hint="default"/>
           <w:lang w:val="en-US" w:eastAsia="zh-CN"/>
@@ -5807,13 +5854,13 @@
     </w:p>
     <w:p>
       <w:pPr>
-        <w:pStyle w:val="a1"/>
+        <w:pStyle w:val="31"/>
         <w:numPr>
           <w:ilvl w:val="0"/>
           <w:numId w:val="5"/>
         </w:numPr>
         <w:bidi w:val="0"/>
-        <w:ind w:left="425" w:hanging="425" w:leftChars="0" w:firstLineChars="0"/>
+        <w:ind w:left="425" w:leftChars="0" w:hanging="425" w:firstLineChars="0"/>
         <w:rPr>
           <w:rFonts w:hint="default"/>
           <w:lang w:val="en-US" w:eastAsia="zh-CN"/>
@@ -5829,13 +5876,13 @@
     </w:p>
     <w:p>
       <w:pPr>
-        <w:pStyle w:val="a1"/>
+        <w:pStyle w:val="31"/>
         <w:numPr>
           <w:ilvl w:val="0"/>
           <w:numId w:val="5"/>
         </w:numPr>
         <w:bidi w:val="0"/>
-        <w:ind w:left="425" w:hanging="425" w:leftChars="0" w:firstLineChars="0"/>
+        <w:ind w:left="425" w:leftChars="0" w:hanging="425" w:firstLineChars="0"/>
         <w:rPr>
           <w:rFonts w:hint="default"/>
           <w:lang w:val="en-US" w:eastAsia="zh-CN"/>
@@ -5851,13 +5898,13 @@
     </w:p>
     <w:p>
       <w:pPr>
-        <w:pStyle w:val="a1"/>
+        <w:pStyle w:val="31"/>
         <w:numPr>
           <w:ilvl w:val="0"/>
           <w:numId w:val="5"/>
         </w:numPr>
         <w:bidi w:val="0"/>
-        <w:ind w:left="425" w:hanging="425" w:leftChars="0" w:firstLineChars="0"/>
+        <w:ind w:left="425" w:leftChars="0" w:hanging="425" w:firstLineChars="0"/>
         <w:rPr>
           <w:rFonts w:hint="default"/>
           <w:lang w:val="en-US" w:eastAsia="zh-CN"/>
@@ -5873,13 +5920,13 @@
     </w:p>
     <w:p>
       <w:pPr>
-        <w:pStyle w:val="a1"/>
+        <w:pStyle w:val="31"/>
         <w:numPr>
           <w:ilvl w:val="0"/>
           <w:numId w:val="5"/>
         </w:numPr>
         <w:bidi w:val="0"/>
-        <w:ind w:left="425" w:hanging="425" w:leftChars="0" w:firstLineChars="0"/>
+        <w:ind w:left="425" w:leftChars="0" w:hanging="425" w:firstLineChars="0"/>
         <w:rPr>
           <w:rFonts w:hint="default"/>
           <w:lang w:val="en-US" w:eastAsia="zh-CN"/>
@@ -5895,13 +5942,13 @@
     </w:p>
     <w:p>
       <w:pPr>
-        <w:pStyle w:val="a1"/>
+        <w:pStyle w:val="31"/>
         <w:numPr>
           <w:ilvl w:val="0"/>
           <w:numId w:val="5"/>
         </w:numPr>
         <w:bidi w:val="0"/>
-        <w:ind w:left="425" w:hanging="425" w:leftChars="0" w:firstLineChars="0"/>
+        <w:ind w:left="425" w:leftChars="0" w:hanging="425" w:firstLineChars="0"/>
         <w:rPr>
           <w:rFonts w:hint="default"/>
           <w:lang w:val="en-US" w:eastAsia="zh-CN"/>
@@ -5917,13 +5964,13 @@
     </w:p>
     <w:p>
       <w:pPr>
-        <w:pStyle w:val="a1"/>
+        <w:pStyle w:val="31"/>
         <w:numPr>
           <w:ilvl w:val="0"/>
           <w:numId w:val="5"/>
         </w:numPr>
         <w:bidi w:val="0"/>
-        <w:ind w:left="425" w:hanging="425" w:leftChars="0" w:firstLineChars="0"/>
+        <w:ind w:left="425" w:leftChars="0" w:hanging="425" w:firstLineChars="0"/>
         <w:rPr>
           <w:rFonts w:hint="default"/>
           <w:lang w:val="en-US" w:eastAsia="zh-CN"/>
@@ -5939,24 +5986,24 @@
     </w:p>
     <w:p>
       <w:pPr>
-        <w:pStyle w:val="a1"/>
-        <w:bidi w:val="0"/>
-        <w:rPr>
-          <w:rFonts w:hint="default"/>
-          <w:lang w:val="en-US" w:eastAsia="zh-CN"/>
-        </w:rPr>
-      </w:pPr>
-      <w:r>
-        <w:rPr>
-          <w:rFonts w:hint="default"/>
-          <w:lang w:val="en-US" w:eastAsia="zh-CN"/>
-        </w:rPr>
-        <w:t>组织部门：综合部牵头，产品产品质量部、运维部配合</w:t>
-      </w:r>
-    </w:p>
-    <w:p>
-      <w:pPr>
-        <w:pStyle w:val="a1"/>
+        <w:pStyle w:val="31"/>
+        <w:bidi w:val="0"/>
+        <w:rPr>
+          <w:rFonts w:hint="default"/>
+          <w:lang w:val="en-US" w:eastAsia="zh-CN"/>
+        </w:rPr>
+      </w:pPr>
+      <w:r>
+        <w:rPr>
+          <w:rFonts w:hint="default"/>
+          <w:lang w:val="en-US" w:eastAsia="zh-CN"/>
+        </w:rPr>
+        <w:t>组织部门：综合部牵头，产品质量部、运维部配合</w:t>
+      </w:r>
+    </w:p>
+    <w:p>
+      <w:pPr>
+        <w:pStyle w:val="31"/>
         <w:bidi w:val="0"/>
         <w:rPr>
           <w:rFonts w:hint="default"/>
@@ -5973,14 +6020,14 @@
     </w:p>
     <w:p>
       <w:pPr>
-        <w:pStyle w:val="2"/>
-        <w:bidi w:val="0"/>
-        <w:rPr>
-          <w:rFonts w:hint="default"/>
-          <w:lang w:val="en-US" w:eastAsia="zh-CN"/>
-        </w:rPr>
-      </w:pPr>
-      <w:bookmarkStart w:id="17" w:name="_Toc3459"/>
+        <w:pStyle w:val="32"/>
+        <w:bidi w:val="0"/>
+        <w:rPr>
+          <w:rFonts w:hint="default"/>
+          <w:lang w:val="en-US" w:eastAsia="zh-CN"/>
+        </w:rPr>
+      </w:pPr>
+      <w:bookmarkStart w:id="17" w:name="_Toc13623"/>
       <w:r>
         <w:rPr>
           <w:rFonts w:hint="default"/>
@@ -5992,7 +6039,7 @@
     </w:p>
     <w:p>
       <w:pPr>
-        <w:pStyle w:val="a1"/>
+        <w:pStyle w:val="31"/>
         <w:bidi w:val="0"/>
         <w:rPr>
           <w:rFonts w:hint="default"/>
@@ -6009,7 +6056,7 @@
     </w:p>
     <w:p>
       <w:pPr>
-        <w:pStyle w:val="a1"/>
+        <w:pStyle w:val="31"/>
         <w:bidi w:val="0"/>
         <w:rPr>
           <w:rFonts w:hint="default"/>
@@ -6026,7 +6073,7 @@
     </w:p>
     <w:p>
       <w:pPr>
-        <w:pStyle w:val="a1"/>
+        <w:pStyle w:val="31"/>
         <w:bidi w:val="0"/>
         <w:rPr>
           <w:rFonts w:hint="default"/>
@@ -6043,7 +6090,7 @@
     </w:p>
     <w:p>
       <w:pPr>
-        <w:pStyle w:val="a1"/>
+        <w:pStyle w:val="31"/>
         <w:bidi w:val="0"/>
         <w:rPr>
           <w:rFonts w:hint="default"/>
@@ -6060,7 +6107,7 @@
     </w:p>
     <w:p>
       <w:pPr>
-        <w:pStyle w:val="a1"/>
+        <w:pStyle w:val="31"/>
         <w:bidi w:val="0"/>
         <w:rPr>
           <w:rFonts w:hint="default"/>
@@ -6077,7 +6124,7 @@
     </w:p>
     <w:p>
       <w:pPr>
-        <w:pStyle w:val="a1"/>
+        <w:pStyle w:val="31"/>
         <w:bidi w:val="0"/>
         <w:rPr>
           <w:rFonts w:hint="default"/>
@@ -6094,7 +6141,7 @@
     </w:p>
     <w:p>
       <w:pPr>
-        <w:pStyle w:val="a1"/>
+        <w:pStyle w:val="31"/>
         <w:bidi w:val="0"/>
         <w:rPr>
           <w:rFonts w:hint="default"/>
@@ -6111,7 +6158,7 @@
     </w:p>
     <w:p>
       <w:pPr>
-        <w:pStyle w:val="a1"/>
+        <w:pStyle w:val="31"/>
         <w:bidi w:val="0"/>
         <w:rPr>
           <w:rFonts w:hint="default"/>
@@ -6128,7 +6175,7 @@
     </w:p>
     <w:p>
       <w:pPr>
-        <w:pStyle w:val="a1"/>
+        <w:pStyle w:val="31"/>
         <w:bidi w:val="0"/>
         <w:rPr>
           <w:rFonts w:hint="default"/>
@@ -6145,7 +6192,7 @@
     </w:p>
     <w:p>
       <w:pPr>
-        <w:pStyle w:val="a1"/>
+        <w:pStyle w:val="31"/>
         <w:bidi w:val="0"/>
         <w:rPr>
           <w:rFonts w:hint="default"/>
@@ -6162,14 +6209,14 @@
     </w:p>
     <w:p>
       <w:pPr>
-        <w:pStyle w:val="2"/>
-        <w:bidi w:val="0"/>
-        <w:rPr>
-          <w:rFonts w:hint="default"/>
-          <w:lang w:val="en-US" w:eastAsia="zh-CN"/>
-        </w:rPr>
-      </w:pPr>
-      <w:bookmarkStart w:id="18" w:name="_Toc12963"/>
+        <w:pStyle w:val="32"/>
+        <w:bidi w:val="0"/>
+        <w:rPr>
+          <w:rFonts w:hint="default"/>
+          <w:lang w:val="en-US" w:eastAsia="zh-CN"/>
+        </w:rPr>
+      </w:pPr>
+      <w:bookmarkStart w:id="18" w:name="_Toc3338"/>
       <w:r>
         <w:rPr>
           <w:rFonts w:hint="default"/>
@@ -6181,7 +6228,7 @@
     </w:p>
     <w:p>
       <w:pPr>
-        <w:pStyle w:val="a1"/>
+        <w:pStyle w:val="31"/>
         <w:bidi w:val="0"/>
         <w:rPr>
           <w:rFonts w:hint="default"/>
@@ -6198,7 +6245,7 @@
     </w:p>
     <w:p>
       <w:pPr>
-        <w:pStyle w:val="a1"/>
+        <w:pStyle w:val="31"/>
         <w:bidi w:val="0"/>
         <w:rPr>
           <w:rFonts w:hint="default"/>
@@ -6215,13 +6262,13 @@
     </w:p>
     <w:p>
       <w:pPr>
-        <w:pStyle w:val="a1"/>
+        <w:pStyle w:val="31"/>
         <w:numPr>
           <w:ilvl w:val="0"/>
           <w:numId w:val="6"/>
         </w:numPr>
         <w:bidi w:val="0"/>
-        <w:ind w:left="425" w:hanging="425" w:leftChars="0" w:firstLineChars="0"/>
+        <w:ind w:left="425" w:leftChars="0" w:hanging="425" w:firstLineChars="0"/>
         <w:rPr>
           <w:rFonts w:hint="default"/>
           <w:lang w:val="en-US" w:eastAsia="zh-CN"/>
@@ -6237,7 +6284,7 @@
     </w:p>
     <w:p>
       <w:pPr>
-        <w:pStyle w:val="a1"/>
+        <w:pStyle w:val="31"/>
         <w:bidi w:val="0"/>
         <w:rPr>
           <w:rFonts w:hint="default"/>
@@ -6254,7 +6301,7 @@
     </w:p>
     <w:p>
       <w:pPr>
-        <w:pStyle w:val="a1"/>
+        <w:pStyle w:val="31"/>
         <w:bidi w:val="0"/>
         <w:rPr>
           <w:rFonts w:hint="default"/>
@@ -6271,7 +6318,7 @@
     </w:p>
     <w:p>
       <w:pPr>
-        <w:pStyle w:val="a1"/>
+        <w:pStyle w:val="31"/>
         <w:bidi w:val="0"/>
         <w:rPr>
           <w:rFonts w:hint="default"/>
@@ -6288,7 +6335,7 @@
     </w:p>
     <w:p>
       <w:pPr>
-        <w:pStyle w:val="a1"/>
+        <w:pStyle w:val="31"/>
         <w:bidi w:val="0"/>
         <w:rPr>
           <w:rFonts w:hint="default"/>
@@ -6305,13 +6352,13 @@
     </w:p>
     <w:p>
       <w:pPr>
-        <w:pStyle w:val="a1"/>
+        <w:pStyle w:val="31"/>
         <w:numPr>
           <w:ilvl w:val="0"/>
           <w:numId w:val="6"/>
         </w:numPr>
         <w:bidi w:val="0"/>
-        <w:ind w:left="425" w:hanging="425" w:leftChars="0" w:firstLineChars="0"/>
+        <w:ind w:left="425" w:leftChars="0" w:hanging="425" w:firstLineChars="0"/>
         <w:rPr>
           <w:rFonts w:hint="default"/>
           <w:lang w:val="en-US" w:eastAsia="zh-CN"/>
@@ -6327,7 +6374,7 @@
     </w:p>
     <w:p>
       <w:pPr>
-        <w:pStyle w:val="a1"/>
+        <w:pStyle w:val="31"/>
         <w:bidi w:val="0"/>
         <w:rPr>
           <w:rFonts w:hint="default"/>
@@ -6344,7 +6391,7 @@
     </w:p>
     <w:p>
       <w:pPr>
-        <w:pStyle w:val="a1"/>
+        <w:pStyle w:val="31"/>
         <w:bidi w:val="0"/>
         <w:rPr>
           <w:rFonts w:hint="default"/>
@@ -6361,7 +6408,7 @@
     </w:p>
     <w:p>
       <w:pPr>
-        <w:pStyle w:val="a1"/>
+        <w:pStyle w:val="31"/>
         <w:bidi w:val="0"/>
         <w:rPr>
           <w:rFonts w:hint="default"/>
@@ -6378,7 +6425,7 @@
     </w:p>
     <w:p>
       <w:pPr>
-        <w:pStyle w:val="a1"/>
+        <w:pStyle w:val="31"/>
         <w:bidi w:val="0"/>
         <w:rPr>
           <w:rFonts w:hint="default"/>
@@ -6395,7 +6442,7 @@
     </w:p>
     <w:p>
       <w:pPr>
-        <w:pStyle w:val="a1"/>
+        <w:pStyle w:val="31"/>
         <w:bidi w:val="0"/>
         <w:rPr>
           <w:rFonts w:hint="default"/>
@@ -6412,14 +6459,14 @@
     </w:p>
     <w:p>
       <w:pPr>
-        <w:pStyle w:val="2"/>
-        <w:bidi w:val="0"/>
-        <w:rPr>
-          <w:rFonts w:hint="default"/>
-          <w:lang w:val="en-US" w:eastAsia="zh-CN"/>
-        </w:rPr>
-      </w:pPr>
-      <w:bookmarkStart w:id="19" w:name="_Toc18892"/>
+        <w:pStyle w:val="32"/>
+        <w:bidi w:val="0"/>
+        <w:rPr>
+          <w:rFonts w:hint="default"/>
+          <w:lang w:val="en-US" w:eastAsia="zh-CN"/>
+        </w:rPr>
+      </w:pPr>
+      <w:bookmarkStart w:id="19" w:name="_Toc31386"/>
       <w:r>
         <w:rPr>
           <w:rFonts w:hint="default"/>
@@ -6431,7 +6478,7 @@
     </w:p>
     <w:p>
       <w:pPr>
-        <w:pStyle w:val="a1"/>
+        <w:pStyle w:val="31"/>
         <w:bidi w:val="0"/>
         <w:rPr>
           <w:rFonts w:hint="default"/>
@@ -6448,13 +6495,13 @@
     </w:p>
     <w:p>
       <w:pPr>
-        <w:pStyle w:val="a1"/>
+        <w:pStyle w:val="31"/>
         <w:numPr>
           <w:ilvl w:val="0"/>
           <w:numId w:val="7"/>
         </w:numPr>
         <w:bidi w:val="0"/>
-        <w:ind w:left="425" w:hanging="425" w:leftChars="0" w:firstLineChars="0"/>
+        <w:ind w:left="425" w:leftChars="0" w:hanging="425" w:firstLineChars="0"/>
         <w:rPr>
           <w:rFonts w:hint="default"/>
           <w:lang w:val="en-US" w:eastAsia="zh-CN"/>
@@ -6470,7 +6517,7 @@
     </w:p>
     <w:p>
       <w:pPr>
-        <w:pStyle w:val="a1"/>
+        <w:pStyle w:val="31"/>
         <w:bidi w:val="0"/>
         <w:rPr>
           <w:rFonts w:hint="default"/>
@@ -6487,7 +6534,7 @@
     </w:p>
     <w:p>
       <w:pPr>
-        <w:pStyle w:val="a1"/>
+        <w:pStyle w:val="31"/>
         <w:bidi w:val="0"/>
         <w:rPr>
           <w:rFonts w:hint="default"/>
@@ -6504,7 +6551,7 @@
     </w:p>
     <w:p>
       <w:pPr>
-        <w:pStyle w:val="a1"/>
+        <w:pStyle w:val="31"/>
         <w:bidi w:val="0"/>
         <w:rPr>
           <w:rFonts w:hint="default"/>
@@ -6521,13 +6568,13 @@
     </w:p>
     <w:p>
       <w:pPr>
-        <w:pStyle w:val="a1"/>
+        <w:pStyle w:val="31"/>
         <w:numPr>
           <w:ilvl w:val="0"/>
           <w:numId w:val="7"/>
         </w:numPr>
         <w:bidi w:val="0"/>
-        <w:ind w:left="425" w:hanging="425" w:leftChars="0" w:firstLineChars="0"/>
+        <w:ind w:left="425" w:leftChars="0" w:hanging="425" w:firstLineChars="0"/>
         <w:rPr>
           <w:rFonts w:hint="default"/>
           <w:lang w:val="en-US" w:eastAsia="zh-CN"/>
@@ -6543,7 +6590,7 @@
     </w:p>
     <w:p>
       <w:pPr>
-        <w:pStyle w:val="a1"/>
+        <w:pStyle w:val="31"/>
         <w:bidi w:val="0"/>
         <w:rPr>
           <w:rFonts w:hint="default"/>
@@ -6560,7 +6607,7 @@
     </w:p>
     <w:p>
       <w:pPr>
-        <w:pStyle w:val="a1"/>
+        <w:pStyle w:val="31"/>
         <w:bidi w:val="0"/>
         <w:rPr>
           <w:rFonts w:hint="default"/>
@@ -6577,7 +6624,7 @@
     </w:p>
     <w:p>
       <w:pPr>
-        <w:pStyle w:val="a1"/>
+        <w:pStyle w:val="31"/>
         <w:bidi w:val="0"/>
         <w:rPr>
           <w:rFonts w:hint="default"/>
@@ -6594,14 +6641,14 @@
     </w:p>
     <w:p>
       <w:pPr>
-        <w:pStyle w:val="1"/>
-        <w:bidi w:val="0"/>
-        <w:rPr>
-          <w:rFonts w:hint="default"/>
-          <w:lang w:val="en-US" w:eastAsia="zh-CN"/>
-        </w:rPr>
-      </w:pPr>
-      <w:bookmarkStart w:id="20" w:name="_Toc18985"/>
+        <w:pStyle w:val="30"/>
+        <w:bidi w:val="0"/>
+        <w:rPr>
+          <w:rFonts w:hint="default"/>
+          <w:lang w:val="en-US" w:eastAsia="zh-CN"/>
+        </w:rPr>
+      </w:pPr>
+      <w:bookmarkStart w:id="20" w:name="_Toc6658"/>
       <w:r>
         <w:rPr>
           <w:rFonts w:hint="default"/>
@@ -6613,13 +6660,13 @@
     </w:p>
     <w:p>
       <w:pPr>
-        <w:pStyle w:val="a1"/>
+        <w:pStyle w:val="31"/>
         <w:numPr>
           <w:ilvl w:val="0"/>
           <w:numId w:val="8"/>
         </w:numPr>
         <w:bidi w:val="0"/>
-        <w:ind w:left="425" w:hanging="425" w:leftChars="0" w:firstLineChars="0"/>
+        <w:ind w:left="425" w:leftChars="0" w:hanging="425" w:firstLineChars="0"/>
         <w:rPr>
           <w:rFonts w:hint="default"/>
           <w:lang w:val="en-US" w:eastAsia="zh-CN"/>
@@ -6635,7 +6682,7 @@
     </w:p>
     <w:p>
       <w:pPr>
-        <w:pStyle w:val="a1"/>
+        <w:pStyle w:val="31"/>
         <w:bidi w:val="0"/>
         <w:rPr>
           <w:rFonts w:hint="default"/>
@@ -6652,7 +6699,7 @@
     </w:p>
     <w:p>
       <w:pPr>
-        <w:pStyle w:val="a1"/>
+        <w:pStyle w:val="31"/>
         <w:bidi w:val="0"/>
         <w:rPr>
           <w:rFonts w:hint="default"/>
@@ -6669,7 +6716,7 @@
     </w:p>
     <w:p>
       <w:pPr>
-        <w:pStyle w:val="a1"/>
+        <w:pStyle w:val="31"/>
         <w:bidi w:val="0"/>
         <w:rPr>
           <w:rFonts w:hint="default"/>
@@ -6686,13 +6733,13 @@
     </w:p>
     <w:p>
       <w:pPr>
-        <w:pStyle w:val="a1"/>
+        <w:pStyle w:val="31"/>
         <w:numPr>
           <w:ilvl w:val="0"/>
           <w:numId w:val="8"/>
         </w:numPr>
         <w:bidi w:val="0"/>
-        <w:ind w:left="425" w:hanging="425" w:leftChars="0" w:firstLineChars="0"/>
+        <w:ind w:left="425" w:leftChars="0" w:hanging="425" w:firstLineChars="0"/>
         <w:rPr>
           <w:rFonts w:hint="default"/>
           <w:lang w:val="en-US" w:eastAsia="zh-CN"/>
@@ -6708,7 +6755,7 @@
     </w:p>
     <w:p>
       <w:pPr>
-        <w:pStyle w:val="a1"/>
+        <w:pStyle w:val="31"/>
         <w:bidi w:val="0"/>
         <w:rPr>
           <w:rFonts w:hint="default"/>
@@ -6725,7 +6772,7 @@
     </w:p>
     <w:p>
       <w:pPr>
-        <w:pStyle w:val="a1"/>
+        <w:pStyle w:val="31"/>
         <w:bidi w:val="0"/>
         <w:rPr>
           <w:rFonts w:hint="default"/>
@@ -6742,7 +6789,7 @@
     </w:p>
     <w:p>
       <w:pPr>
-        <w:pStyle w:val="a1"/>
+        <w:pStyle w:val="31"/>
         <w:bidi w:val="0"/>
         <w:rPr>
           <w:rFonts w:hint="default"/>
@@ -6759,13 +6806,13 @@
     </w:p>
     <w:p>
       <w:pPr>
-        <w:pStyle w:val="a1"/>
+        <w:pStyle w:val="31"/>
         <w:numPr>
           <w:ilvl w:val="0"/>
           <w:numId w:val="8"/>
         </w:numPr>
         <w:bidi w:val="0"/>
-        <w:ind w:left="425" w:hanging="425" w:leftChars="0" w:firstLineChars="0"/>
+        <w:ind w:left="425" w:leftChars="0" w:hanging="425" w:firstLineChars="0"/>
         <w:rPr>
           <w:rFonts w:hint="default"/>
           <w:lang w:val="en-US" w:eastAsia="zh-CN"/>
@@ -6781,7 +6828,7 @@
     </w:p>
     <w:p>
       <w:pPr>
-        <w:pStyle w:val="a1"/>
+        <w:pStyle w:val="31"/>
         <w:bidi w:val="0"/>
         <w:rPr>
           <w:rFonts w:hint="default"/>
@@ -6798,7 +6845,7 @@
     </w:p>
     <w:p>
       <w:pPr>
-        <w:pStyle w:val="a1"/>
+        <w:pStyle w:val="31"/>
         <w:bidi w:val="0"/>
         <w:rPr>
           <w:rFonts w:hint="default"/>
@@ -6815,13 +6862,13 @@
     </w:p>
     <w:p>
       <w:pPr>
-        <w:pStyle w:val="a1"/>
+        <w:pStyle w:val="31"/>
         <w:numPr>
           <w:ilvl w:val="0"/>
           <w:numId w:val="8"/>
         </w:numPr>
         <w:bidi w:val="0"/>
-        <w:ind w:left="425" w:hanging="425" w:leftChars="0" w:firstLineChars="0"/>
+        <w:ind w:left="425" w:leftChars="0" w:hanging="425" w:firstLineChars="0"/>
         <w:rPr>
           <w:rFonts w:hint="default"/>
           <w:lang w:val="en-US" w:eastAsia="zh-CN"/>
@@ -6837,7 +6884,7 @@
     </w:p>
     <w:p>
       <w:pPr>
-        <w:pStyle w:val="a1"/>
+        <w:pStyle w:val="31"/>
         <w:bidi w:val="0"/>
         <w:rPr>
           <w:rFonts w:hint="default"/>
@@ -6854,7 +6901,7 @@
     </w:p>
     <w:p>
       <w:pPr>
-        <w:pStyle w:val="a1"/>
+        <w:pStyle w:val="31"/>
         <w:bidi w:val="0"/>
         <w:rPr>
           <w:rFonts w:hint="default"/>
@@ -6871,13 +6918,13 @@
     </w:p>
     <w:p>
       <w:pPr>
-        <w:pStyle w:val="a1"/>
+        <w:pStyle w:val="31"/>
         <w:numPr>
           <w:ilvl w:val="0"/>
           <w:numId w:val="8"/>
         </w:numPr>
         <w:bidi w:val="0"/>
-        <w:ind w:left="425" w:hanging="425" w:leftChars="0" w:firstLineChars="0"/>
+        <w:ind w:left="425" w:leftChars="0" w:hanging="425" w:firstLineChars="0"/>
         <w:rPr>
           <w:rFonts w:hint="default"/>
           <w:lang w:val="en-US" w:eastAsia="zh-CN"/>
@@ -6893,7 +6940,7 @@
     </w:p>
     <w:p>
       <w:pPr>
-        <w:pStyle w:val="a1"/>
+        <w:pStyle w:val="31"/>
         <w:bidi w:val="0"/>
         <w:rPr>
           <w:rFonts w:hint="default"/>
@@ -6910,7 +6957,7 @@
     </w:p>
     <w:p>
       <w:pPr>
-        <w:pStyle w:val="a1"/>
+        <w:pStyle w:val="31"/>
         <w:bidi w:val="0"/>
         <w:rPr>
           <w:rFonts w:hint="default"/>
@@ -6927,13 +6974,13 @@
     </w:p>
     <w:p>
       <w:pPr>
-        <w:pStyle w:val="a1"/>
+        <w:pStyle w:val="31"/>
         <w:numPr>
           <w:ilvl w:val="0"/>
           <w:numId w:val="8"/>
         </w:numPr>
         <w:bidi w:val="0"/>
-        <w:ind w:left="425" w:hanging="425" w:leftChars="0" w:firstLineChars="0"/>
+        <w:ind w:left="425" w:leftChars="0" w:hanging="425" w:firstLineChars="0"/>
         <w:rPr>
           <w:rFonts w:hint="default"/>
           <w:lang w:val="en-US" w:eastAsia="zh-CN"/>
@@ -6949,7 +6996,7 @@
     </w:p>
     <w:p>
       <w:pPr>
-        <w:pStyle w:val="a1"/>
+        <w:pStyle w:val="31"/>
         <w:bidi w:val="0"/>
         <w:rPr>
           <w:rFonts w:hint="default"/>
@@ -6966,7 +7013,7 @@
     </w:p>
     <w:p>
       <w:pPr>
-        <w:pStyle w:val="a1"/>
+        <w:pStyle w:val="31"/>
         <w:bidi w:val="0"/>
         <w:rPr>
           <w:rFonts w:hint="default"/>
@@ -6983,13 +7030,13 @@
     </w:p>
     <w:p>
       <w:pPr>
-        <w:pStyle w:val="a1"/>
+        <w:pStyle w:val="31"/>
         <w:numPr>
           <w:ilvl w:val="0"/>
           <w:numId w:val="8"/>
         </w:numPr>
         <w:bidi w:val="0"/>
-        <w:ind w:left="425" w:hanging="425" w:leftChars="0" w:firstLineChars="0"/>
+        <w:ind w:left="425" w:leftChars="0" w:hanging="425" w:firstLineChars="0"/>
         <w:rPr>
           <w:rFonts w:hint="default"/>
           <w:lang w:val="en-US" w:eastAsia="zh-CN"/>
@@ -7005,7 +7052,7 @@
     </w:p>
     <w:p>
       <w:pPr>
-        <w:pStyle w:val="a1"/>
+        <w:pStyle w:val="31"/>
         <w:bidi w:val="0"/>
         <w:rPr>
           <w:rFonts w:hint="default"/>
@@ -7022,7 +7069,7 @@
     </w:p>
     <w:p>
       <w:pPr>
-        <w:pStyle w:val="a1"/>
+        <w:pStyle w:val="31"/>
         <w:bidi w:val="0"/>
         <w:rPr>
           <w:rFonts w:hint="default"/>
@@ -7039,14 +7086,14 @@
     </w:p>
     <w:p>
       <w:pPr>
-        <w:pStyle w:val="1"/>
-        <w:bidi w:val="0"/>
-        <w:rPr>
-          <w:rFonts w:hint="default"/>
-          <w:lang w:val="en-US" w:eastAsia="zh-CN"/>
-        </w:rPr>
-      </w:pPr>
-      <w:bookmarkStart w:id="21" w:name="_Toc11063"/>
+        <w:pStyle w:val="30"/>
+        <w:bidi w:val="0"/>
+        <w:rPr>
+          <w:rFonts w:hint="default"/>
+          <w:lang w:val="en-US" w:eastAsia="zh-CN"/>
+        </w:rPr>
+      </w:pPr>
+      <w:bookmarkStart w:id="21" w:name="_Toc28147"/>
       <w:r>
         <w:rPr>
           <w:rFonts w:hint="eastAsia"/>
@@ -7073,7 +7120,7 @@
     </w:p>
     <w:p>
       <w:pPr>
-        <w:pStyle w:val="a1"/>
+        <w:pStyle w:val="31"/>
         <w:keepNext w:val="0"/>
         <w:keepLines w:val="0"/>
         <w:pageBreakBefore w:val="0"/>
@@ -7123,7 +7170,7 @@
           <w:rFonts w:hint="eastAsia"/>
           <w:lang w:val="en-US" w:eastAsia="zh-CN"/>
         </w:rPr>
-        <w:instrText>"柴_标题1"\n</w:instrText>
+        <w:instrText xml:space="preserve">"柴_标题1"\n</w:instrText>
       </w:r>
       <w:r>
         <w:instrText xml:space="preserve"> \s</w:instrText>
@@ -7140,7 +7187,7 @@
           <w:rFonts w:hint="eastAsia"/>
           <w:lang w:val="en-US" w:eastAsia="zh-CN"/>
         </w:rPr>
-        <w:instrText>* Charformat</w:instrText>
+        <w:instrText xml:space="preserve">* Charformat</w:instrText>
       </w:r>
       <w:r>
         <w:rPr>
@@ -7217,17 +7264,18 @@
     </w:p>
     <w:tbl>
       <w:tblPr>
-        <w:tblStyle w:val="TableGrid"/>
+        <w:tblStyle w:val="23"/>
         <w:tblW w:w="8522" w:type="dxa"/>
         <w:jc w:val="center"/>
         <w:tblBorders>
-          <w:top w:val="nil"/>
-          <w:left w:val="nil"/>
-          <w:bottom w:val="nil"/>
-          <w:right w:val="nil"/>
-          <w:insideH w:val="nil"/>
-          <w:insideV w:val="nil"/>
+          <w:top w:val="none" w:color="auto" w:sz="0" w:space="0"/>
+          <w:left w:val="none" w:color="auto" w:sz="0" w:space="0"/>
+          <w:bottom w:val="none" w:color="auto" w:sz="0" w:space="0"/>
+          <w:right w:val="none" w:color="auto" w:sz="0" w:space="0"/>
+          <w:insideH w:val="none" w:color="auto" w:sz="0" w:space="0"/>
+          <w:insideV w:val="none" w:color="auto" w:sz="0" w:space="0"/>
         </w:tblBorders>
+        <w:tblLayout w:type="autofit"/>
         <w:tblCellMar>
           <w:top w:w="0" w:type="dxa"/>
           <w:left w:w="108" w:type="dxa"/>
@@ -7243,15 +7291,13 @@
       </w:tblGrid>
       <w:tr>
         <w:tblPrEx>
-          <w:tblW w:w="8522" w:type="dxa"/>
-          <w:jc w:val="center"/>
           <w:tblBorders>
-            <w:top w:val="nil"/>
-            <w:left w:val="nil"/>
-            <w:bottom w:val="nil"/>
-            <w:right w:val="nil"/>
-            <w:insideH w:val="nil"/>
-            <w:insideV w:val="nil"/>
+            <w:top w:val="none" w:color="auto" w:sz="0" w:space="0"/>
+            <w:left w:val="none" w:color="auto" w:sz="0" w:space="0"/>
+            <w:bottom w:val="none" w:color="auto" w:sz="0" w:space="0"/>
+            <w:right w:val="none" w:color="auto" w:sz="0" w:space="0"/>
+            <w:insideH w:val="none" w:color="auto" w:sz="0" w:space="0"/>
+            <w:insideV w:val="none" w:color="auto" w:sz="0" w:space="0"/>
           </w:tblBorders>
           <w:tblCellMar>
             <w:top w:w="0" w:type="dxa"/>
@@ -7261,7 +7307,7 @@
           </w:tblCellMar>
         </w:tblPrEx>
         <w:trPr>
-          <w:trHeight w:val="0"/>
+          <w:trHeight w:val="0" w:hRule="atLeast"/>
           <w:tblHeader/>
           <w:jc w:val="center"/>
         </w:trPr>
@@ -7269,8 +7315,8 @@
           <w:tcPr>
             <w:tcW w:w="1773" w:type="dxa"/>
             <w:tcBorders>
-              <w:top w:val="single" w:sz="12" w:space="0" w:color="auto"/>
-              <w:left w:val="single" w:sz="12" w:space="0" w:color="auto"/>
+              <w:top w:val="single" w:color="auto" w:sz="12" w:space="0"/>
+              <w:left w:val="single" w:color="auto" w:sz="12" w:space="0"/>
               <w:bottom w:val="nil"/>
               <w:right w:val="nil"/>
             </w:tcBorders>
@@ -7284,11 +7330,11 @@
           </w:tcPr>
           <w:p>
             <w:pPr>
-              <w:pStyle w:val="a1"/>
+              <w:pStyle w:val="31"/>
               <w:widowControl w:val="0"/>
               <w:snapToGrid w:val="0"/>
               <w:spacing w:line="240" w:lineRule="auto"/>
-              <w:ind w:left="0" w:right="0" w:firstLine="0" w:leftChars="0" w:rightChars="0" w:firstLineChars="0"/>
+              <w:ind w:left="0" w:leftChars="0" w:right="0" w:rightChars="0" w:firstLine="0" w:firstLineChars="0"/>
               <w:jc w:val="center"/>
               <w:rPr>
                 <w:rFonts w:hint="default"/>
@@ -7312,8 +7358,8 @@
           <w:tcPr>
             <w:tcW w:w="3562" w:type="dxa"/>
             <w:tcBorders>
-              <w:top w:val="single" w:sz="12" w:space="0" w:color="auto"/>
-              <w:left w:val="single" w:sz="4" w:space="0" w:color="auto"/>
+              <w:top w:val="single" w:color="auto" w:sz="12" w:space="0"/>
+              <w:left w:val="single" w:color="auto" w:sz="4" w:space="0"/>
               <w:bottom w:val="nil"/>
               <w:right w:val="nil"/>
             </w:tcBorders>
@@ -7327,11 +7373,11 @@
           </w:tcPr>
           <w:p>
             <w:pPr>
-              <w:pStyle w:val="a1"/>
+              <w:pStyle w:val="31"/>
               <w:widowControl w:val="0"/>
               <w:snapToGrid w:val="0"/>
               <w:spacing w:line="240" w:lineRule="auto"/>
-              <w:ind w:left="0" w:right="0" w:firstLine="0" w:leftChars="0" w:rightChars="0" w:firstLineChars="0"/>
+              <w:ind w:left="0" w:leftChars="0" w:right="0" w:rightChars="0" w:firstLine="0" w:firstLineChars="0"/>
               <w:jc w:val="center"/>
               <w:rPr>
                 <w:rFonts w:hint="default"/>
@@ -7355,8 +7401,8 @@
           <w:tcPr>
             <w:tcW w:w="1413" w:type="dxa"/>
             <w:tcBorders>
-              <w:top w:val="single" w:sz="12" w:space="0" w:color="auto"/>
-              <w:left w:val="single" w:sz="4" w:space="0" w:color="auto"/>
+              <w:top w:val="single" w:color="auto" w:sz="12" w:space="0"/>
+              <w:left w:val="single" w:color="auto" w:sz="4" w:space="0"/>
               <w:bottom w:val="nil"/>
               <w:right w:val="nil"/>
             </w:tcBorders>
@@ -7370,11 +7416,11 @@
           </w:tcPr>
           <w:p>
             <w:pPr>
-              <w:pStyle w:val="a1"/>
+              <w:pStyle w:val="31"/>
               <w:widowControl w:val="0"/>
               <w:snapToGrid w:val="0"/>
               <w:spacing w:line="240" w:lineRule="auto"/>
-              <w:ind w:left="0" w:right="0" w:firstLine="0" w:leftChars="0" w:rightChars="0" w:firstLineChars="0"/>
+              <w:ind w:left="0" w:leftChars="0" w:right="0" w:rightChars="0" w:firstLine="0" w:firstLineChars="0"/>
               <w:jc w:val="center"/>
               <w:rPr>
                 <w:rFonts w:hint="default"/>
@@ -7398,10 +7444,10 @@
           <w:tcPr>
             <w:tcW w:w="1774" w:type="dxa"/>
             <w:tcBorders>
-              <w:top w:val="single" w:sz="12" w:space="0" w:color="auto"/>
-              <w:left w:val="single" w:sz="4" w:space="0" w:color="auto"/>
+              <w:top w:val="single" w:color="auto" w:sz="12" w:space="0"/>
+              <w:left w:val="single" w:color="auto" w:sz="4" w:space="0"/>
               <w:bottom w:val="nil"/>
-              <w:right w:val="single" w:sz="12" w:space="0" w:color="auto"/>
+              <w:right w:val="single" w:color="auto" w:sz="12" w:space="0"/>
             </w:tcBorders>
             <w:tcMar>
               <w:top w:w="-1" w:type="dxa"/>
@@ -7413,11 +7459,11 @@
           </w:tcPr>
           <w:p>
             <w:pPr>
-              <w:pStyle w:val="a1"/>
+              <w:pStyle w:val="31"/>
               <w:widowControl w:val="0"/>
               <w:snapToGrid w:val="0"/>
               <w:spacing w:line="240" w:lineRule="auto"/>
-              <w:ind w:left="0" w:right="0" w:firstLine="0" w:leftChars="0" w:rightChars="0" w:firstLineChars="0"/>
+              <w:ind w:left="0" w:leftChars="0" w:right="0" w:rightChars="0" w:firstLine="0" w:firstLineChars="0"/>
               <w:jc w:val="center"/>
               <w:rPr>
                 <w:rFonts w:hint="default"/>
@@ -7440,8 +7486,14 @@
       </w:tr>
       <w:tr>
         <w:tblPrEx>
-          <w:tblW w:w="8522" w:type="dxa"/>
-          <w:jc w:val="center"/>
+          <w:tblBorders>
+            <w:top w:val="none" w:color="auto" w:sz="0" w:space="0"/>
+            <w:left w:val="none" w:color="auto" w:sz="0" w:space="0"/>
+            <w:bottom w:val="none" w:color="auto" w:sz="0" w:space="0"/>
+            <w:right w:val="none" w:color="auto" w:sz="0" w:space="0"/>
+            <w:insideH w:val="none" w:color="auto" w:sz="0" w:space="0"/>
+            <w:insideV w:val="none" w:color="auto" w:sz="0" w:space="0"/>
+          </w:tblBorders>
           <w:tblCellMar>
             <w:top w:w="0" w:type="dxa"/>
             <w:left w:w="108" w:type="dxa"/>
@@ -7450,16 +7502,16 @@
           </w:tblCellMar>
         </w:tblPrEx>
         <w:trPr>
-          <w:trHeight w:val="0"/>
+          <w:trHeight w:val="0" w:hRule="atLeast"/>
           <w:jc w:val="center"/>
         </w:trPr>
         <w:tc>
           <w:tcPr>
             <w:tcW w:w="1773" w:type="dxa"/>
             <w:tcBorders>
-              <w:top w:val="single" w:sz="4" w:space="0" w:color="auto"/>
-              <w:left w:val="single" w:sz="12" w:space="0" w:color="auto"/>
-              <w:bottom w:val="single" w:sz="12" w:space="0" w:color="auto"/>
+              <w:top w:val="single" w:color="auto" w:sz="4" w:space="0"/>
+              <w:left w:val="single" w:color="auto" w:sz="12" w:space="0"/>
+              <w:bottom w:val="single" w:color="auto" w:sz="12" w:space="0"/>
               <w:right w:val="nil"/>
             </w:tcBorders>
             <w:tcMar>
@@ -7472,11 +7524,11 @@
           </w:tcPr>
           <w:p>
             <w:pPr>
-              <w:pStyle w:val="a1"/>
+              <w:pStyle w:val="31"/>
               <w:widowControl w:val="0"/>
               <w:snapToGrid w:val="0"/>
               <w:spacing w:line="240" w:lineRule="auto"/>
-              <w:ind w:left="0" w:right="0" w:firstLine="0" w:leftChars="0" w:rightChars="0" w:firstLineChars="0"/>
+              <w:ind w:left="0" w:leftChars="0" w:right="0" w:rightChars="0" w:firstLine="0" w:firstLineChars="0"/>
               <w:jc w:val="center"/>
               <w:rPr>
                 <w:rFonts w:hint="default"/>
@@ -7490,17 +7542,7 @@
                 <w:vertAlign w:val="baseline"/>
                 <w:lang w:val="en-US" w:eastAsia="zh-CN"/>
               </w:rPr>
-              <w:t>人员培训</w:t>
-            </w:r>
-            <w:bookmarkStart w:id="23" w:name="_GoBack"/>
-            <w:bookmarkEnd w:id="23"/>
-            <w:r>
-              <w:rPr>
-                <w:rFonts w:hint="eastAsia"/>
-                <w:vertAlign w:val="baseline"/>
-                <w:lang w:val="en-US" w:eastAsia="zh-CN"/>
-              </w:rPr>
-              <w:t>计划达成率</w:t>
+              <w:t>人员培训计划达成率</w:t>
             </w:r>
           </w:p>
         </w:tc>
@@ -7508,9 +7550,9 @@
           <w:tcPr>
             <w:tcW w:w="3562" w:type="dxa"/>
             <w:tcBorders>
-              <w:top w:val="single" w:sz="4" w:space="0" w:color="auto"/>
-              <w:left w:val="single" w:sz="4" w:space="0" w:color="auto"/>
-              <w:bottom w:val="single" w:sz="12" w:space="0" w:color="auto"/>
+              <w:top w:val="single" w:color="auto" w:sz="4" w:space="0"/>
+              <w:left w:val="single" w:color="auto" w:sz="4" w:space="0"/>
+              <w:bottom w:val="single" w:color="auto" w:sz="12" w:space="0"/>
               <w:right w:val="nil"/>
             </w:tcBorders>
             <w:tcMar>
@@ -7523,11 +7565,11 @@
           </w:tcPr>
           <w:p>
             <w:pPr>
-              <w:pStyle w:val="a1"/>
+              <w:pStyle w:val="31"/>
               <w:widowControl w:val="0"/>
               <w:snapToGrid w:val="0"/>
               <w:spacing w:line="240" w:lineRule="auto"/>
-              <w:ind w:left="0" w:right="0" w:firstLine="0" w:leftChars="0" w:rightChars="0" w:firstLineChars="0"/>
+              <w:ind w:left="0" w:leftChars="0" w:right="0" w:rightChars="0" w:firstLine="0" w:firstLineChars="0"/>
               <w:jc w:val="center"/>
               <w:rPr>
                 <w:rFonts w:hint="default"/>
@@ -7549,9 +7591,9 @@
           <w:tcPr>
             <w:tcW w:w="1413" w:type="dxa"/>
             <w:tcBorders>
-              <w:top w:val="single" w:sz="4" w:space="0" w:color="auto"/>
-              <w:left w:val="single" w:sz="4" w:space="0" w:color="auto"/>
-              <w:bottom w:val="single" w:sz="12" w:space="0" w:color="auto"/>
+              <w:top w:val="single" w:color="auto" w:sz="4" w:space="0"/>
+              <w:left w:val="single" w:color="auto" w:sz="4" w:space="0"/>
+              <w:bottom w:val="single" w:color="auto" w:sz="12" w:space="0"/>
               <w:right w:val="nil"/>
             </w:tcBorders>
             <w:tcMar>
@@ -7564,11 +7606,11 @@
           </w:tcPr>
           <w:p>
             <w:pPr>
-              <w:pStyle w:val="a1"/>
+              <w:pStyle w:val="31"/>
               <w:widowControl w:val="0"/>
               <w:snapToGrid w:val="0"/>
               <w:spacing w:line="240" w:lineRule="auto"/>
-              <w:ind w:left="0" w:right="0" w:firstLine="0" w:leftChars="0" w:rightChars="0" w:firstLineChars="0"/>
+              <w:ind w:left="0" w:leftChars="0" w:right="0" w:rightChars="0" w:firstLine="0" w:firstLineChars="0"/>
               <w:jc w:val="center"/>
               <w:rPr>
                 <w:rFonts w:hint="default"/>
@@ -7590,10 +7632,10 @@
           <w:tcPr>
             <w:tcW w:w="1774" w:type="dxa"/>
             <w:tcBorders>
-              <w:top w:val="single" w:sz="4" w:space="0" w:color="auto"/>
-              <w:left w:val="single" w:sz="4" w:space="0" w:color="auto"/>
-              <w:bottom w:val="single" w:sz="12" w:space="0" w:color="auto"/>
-              <w:right w:val="single" w:sz="12" w:space="0" w:color="auto"/>
+              <w:top w:val="single" w:color="auto" w:sz="4" w:space="0"/>
+              <w:left w:val="single" w:color="auto" w:sz="4" w:space="0"/>
+              <w:bottom w:val="single" w:color="auto" w:sz="12" w:space="0"/>
+              <w:right w:val="single" w:color="auto" w:sz="12" w:space="0"/>
             </w:tcBorders>
             <w:tcMar>
               <w:top w:w="-1" w:type="dxa"/>
@@ -7605,11 +7647,11 @@
           </w:tcPr>
           <w:p>
             <w:pPr>
-              <w:pStyle w:val="a1"/>
+              <w:pStyle w:val="31"/>
               <w:widowControl w:val="0"/>
               <w:snapToGrid w:val="0"/>
               <w:spacing w:line="240" w:lineRule="auto"/>
-              <w:ind w:left="0" w:right="0" w:firstLine="0" w:leftChars="0" w:rightChars="0" w:firstLineChars="0"/>
+              <w:ind w:left="0" w:leftChars="0" w:right="0" w:rightChars="0" w:firstLine="0" w:firstLineChars="0"/>
               <w:jc w:val="center"/>
               <w:rPr>
                 <w:rFonts w:hint="default"/>
@@ -7631,7 +7673,7 @@
     </w:tbl>
     <w:p>
       <w:pPr>
-        <w:pStyle w:val="a1"/>
+        <w:pStyle w:val="31"/>
         <w:keepNext w:val="0"/>
         <w:keepLines w:val="0"/>
         <w:pageBreakBefore w:val="0"/>
@@ -7655,14 +7697,14 @@
     </w:p>
     <w:p>
       <w:pPr>
-        <w:pStyle w:val="1"/>
-        <w:bidi w:val="0"/>
-        <w:rPr>
-          <w:rFonts w:hint="default"/>
-          <w:lang w:val="en-US" w:eastAsia="zh-CN"/>
-        </w:rPr>
-      </w:pPr>
-      <w:bookmarkStart w:id="24" w:name="_Toc1680"/>
+        <w:pStyle w:val="30"/>
+        <w:bidi w:val="0"/>
+        <w:rPr>
+          <w:rFonts w:hint="default"/>
+          <w:lang w:val="en-US" w:eastAsia="zh-CN"/>
+        </w:rPr>
+      </w:pPr>
+      <w:bookmarkStart w:id="23" w:name="_Toc23638"/>
       <w:r>
         <w:rPr>
           <w:rFonts w:hint="eastAsia"/>
@@ -7670,11 +7712,11 @@
         </w:rPr>
         <w:t>输出的文件和记录</w:t>
       </w:r>
-      <w:bookmarkEnd w:id="24"/>
-    </w:p>
-    <w:p>
-      <w:pPr>
-        <w:pStyle w:val="a1"/>
+      <w:bookmarkEnd w:id="23"/>
+    </w:p>
+    <w:p>
+      <w:pPr>
+        <w:pStyle w:val="31"/>
         <w:keepNext w:val="0"/>
         <w:keepLines w:val="0"/>
         <w:pageBreakBefore w:val="0"/>
@@ -7724,7 +7766,7 @@
           <w:rFonts w:hint="eastAsia"/>
           <w:lang w:val="en-US" w:eastAsia="zh-CN"/>
         </w:rPr>
-        <w:instrText>"柴_标题1"\n</w:instrText>
+        <w:instrText xml:space="preserve">"柴_标题1"\n</w:instrText>
       </w:r>
       <w:r>
         <w:instrText xml:space="preserve"> \s</w:instrText>
@@ -7741,7 +7783,7 @@
           <w:rFonts w:hint="eastAsia"/>
           <w:lang w:val="en-US" w:eastAsia="zh-CN"/>
         </w:rPr>
-        <w:instrText>* Charformat</w:instrText>
+        <w:instrText xml:space="preserve">* Charformat</w:instrText>
       </w:r>
       <w:r>
         <w:rPr>
@@ -7806,7 +7848,7 @@
         </w:rPr>
         <w:fldChar w:fldCharType="end"/>
       </w:r>
-      <w:bookmarkStart w:id="25" w:name="_Toc21360"/>
+      <w:bookmarkStart w:id="24" w:name="_Toc21360"/>
       <w:r>
         <w:rPr>
           <w:rFonts w:hint="eastAsia"/>
@@ -7814,22 +7856,23 @@
         </w:rPr>
         <w:t xml:space="preserve"> 输出文件记录表</w:t>
       </w:r>
-      <w:bookmarkEnd w:id="25"/>
+      <w:bookmarkEnd w:id="24"/>
     </w:p>
     <w:tbl>
       <w:tblPr>
-        <w:tblStyle w:val="TableNormal"/>
+        <w:tblStyle w:val="22"/>
         <w:tblW w:w="8495" w:type="dxa"/>
         <w:jc w:val="center"/>
         <w:tblBorders>
-          <w:top w:val="nil"/>
-          <w:left w:val="nil"/>
-          <w:bottom w:val="nil"/>
-          <w:right w:val="nil"/>
-          <w:insideH w:val="nil"/>
-          <w:insideV w:val="nil"/>
+          <w:top w:val="none" w:color="auto" w:sz="0" w:space="0"/>
+          <w:left w:val="none" w:color="auto" w:sz="0" w:space="0"/>
+          <w:bottom w:val="none" w:color="auto" w:sz="0" w:space="0"/>
+          <w:right w:val="none" w:color="auto" w:sz="0" w:space="0"/>
+          <w:insideH w:val="none" w:color="auto" w:sz="0" w:space="0"/>
+          <w:insideV w:val="none" w:color="auto" w:sz="0" w:space="0"/>
         </w:tblBorders>
         <w:shd w:val="clear" w:color="auto" w:fill="auto"/>
+        <w:tblLayout w:type="autofit"/>
         <w:tblCellMar>
           <w:top w:w="15" w:type="dxa"/>
           <w:left w:w="15" w:type="dxa"/>
@@ -7844,15 +7887,13 @@
       </w:tblGrid>
       <w:tr>
         <w:tblPrEx>
-          <w:tblW w:w="8495" w:type="dxa"/>
-          <w:jc w:val="center"/>
           <w:tblBorders>
-            <w:top w:val="nil"/>
-            <w:left w:val="nil"/>
-            <w:bottom w:val="nil"/>
-            <w:right w:val="nil"/>
-            <w:insideH w:val="nil"/>
-            <w:insideV w:val="nil"/>
+            <w:top w:val="none" w:color="auto" w:sz="0" w:space="0"/>
+            <w:left w:val="none" w:color="auto" w:sz="0" w:space="0"/>
+            <w:bottom w:val="none" w:color="auto" w:sz="0" w:space="0"/>
+            <w:right w:val="none" w:color="auto" w:sz="0" w:space="0"/>
+            <w:insideH w:val="none" w:color="auto" w:sz="0" w:space="0"/>
+            <w:insideV w:val="none" w:color="auto" w:sz="0" w:space="0"/>
           </w:tblBorders>
           <w:shd w:val="clear" w:color="auto" w:fill="auto"/>
           <w:tblCellMar>
@@ -7863,7 +7904,7 @@
           </w:tblCellMar>
         </w:tblPrEx>
         <w:trPr>
-          <w:trHeight w:val="0"/>
+          <w:trHeight w:val="0" w:hRule="atLeast"/>
           <w:tblHeader/>
           <w:jc w:val="center"/>
         </w:trPr>
@@ -7871,8 +7912,8 @@
           <w:tcPr>
             <w:tcW w:w="0" w:type="auto"/>
             <w:tcBorders>
-              <w:top w:val="single" w:sz="12" w:space="0" w:color="auto"/>
-              <w:left w:val="single" w:sz="12" w:space="0" w:color="auto"/>
+              <w:top w:val="single" w:color="auto" w:sz="12" w:space="0"/>
+              <w:left w:val="single" w:color="auto" w:sz="12" w:space="0"/>
               <w:bottom w:val="nil"/>
               <w:right w:val="nil"/>
             </w:tcBorders>
@@ -7893,10 +7934,10 @@
               <w:suppressLineNumbers w:val="0"/>
               <w:snapToGrid w:val="0"/>
               <w:spacing w:line="240" w:lineRule="auto"/>
-              <w:ind w:left="0" w:right="0" w:firstLine="0" w:leftChars="0" w:rightChars="0" w:firstLineChars="0"/>
+              <w:ind w:left="0" w:leftChars="0" w:right="0" w:rightChars="0" w:firstLine="0" w:firstLineChars="0"/>
               <w:jc w:val="center"/>
               <w:rPr>
-                <w:rFonts w:ascii="Segoe UI" w:eastAsia="Segoe UI" w:hAnsi="Segoe UI" w:cs="Segoe UI"/>
+                <w:rFonts w:ascii="Segoe UI" w:hAnsi="Segoe UI" w:eastAsia="Segoe UI" w:cs="Segoe UI"/>
                 <w:b/>
                 <w:i w:val="0"/>
                 <w:iCs w:val="0"/>
@@ -7909,7 +7950,7 @@
             </w:pPr>
             <w:r>
               <w:rPr>
-                <w:rFonts w:ascii="Segoe UI" w:eastAsia="Segoe UI" w:hAnsi="Segoe UI" w:cs="Segoe UI" w:hint="default"/>
+                <w:rFonts w:hint="default" w:ascii="Segoe UI" w:hAnsi="Segoe UI" w:eastAsia="Segoe UI" w:cs="Segoe UI"/>
                 <w:b/>
                 <w:i w:val="0"/>
                 <w:iCs w:val="0"/>
@@ -7930,8 +7971,8 @@
           <w:tcPr>
             <w:tcW w:w="0" w:type="auto"/>
             <w:tcBorders>
-              <w:top w:val="single" w:sz="12" w:space="0" w:color="auto"/>
-              <w:left w:val="single" w:sz="4" w:space="0" w:color="auto"/>
+              <w:top w:val="single" w:color="auto" w:sz="12" w:space="0"/>
+              <w:left w:val="single" w:color="auto" w:sz="4" w:space="0"/>
               <w:bottom w:val="nil"/>
               <w:right w:val="nil"/>
             </w:tcBorders>
@@ -7952,10 +7993,10 @@
               <w:suppressLineNumbers w:val="0"/>
               <w:snapToGrid w:val="0"/>
               <w:spacing w:line="240" w:lineRule="auto"/>
-              <w:ind w:left="0" w:right="0" w:firstLine="0" w:leftChars="0" w:rightChars="0" w:firstLineChars="0"/>
+              <w:ind w:left="0" w:leftChars="0" w:right="0" w:rightChars="0" w:firstLine="0" w:firstLineChars="0"/>
               <w:jc w:val="center"/>
               <w:rPr>
-                <w:rFonts w:ascii="Segoe UI" w:eastAsia="Segoe UI" w:hAnsi="Segoe UI" w:cs="Segoe UI" w:hint="default"/>
+                <w:rFonts w:hint="default" w:ascii="Segoe UI" w:hAnsi="Segoe UI" w:eastAsia="Segoe UI" w:cs="Segoe UI"/>
                 <w:b/>
                 <w:i w:val="0"/>
                 <w:iCs w:val="0"/>
@@ -7968,7 +8009,7 @@
             </w:pPr>
             <w:r>
               <w:rPr>
-                <w:rFonts w:ascii="Segoe UI" w:eastAsia="Segoe UI" w:hAnsi="Segoe UI" w:cs="Segoe UI" w:hint="default"/>
+                <w:rFonts w:hint="default" w:ascii="Segoe UI" w:hAnsi="Segoe UI" w:eastAsia="Segoe UI" w:cs="Segoe UI"/>
                 <w:b/>
                 <w:i w:val="0"/>
                 <w:iCs w:val="0"/>
@@ -7989,10 +8030,10 @@
           <w:tcPr>
             <w:tcW w:w="2057" w:type="dxa"/>
             <w:tcBorders>
-              <w:top w:val="single" w:sz="12" w:space="0" w:color="auto"/>
-              <w:left w:val="single" w:sz="4" w:space="0" w:color="auto"/>
+              <w:top w:val="single" w:color="auto" w:sz="12" w:space="0"/>
+              <w:left w:val="single" w:color="auto" w:sz="4" w:space="0"/>
               <w:bottom w:val="nil"/>
-              <w:right w:val="single" w:sz="12" w:space="0" w:color="auto"/>
+              <w:right w:val="single" w:color="auto" w:sz="12" w:space="0"/>
             </w:tcBorders>
             <w:shd w:val="clear" w:color="auto" w:fill="auto"/>
             <w:tcMar>
@@ -8011,10 +8052,10 @@
               <w:suppressLineNumbers w:val="0"/>
               <w:snapToGrid w:val="0"/>
               <w:spacing w:line="240" w:lineRule="auto"/>
-              <w:ind w:left="0" w:right="0" w:firstLine="0" w:leftChars="0" w:rightChars="0" w:firstLineChars="0"/>
+              <w:ind w:left="0" w:leftChars="0" w:right="0" w:rightChars="0" w:firstLine="0" w:firstLineChars="0"/>
               <w:jc w:val="center"/>
               <w:rPr>
-                <w:rFonts w:ascii="Segoe UI" w:eastAsia="Segoe UI" w:hAnsi="Segoe UI" w:cs="Segoe UI" w:hint="default"/>
+                <w:rFonts w:hint="default" w:ascii="Segoe UI" w:hAnsi="Segoe UI" w:eastAsia="Segoe UI" w:cs="Segoe UI"/>
                 <w:b/>
                 <w:i w:val="0"/>
                 <w:iCs w:val="0"/>
@@ -8027,7 +8068,7 @@
             </w:pPr>
             <w:r>
               <w:rPr>
-                <w:rFonts w:ascii="Segoe UI" w:eastAsia="Segoe UI" w:hAnsi="Segoe UI" w:cs="Segoe UI" w:hint="default"/>
+                <w:rFonts w:hint="default" w:ascii="Segoe UI" w:hAnsi="Segoe UI" w:eastAsia="Segoe UI" w:cs="Segoe UI"/>
                 <w:b/>
                 <w:i w:val="0"/>
                 <w:iCs w:val="0"/>
@@ -8047,8 +8088,14 @@
       </w:tr>
       <w:tr>
         <w:tblPrEx>
-          <w:tblW w:w="8495" w:type="dxa"/>
-          <w:jc w:val="center"/>
+          <w:tblBorders>
+            <w:top w:val="none" w:color="auto" w:sz="0" w:space="0"/>
+            <w:left w:val="none" w:color="auto" w:sz="0" w:space="0"/>
+            <w:bottom w:val="none" w:color="auto" w:sz="0" w:space="0"/>
+            <w:right w:val="none" w:color="auto" w:sz="0" w:space="0"/>
+            <w:insideH w:val="none" w:color="auto" w:sz="0" w:space="0"/>
+            <w:insideV w:val="none" w:color="auto" w:sz="0" w:space="0"/>
+          </w:tblBorders>
           <w:shd w:val="clear" w:color="auto" w:fill="auto"/>
           <w:tblCellMar>
             <w:top w:w="15" w:type="dxa"/>
@@ -8058,15 +8105,15 @@
           </w:tblCellMar>
         </w:tblPrEx>
         <w:trPr>
-          <w:trHeight w:val="0"/>
+          <w:trHeight w:val="0" w:hRule="atLeast"/>
           <w:jc w:val="center"/>
         </w:trPr>
         <w:tc>
           <w:tcPr>
             <w:tcW w:w="0" w:type="auto"/>
             <w:tcBorders>
-              <w:top w:val="single" w:sz="4" w:space="0" w:color="auto"/>
-              <w:left w:val="single" w:sz="12" w:space="0" w:color="auto"/>
+              <w:top w:val="single" w:color="auto" w:sz="4" w:space="0"/>
+              <w:left w:val="single" w:color="auto" w:sz="12" w:space="0"/>
               <w:bottom w:val="nil"/>
               <w:right w:val="nil"/>
             </w:tcBorders>
@@ -8087,10 +8134,10 @@
               <w:suppressLineNumbers w:val="0"/>
               <w:snapToGrid w:val="0"/>
               <w:spacing w:line="240" w:lineRule="auto"/>
-              <w:ind w:left="0" w:right="0" w:firstLine="0" w:leftChars="0" w:rightChars="0" w:firstLineChars="0"/>
+              <w:ind w:left="0" w:leftChars="0" w:right="0" w:rightChars="0" w:firstLine="0" w:firstLineChars="0"/>
               <w:jc w:val="center"/>
               <w:rPr>
-                <w:rFonts w:ascii="Segoe UI" w:eastAsia="Segoe UI" w:hAnsi="Segoe UI" w:cs="Segoe UI" w:hint="default"/>
+                <w:rFonts w:hint="default" w:ascii="Segoe UI" w:hAnsi="Segoe UI" w:eastAsia="Segoe UI" w:cs="Segoe UI"/>
                 <w:i w:val="0"/>
                 <w:iCs w:val="0"/>
                 <w:caps w:val="0"/>
@@ -8102,7 +8149,7 @@
             </w:pPr>
             <w:r>
               <w:rPr>
-                <w:rFonts w:ascii="Segoe UI" w:eastAsia="Segoe UI" w:hAnsi="Segoe UI" w:cs="Segoe UI" w:hint="default"/>
+                <w:rFonts w:hint="default" w:ascii="Segoe UI" w:hAnsi="Segoe UI" w:eastAsia="Segoe UI" w:cs="Segoe UI"/>
                 <w:i w:val="0"/>
                 <w:iCs w:val="0"/>
                 <w:caps w:val="0"/>
@@ -8122,8 +8169,8 @@
           <w:tcPr>
             <w:tcW w:w="0" w:type="auto"/>
             <w:tcBorders>
-              <w:top w:val="single" w:sz="4" w:space="0" w:color="auto"/>
-              <w:left w:val="single" w:sz="4" w:space="0" w:color="auto"/>
+              <w:top w:val="single" w:color="auto" w:sz="4" w:space="0"/>
+              <w:left w:val="single" w:color="auto" w:sz="4" w:space="0"/>
               <w:bottom w:val="nil"/>
               <w:right w:val="nil"/>
             </w:tcBorders>
@@ -8144,10 +8191,10 @@
               <w:suppressLineNumbers w:val="0"/>
               <w:snapToGrid w:val="0"/>
               <w:spacing w:line="240" w:lineRule="auto"/>
-              <w:ind w:left="0" w:right="0" w:firstLine="0" w:leftChars="0" w:rightChars="0" w:firstLineChars="0"/>
+              <w:ind w:left="0" w:leftChars="0" w:right="0" w:rightChars="0" w:firstLine="0" w:firstLineChars="0"/>
               <w:jc w:val="center"/>
               <w:rPr>
-                <w:rFonts w:ascii="Segoe UI" w:eastAsia="Segoe UI" w:hAnsi="Segoe UI" w:cs="Segoe UI" w:hint="default"/>
+                <w:rFonts w:hint="default" w:ascii="Segoe UI" w:hAnsi="Segoe UI" w:eastAsia="Segoe UI" w:cs="Segoe UI"/>
                 <w:i w:val="0"/>
                 <w:iCs w:val="0"/>
                 <w:caps w:val="0"/>
@@ -8159,7 +8206,7 @@
             </w:pPr>
             <w:r>
               <w:rPr>
-                <w:rFonts w:ascii="Segoe UI" w:eastAsia="Segoe UI" w:hAnsi="Segoe UI" w:cs="Segoe UI" w:hint="default"/>
+                <w:rFonts w:hint="default" w:ascii="Segoe UI" w:hAnsi="Segoe UI" w:eastAsia="Segoe UI" w:cs="Segoe UI"/>
                 <w:i w:val="0"/>
                 <w:iCs w:val="0"/>
                 <w:caps w:val="0"/>
@@ -8179,10 +8226,10 @@
           <w:tcPr>
             <w:tcW w:w="2057" w:type="dxa"/>
             <w:tcBorders>
-              <w:top w:val="single" w:sz="4" w:space="0" w:color="auto"/>
-              <w:left w:val="single" w:sz="4" w:space="0" w:color="auto"/>
+              <w:top w:val="single" w:color="auto" w:sz="4" w:space="0"/>
+              <w:left w:val="single" w:color="auto" w:sz="4" w:space="0"/>
               <w:bottom w:val="nil"/>
-              <w:right w:val="single" w:sz="12" w:space="0" w:color="auto"/>
+              <w:right w:val="single" w:color="auto" w:sz="12" w:space="0"/>
             </w:tcBorders>
             <w:shd w:val="clear" w:color="auto" w:fill="auto"/>
             <w:tcMar>
@@ -8201,10 +8248,10 @@
               <w:suppressLineNumbers w:val="0"/>
               <w:snapToGrid w:val="0"/>
               <w:spacing w:line="240" w:lineRule="auto"/>
-              <w:ind w:left="0" w:right="0" w:firstLine="0" w:leftChars="0" w:rightChars="0" w:firstLineChars="0"/>
+              <w:ind w:left="0" w:leftChars="0" w:right="0" w:rightChars="0" w:firstLine="0" w:firstLineChars="0"/>
               <w:jc w:val="center"/>
               <w:rPr>
-                <w:rFonts w:ascii="Segoe UI" w:eastAsia="Segoe UI" w:hAnsi="Segoe UI" w:cs="Segoe UI" w:hint="default"/>
+                <w:rFonts w:hint="default" w:ascii="Segoe UI" w:hAnsi="Segoe UI" w:eastAsia="Segoe UI" w:cs="Segoe UI"/>
                 <w:i w:val="0"/>
                 <w:iCs w:val="0"/>
                 <w:caps w:val="0"/>
@@ -8216,7 +8263,7 @@
             </w:pPr>
             <w:r>
               <w:rPr>
-                <w:rFonts w:ascii="Segoe UI" w:eastAsia="Segoe UI" w:hAnsi="Segoe UI" w:cs="Segoe UI" w:hint="default"/>
+                <w:rFonts w:hint="default" w:ascii="Segoe UI" w:hAnsi="Segoe UI" w:eastAsia="Segoe UI" w:cs="Segoe UI"/>
                 <w:i w:val="0"/>
                 <w:iCs w:val="0"/>
                 <w:caps w:val="0"/>
@@ -8235,8 +8282,14 @@
       </w:tr>
       <w:tr>
         <w:tblPrEx>
-          <w:tblW w:w="8495" w:type="dxa"/>
-          <w:jc w:val="center"/>
+          <w:tblBorders>
+            <w:top w:val="none" w:color="auto" w:sz="0" w:space="0"/>
+            <w:left w:val="none" w:color="auto" w:sz="0" w:space="0"/>
+            <w:bottom w:val="none" w:color="auto" w:sz="0" w:space="0"/>
+            <w:right w:val="none" w:color="auto" w:sz="0" w:space="0"/>
+            <w:insideH w:val="none" w:color="auto" w:sz="0" w:space="0"/>
+            <w:insideV w:val="none" w:color="auto" w:sz="0" w:space="0"/>
+          </w:tblBorders>
           <w:shd w:val="clear" w:color="auto" w:fill="auto"/>
           <w:tblCellMar>
             <w:top w:w="15" w:type="dxa"/>
@@ -8246,15 +8299,15 @@
           </w:tblCellMar>
         </w:tblPrEx>
         <w:trPr>
-          <w:trHeight w:val="0"/>
+          <w:trHeight w:val="0" w:hRule="atLeast"/>
           <w:jc w:val="center"/>
         </w:trPr>
         <w:tc>
           <w:tcPr>
             <w:tcW w:w="0" w:type="auto"/>
             <w:tcBorders>
-              <w:top w:val="single" w:sz="4" w:space="0" w:color="auto"/>
-              <w:left w:val="single" w:sz="12" w:space="0" w:color="auto"/>
+              <w:top w:val="single" w:color="auto" w:sz="4" w:space="0"/>
+              <w:left w:val="single" w:color="auto" w:sz="12" w:space="0"/>
               <w:bottom w:val="nil"/>
               <w:right w:val="nil"/>
             </w:tcBorders>
@@ -8275,10 +8328,10 @@
               <w:suppressLineNumbers w:val="0"/>
               <w:snapToGrid w:val="0"/>
               <w:spacing w:line="240" w:lineRule="auto"/>
-              <w:ind w:left="0" w:right="0" w:firstLine="0" w:leftChars="0" w:rightChars="0" w:firstLineChars="0"/>
+              <w:ind w:left="0" w:leftChars="0" w:right="0" w:rightChars="0" w:firstLine="0" w:firstLineChars="0"/>
               <w:jc w:val="center"/>
               <w:rPr>
-                <w:rFonts w:ascii="Segoe UI" w:eastAsia="Segoe UI" w:hAnsi="Segoe UI" w:cs="Segoe UI" w:hint="default"/>
+                <w:rFonts w:hint="default" w:ascii="Segoe UI" w:hAnsi="Segoe UI" w:eastAsia="Segoe UI" w:cs="Segoe UI"/>
                 <w:i w:val="0"/>
                 <w:iCs w:val="0"/>
                 <w:caps w:val="0"/>
@@ -8290,7 +8343,7 @@
             </w:pPr>
             <w:r>
               <w:rPr>
-                <w:rFonts w:ascii="Segoe UI" w:eastAsia="Segoe UI" w:hAnsi="Segoe UI" w:cs="Segoe UI" w:hint="default"/>
+                <w:rFonts w:hint="default" w:ascii="Segoe UI" w:hAnsi="Segoe UI" w:eastAsia="Segoe UI" w:cs="Segoe UI"/>
                 <w:i w:val="0"/>
                 <w:iCs w:val="0"/>
                 <w:caps w:val="0"/>
@@ -8310,8 +8363,8 @@
           <w:tcPr>
             <w:tcW w:w="0" w:type="auto"/>
             <w:tcBorders>
-              <w:top w:val="single" w:sz="4" w:space="0" w:color="auto"/>
-              <w:left w:val="single" w:sz="4" w:space="0" w:color="auto"/>
+              <w:top w:val="single" w:color="auto" w:sz="4" w:space="0"/>
+              <w:left w:val="single" w:color="auto" w:sz="4" w:space="0"/>
               <w:bottom w:val="nil"/>
               <w:right w:val="nil"/>
             </w:tcBorders>
@@ -8332,10 +8385,10 @@
               <w:suppressLineNumbers w:val="0"/>
               <w:snapToGrid w:val="0"/>
               <w:spacing w:line="240" w:lineRule="auto"/>
-              <w:ind w:left="0" w:right="0" w:firstLine="0" w:leftChars="0" w:rightChars="0" w:firstLineChars="0"/>
+              <w:ind w:left="0" w:leftChars="0" w:right="0" w:rightChars="0" w:firstLine="0" w:firstLineChars="0"/>
               <w:jc w:val="center"/>
               <w:rPr>
-                <w:rFonts w:ascii="Segoe UI" w:eastAsia="Segoe UI" w:hAnsi="Segoe UI" w:cs="Segoe UI" w:hint="default"/>
+                <w:rFonts w:hint="default" w:ascii="Segoe UI" w:hAnsi="Segoe UI" w:eastAsia="Segoe UI" w:cs="Segoe UI"/>
                 <w:i w:val="0"/>
                 <w:iCs w:val="0"/>
                 <w:caps w:val="0"/>
@@ -8347,7 +8400,7 @@
             </w:pPr>
             <w:r>
               <w:rPr>
-                <w:rFonts w:ascii="Segoe UI" w:eastAsia="Segoe UI" w:hAnsi="Segoe UI" w:cs="Segoe UI" w:hint="default"/>
+                <w:rFonts w:hint="default" w:ascii="Segoe UI" w:hAnsi="Segoe UI" w:eastAsia="Segoe UI" w:cs="Segoe UI"/>
                 <w:i w:val="0"/>
                 <w:iCs w:val="0"/>
                 <w:caps w:val="0"/>
@@ -8367,10 +8420,10 @@
           <w:tcPr>
             <w:tcW w:w="2057" w:type="dxa"/>
             <w:tcBorders>
-              <w:top w:val="single" w:sz="4" w:space="0" w:color="auto"/>
-              <w:left w:val="single" w:sz="4" w:space="0" w:color="auto"/>
+              <w:top w:val="single" w:color="auto" w:sz="4" w:space="0"/>
+              <w:left w:val="single" w:color="auto" w:sz="4" w:space="0"/>
               <w:bottom w:val="nil"/>
-              <w:right w:val="single" w:sz="12" w:space="0" w:color="auto"/>
+              <w:right w:val="single" w:color="auto" w:sz="12" w:space="0"/>
             </w:tcBorders>
             <w:shd w:val="clear" w:color="auto" w:fill="auto"/>
             <w:tcMar>
@@ -8389,10 +8442,10 @@
               <w:suppressLineNumbers w:val="0"/>
               <w:snapToGrid w:val="0"/>
               <w:spacing w:line="240" w:lineRule="auto"/>
-              <w:ind w:left="0" w:right="0" w:firstLine="0" w:leftChars="0" w:rightChars="0" w:firstLineChars="0"/>
+              <w:ind w:left="0" w:leftChars="0" w:right="0" w:rightChars="0" w:firstLine="0" w:firstLineChars="0"/>
               <w:jc w:val="center"/>
               <w:rPr>
-                <w:rFonts w:ascii="Segoe UI" w:eastAsia="Segoe UI" w:hAnsi="Segoe UI" w:cs="Segoe UI" w:hint="default"/>
+                <w:rFonts w:hint="default" w:ascii="Segoe UI" w:hAnsi="Segoe UI" w:eastAsia="Segoe UI" w:cs="Segoe UI"/>
                 <w:i w:val="0"/>
                 <w:iCs w:val="0"/>
                 <w:caps w:val="0"/>
@@ -8404,7 +8457,7 @@
             </w:pPr>
             <w:r>
               <w:rPr>
-                <w:rFonts w:ascii="Segoe UI" w:eastAsia="Segoe UI" w:hAnsi="Segoe UI" w:cs="Segoe UI" w:hint="default"/>
+                <w:rFonts w:hint="default" w:ascii="Segoe UI" w:hAnsi="Segoe UI" w:eastAsia="Segoe UI" w:cs="Segoe UI"/>
                 <w:i w:val="0"/>
                 <w:iCs w:val="0"/>
                 <w:caps w:val="0"/>
@@ -8423,8 +8476,14 @@
       </w:tr>
       <w:tr>
         <w:tblPrEx>
-          <w:tblW w:w="8495" w:type="dxa"/>
-          <w:jc w:val="center"/>
+          <w:tblBorders>
+            <w:top w:val="none" w:color="auto" w:sz="0" w:space="0"/>
+            <w:left w:val="none" w:color="auto" w:sz="0" w:space="0"/>
+            <w:bottom w:val="none" w:color="auto" w:sz="0" w:space="0"/>
+            <w:right w:val="none" w:color="auto" w:sz="0" w:space="0"/>
+            <w:insideH w:val="none" w:color="auto" w:sz="0" w:space="0"/>
+            <w:insideV w:val="none" w:color="auto" w:sz="0" w:space="0"/>
+          </w:tblBorders>
           <w:shd w:val="clear" w:color="auto" w:fill="auto"/>
           <w:tblCellMar>
             <w:top w:w="15" w:type="dxa"/>
@@ -8434,15 +8493,15 @@
           </w:tblCellMar>
         </w:tblPrEx>
         <w:trPr>
-          <w:trHeight w:val="0"/>
+          <w:trHeight w:val="0" w:hRule="atLeast"/>
           <w:jc w:val="center"/>
         </w:trPr>
         <w:tc>
           <w:tcPr>
             <w:tcW w:w="0" w:type="auto"/>
             <w:tcBorders>
-              <w:top w:val="single" w:sz="4" w:space="0" w:color="auto"/>
-              <w:left w:val="single" w:sz="12" w:space="0" w:color="auto"/>
+              <w:top w:val="single" w:color="auto" w:sz="4" w:space="0"/>
+              <w:left w:val="single" w:color="auto" w:sz="12" w:space="0"/>
               <w:bottom w:val="nil"/>
               <w:right w:val="nil"/>
             </w:tcBorders>
@@ -8463,10 +8522,10 @@
               <w:suppressLineNumbers w:val="0"/>
               <w:snapToGrid w:val="0"/>
               <w:spacing w:line="240" w:lineRule="auto"/>
-              <w:ind w:left="0" w:right="0" w:firstLine="0" w:leftChars="0" w:rightChars="0" w:firstLineChars="0"/>
+              <w:ind w:left="0" w:leftChars="0" w:right="0" w:rightChars="0" w:firstLine="0" w:firstLineChars="0"/>
               <w:jc w:val="center"/>
               <w:rPr>
-                <w:rFonts w:ascii="Segoe UI" w:eastAsia="Segoe UI" w:hAnsi="Segoe UI" w:cs="Segoe UI" w:hint="default"/>
+                <w:rFonts w:hint="default" w:ascii="Segoe UI" w:hAnsi="Segoe UI" w:eastAsia="Segoe UI" w:cs="Segoe UI"/>
                 <w:i w:val="0"/>
                 <w:iCs w:val="0"/>
                 <w:caps w:val="0"/>
@@ -8478,7 +8537,7 @@
             </w:pPr>
             <w:r>
               <w:rPr>
-                <w:rFonts w:ascii="Segoe UI" w:eastAsia="Segoe UI" w:hAnsi="Segoe UI" w:cs="Segoe UI" w:hint="default"/>
+                <w:rFonts w:hint="default" w:ascii="Segoe UI" w:hAnsi="Segoe UI" w:eastAsia="Segoe UI" w:cs="Segoe UI"/>
                 <w:i w:val="0"/>
                 <w:iCs w:val="0"/>
                 <w:caps w:val="0"/>
@@ -8498,8 +8557,8 @@
           <w:tcPr>
             <w:tcW w:w="0" w:type="auto"/>
             <w:tcBorders>
-              <w:top w:val="single" w:sz="4" w:space="0" w:color="auto"/>
-              <w:left w:val="single" w:sz="4" w:space="0" w:color="auto"/>
+              <w:top w:val="single" w:color="auto" w:sz="4" w:space="0"/>
+              <w:left w:val="single" w:color="auto" w:sz="4" w:space="0"/>
               <w:bottom w:val="nil"/>
               <w:right w:val="nil"/>
             </w:tcBorders>
@@ -8520,10 +8579,10 @@
               <w:suppressLineNumbers w:val="0"/>
               <w:snapToGrid w:val="0"/>
               <w:spacing w:line="240" w:lineRule="auto"/>
-              <w:ind w:left="0" w:right="0" w:firstLine="0" w:leftChars="0" w:rightChars="0" w:firstLineChars="0"/>
+              <w:ind w:left="0" w:leftChars="0" w:right="0" w:rightChars="0" w:firstLine="0" w:firstLineChars="0"/>
               <w:jc w:val="center"/>
               <w:rPr>
-                <w:rFonts w:ascii="Segoe UI" w:eastAsia="Segoe UI" w:hAnsi="Segoe UI" w:cs="Segoe UI" w:hint="default"/>
+                <w:rFonts w:hint="default" w:ascii="Segoe UI" w:hAnsi="Segoe UI" w:eastAsia="Segoe UI" w:cs="Segoe UI"/>
                 <w:i w:val="0"/>
                 <w:iCs w:val="0"/>
                 <w:caps w:val="0"/>
@@ -8535,7 +8594,7 @@
             </w:pPr>
             <w:r>
               <w:rPr>
-                <w:rFonts w:ascii="Segoe UI" w:eastAsia="Segoe UI" w:hAnsi="Segoe UI" w:cs="Segoe UI" w:hint="default"/>
+                <w:rFonts w:hint="default" w:ascii="Segoe UI" w:hAnsi="Segoe UI" w:eastAsia="Segoe UI" w:cs="Segoe UI"/>
                 <w:i w:val="0"/>
                 <w:iCs w:val="0"/>
                 <w:caps w:val="0"/>
@@ -8555,10 +8614,10 @@
           <w:tcPr>
             <w:tcW w:w="2057" w:type="dxa"/>
             <w:tcBorders>
-              <w:top w:val="single" w:sz="4" w:space="0" w:color="auto"/>
-              <w:left w:val="single" w:sz="4" w:space="0" w:color="auto"/>
+              <w:top w:val="single" w:color="auto" w:sz="4" w:space="0"/>
+              <w:left w:val="single" w:color="auto" w:sz="4" w:space="0"/>
               <w:bottom w:val="nil"/>
-              <w:right w:val="single" w:sz="12" w:space="0" w:color="auto"/>
+              <w:right w:val="single" w:color="auto" w:sz="12" w:space="0"/>
             </w:tcBorders>
             <w:shd w:val="clear" w:color="auto" w:fill="auto"/>
             <w:tcMar>
@@ -8577,10 +8636,10 @@
               <w:suppressLineNumbers w:val="0"/>
               <w:snapToGrid w:val="0"/>
               <w:spacing w:line="240" w:lineRule="auto"/>
-              <w:ind w:left="0" w:right="0" w:firstLine="0" w:leftChars="0" w:rightChars="0" w:firstLineChars="0"/>
+              <w:ind w:left="0" w:leftChars="0" w:right="0" w:rightChars="0" w:firstLine="0" w:firstLineChars="0"/>
               <w:jc w:val="center"/>
               <w:rPr>
-                <w:rFonts w:ascii="Segoe UI" w:eastAsia="Segoe UI" w:hAnsi="Segoe UI" w:cs="Segoe UI" w:hint="default"/>
+                <w:rFonts w:hint="default" w:ascii="Segoe UI" w:hAnsi="Segoe UI" w:eastAsia="Segoe UI" w:cs="Segoe UI"/>
                 <w:i w:val="0"/>
                 <w:iCs w:val="0"/>
                 <w:caps w:val="0"/>
@@ -8592,7 +8651,7 @@
             </w:pPr>
             <w:r>
               <w:rPr>
-                <w:rFonts w:ascii="Segoe UI" w:eastAsia="Segoe UI" w:hAnsi="Segoe UI" w:cs="Segoe UI" w:hint="default"/>
+                <w:rFonts w:hint="default" w:ascii="Segoe UI" w:hAnsi="Segoe UI" w:eastAsia="Segoe UI" w:cs="Segoe UI"/>
                 <w:i w:val="0"/>
                 <w:iCs w:val="0"/>
                 <w:caps w:val="0"/>
@@ -8611,8 +8670,14 @@
       </w:tr>
       <w:tr>
         <w:tblPrEx>
-          <w:tblW w:w="8495" w:type="dxa"/>
-          <w:jc w:val="center"/>
+          <w:tblBorders>
+            <w:top w:val="none" w:color="auto" w:sz="0" w:space="0"/>
+            <w:left w:val="none" w:color="auto" w:sz="0" w:space="0"/>
+            <w:bottom w:val="none" w:color="auto" w:sz="0" w:space="0"/>
+            <w:right w:val="none" w:color="auto" w:sz="0" w:space="0"/>
+            <w:insideH w:val="none" w:color="auto" w:sz="0" w:space="0"/>
+            <w:insideV w:val="none" w:color="auto" w:sz="0" w:space="0"/>
+          </w:tblBorders>
           <w:shd w:val="clear" w:color="auto" w:fill="auto"/>
           <w:tblCellMar>
             <w:top w:w="15" w:type="dxa"/>
@@ -8622,15 +8687,15 @@
           </w:tblCellMar>
         </w:tblPrEx>
         <w:trPr>
-          <w:trHeight w:val="0"/>
+          <w:trHeight w:val="0" w:hRule="atLeast"/>
           <w:jc w:val="center"/>
         </w:trPr>
         <w:tc>
           <w:tcPr>
             <w:tcW w:w="0" w:type="auto"/>
             <w:tcBorders>
-              <w:top w:val="single" w:sz="4" w:space="0" w:color="auto"/>
-              <w:left w:val="single" w:sz="12" w:space="0" w:color="auto"/>
+              <w:top w:val="single" w:color="auto" w:sz="4" w:space="0"/>
+              <w:left w:val="single" w:color="auto" w:sz="12" w:space="0"/>
               <w:bottom w:val="nil"/>
               <w:right w:val="nil"/>
             </w:tcBorders>
@@ -8651,10 +8716,10 @@
               <w:suppressLineNumbers w:val="0"/>
               <w:snapToGrid w:val="0"/>
               <w:spacing w:line="240" w:lineRule="auto"/>
-              <w:ind w:left="0" w:right="0" w:firstLine="0" w:leftChars="0" w:rightChars="0" w:firstLineChars="0"/>
+              <w:ind w:left="0" w:leftChars="0" w:right="0" w:rightChars="0" w:firstLine="0" w:firstLineChars="0"/>
               <w:jc w:val="center"/>
               <w:rPr>
-                <w:rFonts w:ascii="Segoe UI" w:eastAsia="Segoe UI" w:hAnsi="Segoe UI" w:cs="Segoe UI" w:hint="default"/>
+                <w:rFonts w:hint="default" w:ascii="Segoe UI" w:hAnsi="Segoe UI" w:eastAsia="Segoe UI" w:cs="Segoe UI"/>
                 <w:i w:val="0"/>
                 <w:iCs w:val="0"/>
                 <w:caps w:val="0"/>
@@ -8666,7 +8731,7 @@
             </w:pPr>
             <w:r>
               <w:rPr>
-                <w:rFonts w:ascii="Segoe UI" w:eastAsia="Segoe UI" w:hAnsi="Segoe UI" w:cs="Segoe UI" w:hint="default"/>
+                <w:rFonts w:hint="default" w:ascii="Segoe UI" w:hAnsi="Segoe UI" w:eastAsia="Segoe UI" w:cs="Segoe UI"/>
                 <w:i w:val="0"/>
                 <w:iCs w:val="0"/>
                 <w:caps w:val="0"/>
@@ -8686,8 +8751,8 @@
           <w:tcPr>
             <w:tcW w:w="0" w:type="auto"/>
             <w:tcBorders>
-              <w:top w:val="single" w:sz="4" w:space="0" w:color="auto"/>
-              <w:left w:val="single" w:sz="4" w:space="0" w:color="auto"/>
+              <w:top w:val="single" w:color="auto" w:sz="4" w:space="0"/>
+              <w:left w:val="single" w:color="auto" w:sz="4" w:space="0"/>
               <w:bottom w:val="nil"/>
               <w:right w:val="nil"/>
             </w:tcBorders>
@@ -8708,10 +8773,10 @@
               <w:suppressLineNumbers w:val="0"/>
               <w:snapToGrid w:val="0"/>
               <w:spacing w:line="240" w:lineRule="auto"/>
-              <w:ind w:left="0" w:right="0" w:firstLine="0" w:leftChars="0" w:rightChars="0" w:firstLineChars="0"/>
+              <w:ind w:left="0" w:leftChars="0" w:right="0" w:rightChars="0" w:firstLine="0" w:firstLineChars="0"/>
               <w:jc w:val="center"/>
               <w:rPr>
-                <w:rFonts w:ascii="Segoe UI" w:eastAsia="Segoe UI" w:hAnsi="Segoe UI" w:cs="Segoe UI" w:hint="default"/>
+                <w:rFonts w:hint="default" w:ascii="Segoe UI" w:hAnsi="Segoe UI" w:eastAsia="Segoe UI" w:cs="Segoe UI"/>
                 <w:i w:val="0"/>
                 <w:iCs w:val="0"/>
                 <w:caps w:val="0"/>
@@ -8723,7 +8788,7 @@
             </w:pPr>
             <w:r>
               <w:rPr>
-                <w:rFonts w:ascii="Segoe UI" w:eastAsia="Segoe UI" w:hAnsi="Segoe UI" w:cs="Segoe UI" w:hint="default"/>
+                <w:rFonts w:hint="default" w:ascii="Segoe UI" w:hAnsi="Segoe UI" w:eastAsia="Segoe UI" w:cs="Segoe UI"/>
                 <w:i w:val="0"/>
                 <w:iCs w:val="0"/>
                 <w:caps w:val="0"/>
@@ -8743,10 +8808,10 @@
           <w:tcPr>
             <w:tcW w:w="2057" w:type="dxa"/>
             <w:tcBorders>
-              <w:top w:val="single" w:sz="4" w:space="0" w:color="auto"/>
-              <w:left w:val="single" w:sz="4" w:space="0" w:color="auto"/>
+              <w:top w:val="single" w:color="auto" w:sz="4" w:space="0"/>
+              <w:left w:val="single" w:color="auto" w:sz="4" w:space="0"/>
               <w:bottom w:val="nil"/>
-              <w:right w:val="single" w:sz="12" w:space="0" w:color="auto"/>
+              <w:right w:val="single" w:color="auto" w:sz="12" w:space="0"/>
             </w:tcBorders>
             <w:shd w:val="clear" w:color="auto" w:fill="auto"/>
             <w:tcMar>
@@ -8765,10 +8830,10 @@
               <w:suppressLineNumbers w:val="0"/>
               <w:snapToGrid w:val="0"/>
               <w:spacing w:line="240" w:lineRule="auto"/>
-              <w:ind w:left="0" w:right="0" w:firstLine="0" w:leftChars="0" w:rightChars="0" w:firstLineChars="0"/>
+              <w:ind w:left="0" w:leftChars="0" w:right="0" w:rightChars="0" w:firstLine="0" w:firstLineChars="0"/>
               <w:jc w:val="center"/>
               <w:rPr>
-                <w:rFonts w:ascii="Segoe UI" w:eastAsia="Segoe UI" w:hAnsi="Segoe UI" w:cs="Segoe UI" w:hint="default"/>
+                <w:rFonts w:hint="default" w:ascii="Segoe UI" w:hAnsi="Segoe UI" w:eastAsia="Segoe UI" w:cs="Segoe UI"/>
                 <w:i w:val="0"/>
                 <w:iCs w:val="0"/>
                 <w:caps w:val="0"/>
@@ -8780,7 +8845,7 @@
             </w:pPr>
             <w:r>
               <w:rPr>
-                <w:rFonts w:ascii="Segoe UI" w:eastAsia="Segoe UI" w:hAnsi="Segoe UI" w:cs="Segoe UI" w:hint="default"/>
+                <w:rFonts w:hint="default" w:ascii="Segoe UI" w:hAnsi="Segoe UI" w:eastAsia="Segoe UI" w:cs="Segoe UI"/>
                 <w:i w:val="0"/>
                 <w:iCs w:val="0"/>
                 <w:caps w:val="0"/>
@@ -8799,8 +8864,14 @@
       </w:tr>
       <w:tr>
         <w:tblPrEx>
-          <w:tblW w:w="8495" w:type="dxa"/>
-          <w:jc w:val="center"/>
+          <w:tblBorders>
+            <w:top w:val="none" w:color="auto" w:sz="0" w:space="0"/>
+            <w:left w:val="none" w:color="auto" w:sz="0" w:space="0"/>
+            <w:bottom w:val="none" w:color="auto" w:sz="0" w:space="0"/>
+            <w:right w:val="none" w:color="auto" w:sz="0" w:space="0"/>
+            <w:insideH w:val="none" w:color="auto" w:sz="0" w:space="0"/>
+            <w:insideV w:val="none" w:color="auto" w:sz="0" w:space="0"/>
+          </w:tblBorders>
           <w:shd w:val="clear" w:color="auto" w:fill="auto"/>
           <w:tblCellMar>
             <w:top w:w="15" w:type="dxa"/>
@@ -8810,15 +8881,15 @@
           </w:tblCellMar>
         </w:tblPrEx>
         <w:trPr>
-          <w:trHeight w:val="0"/>
+          <w:trHeight w:val="0" w:hRule="atLeast"/>
           <w:jc w:val="center"/>
         </w:trPr>
         <w:tc>
           <w:tcPr>
             <w:tcW w:w="0" w:type="auto"/>
             <w:tcBorders>
-              <w:top w:val="single" w:sz="4" w:space="0" w:color="auto"/>
-              <w:left w:val="single" w:sz="12" w:space="0" w:color="auto"/>
+              <w:top w:val="single" w:color="auto" w:sz="4" w:space="0"/>
+              <w:left w:val="single" w:color="auto" w:sz="12" w:space="0"/>
               <w:bottom w:val="nil"/>
               <w:right w:val="nil"/>
             </w:tcBorders>
@@ -8839,10 +8910,10 @@
               <w:suppressLineNumbers w:val="0"/>
               <w:snapToGrid w:val="0"/>
               <w:spacing w:line="240" w:lineRule="auto"/>
-              <w:ind w:left="0" w:right="0" w:firstLine="0" w:leftChars="0" w:rightChars="0" w:firstLineChars="0"/>
+              <w:ind w:left="0" w:leftChars="0" w:right="0" w:rightChars="0" w:firstLine="0" w:firstLineChars="0"/>
               <w:jc w:val="center"/>
               <w:rPr>
-                <w:rFonts w:ascii="Segoe UI" w:eastAsia="Segoe UI" w:hAnsi="Segoe UI" w:cs="Segoe UI" w:hint="default"/>
+                <w:rFonts w:hint="default" w:ascii="Segoe UI" w:hAnsi="Segoe UI" w:eastAsia="Segoe UI" w:cs="Segoe UI"/>
                 <w:i w:val="0"/>
                 <w:iCs w:val="0"/>
                 <w:caps w:val="0"/>
@@ -8854,7 +8925,7 @@
             </w:pPr>
             <w:r>
               <w:rPr>
-                <w:rFonts w:ascii="Segoe UI" w:eastAsia="Segoe UI" w:hAnsi="Segoe UI" w:cs="Segoe UI" w:hint="default"/>
+                <w:rFonts w:hint="default" w:ascii="Segoe UI" w:hAnsi="Segoe UI" w:eastAsia="Segoe UI" w:cs="Segoe UI"/>
                 <w:i w:val="0"/>
                 <w:iCs w:val="0"/>
                 <w:caps w:val="0"/>
@@ -8874,8 +8945,8 @@
           <w:tcPr>
             <w:tcW w:w="0" w:type="auto"/>
             <w:tcBorders>
-              <w:top w:val="single" w:sz="4" w:space="0" w:color="auto"/>
-              <w:left w:val="single" w:sz="4" w:space="0" w:color="auto"/>
+              <w:top w:val="single" w:color="auto" w:sz="4" w:space="0"/>
+              <w:left w:val="single" w:color="auto" w:sz="4" w:space="0"/>
               <w:bottom w:val="nil"/>
               <w:right w:val="nil"/>
             </w:tcBorders>
@@ -8896,10 +8967,10 @@
               <w:suppressLineNumbers w:val="0"/>
               <w:snapToGrid w:val="0"/>
               <w:spacing w:line="240" w:lineRule="auto"/>
-              <w:ind w:left="0" w:right="0" w:firstLine="0" w:leftChars="0" w:rightChars="0" w:firstLineChars="0"/>
+              <w:ind w:left="0" w:leftChars="0" w:right="0" w:rightChars="0" w:firstLine="0" w:firstLineChars="0"/>
               <w:jc w:val="center"/>
               <w:rPr>
-                <w:rFonts w:ascii="Segoe UI" w:eastAsia="Segoe UI" w:hAnsi="Segoe UI" w:cs="Segoe UI" w:hint="default"/>
+                <w:rFonts w:hint="default" w:ascii="Segoe UI" w:hAnsi="Segoe UI" w:eastAsia="Segoe UI" w:cs="Segoe UI"/>
                 <w:i w:val="0"/>
                 <w:iCs w:val="0"/>
                 <w:caps w:val="0"/>
@@ -8911,7 +8982,7 @@
             </w:pPr>
             <w:r>
               <w:rPr>
-                <w:rFonts w:ascii="Segoe UI" w:eastAsia="Segoe UI" w:hAnsi="Segoe UI" w:cs="Segoe UI" w:hint="default"/>
+                <w:rFonts w:hint="default" w:ascii="Segoe UI" w:hAnsi="Segoe UI" w:eastAsia="Segoe UI" w:cs="Segoe UI"/>
                 <w:i w:val="0"/>
                 <w:iCs w:val="0"/>
                 <w:caps w:val="0"/>
@@ -8931,10 +9002,10 @@
           <w:tcPr>
             <w:tcW w:w="2057" w:type="dxa"/>
             <w:tcBorders>
-              <w:top w:val="single" w:sz="4" w:space="0" w:color="auto"/>
-              <w:left w:val="single" w:sz="4" w:space="0" w:color="auto"/>
+              <w:top w:val="single" w:color="auto" w:sz="4" w:space="0"/>
+              <w:left w:val="single" w:color="auto" w:sz="4" w:space="0"/>
               <w:bottom w:val="nil"/>
-              <w:right w:val="single" w:sz="12" w:space="0" w:color="auto"/>
+              <w:right w:val="single" w:color="auto" w:sz="12" w:space="0"/>
             </w:tcBorders>
             <w:shd w:val="clear" w:color="auto" w:fill="auto"/>
             <w:tcMar>
@@ -8953,10 +9024,10 @@
               <w:suppressLineNumbers w:val="0"/>
               <w:snapToGrid w:val="0"/>
               <w:spacing w:line="240" w:lineRule="auto"/>
-              <w:ind w:left="0" w:right="0" w:firstLine="0" w:leftChars="0" w:rightChars="0" w:firstLineChars="0"/>
+              <w:ind w:left="0" w:leftChars="0" w:right="0" w:rightChars="0" w:firstLine="0" w:firstLineChars="0"/>
               <w:jc w:val="center"/>
               <w:rPr>
-                <w:rFonts w:ascii="Segoe UI" w:eastAsia="Segoe UI" w:hAnsi="Segoe UI" w:cs="Segoe UI" w:hint="default"/>
+                <w:rFonts w:hint="default" w:ascii="Segoe UI" w:hAnsi="Segoe UI" w:eastAsia="Segoe UI" w:cs="Segoe UI"/>
                 <w:i w:val="0"/>
                 <w:iCs w:val="0"/>
                 <w:caps w:val="0"/>
@@ -8968,7 +9039,7 @@
             </w:pPr>
             <w:r>
               <w:rPr>
-                <w:rFonts w:ascii="Segoe UI" w:eastAsia="Segoe UI" w:hAnsi="Segoe UI" w:cs="Segoe UI" w:hint="default"/>
+                <w:rFonts w:hint="default" w:ascii="Segoe UI" w:hAnsi="Segoe UI" w:eastAsia="Segoe UI" w:cs="Segoe UI"/>
                 <w:i w:val="0"/>
                 <w:iCs w:val="0"/>
                 <w:caps w:val="0"/>
@@ -8987,8 +9058,14 @@
       </w:tr>
       <w:tr>
         <w:tblPrEx>
-          <w:tblW w:w="8495" w:type="dxa"/>
-          <w:jc w:val="center"/>
+          <w:tblBorders>
+            <w:top w:val="none" w:color="auto" w:sz="0" w:space="0"/>
+            <w:left w:val="none" w:color="auto" w:sz="0" w:space="0"/>
+            <w:bottom w:val="none" w:color="auto" w:sz="0" w:space="0"/>
+            <w:right w:val="none" w:color="auto" w:sz="0" w:space="0"/>
+            <w:insideH w:val="none" w:color="auto" w:sz="0" w:space="0"/>
+            <w:insideV w:val="none" w:color="auto" w:sz="0" w:space="0"/>
+          </w:tblBorders>
           <w:shd w:val="clear" w:color="auto" w:fill="auto"/>
           <w:tblCellMar>
             <w:top w:w="15" w:type="dxa"/>
@@ -8998,15 +9075,15 @@
           </w:tblCellMar>
         </w:tblPrEx>
         <w:trPr>
-          <w:trHeight w:val="0"/>
+          <w:trHeight w:val="0" w:hRule="atLeast"/>
           <w:jc w:val="center"/>
         </w:trPr>
         <w:tc>
           <w:tcPr>
             <w:tcW w:w="0" w:type="auto"/>
             <w:tcBorders>
-              <w:top w:val="single" w:sz="4" w:space="0" w:color="auto"/>
-              <w:left w:val="single" w:sz="12" w:space="0" w:color="auto"/>
+              <w:top w:val="single" w:color="auto" w:sz="4" w:space="0"/>
+              <w:left w:val="single" w:color="auto" w:sz="12" w:space="0"/>
               <w:bottom w:val="nil"/>
               <w:right w:val="nil"/>
             </w:tcBorders>
@@ -9027,10 +9104,10 @@
               <w:suppressLineNumbers w:val="0"/>
               <w:snapToGrid w:val="0"/>
               <w:spacing w:line="240" w:lineRule="auto"/>
-              <w:ind w:left="0" w:right="0" w:firstLine="0" w:leftChars="0" w:rightChars="0" w:firstLineChars="0"/>
+              <w:ind w:left="0" w:leftChars="0" w:right="0" w:rightChars="0" w:firstLine="0" w:firstLineChars="0"/>
               <w:jc w:val="center"/>
               <w:rPr>
-                <w:rFonts w:ascii="Segoe UI" w:eastAsia="Segoe UI" w:hAnsi="Segoe UI" w:cs="Segoe UI" w:hint="default"/>
+                <w:rFonts w:hint="default" w:ascii="Segoe UI" w:hAnsi="Segoe UI" w:eastAsia="Segoe UI" w:cs="Segoe UI"/>
                 <w:i w:val="0"/>
                 <w:iCs w:val="0"/>
                 <w:caps w:val="0"/>
@@ -9042,7 +9119,7 @@
             </w:pPr>
             <w:r>
               <w:rPr>
-                <w:rFonts w:ascii="Segoe UI" w:eastAsia="Segoe UI" w:hAnsi="Segoe UI" w:cs="Segoe UI" w:hint="default"/>
+                <w:rFonts w:hint="default" w:ascii="Segoe UI" w:hAnsi="Segoe UI" w:eastAsia="Segoe UI" w:cs="Segoe UI"/>
                 <w:i w:val="0"/>
                 <w:iCs w:val="0"/>
                 <w:caps w:val="0"/>
@@ -9062,8 +9139,8 @@
           <w:tcPr>
             <w:tcW w:w="0" w:type="auto"/>
             <w:tcBorders>
-              <w:top w:val="single" w:sz="4" w:space="0" w:color="auto"/>
-              <w:left w:val="single" w:sz="4" w:space="0" w:color="auto"/>
+              <w:top w:val="single" w:color="auto" w:sz="4" w:space="0"/>
+              <w:left w:val="single" w:color="auto" w:sz="4" w:space="0"/>
               <w:bottom w:val="nil"/>
               <w:right w:val="nil"/>
             </w:tcBorders>
@@ -9084,10 +9161,10 @@
               <w:suppressLineNumbers w:val="0"/>
               <w:snapToGrid w:val="0"/>
               <w:spacing w:line="240" w:lineRule="auto"/>
-              <w:ind w:left="0" w:right="0" w:firstLine="0" w:leftChars="0" w:rightChars="0" w:firstLineChars="0"/>
+              <w:ind w:left="0" w:leftChars="0" w:right="0" w:rightChars="0" w:firstLine="0" w:firstLineChars="0"/>
               <w:jc w:val="center"/>
               <w:rPr>
-                <w:rFonts w:ascii="Segoe UI" w:eastAsia="Segoe UI" w:hAnsi="Segoe UI" w:cs="Segoe UI" w:hint="default"/>
+                <w:rFonts w:hint="default" w:ascii="Segoe UI" w:hAnsi="Segoe UI" w:eastAsia="Segoe UI" w:cs="Segoe UI"/>
                 <w:i w:val="0"/>
                 <w:iCs w:val="0"/>
                 <w:caps w:val="0"/>
@@ -9099,7 +9176,7 @@
             </w:pPr>
             <w:r>
               <w:rPr>
-                <w:rFonts w:ascii="Segoe UI" w:eastAsia="Segoe UI" w:hAnsi="Segoe UI" w:cs="Segoe UI" w:hint="default"/>
+                <w:rFonts w:hint="default" w:ascii="Segoe UI" w:hAnsi="Segoe UI" w:eastAsia="Segoe UI" w:cs="Segoe UI"/>
                 <w:i w:val="0"/>
                 <w:iCs w:val="0"/>
                 <w:caps w:val="0"/>
@@ -9119,10 +9196,10 @@
           <w:tcPr>
             <w:tcW w:w="2057" w:type="dxa"/>
             <w:tcBorders>
-              <w:top w:val="single" w:sz="4" w:space="0" w:color="auto"/>
-              <w:left w:val="single" w:sz="4" w:space="0" w:color="auto"/>
+              <w:top w:val="single" w:color="auto" w:sz="4" w:space="0"/>
+              <w:left w:val="single" w:color="auto" w:sz="4" w:space="0"/>
               <w:bottom w:val="nil"/>
-              <w:right w:val="single" w:sz="12" w:space="0" w:color="auto"/>
+              <w:right w:val="single" w:color="auto" w:sz="12" w:space="0"/>
             </w:tcBorders>
             <w:shd w:val="clear" w:color="auto" w:fill="auto"/>
             <w:tcMar>
@@ -9141,10 +9218,10 @@
               <w:suppressLineNumbers w:val="0"/>
               <w:snapToGrid w:val="0"/>
               <w:spacing w:line="240" w:lineRule="auto"/>
-              <w:ind w:left="0" w:right="0" w:firstLine="0" w:leftChars="0" w:rightChars="0" w:firstLineChars="0"/>
+              <w:ind w:left="0" w:leftChars="0" w:right="0" w:rightChars="0" w:firstLine="0" w:firstLineChars="0"/>
               <w:jc w:val="center"/>
               <w:rPr>
-                <w:rFonts w:ascii="Segoe UI" w:eastAsia="Segoe UI" w:hAnsi="Segoe UI" w:cs="Segoe UI" w:hint="default"/>
+                <w:rFonts w:hint="default" w:ascii="Segoe UI" w:hAnsi="Segoe UI" w:eastAsia="Segoe UI" w:cs="Segoe UI"/>
                 <w:i w:val="0"/>
                 <w:iCs w:val="0"/>
                 <w:caps w:val="0"/>
@@ -9156,7 +9233,7 @@
             </w:pPr>
             <w:r>
               <w:rPr>
-                <w:rFonts w:ascii="Segoe UI" w:eastAsia="Segoe UI" w:hAnsi="Segoe UI" w:cs="Segoe UI" w:hint="default"/>
+                <w:rFonts w:hint="default" w:ascii="Segoe UI" w:hAnsi="Segoe UI" w:eastAsia="Segoe UI" w:cs="Segoe UI"/>
                 <w:i w:val="0"/>
                 <w:iCs w:val="0"/>
                 <w:caps w:val="0"/>
@@ -9175,8 +9252,14 @@
       </w:tr>
       <w:tr>
         <w:tblPrEx>
-          <w:tblW w:w="8495" w:type="dxa"/>
-          <w:jc w:val="center"/>
+          <w:tblBorders>
+            <w:top w:val="none" w:color="auto" w:sz="0" w:space="0"/>
+            <w:left w:val="none" w:color="auto" w:sz="0" w:space="0"/>
+            <w:bottom w:val="none" w:color="auto" w:sz="0" w:space="0"/>
+            <w:right w:val="none" w:color="auto" w:sz="0" w:space="0"/>
+            <w:insideH w:val="none" w:color="auto" w:sz="0" w:space="0"/>
+            <w:insideV w:val="none" w:color="auto" w:sz="0" w:space="0"/>
+          </w:tblBorders>
           <w:shd w:val="clear" w:color="auto" w:fill="auto"/>
           <w:tblCellMar>
             <w:top w:w="15" w:type="dxa"/>
@@ -9186,15 +9269,15 @@
           </w:tblCellMar>
         </w:tblPrEx>
         <w:trPr>
-          <w:trHeight w:val="0"/>
+          <w:trHeight w:val="0" w:hRule="atLeast"/>
           <w:jc w:val="center"/>
         </w:trPr>
         <w:tc>
           <w:tcPr>
             <w:tcW w:w="0" w:type="auto"/>
             <w:tcBorders>
-              <w:top w:val="single" w:sz="4" w:space="0" w:color="auto"/>
-              <w:left w:val="single" w:sz="12" w:space="0" w:color="auto"/>
+              <w:top w:val="single" w:color="auto" w:sz="4" w:space="0"/>
+              <w:left w:val="single" w:color="auto" w:sz="12" w:space="0"/>
               <w:bottom w:val="nil"/>
               <w:right w:val="nil"/>
             </w:tcBorders>
@@ -9215,10 +9298,10 @@
               <w:suppressLineNumbers w:val="0"/>
               <w:snapToGrid w:val="0"/>
               <w:spacing w:line="240" w:lineRule="auto"/>
-              <w:ind w:left="0" w:right="0" w:firstLine="0" w:leftChars="0" w:rightChars="0" w:firstLineChars="0"/>
+              <w:ind w:left="0" w:leftChars="0" w:right="0" w:rightChars="0" w:firstLine="0" w:firstLineChars="0"/>
               <w:jc w:val="center"/>
               <w:rPr>
-                <w:rFonts w:ascii="Segoe UI" w:eastAsia="Segoe UI" w:hAnsi="Segoe UI" w:cs="Segoe UI" w:hint="default"/>
+                <w:rFonts w:hint="default" w:ascii="Segoe UI" w:hAnsi="Segoe UI" w:eastAsia="Segoe UI" w:cs="Segoe UI"/>
                 <w:i w:val="0"/>
                 <w:iCs w:val="0"/>
                 <w:caps w:val="0"/>
@@ -9230,7 +9313,7 @@
             </w:pPr>
             <w:r>
               <w:rPr>
-                <w:rFonts w:ascii="Segoe UI" w:eastAsia="Segoe UI" w:hAnsi="Segoe UI" w:cs="Segoe UI" w:hint="default"/>
+                <w:rFonts w:hint="default" w:ascii="Segoe UI" w:hAnsi="Segoe UI" w:eastAsia="Segoe UI" w:cs="Segoe UI"/>
                 <w:i w:val="0"/>
                 <w:iCs w:val="0"/>
                 <w:caps w:val="0"/>
@@ -9250,8 +9333,8 @@
           <w:tcPr>
             <w:tcW w:w="0" w:type="auto"/>
             <w:tcBorders>
-              <w:top w:val="single" w:sz="4" w:space="0" w:color="auto"/>
-              <w:left w:val="single" w:sz="4" w:space="0" w:color="auto"/>
+              <w:top w:val="single" w:color="auto" w:sz="4" w:space="0"/>
+              <w:left w:val="single" w:color="auto" w:sz="4" w:space="0"/>
               <w:bottom w:val="nil"/>
               <w:right w:val="nil"/>
             </w:tcBorders>
@@ -9272,10 +9355,10 @@
               <w:suppressLineNumbers w:val="0"/>
               <w:snapToGrid w:val="0"/>
               <w:spacing w:line="240" w:lineRule="auto"/>
-              <w:ind w:left="0" w:right="0" w:firstLine="0" w:leftChars="0" w:rightChars="0" w:firstLineChars="0"/>
+              <w:ind w:left="0" w:leftChars="0" w:right="0" w:rightChars="0" w:firstLine="0" w:firstLineChars="0"/>
               <w:jc w:val="center"/>
               <w:rPr>
-                <w:rFonts w:ascii="Segoe UI" w:eastAsia="Segoe UI" w:hAnsi="Segoe UI" w:cs="Segoe UI" w:hint="default"/>
+                <w:rFonts w:hint="default" w:ascii="Segoe UI" w:hAnsi="Segoe UI" w:eastAsia="Segoe UI" w:cs="Segoe UI"/>
                 <w:i w:val="0"/>
                 <w:iCs w:val="0"/>
                 <w:caps w:val="0"/>
@@ -9287,7 +9370,7 @@
             </w:pPr>
             <w:r>
               <w:rPr>
-                <w:rFonts w:ascii="Segoe UI" w:eastAsia="Segoe UI" w:hAnsi="Segoe UI" w:cs="Segoe UI" w:hint="default"/>
+                <w:rFonts w:hint="default" w:ascii="Segoe UI" w:hAnsi="Segoe UI" w:eastAsia="Segoe UI" w:cs="Segoe UI"/>
                 <w:i w:val="0"/>
                 <w:iCs w:val="0"/>
                 <w:caps w:val="0"/>
@@ -9307,10 +9390,10 @@
           <w:tcPr>
             <w:tcW w:w="2057" w:type="dxa"/>
             <w:tcBorders>
-              <w:top w:val="single" w:sz="4" w:space="0" w:color="auto"/>
-              <w:left w:val="single" w:sz="4" w:space="0" w:color="auto"/>
+              <w:top w:val="single" w:color="auto" w:sz="4" w:space="0"/>
+              <w:left w:val="single" w:color="auto" w:sz="4" w:space="0"/>
               <w:bottom w:val="nil"/>
-              <w:right w:val="single" w:sz="12" w:space="0" w:color="auto"/>
+              <w:right w:val="single" w:color="auto" w:sz="12" w:space="0"/>
             </w:tcBorders>
             <w:shd w:val="clear" w:color="auto" w:fill="auto"/>
             <w:tcMar>
@@ -9329,10 +9412,10 @@
               <w:suppressLineNumbers w:val="0"/>
               <w:snapToGrid w:val="0"/>
               <w:spacing w:line="240" w:lineRule="auto"/>
-              <w:ind w:left="0" w:right="0" w:firstLine="0" w:leftChars="0" w:rightChars="0" w:firstLineChars="0"/>
+              <w:ind w:left="0" w:leftChars="0" w:right="0" w:rightChars="0" w:firstLine="0" w:firstLineChars="0"/>
               <w:jc w:val="center"/>
               <w:rPr>
-                <w:rFonts w:ascii="Segoe UI" w:eastAsia="Segoe UI" w:hAnsi="Segoe UI" w:cs="Segoe UI" w:hint="default"/>
+                <w:rFonts w:hint="default" w:ascii="Segoe UI" w:hAnsi="Segoe UI" w:eastAsia="Segoe UI" w:cs="Segoe UI"/>
                 <w:i w:val="0"/>
                 <w:iCs w:val="0"/>
                 <w:caps w:val="0"/>
@@ -9344,7 +9427,7 @@
             </w:pPr>
             <w:r>
               <w:rPr>
-                <w:rFonts w:ascii="Segoe UI" w:eastAsia="Segoe UI" w:hAnsi="Segoe UI" w:cs="Segoe UI" w:hint="default"/>
+                <w:rFonts w:hint="default" w:ascii="Segoe UI" w:hAnsi="Segoe UI" w:eastAsia="Segoe UI" w:cs="Segoe UI"/>
                 <w:i w:val="0"/>
                 <w:iCs w:val="0"/>
                 <w:caps w:val="0"/>
@@ -9363,8 +9446,14 @@
       </w:tr>
       <w:tr>
         <w:tblPrEx>
-          <w:tblW w:w="8495" w:type="dxa"/>
-          <w:jc w:val="center"/>
+          <w:tblBorders>
+            <w:top w:val="none" w:color="auto" w:sz="0" w:space="0"/>
+            <w:left w:val="none" w:color="auto" w:sz="0" w:space="0"/>
+            <w:bottom w:val="none" w:color="auto" w:sz="0" w:space="0"/>
+            <w:right w:val="none" w:color="auto" w:sz="0" w:space="0"/>
+            <w:insideH w:val="none" w:color="auto" w:sz="0" w:space="0"/>
+            <w:insideV w:val="none" w:color="auto" w:sz="0" w:space="0"/>
+          </w:tblBorders>
           <w:shd w:val="clear" w:color="auto" w:fill="auto"/>
           <w:tblCellMar>
             <w:top w:w="15" w:type="dxa"/>
@@ -9374,15 +9463,15 @@
           </w:tblCellMar>
         </w:tblPrEx>
         <w:trPr>
-          <w:trHeight w:val="0"/>
+          <w:trHeight w:val="0" w:hRule="atLeast"/>
           <w:jc w:val="center"/>
         </w:trPr>
         <w:tc>
           <w:tcPr>
             <w:tcW w:w="0" w:type="auto"/>
             <w:tcBorders>
-              <w:top w:val="single" w:sz="4" w:space="0" w:color="auto"/>
-              <w:left w:val="single" w:sz="12" w:space="0" w:color="auto"/>
+              <w:top w:val="single" w:color="auto" w:sz="4" w:space="0"/>
+              <w:left w:val="single" w:color="auto" w:sz="12" w:space="0"/>
               <w:bottom w:val="nil"/>
               <w:right w:val="nil"/>
             </w:tcBorders>
@@ -9403,10 +9492,10 @@
               <w:suppressLineNumbers w:val="0"/>
               <w:snapToGrid w:val="0"/>
               <w:spacing w:line="240" w:lineRule="auto"/>
-              <w:ind w:left="0" w:right="0" w:firstLine="0" w:leftChars="0" w:rightChars="0" w:firstLineChars="0"/>
+              <w:ind w:left="0" w:leftChars="0" w:right="0" w:rightChars="0" w:firstLine="0" w:firstLineChars="0"/>
               <w:jc w:val="center"/>
               <w:rPr>
-                <w:rFonts w:ascii="Segoe UI" w:eastAsia="Segoe UI" w:hAnsi="Segoe UI" w:cs="Segoe UI" w:hint="default"/>
+                <w:rFonts w:hint="default" w:ascii="Segoe UI" w:hAnsi="Segoe UI" w:eastAsia="Segoe UI" w:cs="Segoe UI"/>
                 <w:i w:val="0"/>
                 <w:iCs w:val="0"/>
                 <w:caps w:val="0"/>
@@ -9418,7 +9507,7 @@
             </w:pPr>
             <w:r>
               <w:rPr>
-                <w:rFonts w:ascii="Segoe UI" w:eastAsia="Segoe UI" w:hAnsi="Segoe UI" w:cs="Segoe UI" w:hint="default"/>
+                <w:rFonts w:hint="default" w:ascii="Segoe UI" w:hAnsi="Segoe UI" w:eastAsia="Segoe UI" w:cs="Segoe UI"/>
                 <w:i w:val="0"/>
                 <w:iCs w:val="0"/>
                 <w:caps w:val="0"/>
@@ -9438,8 +9527,8 @@
           <w:tcPr>
             <w:tcW w:w="0" w:type="auto"/>
             <w:tcBorders>
-              <w:top w:val="single" w:sz="4" w:space="0" w:color="auto"/>
-              <w:left w:val="single" w:sz="4" w:space="0" w:color="auto"/>
+              <w:top w:val="single" w:color="auto" w:sz="4" w:space="0"/>
+              <w:left w:val="single" w:color="auto" w:sz="4" w:space="0"/>
               <w:bottom w:val="nil"/>
               <w:right w:val="nil"/>
             </w:tcBorders>
@@ -9460,10 +9549,10 @@
               <w:suppressLineNumbers w:val="0"/>
               <w:snapToGrid w:val="0"/>
               <w:spacing w:line="240" w:lineRule="auto"/>
-              <w:ind w:left="0" w:right="0" w:firstLine="0" w:leftChars="0" w:rightChars="0" w:firstLineChars="0"/>
+              <w:ind w:left="0" w:leftChars="0" w:right="0" w:rightChars="0" w:firstLine="0" w:firstLineChars="0"/>
               <w:jc w:val="center"/>
               <w:rPr>
-                <w:rFonts w:ascii="Segoe UI" w:eastAsia="Segoe UI" w:hAnsi="Segoe UI" w:cs="Segoe UI" w:hint="default"/>
+                <w:rFonts w:hint="default" w:ascii="Segoe UI" w:hAnsi="Segoe UI" w:eastAsia="Segoe UI" w:cs="Segoe UI"/>
                 <w:i w:val="0"/>
                 <w:iCs w:val="0"/>
                 <w:caps w:val="0"/>
@@ -9475,7 +9564,7 @@
             </w:pPr>
             <w:r>
               <w:rPr>
-                <w:rFonts w:ascii="Segoe UI" w:eastAsia="Segoe UI" w:hAnsi="Segoe UI" w:cs="Segoe UI" w:hint="default"/>
+                <w:rFonts w:hint="default" w:ascii="Segoe UI" w:hAnsi="Segoe UI" w:eastAsia="Segoe UI" w:cs="Segoe UI"/>
                 <w:i w:val="0"/>
                 <w:iCs w:val="0"/>
                 <w:caps w:val="0"/>
@@ -9495,10 +9584,10 @@
           <w:tcPr>
             <w:tcW w:w="2057" w:type="dxa"/>
             <w:tcBorders>
-              <w:top w:val="single" w:sz="4" w:space="0" w:color="auto"/>
-              <w:left w:val="single" w:sz="4" w:space="0" w:color="auto"/>
+              <w:top w:val="single" w:color="auto" w:sz="4" w:space="0"/>
+              <w:left w:val="single" w:color="auto" w:sz="4" w:space="0"/>
               <w:bottom w:val="nil"/>
-              <w:right w:val="single" w:sz="12" w:space="0" w:color="auto"/>
+              <w:right w:val="single" w:color="auto" w:sz="12" w:space="0"/>
             </w:tcBorders>
             <w:shd w:val="clear" w:color="auto" w:fill="auto"/>
             <w:tcMar>
@@ -9517,10 +9606,10 @@
               <w:suppressLineNumbers w:val="0"/>
               <w:snapToGrid w:val="0"/>
               <w:spacing w:line="240" w:lineRule="auto"/>
-              <w:ind w:left="0" w:right="0" w:firstLine="0" w:leftChars="0" w:rightChars="0" w:firstLineChars="0"/>
+              <w:ind w:left="0" w:leftChars="0" w:right="0" w:rightChars="0" w:firstLine="0" w:firstLineChars="0"/>
               <w:jc w:val="center"/>
               <w:rPr>
-                <w:rFonts w:ascii="Segoe UI" w:eastAsia="Segoe UI" w:hAnsi="Segoe UI" w:cs="Segoe UI" w:hint="default"/>
+                <w:rFonts w:hint="default" w:ascii="Segoe UI" w:hAnsi="Segoe UI" w:eastAsia="Segoe UI" w:cs="Segoe UI"/>
                 <w:i w:val="0"/>
                 <w:iCs w:val="0"/>
                 <w:caps w:val="0"/>
@@ -9532,7 +9621,7 @@
             </w:pPr>
             <w:r>
               <w:rPr>
-                <w:rFonts w:ascii="Segoe UI" w:eastAsia="Segoe UI" w:hAnsi="Segoe UI" w:cs="Segoe UI" w:hint="default"/>
+                <w:rFonts w:hint="default" w:ascii="Segoe UI" w:hAnsi="Segoe UI" w:eastAsia="Segoe UI" w:cs="Segoe UI"/>
                 <w:i w:val="0"/>
                 <w:iCs w:val="0"/>
                 <w:caps w:val="0"/>
@@ -9551,8 +9640,14 @@
       </w:tr>
       <w:tr>
         <w:tblPrEx>
-          <w:tblW w:w="8495" w:type="dxa"/>
-          <w:jc w:val="center"/>
+          <w:tblBorders>
+            <w:top w:val="none" w:color="auto" w:sz="0" w:space="0"/>
+            <w:left w:val="none" w:color="auto" w:sz="0" w:space="0"/>
+            <w:bottom w:val="none" w:color="auto" w:sz="0" w:space="0"/>
+            <w:right w:val="none" w:color="auto" w:sz="0" w:space="0"/>
+            <w:insideH w:val="none" w:color="auto" w:sz="0" w:space="0"/>
+            <w:insideV w:val="none" w:color="auto" w:sz="0" w:space="0"/>
+          </w:tblBorders>
           <w:shd w:val="clear" w:color="auto" w:fill="auto"/>
           <w:tblCellMar>
             <w:top w:w="15" w:type="dxa"/>
@@ -9562,15 +9657,15 @@
           </w:tblCellMar>
         </w:tblPrEx>
         <w:trPr>
-          <w:trHeight w:val="0"/>
+          <w:trHeight w:val="0" w:hRule="atLeast"/>
           <w:jc w:val="center"/>
         </w:trPr>
         <w:tc>
           <w:tcPr>
             <w:tcW w:w="0" w:type="auto"/>
             <w:tcBorders>
-              <w:top w:val="single" w:sz="4" w:space="0" w:color="auto"/>
-              <w:left w:val="single" w:sz="12" w:space="0" w:color="auto"/>
+              <w:top w:val="single" w:color="auto" w:sz="4" w:space="0"/>
+              <w:left w:val="single" w:color="auto" w:sz="12" w:space="0"/>
               <w:bottom w:val="nil"/>
               <w:right w:val="nil"/>
             </w:tcBorders>
@@ -9591,10 +9686,10 @@
               <w:suppressLineNumbers w:val="0"/>
               <w:snapToGrid w:val="0"/>
               <w:spacing w:line="240" w:lineRule="auto"/>
-              <w:ind w:left="0" w:right="0" w:firstLine="0" w:leftChars="0" w:rightChars="0" w:firstLineChars="0"/>
+              <w:ind w:left="0" w:leftChars="0" w:right="0" w:rightChars="0" w:firstLine="0" w:firstLineChars="0"/>
               <w:jc w:val="center"/>
               <w:rPr>
-                <w:rFonts w:ascii="Segoe UI" w:eastAsia="Segoe UI" w:hAnsi="Segoe UI" w:cs="Segoe UI" w:hint="default"/>
+                <w:rFonts w:hint="default" w:ascii="Segoe UI" w:hAnsi="Segoe UI" w:eastAsia="Segoe UI" w:cs="Segoe UI"/>
                 <w:i w:val="0"/>
                 <w:iCs w:val="0"/>
                 <w:caps w:val="0"/>
@@ -9606,7 +9701,7 @@
             </w:pPr>
             <w:r>
               <w:rPr>
-                <w:rFonts w:ascii="Segoe UI" w:eastAsia="Segoe UI" w:hAnsi="Segoe UI" w:cs="Segoe UI" w:hint="default"/>
+                <w:rFonts w:hint="default" w:ascii="Segoe UI" w:hAnsi="Segoe UI" w:eastAsia="Segoe UI" w:cs="Segoe UI"/>
                 <w:i w:val="0"/>
                 <w:iCs w:val="0"/>
                 <w:caps w:val="0"/>
@@ -9626,8 +9721,8 @@
           <w:tcPr>
             <w:tcW w:w="0" w:type="auto"/>
             <w:tcBorders>
-              <w:top w:val="single" w:sz="4" w:space="0" w:color="auto"/>
-              <w:left w:val="single" w:sz="4" w:space="0" w:color="auto"/>
+              <w:top w:val="single" w:color="auto" w:sz="4" w:space="0"/>
+              <w:left w:val="single" w:color="auto" w:sz="4" w:space="0"/>
               <w:bottom w:val="nil"/>
               <w:right w:val="nil"/>
             </w:tcBorders>
@@ -9648,10 +9743,10 @@
               <w:suppressLineNumbers w:val="0"/>
               <w:snapToGrid w:val="0"/>
               <w:spacing w:line="240" w:lineRule="auto"/>
-              <w:ind w:left="0" w:right="0" w:firstLine="0" w:leftChars="0" w:rightChars="0" w:firstLineChars="0"/>
+              <w:ind w:left="0" w:leftChars="0" w:right="0" w:rightChars="0" w:firstLine="0" w:firstLineChars="0"/>
               <w:jc w:val="center"/>
               <w:rPr>
-                <w:rFonts w:ascii="Segoe UI" w:eastAsia="Segoe UI" w:hAnsi="Segoe UI" w:cs="Segoe UI" w:hint="default"/>
+                <w:rFonts w:hint="default" w:ascii="Segoe UI" w:hAnsi="Segoe UI" w:eastAsia="Segoe UI" w:cs="Segoe UI"/>
                 <w:i w:val="0"/>
                 <w:iCs w:val="0"/>
                 <w:caps w:val="0"/>
@@ -9663,7 +9758,7 @@
             </w:pPr>
             <w:r>
               <w:rPr>
-                <w:rFonts w:ascii="Segoe UI" w:eastAsia="Segoe UI" w:hAnsi="Segoe UI" w:cs="Segoe UI" w:hint="default"/>
+                <w:rFonts w:hint="default" w:ascii="Segoe UI" w:hAnsi="Segoe UI" w:eastAsia="Segoe UI" w:cs="Segoe UI"/>
                 <w:i w:val="0"/>
                 <w:iCs w:val="0"/>
                 <w:caps w:val="0"/>
@@ -9683,10 +9778,10 @@
           <w:tcPr>
             <w:tcW w:w="2057" w:type="dxa"/>
             <w:tcBorders>
-              <w:top w:val="single" w:sz="4" w:space="0" w:color="auto"/>
-              <w:left w:val="single" w:sz="4" w:space="0" w:color="auto"/>
+              <w:top w:val="single" w:color="auto" w:sz="4" w:space="0"/>
+              <w:left w:val="single" w:color="auto" w:sz="4" w:space="0"/>
               <w:bottom w:val="nil"/>
-              <w:right w:val="single" w:sz="12" w:space="0" w:color="auto"/>
+              <w:right w:val="single" w:color="auto" w:sz="12" w:space="0"/>
             </w:tcBorders>
             <w:shd w:val="clear" w:color="auto" w:fill="auto"/>
             <w:tcMar>
@@ -9705,10 +9800,10 @@
               <w:suppressLineNumbers w:val="0"/>
               <w:snapToGrid w:val="0"/>
               <w:spacing w:line="240" w:lineRule="auto"/>
-              <w:ind w:left="0" w:right="0" w:firstLine="0" w:leftChars="0" w:rightChars="0" w:firstLineChars="0"/>
+              <w:ind w:left="0" w:leftChars="0" w:right="0" w:rightChars="0" w:firstLine="0" w:firstLineChars="0"/>
               <w:jc w:val="center"/>
               <w:rPr>
-                <w:rFonts w:ascii="Segoe UI" w:eastAsia="Segoe UI" w:hAnsi="Segoe UI" w:cs="Segoe UI" w:hint="default"/>
+                <w:rFonts w:hint="default" w:ascii="Segoe UI" w:hAnsi="Segoe UI" w:eastAsia="Segoe UI" w:cs="Segoe UI"/>
                 <w:i w:val="0"/>
                 <w:iCs w:val="0"/>
                 <w:caps w:val="0"/>
@@ -9720,7 +9815,7 @@
             </w:pPr>
             <w:r>
               <w:rPr>
-                <w:rFonts w:ascii="Segoe UI" w:eastAsia="Segoe UI" w:hAnsi="Segoe UI" w:cs="Segoe UI" w:hint="default"/>
+                <w:rFonts w:hint="default" w:ascii="Segoe UI" w:hAnsi="Segoe UI" w:eastAsia="Segoe UI" w:cs="Segoe UI"/>
                 <w:i w:val="0"/>
                 <w:iCs w:val="0"/>
                 <w:caps w:val="0"/>
@@ -9739,8 +9834,14 @@
       </w:tr>
       <w:tr>
         <w:tblPrEx>
-          <w:tblW w:w="8495" w:type="dxa"/>
-          <w:jc w:val="center"/>
+          <w:tblBorders>
+            <w:top w:val="none" w:color="auto" w:sz="0" w:space="0"/>
+            <w:left w:val="none" w:color="auto" w:sz="0" w:space="0"/>
+            <w:bottom w:val="none" w:color="auto" w:sz="0" w:space="0"/>
+            <w:right w:val="none" w:color="auto" w:sz="0" w:space="0"/>
+            <w:insideH w:val="none" w:color="auto" w:sz="0" w:space="0"/>
+            <w:insideV w:val="none" w:color="auto" w:sz="0" w:space="0"/>
+          </w:tblBorders>
           <w:shd w:val="clear" w:color="auto" w:fill="auto"/>
           <w:tblCellMar>
             <w:top w:w="15" w:type="dxa"/>
@@ -9750,16 +9851,16 @@
           </w:tblCellMar>
         </w:tblPrEx>
         <w:trPr>
-          <w:trHeight w:val="0"/>
+          <w:trHeight w:val="0" w:hRule="atLeast"/>
           <w:jc w:val="center"/>
         </w:trPr>
         <w:tc>
           <w:tcPr>
             <w:tcW w:w="4047" w:type="dxa"/>
             <w:tcBorders>
-              <w:top w:val="single" w:sz="4" w:space="0" w:color="auto"/>
-              <w:left w:val="single" w:sz="12" w:space="0" w:color="auto"/>
-              <w:bottom w:val="single" w:sz="12" w:space="0" w:color="auto"/>
+              <w:top w:val="single" w:color="auto" w:sz="4" w:space="0"/>
+              <w:left w:val="single" w:color="auto" w:sz="12" w:space="0"/>
+              <w:bottom w:val="single" w:color="auto" w:sz="12" w:space="0"/>
               <w:right w:val="nil"/>
             </w:tcBorders>
             <w:shd w:val="clear" w:color="auto" w:fill="auto"/>
@@ -9779,10 +9880,10 @@
               <w:suppressLineNumbers w:val="0"/>
               <w:snapToGrid w:val="0"/>
               <w:spacing w:line="240" w:lineRule="auto"/>
-              <w:ind w:left="0" w:right="0" w:firstLine="0" w:leftChars="0" w:rightChars="0" w:firstLineChars="0"/>
+              <w:ind w:left="0" w:leftChars="0" w:right="0" w:rightChars="0" w:firstLine="0" w:firstLineChars="0"/>
               <w:jc w:val="center"/>
               <w:rPr>
-                <w:rFonts w:ascii="Segoe UI" w:eastAsia="Segoe UI" w:hAnsi="Segoe UI" w:cs="Segoe UI" w:hint="default"/>
+                <w:rFonts w:hint="default" w:ascii="Segoe UI" w:hAnsi="Segoe UI" w:eastAsia="Segoe UI" w:cs="Segoe UI"/>
                 <w:i w:val="0"/>
                 <w:iCs w:val="0"/>
                 <w:caps w:val="0"/>
@@ -9794,7 +9895,7 @@
             </w:pPr>
             <w:r>
               <w:rPr>
-                <w:rFonts w:ascii="Segoe UI" w:eastAsia="Segoe UI" w:hAnsi="Segoe UI" w:cs="Segoe UI" w:hint="default"/>
+                <w:rFonts w:hint="default" w:ascii="Segoe UI" w:hAnsi="Segoe UI" w:eastAsia="Segoe UI" w:cs="Segoe UI"/>
                 <w:i w:val="0"/>
                 <w:iCs w:val="0"/>
                 <w:caps w:val="0"/>
@@ -9814,9 +9915,9 @@
           <w:tcPr>
             <w:tcW w:w="2391" w:type="dxa"/>
             <w:tcBorders>
-              <w:top w:val="single" w:sz="4" w:space="0" w:color="auto"/>
-              <w:left w:val="single" w:sz="4" w:space="0" w:color="auto"/>
-              <w:bottom w:val="single" w:sz="12" w:space="0" w:color="auto"/>
+              <w:top w:val="single" w:color="auto" w:sz="4" w:space="0"/>
+              <w:left w:val="single" w:color="auto" w:sz="4" w:space="0"/>
+              <w:bottom w:val="single" w:color="auto" w:sz="12" w:space="0"/>
               <w:right w:val="nil"/>
             </w:tcBorders>
             <w:shd w:val="clear" w:color="auto" w:fill="auto"/>
@@ -9836,10 +9937,10 @@
               <w:suppressLineNumbers w:val="0"/>
               <w:snapToGrid w:val="0"/>
               <w:spacing w:line="240" w:lineRule="auto"/>
-              <w:ind w:left="0" w:right="0" w:firstLine="0" w:leftChars="0" w:rightChars="0" w:firstLineChars="0"/>
+              <w:ind w:left="0" w:leftChars="0" w:right="0" w:rightChars="0" w:firstLine="0" w:firstLineChars="0"/>
               <w:jc w:val="center"/>
               <w:rPr>
-                <w:rFonts w:ascii="Segoe UI" w:eastAsia="Segoe UI" w:hAnsi="Segoe UI" w:cs="Segoe UI" w:hint="default"/>
+                <w:rFonts w:hint="default" w:ascii="Segoe UI" w:hAnsi="Segoe UI" w:eastAsia="Segoe UI" w:cs="Segoe UI"/>
                 <w:i w:val="0"/>
                 <w:iCs w:val="0"/>
                 <w:caps w:val="0"/>
@@ -9851,7 +9952,7 @@
             </w:pPr>
             <w:r>
               <w:rPr>
-                <w:rFonts w:ascii="Segoe UI" w:eastAsia="Segoe UI" w:hAnsi="Segoe UI" w:cs="Segoe UI" w:hint="default"/>
+                <w:rFonts w:hint="default" w:ascii="Segoe UI" w:hAnsi="Segoe UI" w:eastAsia="Segoe UI" w:cs="Segoe UI"/>
                 <w:i w:val="0"/>
                 <w:iCs w:val="0"/>
                 <w:caps w:val="0"/>
@@ -9871,10 +9972,10 @@
           <w:tcPr>
             <w:tcW w:w="2057" w:type="dxa"/>
             <w:tcBorders>
-              <w:top w:val="single" w:sz="4" w:space="0" w:color="auto"/>
-              <w:left w:val="single" w:sz="4" w:space="0" w:color="auto"/>
-              <w:bottom w:val="single" w:sz="12" w:space="0" w:color="auto"/>
-              <w:right w:val="single" w:sz="12" w:space="0" w:color="auto"/>
+              <w:top w:val="single" w:color="auto" w:sz="4" w:space="0"/>
+              <w:left w:val="single" w:color="auto" w:sz="4" w:space="0"/>
+              <w:bottom w:val="single" w:color="auto" w:sz="12" w:space="0"/>
+              <w:right w:val="single" w:color="auto" w:sz="12" w:space="0"/>
             </w:tcBorders>
             <w:shd w:val="clear" w:color="auto" w:fill="auto"/>
             <w:tcMar>
@@ -9893,10 +9994,10 @@
               <w:suppressLineNumbers w:val="0"/>
               <w:snapToGrid w:val="0"/>
               <w:spacing w:line="240" w:lineRule="auto"/>
-              <w:ind w:left="0" w:right="0" w:firstLine="0" w:leftChars="0" w:rightChars="0" w:firstLineChars="0"/>
+              <w:ind w:left="0" w:leftChars="0" w:right="0" w:rightChars="0" w:firstLine="0" w:firstLineChars="0"/>
               <w:jc w:val="center"/>
               <w:rPr>
-                <w:rFonts w:ascii="Segoe UI" w:eastAsia="Segoe UI" w:hAnsi="Segoe UI" w:cs="Segoe UI" w:hint="default"/>
+                <w:rFonts w:hint="default" w:ascii="Segoe UI" w:hAnsi="Segoe UI" w:eastAsia="Segoe UI" w:cs="Segoe UI"/>
                 <w:i w:val="0"/>
                 <w:iCs w:val="0"/>
                 <w:caps w:val="0"/>
@@ -9908,7 +10009,7 @@
             </w:pPr>
             <w:r>
               <w:rPr>
-                <w:rFonts w:ascii="Segoe UI" w:eastAsia="Segoe UI" w:hAnsi="Segoe UI" w:cs="Segoe UI" w:hint="default"/>
+                <w:rFonts w:hint="default" w:ascii="Segoe UI" w:hAnsi="Segoe UI" w:eastAsia="Segoe UI" w:cs="Segoe UI"/>
                 <w:i w:val="0"/>
                 <w:iCs w:val="0"/>
                 <w:caps w:val="0"/>
@@ -9928,7 +10029,7 @@
     </w:tbl>
     <w:p>
       <w:pPr>
-        <w:pStyle w:val="a1"/>
+        <w:pStyle w:val="31"/>
         <w:rPr>
           <w:rFonts w:hint="default"/>
           <w:lang w:val="en-US" w:eastAsia="zh-CN"/>
@@ -9938,23 +10039,73 @@
     <w:sectPr>
       <w:pgSz w:w="11906" w:h="16838"/>
       <w:pgMar w:top="1440" w:right="1800" w:bottom="1440" w:left="1800" w:header="851" w:footer="992" w:gutter="0"/>
-      <w:cols w:num="1" w:space="425"/>
+      <w:cols w:space="425" w:num="1"/>
       <w:docGrid w:type="lines" w:linePitch="312" w:charSpace="0"/>
     </w:sectPr>
   </w:body>
 </w:document>
 </file>
 
+<file path=word/endnotes.xml><?xml version="1.0" encoding="utf-8"?>
+<w:endnotes xmlns:wpc="http://schemas.microsoft.com/office/word/2010/wordprocessingCanvas" xmlns:mc="http://schemas.openxmlformats.org/markup-compatibility/2006" xmlns:o="urn:schemas-microsoft-com:office:office" xmlns:r="http://schemas.openxmlformats.org/officeDocument/2006/relationships" xmlns:m="http://schemas.openxmlformats.org/officeDocument/2006/math" xmlns:v="urn:schemas-microsoft-com:vml" xmlns:wp14="http://schemas.microsoft.com/office/word/2010/wordprocessingDrawing" xmlns:wp="http://schemas.openxmlformats.org/drawingml/2006/wordprocessingDrawing" xmlns:w="http://schemas.openxmlformats.org/wordprocessingml/2006/main" xmlns:w14="http://schemas.microsoft.com/office/word/2010/wordml" xmlns:w15="http://schemas.microsoft.com/office/word/2012/wordml" xmlns:w10="urn:schemas-microsoft-com:office:word" xmlns:wpg="http://schemas.microsoft.com/office/word/2010/wordprocessingGroup" xmlns:wpi="http://schemas.microsoft.com/office/word/2010/wordprocessingInk" xmlns:wne="http://schemas.microsoft.com/office/word/2006/wordml" xmlns:wps="http://schemas.microsoft.com/office/word/2010/wordprocessingShape" xmlns:wpsCustomData="http://www.wps.cn/officeDocument/2013/wpsCustomData" mc:Ignorable="w14 w15 wp14">
+  <w:endnote w:type="separator" w:id="0">
+    <w:p>
+      <w:pPr>
+        <w:spacing w:line="240" w:lineRule="auto"/>
+      </w:pPr>
+      <w:r>
+        <w:separator/>
+      </w:r>
+    </w:p>
+  </w:endnote>
+  <w:endnote w:type="continuationSeparator" w:id="1">
+    <w:p>
+      <w:pPr>
+        <w:spacing w:line="240" w:lineRule="auto"/>
+      </w:pPr>
+      <w:r>
+        <w:continuationSeparator/>
+      </w:r>
+    </w:p>
+  </w:endnote>
+</w:endnotes>
+</file>
+
+<file path=word/footnotes.xml><?xml version="1.0" encoding="utf-8"?>
+<w:footnotes xmlns:wpc="http://schemas.microsoft.com/office/word/2010/wordprocessingCanvas" xmlns:mc="http://schemas.openxmlformats.org/markup-compatibility/2006" xmlns:o="urn:schemas-microsoft-com:office:office" xmlns:r="http://schemas.openxmlformats.org/officeDocument/2006/relationships" xmlns:m="http://schemas.openxmlformats.org/officeDocument/2006/math" xmlns:v="urn:schemas-microsoft-com:vml" xmlns:wp14="http://schemas.microsoft.com/office/word/2010/wordprocessingDrawing" xmlns:wp="http://schemas.openxmlformats.org/drawingml/2006/wordprocessingDrawing" xmlns:w="http://schemas.openxmlformats.org/wordprocessingml/2006/main" xmlns:w14="http://schemas.microsoft.com/office/word/2010/wordml" xmlns:w15="http://schemas.microsoft.com/office/word/2012/wordml" xmlns:w10="urn:schemas-microsoft-com:office:word" xmlns:wpg="http://schemas.microsoft.com/office/word/2010/wordprocessingGroup" xmlns:wpi="http://schemas.microsoft.com/office/word/2010/wordprocessingInk" xmlns:wne="http://schemas.microsoft.com/office/word/2006/wordml" xmlns:wps="http://schemas.microsoft.com/office/word/2010/wordprocessingShape" xmlns:wpsCustomData="http://www.wps.cn/officeDocument/2013/wpsCustomData" mc:Ignorable="w14 w15 wp14">
+  <w:footnote w:type="separator" w:id="0">
+    <w:p>
+      <w:pPr>
+        <w:spacing w:line="360" w:lineRule="auto"/>
+      </w:pPr>
+      <w:r>
+        <w:separator/>
+      </w:r>
+    </w:p>
+  </w:footnote>
+  <w:footnote w:type="continuationSeparator" w:id="1">
+    <w:p>
+      <w:pPr>
+        <w:spacing w:line="360" w:lineRule="auto"/>
+      </w:pPr>
+      <w:r>
+        <w:continuationSeparator/>
+      </w:r>
+    </w:p>
+  </w:footnote>
+</w:footnotes>
+</file>
+
 <file path=word/numbering.xml><?xml version="1.0" encoding="utf-8"?>
-<w:numbering xmlns:wpc="http://schemas.microsoft.com/office/word/2010/wordprocessingCanvas" xmlns:mc="http://schemas.openxmlformats.org/markup-compatibility/2006" xmlns:o="urn:schemas-microsoft-com:office:office" xmlns:r="http://schemas.openxmlformats.org/officeDocument/2006/relationships" xmlns:m="http://schemas.openxmlformats.org/officeDocument/2006/math" xmlns:v="urn:schemas-microsoft-com:vml" xmlns:wp14="http://schemas.microsoft.com/office/word/2010/wordprocessingDrawing" xmlns:wp="http://schemas.openxmlformats.org/drawingml/2006/wordprocessingDrawing" xmlns:w10="urn:schemas-microsoft-com:office:word" xmlns:w="http://schemas.openxmlformats.org/wordprocessingml/2006/main" xmlns:w14="http://schemas.microsoft.com/office/word/2010/wordml" xmlns:w15="http://schemas.microsoft.com/office/word/2012/wordml" xmlns:wne="http://schemas.microsoft.com/office/word/2006/wordml" xmlns:wpg="http://schemas.microsoft.com/office/word/2010/wordprocessingGroup" xmlns:wpi="http://schemas.microsoft.com/office/word/2010/wordprocessingInk" xmlns:wps="http://schemas.microsoft.com/office/word/2010/wordprocessingShape" mc:Ignorable="w14 w15 wp14">
+<w:numbering xmlns:wpc="http://schemas.microsoft.com/office/word/2010/wordprocessingCanvas" xmlns:mc="http://schemas.openxmlformats.org/markup-compatibility/2006" xmlns:o="urn:schemas-microsoft-com:office:office" xmlns:r="http://schemas.openxmlformats.org/officeDocument/2006/relationships" xmlns:m="http://schemas.openxmlformats.org/officeDocument/2006/math" xmlns:v="urn:schemas-microsoft-com:vml" xmlns:wp14="http://schemas.microsoft.com/office/word/2010/wordprocessingDrawing" xmlns:wp="http://schemas.openxmlformats.org/drawingml/2006/wordprocessingDrawing" xmlns:w10="urn:schemas-microsoft-com:office:word" xmlns:w="http://schemas.openxmlformats.org/wordprocessingml/2006/main" xmlns:w14="http://schemas.microsoft.com/office/word/2010/wordml" xmlns:wpg="http://schemas.microsoft.com/office/word/2010/wordprocessingGroup" xmlns:wpi="http://schemas.microsoft.com/office/word/2010/wordprocessingInk" xmlns:wne="http://schemas.microsoft.com/office/word/2006/wordml" xmlns:wps="http://schemas.microsoft.com/office/word/2010/wordprocessingShape" xmlns:wpsCustomData="http://www.wps.cn/officeDocument/2013/wpsCustomData" mc:Ignorable="w14 wp14">
   <w:abstractNum w:abstractNumId="0">
     <w:nsid w:val="8E964DCE"/>
     <w:multiLevelType w:val="multilevel"/>
     <w:tmpl w:val="8E964DCE"/>
-    <w:lvl w:ilvl="0">
+    <w:lvl w:ilvl="0" w:tentative="0">
       <w:start w:val="1"/>
       <w:numFmt w:val="decimal"/>
-      <w:pStyle w:val="Heading1"/>
+      <w:pStyle w:val="2"/>
       <w:lvlText w:val="%1."/>
       <w:lvlJc w:val="left"/>
       <w:pPr>
@@ -9964,10 +10115,10 @@
         <w:rFonts w:hint="default"/>
       </w:rPr>
     </w:lvl>
-    <w:lvl w:ilvl="1">
+    <w:lvl w:ilvl="1" w:tentative="0">
       <w:start w:val="1"/>
       <w:numFmt w:val="decimal"/>
-      <w:pStyle w:val="Heading2"/>
+      <w:pStyle w:val="3"/>
       <w:lvlText w:val="%1.%2."/>
       <w:lvlJc w:val="left"/>
       <w:pPr>
@@ -9977,10 +10128,10 @@
         <w:rFonts w:hint="default"/>
       </w:rPr>
     </w:lvl>
-    <w:lvl w:ilvl="2">
+    <w:lvl w:ilvl="2" w:tentative="0">
       <w:start w:val="1"/>
       <w:numFmt w:val="decimal"/>
-      <w:pStyle w:val="Heading3"/>
+      <w:pStyle w:val="4"/>
       <w:lvlText w:val="%1.%2.%3."/>
       <w:lvlJc w:val="left"/>
       <w:pPr>
@@ -9990,10 +10141,10 @@
         <w:rFonts w:hint="default"/>
       </w:rPr>
     </w:lvl>
-    <w:lvl w:ilvl="3">
+    <w:lvl w:ilvl="3" w:tentative="0">
       <w:start w:val="1"/>
       <w:numFmt w:val="decimal"/>
-      <w:pStyle w:val="Heading4"/>
+      <w:pStyle w:val="5"/>
       <w:lvlText w:val="%1.%2.%3.%4."/>
       <w:lvlJc w:val="left"/>
       <w:pPr>
@@ -10003,10 +10154,10 @@
         <w:rFonts w:hint="default"/>
       </w:rPr>
     </w:lvl>
-    <w:lvl w:ilvl="4">
+    <w:lvl w:ilvl="4" w:tentative="0">
       <w:start w:val="1"/>
       <w:numFmt w:val="decimal"/>
-      <w:pStyle w:val="Heading5"/>
+      <w:pStyle w:val="6"/>
       <w:lvlText w:val="%1.%2.%3.%4.%5."/>
       <w:lvlJc w:val="left"/>
       <w:pPr>
@@ -10016,10 +10167,10 @@
         <w:rFonts w:hint="default"/>
       </w:rPr>
     </w:lvl>
-    <w:lvl w:ilvl="5">
+    <w:lvl w:ilvl="5" w:tentative="0">
       <w:start w:val="1"/>
       <w:numFmt w:val="decimal"/>
-      <w:pStyle w:val="Heading6"/>
+      <w:pStyle w:val="7"/>
       <w:lvlText w:val="%1.%2.%3.%4.%5.%6."/>
       <w:lvlJc w:val="left"/>
       <w:pPr>
@@ -10029,10 +10180,10 @@
         <w:rFonts w:hint="default"/>
       </w:rPr>
     </w:lvl>
-    <w:lvl w:ilvl="6">
+    <w:lvl w:ilvl="6" w:tentative="0">
       <w:start w:val="1"/>
       <w:numFmt w:val="decimal"/>
-      <w:pStyle w:val="Heading7"/>
+      <w:pStyle w:val="8"/>
       <w:lvlText w:val="%1.%2.%3.%4.%5.%6.%7."/>
       <w:lvlJc w:val="left"/>
       <w:pPr>
@@ -10042,10 +10193,10 @@
         <w:rFonts w:hint="default"/>
       </w:rPr>
     </w:lvl>
-    <w:lvl w:ilvl="7">
+    <w:lvl w:ilvl="7" w:tentative="0">
       <w:start w:val="1"/>
       <w:numFmt w:val="decimal"/>
-      <w:pStyle w:val="Heading8"/>
+      <w:pStyle w:val="9"/>
       <w:lvlText w:val="%1.%2.%3.%4.%5.%6.%7.%8."/>
       <w:lvlJc w:val="left"/>
       <w:pPr>
@@ -10055,10 +10206,10 @@
         <w:rFonts w:hint="default"/>
       </w:rPr>
     </w:lvl>
-    <w:lvl w:ilvl="8">
+    <w:lvl w:ilvl="8" w:tentative="0">
       <w:start w:val="1"/>
       <w:numFmt w:val="decimal"/>
-      <w:pStyle w:val="Heading9"/>
+      <w:pStyle w:val="10"/>
       <w:lvlText w:val="%1.%2.%3.%4.%5.%6.%7.%8.%9."/>
       <w:lvlJc w:val="left"/>
       <w:pPr>
@@ -10073,7 +10224,7 @@
     <w:nsid w:val="908E6574"/>
     <w:multiLevelType w:val="singleLevel"/>
     <w:tmpl w:val="908E6574"/>
-    <w:lvl w:ilvl="0">
+    <w:lvl w:ilvl="0" w:tentative="0">
       <w:start w:val="1"/>
       <w:numFmt w:val="decimal"/>
       <w:lvlText w:val="%1."/>
@@ -10090,7 +10241,7 @@
     <w:nsid w:val="BC37DB64"/>
     <w:multiLevelType w:val="singleLevel"/>
     <w:tmpl w:val="BC37DB64"/>
-    <w:lvl w:ilvl="0">
+    <w:lvl w:ilvl="0" w:tentative="0">
       <w:start w:val="1"/>
       <w:numFmt w:val="decimal"/>
       <w:lvlText w:val="%1."/>
@@ -10107,7 +10258,7 @@
     <w:nsid w:val="51982F5F"/>
     <w:multiLevelType w:val="singleLevel"/>
     <w:tmpl w:val="51982F5F"/>
-    <w:lvl w:ilvl="0">
+    <w:lvl w:ilvl="0" w:tentative="0">
       <w:start w:val="1"/>
       <w:numFmt w:val="decimal"/>
       <w:lvlText w:val="%1."/>
@@ -10124,7 +10275,7 @@
     <w:nsid w:val="5AFF04E0"/>
     <w:multiLevelType w:val="singleLevel"/>
     <w:tmpl w:val="5AFF04E0"/>
-    <w:lvl w:ilvl="0">
+    <w:lvl w:ilvl="0" w:tentative="0">
       <w:start w:val="1"/>
       <w:numFmt w:val="decimal"/>
       <w:lvlText w:val="%1."/>
@@ -10141,7 +10292,7 @@
     <w:nsid w:val="5DE35D75"/>
     <w:multiLevelType w:val="singleLevel"/>
     <w:tmpl w:val="5DE35D75"/>
-    <w:lvl w:ilvl="0">
+    <w:lvl w:ilvl="0" w:tentative="0">
       <w:start w:val="1"/>
       <w:numFmt w:val="decimal"/>
       <w:lvlText w:val="%1."/>
@@ -10158,7 +10309,7 @@
     <w:nsid w:val="760FA8A4"/>
     <w:multiLevelType w:val="singleLevel"/>
     <w:tmpl w:val="760FA8A4"/>
-    <w:lvl w:ilvl="0">
+    <w:lvl w:ilvl="0" w:tentative="0">
       <w:start w:val="1"/>
       <w:numFmt w:val="decimal"/>
       <w:lvlText w:val="%1."/>
@@ -10175,7 +10326,7 @@
     <w:nsid w:val="7E17EA97"/>
     <w:multiLevelType w:val="singleLevel"/>
     <w:tmpl w:val="7E17EA97"/>
-    <w:lvl w:ilvl="0">
+    <w:lvl w:ilvl="0" w:tentative="0">
       <w:start w:val="1"/>
       <w:numFmt w:val="decimal"/>
       <w:lvlText w:val="%1."/>
@@ -10216,267 +10367,269 @@
 </file>
 
 <file path=word/styles.xml><?xml version="1.0" encoding="utf-8"?>
-<w:styles xmlns:mc="http://schemas.openxmlformats.org/markup-compatibility/2006" xmlns:r="http://schemas.openxmlformats.org/officeDocument/2006/relationships" xmlns:w="http://schemas.openxmlformats.org/wordprocessingml/2006/main" xmlns:w14="http://schemas.microsoft.com/office/word/2010/wordml" xmlns:w15="http://schemas.microsoft.com/office/word/2012/wordml" mc:Ignorable="w14 w15">
+<w:styles xmlns:mc="http://schemas.openxmlformats.org/markup-compatibility/2006" xmlns:o="urn:schemas-microsoft-com:office:office" xmlns:r="http://schemas.openxmlformats.org/officeDocument/2006/relationships" xmlns:m="http://schemas.openxmlformats.org/officeDocument/2006/math" xmlns:v="urn:schemas-microsoft-com:vml" xmlns:w="http://schemas.openxmlformats.org/wordprocessingml/2006/main" xmlns:w14="http://schemas.microsoft.com/office/word/2010/wordml" xmlns:w10="urn:schemas-microsoft-com:office:word" xmlns:sl="http://schemas.openxmlformats.org/schemaLibrary/2006/main" xmlns:wpsCustomData="http://www.wps.cn/officeDocument/2013/wpsCustomData" mc:Ignorable="w14">
   <w:docDefaults>
     <w:rPrDefault>
       <w:rPr>
-        <w:rFonts w:ascii="Times New Roman" w:eastAsia="宋体" w:hAnsi="Times New Roman" w:cs="Times New Roman"/>
+        <w:rFonts w:ascii="Times New Roman" w:hAnsi="Times New Roman" w:eastAsia="宋体" w:cs="Times New Roman"/>
       </w:rPr>
     </w:rPrDefault>
     <w:pPrDefault/>
   </w:docDefaults>
-  <w:latentStyles w:defLockedState="0" w:defUIPriority="99" w:defSemiHidden="1" w:defUnhideWhenUsed="1" w:defQFormat="0" w:count="260">
-    <w:lsdException w:name="Normal" w:semiHidden="0" w:uiPriority="0" w:unhideWhenUsed="0" w:qFormat="1"/>
-    <w:lsdException w:name="heading 1" w:semiHidden="0" w:uiPriority="0" w:unhideWhenUsed="0" w:qFormat="1"/>
-    <w:lsdException w:name="heading 2" w:semiHidden="0" w:uiPriority="0" w:qFormat="1"/>
-    <w:lsdException w:name="heading 3" w:uiPriority="0" w:qFormat="1"/>
-    <w:lsdException w:name="heading 4" w:semiHidden="0" w:uiPriority="0" w:qFormat="1"/>
-    <w:lsdException w:name="heading 5" w:uiPriority="0" w:qFormat="1"/>
-    <w:lsdException w:name="heading 6" w:uiPriority="0" w:qFormat="1"/>
-    <w:lsdException w:name="heading 7" w:uiPriority="0" w:qFormat="1"/>
-    <w:lsdException w:name="heading 8" w:uiPriority="0" w:qFormat="1"/>
-    <w:lsdException w:name="heading 9" w:uiPriority="0" w:qFormat="1"/>
-    <w:lsdException w:name="index 1" w:semiHidden="0" w:uiPriority="0" w:unhideWhenUsed="0"/>
-    <w:lsdException w:name="index 2" w:semiHidden="0" w:uiPriority="0" w:unhideWhenUsed="0"/>
-    <w:lsdException w:name="index 3" w:semiHidden="0" w:uiPriority="0" w:unhideWhenUsed="0"/>
-    <w:lsdException w:name="index 4" w:semiHidden="0" w:uiPriority="0" w:unhideWhenUsed="0"/>
-    <w:lsdException w:name="index 5" w:semiHidden="0" w:uiPriority="0" w:unhideWhenUsed="0"/>
-    <w:lsdException w:name="index 6" w:semiHidden="0" w:uiPriority="0" w:unhideWhenUsed="0"/>
-    <w:lsdException w:name="index 7" w:semiHidden="0" w:uiPriority="0" w:unhideWhenUsed="0"/>
-    <w:lsdException w:name="index 8" w:semiHidden="0" w:uiPriority="0" w:unhideWhenUsed="0"/>
-    <w:lsdException w:name="index 9" w:semiHidden="0" w:uiPriority="0" w:unhideWhenUsed="0"/>
-    <w:lsdException w:name="toc 1" w:semiHidden="0" w:uiPriority="0" w:unhideWhenUsed="0" w:qFormat="1"/>
-    <w:lsdException w:name="toc 2" w:semiHidden="0" w:uiPriority="0" w:unhideWhenUsed="0" w:qFormat="1"/>
-    <w:lsdException w:name="toc 3" w:semiHidden="0" w:uiPriority="0" w:unhideWhenUsed="0" w:qFormat="1"/>
-    <w:lsdException w:name="toc 4" w:semiHidden="0" w:uiPriority="0" w:unhideWhenUsed="0"/>
-    <w:lsdException w:name="toc 5" w:semiHidden="0" w:uiPriority="0" w:unhideWhenUsed="0"/>
-    <w:lsdException w:name="toc 6" w:semiHidden="0" w:uiPriority="0" w:unhideWhenUsed="0"/>
-    <w:lsdException w:name="toc 7" w:semiHidden="0" w:uiPriority="0" w:unhideWhenUsed="0"/>
-    <w:lsdException w:name="toc 8" w:semiHidden="0" w:uiPriority="0" w:unhideWhenUsed="0"/>
-    <w:lsdException w:name="toc 9" w:semiHidden="0" w:uiPriority="0" w:unhideWhenUsed="0"/>
-    <w:lsdException w:name="Normal Indent" w:semiHidden="0" w:uiPriority="0" w:unhideWhenUsed="0"/>
-    <w:lsdException w:name="footnote text" w:semiHidden="0" w:uiPriority="0" w:unhideWhenUsed="0"/>
-    <w:lsdException w:name="annotation text" w:semiHidden="0" w:uiPriority="0" w:unhideWhenUsed="0" w:qFormat="1"/>
-    <w:lsdException w:name="header" w:semiHidden="0" w:uiPriority="0" w:unhideWhenUsed="0" w:qFormat="1"/>
-    <w:lsdException w:name="footer" w:semiHidden="0" w:uiPriority="0" w:unhideWhenUsed="0" w:qFormat="1"/>
-    <w:lsdException w:name="index heading" w:semiHidden="0" w:uiPriority="0" w:unhideWhenUsed="0"/>
-    <w:lsdException w:name="caption" w:uiPriority="0" w:qFormat="1"/>
-    <w:lsdException w:name="table of figures" w:semiHidden="0" w:uiPriority="0" w:unhideWhenUsed="0" w:qFormat="1"/>
-    <w:lsdException w:name="envelope address" w:semiHidden="0" w:uiPriority="0" w:unhideWhenUsed="0"/>
-    <w:lsdException w:name="envelope return" w:semiHidden="0" w:uiPriority="0" w:unhideWhenUsed="0"/>
-    <w:lsdException w:name="footnote reference" w:semiHidden="0" w:uiPriority="0" w:unhideWhenUsed="0"/>
-    <w:lsdException w:name="annotation reference" w:semiHidden="0" w:uiPriority="0" w:unhideWhenUsed="0"/>
-    <w:lsdException w:name="line number" w:semiHidden="0" w:uiPriority="0" w:unhideWhenUsed="0"/>
-    <w:lsdException w:name="page number" w:semiHidden="0" w:uiPriority="0" w:unhideWhenUsed="0"/>
-    <w:lsdException w:name="endnote reference" w:semiHidden="0" w:uiPriority="0" w:unhideWhenUsed="0"/>
-    <w:lsdException w:name="endnote text" w:semiHidden="0" w:uiPriority="0" w:unhideWhenUsed="0"/>
-    <w:lsdException w:name="table of authorities" w:semiHidden="0" w:uiPriority="0" w:unhideWhenUsed="0"/>
-    <w:lsdException w:name="macro" w:semiHidden="0" w:uiPriority="0" w:unhideWhenUsed="0"/>
-    <w:lsdException w:name="toa heading" w:semiHidden="0" w:uiPriority="0" w:unhideWhenUsed="0"/>
-    <w:lsdException w:name="List" w:semiHidden="0" w:uiPriority="0" w:unhideWhenUsed="0"/>
-    <w:lsdException w:name="List Bullet" w:semiHidden="0" w:uiPriority="0" w:unhideWhenUsed="0"/>
-    <w:lsdException w:name="List Number" w:semiHidden="0" w:uiPriority="0" w:unhideWhenUsed="0"/>
-    <w:lsdException w:name="List 2" w:semiHidden="0" w:uiPriority="0" w:unhideWhenUsed="0"/>
-    <w:lsdException w:name="List 3" w:semiHidden="0" w:uiPriority="0" w:unhideWhenUsed="0"/>
-    <w:lsdException w:name="List 4" w:semiHidden="0" w:uiPriority="0" w:unhideWhenUsed="0"/>
-    <w:lsdException w:name="List 5" w:semiHidden="0" w:uiPriority="0" w:unhideWhenUsed="0"/>
-    <w:lsdException w:name="List Bullet 2" w:semiHidden="0" w:uiPriority="0" w:unhideWhenUsed="0"/>
-    <w:lsdException w:name="List Bullet 3" w:semiHidden="0" w:uiPriority="0" w:unhideWhenUsed="0"/>
-    <w:lsdException w:name="List Bullet 4" w:semiHidden="0" w:uiPriority="0" w:unhideWhenUsed="0"/>
-    <w:lsdException w:name="List Bullet 5" w:semiHidden="0" w:uiPriority="0" w:unhideWhenUsed="0"/>
-    <w:lsdException w:name="List Number 2" w:semiHidden="0" w:uiPriority="0" w:unhideWhenUsed="0"/>
-    <w:lsdException w:name="List Number 3" w:semiHidden="0" w:uiPriority="0" w:unhideWhenUsed="0"/>
-    <w:lsdException w:name="List Number 4" w:semiHidden="0" w:uiPriority="0" w:unhideWhenUsed="0"/>
-    <w:lsdException w:name="List Number 5" w:semiHidden="0" w:uiPriority="0" w:unhideWhenUsed="0"/>
-    <w:lsdException w:name="Title" w:semiHidden="0" w:uiPriority="0" w:unhideWhenUsed="0" w:qFormat="1"/>
-    <w:lsdException w:name="Closing" w:semiHidden="0" w:uiPriority="0" w:unhideWhenUsed="0"/>
-    <w:lsdException w:name="Signature" w:semiHidden="0" w:uiPriority="0" w:unhideWhenUsed="0"/>
-    <w:lsdException w:name="Default Paragraph Font" w:uiPriority="0" w:unhideWhenUsed="0" w:qFormat="1"/>
-    <w:lsdException w:name="Body Text" w:uiPriority="0" w:unhideWhenUsed="0" w:qFormat="1"/>
-    <w:lsdException w:name="Body Text Indent" w:semiHidden="0" w:uiPriority="0" w:unhideWhenUsed="0"/>
-    <w:lsdException w:name="List Continue" w:semiHidden="0" w:uiPriority="0" w:unhideWhenUsed="0"/>
-    <w:lsdException w:name="List Continue 2" w:semiHidden="0" w:uiPriority="0" w:unhideWhenUsed="0"/>
-    <w:lsdException w:name="List Continue 3" w:semiHidden="0" w:uiPriority="0" w:unhideWhenUsed="0"/>
-    <w:lsdException w:name="List Continue 4" w:semiHidden="0" w:uiPriority="0" w:unhideWhenUsed="0"/>
-    <w:lsdException w:name="List Continue 5" w:semiHidden="0" w:uiPriority="0" w:unhideWhenUsed="0"/>
-    <w:lsdException w:name="Message Header" w:semiHidden="0" w:uiPriority="0" w:unhideWhenUsed="0"/>
-    <w:lsdException w:name="Subtitle" w:semiHidden="0" w:uiPriority="0" w:unhideWhenUsed="0" w:qFormat="1"/>
-    <w:lsdException w:name="Salutation" w:semiHidden="0" w:uiPriority="0" w:unhideWhenUsed="0"/>
-    <w:lsdException w:name="Date" w:semiHidden="0" w:uiPriority="0" w:unhideWhenUsed="0"/>
-    <w:lsdException w:name="Body Text First Indent" w:semiHidden="0" w:uiPriority="0" w:unhideWhenUsed="0"/>
-    <w:lsdException w:name="Body Text First Indent 2" w:semiHidden="0" w:uiPriority="0" w:unhideWhenUsed="0"/>
-    <w:lsdException w:name="Body Text 2" w:semiHidden="0" w:uiPriority="0" w:unhideWhenUsed="0"/>
-    <w:lsdException w:name="Body Text 3" w:semiHidden="0" w:uiPriority="0" w:unhideWhenUsed="0"/>
-    <w:lsdException w:name="Body Text Indent 2" w:semiHidden="0" w:uiPriority="0" w:unhideWhenUsed="0"/>
-    <w:lsdException w:name="Body Text Indent 3" w:semiHidden="0" w:uiPriority="0" w:unhideWhenUsed="0"/>
-    <w:lsdException w:name="Block Text" w:semiHidden="0" w:uiPriority="0" w:unhideWhenUsed="0"/>
-    <w:lsdException w:name="Hyperlink" w:semiHidden="0" w:uiPriority="0" w:unhideWhenUsed="0"/>
-    <w:lsdException w:name="FollowedHyperlink" w:semiHidden="0" w:uiPriority="0" w:unhideWhenUsed="0"/>
-    <w:lsdException w:name="Strong" w:semiHidden="0" w:uiPriority="0" w:unhideWhenUsed="0" w:qFormat="1"/>
-    <w:lsdException w:name="Emphasis" w:semiHidden="0" w:uiPriority="0" w:unhideWhenUsed="0" w:qFormat="1"/>
-    <w:lsdException w:name="Document Map" w:semiHidden="0" w:uiPriority="0" w:unhideWhenUsed="0"/>
-    <w:lsdException w:name="Plain Text" w:semiHidden="0" w:uiPriority="0" w:unhideWhenUsed="0"/>
-    <w:lsdException w:name="E-mail Signature" w:semiHidden="0" w:uiPriority="0" w:unhideWhenUsed="0"/>
-    <w:lsdException w:name="Normal (Web)" w:semiHidden="0" w:uiPriority="0" w:unhideWhenUsed="0" w:qFormat="1"/>
-    <w:lsdException w:name="HTML Acronym" w:semiHidden="0" w:uiPriority="0" w:unhideWhenUsed="0"/>
-    <w:lsdException w:name="HTML Address" w:semiHidden="0" w:uiPriority="0" w:unhideWhenUsed="0"/>
-    <w:lsdException w:name="HTML Cite" w:semiHidden="0" w:uiPriority="0" w:unhideWhenUsed="0"/>
-    <w:lsdException w:name="HTML Code" w:semiHidden="0" w:uiPriority="0" w:unhideWhenUsed="0"/>
-    <w:lsdException w:name="HTML Definition" w:semiHidden="0" w:uiPriority="0" w:unhideWhenUsed="0"/>
-    <w:lsdException w:name="HTML Keyboard" w:semiHidden="0" w:uiPriority="0" w:unhideWhenUsed="0"/>
-    <w:lsdException w:name="HTML Preformatted" w:semiHidden="0" w:uiPriority="0" w:unhideWhenUsed="0" w:qFormat="1"/>
-    <w:lsdException w:name="HTML Sample" w:semiHidden="0" w:uiPriority="0" w:unhideWhenUsed="0"/>
-    <w:lsdException w:name="HTML Typewriter" w:semiHidden="0" w:uiPriority="0" w:unhideWhenUsed="0"/>
-    <w:lsdException w:name="HTML Variable" w:semiHidden="0" w:uiPriority="0" w:unhideWhenUsed="0"/>
-    <w:lsdException w:name="Normal Table" w:uiPriority="0" w:unhideWhenUsed="0" w:qFormat="1"/>
-    <w:lsdException w:name="annotation subject" w:semiHidden="0" w:uiPriority="0" w:unhideWhenUsed="0"/>
-    <w:lsdException w:name="Table Simple 1" w:semiHidden="0" w:uiPriority="0" w:unhideWhenUsed="0"/>
-    <w:lsdException w:name="Table Simple 2" w:semiHidden="0" w:uiPriority="0" w:unhideWhenUsed="0"/>
-    <w:lsdException w:name="Table Simple 3" w:semiHidden="0" w:uiPriority="0" w:unhideWhenUsed="0"/>
-    <w:lsdException w:name="Table Classic 1" w:semiHidden="0" w:uiPriority="0" w:unhideWhenUsed="0"/>
-    <w:lsdException w:name="Table Classic 2" w:semiHidden="0" w:uiPriority="0" w:unhideWhenUsed="0"/>
-    <w:lsdException w:name="Table Classic 3" w:semiHidden="0" w:uiPriority="0" w:unhideWhenUsed="0"/>
-    <w:lsdException w:name="Table Classic 4" w:semiHidden="0" w:uiPriority="0" w:unhideWhenUsed="0"/>
-    <w:lsdException w:name="Table Colorful 1" w:semiHidden="0" w:uiPriority="0" w:unhideWhenUsed="0"/>
-    <w:lsdException w:name="Table Colorful 2" w:semiHidden="0" w:uiPriority="0" w:unhideWhenUsed="0"/>
-    <w:lsdException w:name="Table Colorful 3" w:semiHidden="0" w:uiPriority="0" w:unhideWhenUsed="0"/>
-    <w:lsdException w:name="Table Columns 1" w:semiHidden="0" w:uiPriority="0" w:unhideWhenUsed="0"/>
-    <w:lsdException w:name="Table Columns 2" w:semiHidden="0" w:uiPriority="0" w:unhideWhenUsed="0"/>
-    <w:lsdException w:name="Table Columns 3" w:semiHidden="0" w:uiPriority="0" w:unhideWhenUsed="0"/>
-    <w:lsdException w:name="Table Columns 4" w:semiHidden="0" w:uiPriority="0" w:unhideWhenUsed="0"/>
-    <w:lsdException w:name="Table Columns 5" w:semiHidden="0" w:uiPriority="0" w:unhideWhenUsed="0"/>
-    <w:lsdException w:name="Table Grid 1" w:semiHidden="0" w:uiPriority="0" w:unhideWhenUsed="0"/>
-    <w:lsdException w:name="Table Grid 2" w:semiHidden="0" w:uiPriority="0" w:unhideWhenUsed="0"/>
-    <w:lsdException w:name="Table Grid 3" w:semiHidden="0" w:uiPriority="0" w:unhideWhenUsed="0"/>
-    <w:lsdException w:name="Table Grid 4" w:semiHidden="0" w:uiPriority="0" w:unhideWhenUsed="0"/>
-    <w:lsdException w:name="Table Grid 5" w:semiHidden="0" w:uiPriority="0" w:unhideWhenUsed="0"/>
-    <w:lsdException w:name="Table Grid 6" w:semiHidden="0" w:uiPriority="0" w:unhideWhenUsed="0"/>
-    <w:lsdException w:name="Table Grid 7" w:semiHidden="0" w:uiPriority="0" w:unhideWhenUsed="0"/>
-    <w:lsdException w:name="Table Grid 8" w:semiHidden="0" w:uiPriority="0" w:unhideWhenUsed="0"/>
-    <w:lsdException w:name="Table List 1" w:semiHidden="0" w:uiPriority="0" w:unhideWhenUsed="0"/>
-    <w:lsdException w:name="Table List 2" w:semiHidden="0" w:uiPriority="0" w:unhideWhenUsed="0"/>
-    <w:lsdException w:name="Table List 3" w:semiHidden="0" w:uiPriority="0" w:unhideWhenUsed="0"/>
-    <w:lsdException w:name="Table List 4" w:semiHidden="0" w:uiPriority="0" w:unhideWhenUsed="0"/>
-    <w:lsdException w:name="Table List 5" w:semiHidden="0" w:uiPriority="0" w:unhideWhenUsed="0"/>
-    <w:lsdException w:name="Table List 6" w:semiHidden="0" w:uiPriority="0" w:unhideWhenUsed="0"/>
-    <w:lsdException w:name="Table List 7" w:semiHidden="0" w:uiPriority="0" w:unhideWhenUsed="0"/>
-    <w:lsdException w:name="Table List 8" w:semiHidden="0" w:uiPriority="0" w:unhideWhenUsed="0"/>
-    <w:lsdException w:name="Table 3D effects 1" w:semiHidden="0" w:uiPriority="0" w:unhideWhenUsed="0"/>
-    <w:lsdException w:name="Table 3D effects 2" w:semiHidden="0" w:uiPriority="0" w:unhideWhenUsed="0"/>
-    <w:lsdException w:name="Table 3D effects 3" w:semiHidden="0" w:uiPriority="0" w:unhideWhenUsed="0"/>
-    <w:lsdException w:name="Table Contemporary" w:semiHidden="0" w:uiPriority="0" w:unhideWhenUsed="0"/>
-    <w:lsdException w:name="Table Elegant" w:semiHidden="0" w:uiPriority="0" w:unhideWhenUsed="0"/>
-    <w:lsdException w:name="Table Professional" w:semiHidden="0" w:uiPriority="0" w:unhideWhenUsed="0"/>
-    <w:lsdException w:name="Table Subtle 1" w:semiHidden="0" w:uiPriority="0" w:unhideWhenUsed="0"/>
-    <w:lsdException w:name="Table Subtle 2" w:semiHidden="0" w:uiPriority="0" w:unhideWhenUsed="0"/>
-    <w:lsdException w:name="Table Web 1" w:semiHidden="0" w:uiPriority="0" w:unhideWhenUsed="0"/>
-    <w:lsdException w:name="Table Web 2" w:semiHidden="0" w:uiPriority="0" w:unhideWhenUsed="0"/>
-    <w:lsdException w:name="Table Web 3" w:semiHidden="0" w:uiPriority="0" w:unhideWhenUsed="0"/>
-    <w:lsdException w:name="Balloon Text" w:semiHidden="0" w:uiPriority="0" w:unhideWhenUsed="0"/>
-    <w:lsdException w:name="Table Grid" w:semiHidden="0" w:uiPriority="0" w:unhideWhenUsed="0" w:qFormat="1"/>
-    <w:lsdException w:name="Table Theme" w:semiHidden="0" w:uiPriority="0" w:unhideWhenUsed="0"/>
-    <w:lsdException w:name="Light Shading" w:semiHidden="0" w:uiPriority="60" w:unhideWhenUsed="0"/>
-    <w:lsdException w:name="Light List" w:semiHidden="0" w:uiPriority="61" w:unhideWhenUsed="0"/>
-    <w:lsdException w:name="Light Grid" w:semiHidden="0" w:uiPriority="62" w:unhideWhenUsed="0"/>
-    <w:lsdException w:name="Medium Shading 1" w:semiHidden="0" w:uiPriority="63" w:unhideWhenUsed="0"/>
-    <w:lsdException w:name="Medium Shading 2" w:semiHidden="0" w:uiPriority="64" w:unhideWhenUsed="0"/>
-    <w:lsdException w:name="Medium List 1" w:semiHidden="0" w:uiPriority="65" w:unhideWhenUsed="0"/>
-    <w:lsdException w:name="Medium List 2" w:semiHidden="0" w:uiPriority="66" w:unhideWhenUsed="0"/>
-    <w:lsdException w:name="Medium Grid 1" w:semiHidden="0" w:uiPriority="67" w:unhideWhenUsed="0"/>
-    <w:lsdException w:name="Medium Grid 2" w:semiHidden="0" w:uiPriority="68" w:unhideWhenUsed="0"/>
-    <w:lsdException w:name="Medium Grid 3" w:semiHidden="0" w:uiPriority="69" w:unhideWhenUsed="0"/>
-    <w:lsdException w:name="Dark List" w:semiHidden="0" w:uiPriority="70" w:unhideWhenUsed="0"/>
-    <w:lsdException w:name="Colorful Shading" w:semiHidden="0" w:uiPriority="71" w:unhideWhenUsed="0"/>
-    <w:lsdException w:name="Colorful List" w:semiHidden="0" w:uiPriority="72" w:unhideWhenUsed="0"/>
-    <w:lsdException w:name="Colorful Grid" w:semiHidden="0" w:uiPriority="73" w:unhideWhenUsed="0"/>
-    <w:lsdException w:name="Light Shading Accent 1" w:semiHidden="0" w:uiPriority="60" w:unhideWhenUsed="0"/>
-    <w:lsdException w:name="Light List Accent 1" w:semiHidden="0" w:uiPriority="61" w:unhideWhenUsed="0"/>
-    <w:lsdException w:name="Light Grid Accent 1" w:semiHidden="0" w:uiPriority="62" w:unhideWhenUsed="0"/>
-    <w:lsdException w:name="Medium Shading 1 Accent 1" w:semiHidden="0" w:uiPriority="63" w:unhideWhenUsed="0"/>
-    <w:lsdException w:name="Medium Shading 2 Accent 1" w:semiHidden="0" w:uiPriority="64" w:unhideWhenUsed="0"/>
-    <w:lsdException w:name="Medium List 1 Accent 1" w:semiHidden="0" w:uiPriority="65" w:unhideWhenUsed="0"/>
-    <w:lsdException w:name="Medium List 2 Accent 1" w:semiHidden="0" w:uiPriority="66" w:unhideWhenUsed="0"/>
-    <w:lsdException w:name="Medium Grid 1 Accent 1" w:semiHidden="0" w:uiPriority="67" w:unhideWhenUsed="0"/>
-    <w:lsdException w:name="Medium Grid 2 Accent 1" w:semiHidden="0" w:uiPriority="68" w:unhideWhenUsed="0"/>
-    <w:lsdException w:name="Medium Grid 3 Accent 1" w:semiHidden="0" w:uiPriority="69" w:unhideWhenUsed="0"/>
-    <w:lsdException w:name="Dark List Accent 1" w:semiHidden="0" w:uiPriority="70" w:unhideWhenUsed="0"/>
-    <w:lsdException w:name="Colorful Shading Accent 1" w:semiHidden="0" w:uiPriority="71" w:unhideWhenUsed="0"/>
-    <w:lsdException w:name="Colorful List Accent 1" w:semiHidden="0" w:uiPriority="72" w:unhideWhenUsed="0"/>
-    <w:lsdException w:name="Colorful Grid Accent 1" w:semiHidden="0" w:uiPriority="73" w:unhideWhenUsed="0"/>
-    <w:lsdException w:name="Light Shading Accent 2" w:semiHidden="0" w:uiPriority="60" w:unhideWhenUsed="0"/>
-    <w:lsdException w:name="Light List Accent 2" w:semiHidden="0" w:uiPriority="61" w:unhideWhenUsed="0"/>
-    <w:lsdException w:name="Light Grid Accent 2" w:semiHidden="0" w:uiPriority="62" w:unhideWhenUsed="0"/>
-    <w:lsdException w:name="Medium Shading 1 Accent 2" w:semiHidden="0" w:uiPriority="63" w:unhideWhenUsed="0"/>
-    <w:lsdException w:name="Medium Shading 2 Accent 2" w:semiHidden="0" w:uiPriority="64" w:unhideWhenUsed="0"/>
-    <w:lsdException w:name="Medium List 1 Accent 2" w:semiHidden="0" w:uiPriority="65" w:unhideWhenUsed="0"/>
-    <w:lsdException w:name="Medium List 2 Accent 2" w:semiHidden="0" w:uiPriority="66" w:unhideWhenUsed="0"/>
-    <w:lsdException w:name="Medium Grid 1 Accent 2" w:semiHidden="0" w:uiPriority="67" w:unhideWhenUsed="0"/>
-    <w:lsdException w:name="Medium Grid 2 Accent 2" w:semiHidden="0" w:uiPriority="68" w:unhideWhenUsed="0"/>
-    <w:lsdException w:name="Medium Grid 3 Accent 2" w:semiHidden="0" w:uiPriority="69" w:unhideWhenUsed="0"/>
-    <w:lsdException w:name="Dark List Accent 2" w:semiHidden="0" w:uiPriority="70" w:unhideWhenUsed="0"/>
-    <w:lsdException w:name="Colorful Shading Accent 2" w:semiHidden="0" w:uiPriority="71" w:unhideWhenUsed="0"/>
-    <w:lsdException w:name="Colorful List Accent 2" w:semiHidden="0" w:uiPriority="72" w:unhideWhenUsed="0"/>
-    <w:lsdException w:name="Colorful Grid Accent 2" w:semiHidden="0" w:uiPriority="73" w:unhideWhenUsed="0"/>
-    <w:lsdException w:name="Light Shading Accent 3" w:semiHidden="0" w:uiPriority="60" w:unhideWhenUsed="0"/>
-    <w:lsdException w:name="Light List Accent 3" w:semiHidden="0" w:uiPriority="61" w:unhideWhenUsed="0"/>
-    <w:lsdException w:name="Light Grid Accent 3" w:semiHidden="0" w:uiPriority="62" w:unhideWhenUsed="0"/>
-    <w:lsdException w:name="Medium Shading 1 Accent 3" w:semiHidden="0" w:uiPriority="63" w:unhideWhenUsed="0"/>
-    <w:lsdException w:name="Medium Shading 2 Accent 3" w:semiHidden="0" w:uiPriority="64" w:unhideWhenUsed="0"/>
-    <w:lsdException w:name="Medium List 1 Accent 3" w:semiHidden="0" w:uiPriority="65" w:unhideWhenUsed="0"/>
-    <w:lsdException w:name="Medium List 2 Accent 3" w:semiHidden="0" w:uiPriority="66" w:unhideWhenUsed="0"/>
-    <w:lsdException w:name="Medium Grid 1 Accent 3" w:semiHidden="0" w:uiPriority="67" w:unhideWhenUsed="0"/>
-    <w:lsdException w:name="Medium Grid 2 Accent 3" w:semiHidden="0" w:uiPriority="68" w:unhideWhenUsed="0"/>
-    <w:lsdException w:name="Medium Grid 3 Accent 3" w:semiHidden="0" w:uiPriority="69" w:unhideWhenUsed="0"/>
-    <w:lsdException w:name="Dark List Accent 3" w:semiHidden="0" w:uiPriority="70" w:unhideWhenUsed="0"/>
-    <w:lsdException w:name="Colorful Shading Accent 3" w:semiHidden="0" w:uiPriority="71" w:unhideWhenUsed="0"/>
-    <w:lsdException w:name="Colorful List Accent 3" w:semiHidden="0" w:uiPriority="72" w:unhideWhenUsed="0"/>
-    <w:lsdException w:name="Colorful Grid Accent 3" w:semiHidden="0" w:uiPriority="73" w:unhideWhenUsed="0"/>
-    <w:lsdException w:name="Light Shading Accent 4" w:semiHidden="0" w:uiPriority="60" w:unhideWhenUsed="0"/>
-    <w:lsdException w:name="Light List Accent 4" w:semiHidden="0" w:uiPriority="61" w:unhideWhenUsed="0"/>
-    <w:lsdException w:name="Light Grid Accent 4" w:semiHidden="0" w:uiPriority="62" w:unhideWhenUsed="0"/>
-    <w:lsdException w:name="Medium Shading 1 Accent 4" w:semiHidden="0" w:uiPriority="63" w:unhideWhenUsed="0"/>
-    <w:lsdException w:name="Medium Shading 2 Accent 4" w:semiHidden="0" w:uiPriority="64" w:unhideWhenUsed="0"/>
-    <w:lsdException w:name="Medium List 1 Accent 4" w:semiHidden="0" w:uiPriority="65" w:unhideWhenUsed="0"/>
-    <w:lsdException w:name="Medium List 2 Accent 4" w:semiHidden="0" w:uiPriority="66" w:unhideWhenUsed="0"/>
-    <w:lsdException w:name="Medium Grid 1 Accent 4" w:semiHidden="0" w:uiPriority="67" w:unhideWhenUsed="0"/>
-    <w:lsdException w:name="Medium Grid 2 Accent 4" w:semiHidden="0" w:uiPriority="68" w:unhideWhenUsed="0"/>
-    <w:lsdException w:name="Medium Grid 3 Accent 4" w:semiHidden="0" w:uiPriority="69" w:unhideWhenUsed="0"/>
-    <w:lsdException w:name="Dark List Accent 4" w:semiHidden="0" w:uiPriority="70" w:unhideWhenUsed="0"/>
-    <w:lsdException w:name="Colorful Shading Accent 4" w:semiHidden="0" w:uiPriority="71" w:unhideWhenUsed="0"/>
-    <w:lsdException w:name="Colorful List Accent 4" w:semiHidden="0" w:uiPriority="72" w:unhideWhenUsed="0"/>
-    <w:lsdException w:name="Colorful Grid Accent 4" w:semiHidden="0" w:uiPriority="73" w:unhideWhenUsed="0"/>
-    <w:lsdException w:name="Light Shading Accent 5" w:semiHidden="0" w:uiPriority="60" w:unhideWhenUsed="0"/>
-    <w:lsdException w:name="Light List Accent 5" w:semiHidden="0" w:uiPriority="61" w:unhideWhenUsed="0"/>
-    <w:lsdException w:name="Light Grid Accent 5" w:semiHidden="0" w:uiPriority="62" w:unhideWhenUsed="0"/>
-    <w:lsdException w:name="Medium Shading 1 Accent 5" w:semiHidden="0" w:uiPriority="63" w:unhideWhenUsed="0"/>
-    <w:lsdException w:name="Medium Shading 2 Accent 5" w:semiHidden="0" w:uiPriority="64" w:unhideWhenUsed="0"/>
-    <w:lsdException w:name="Medium List 1 Accent 5" w:semiHidden="0" w:uiPriority="65" w:unhideWhenUsed="0"/>
-    <w:lsdException w:name="Medium List 2 Accent 5" w:semiHidden="0" w:uiPriority="66" w:unhideWhenUsed="0"/>
-    <w:lsdException w:name="Medium Grid 1 Accent 5" w:semiHidden="0" w:uiPriority="67" w:unhideWhenUsed="0"/>
-    <w:lsdException w:name="Medium Grid 2 Accent 5" w:semiHidden="0" w:uiPriority="68" w:unhideWhenUsed="0"/>
-    <w:lsdException w:name="Medium Grid 3 Accent 5" w:semiHidden="0" w:uiPriority="69" w:unhideWhenUsed="0"/>
-    <w:lsdException w:name="Dark List Accent 5" w:semiHidden="0" w:uiPriority="70" w:unhideWhenUsed="0"/>
-    <w:lsdException w:name="Colorful Shading Accent 5" w:semiHidden="0" w:uiPriority="71" w:unhideWhenUsed="0"/>
-    <w:lsdException w:name="Colorful List Accent 5" w:semiHidden="0" w:uiPriority="72" w:unhideWhenUsed="0"/>
-    <w:lsdException w:name="Colorful Grid Accent 5" w:semiHidden="0" w:uiPriority="73" w:unhideWhenUsed="0"/>
-    <w:lsdException w:name="Light Shading Accent 6" w:semiHidden="0" w:uiPriority="60" w:unhideWhenUsed="0"/>
-    <w:lsdException w:name="Light List Accent 6" w:semiHidden="0" w:uiPriority="61" w:unhideWhenUsed="0"/>
-    <w:lsdException w:name="Light Grid Accent 6" w:semiHidden="0" w:uiPriority="62" w:unhideWhenUsed="0"/>
-    <w:lsdException w:name="Medium Shading 1 Accent 6" w:semiHidden="0" w:uiPriority="63" w:unhideWhenUsed="0"/>
-    <w:lsdException w:name="Medium Shading 2 Accent 6" w:semiHidden="0" w:uiPriority="64" w:unhideWhenUsed="0"/>
-    <w:lsdException w:name="Medium List 1 Accent 6" w:semiHidden="0" w:uiPriority="65" w:unhideWhenUsed="0"/>
-    <w:lsdException w:name="Medium List 2 Accent 6" w:semiHidden="0" w:uiPriority="66" w:unhideWhenUsed="0"/>
-    <w:lsdException w:name="Medium Grid 1 Accent 6" w:semiHidden="0" w:uiPriority="67" w:unhideWhenUsed="0"/>
-    <w:lsdException w:name="Medium Grid 2 Accent 6" w:semiHidden="0" w:uiPriority="68" w:unhideWhenUsed="0"/>
-    <w:lsdException w:name="Medium Grid 3 Accent 6" w:semiHidden="0" w:uiPriority="69" w:unhideWhenUsed="0"/>
-    <w:lsdException w:name="Dark List Accent 6" w:semiHidden="0" w:uiPriority="70" w:unhideWhenUsed="0"/>
-    <w:lsdException w:name="Colorful Shading Accent 6" w:semiHidden="0" w:uiPriority="71" w:unhideWhenUsed="0"/>
-    <w:lsdException w:name="Colorful List Accent 6" w:semiHidden="0" w:uiPriority="72" w:unhideWhenUsed="0"/>
-    <w:lsdException w:name="Colorful Grid Accent 6" w:semiHidden="0" w:uiPriority="73" w:unhideWhenUsed="0"/>
+  <w:latentStyles w:count="260" w:defQFormat="0" w:defUnhideWhenUsed="1" w:defSemiHidden="1" w:defUIPriority="99" w:defLockedState="0">
+    <w:lsdException w:qFormat="1" w:unhideWhenUsed="0" w:uiPriority="0" w:semiHidden="0" w:name="Normal"/>
+    <w:lsdException w:qFormat="1" w:unhideWhenUsed="0" w:uiPriority="0" w:semiHidden="0" w:name="heading 1"/>
+    <w:lsdException w:qFormat="1" w:uiPriority="0" w:semiHidden="0" w:name="heading 2"/>
+    <w:lsdException w:qFormat="1" w:uiPriority="0" w:name="heading 3"/>
+    <w:lsdException w:qFormat="1" w:uiPriority="0" w:semiHidden="0" w:name="heading 4"/>
+    <w:lsdException w:qFormat="1" w:uiPriority="0" w:name="heading 5"/>
+    <w:lsdException w:qFormat="1" w:uiPriority="0" w:name="heading 6"/>
+    <w:lsdException w:qFormat="1" w:uiPriority="0" w:name="heading 7"/>
+    <w:lsdException w:qFormat="1" w:uiPriority="0" w:name="heading 8"/>
+    <w:lsdException w:qFormat="1" w:uiPriority="0" w:name="heading 9"/>
+    <w:lsdException w:unhideWhenUsed="0" w:uiPriority="0" w:semiHidden="0" w:name="index 1"/>
+    <w:lsdException w:unhideWhenUsed="0" w:uiPriority="0" w:semiHidden="0" w:name="index 2"/>
+    <w:lsdException w:unhideWhenUsed="0" w:uiPriority="0" w:semiHidden="0" w:name="index 3"/>
+    <w:lsdException w:unhideWhenUsed="0" w:uiPriority="0" w:semiHidden="0" w:name="index 4"/>
+    <w:lsdException w:unhideWhenUsed="0" w:uiPriority="0" w:semiHidden="0" w:name="index 5"/>
+    <w:lsdException w:unhideWhenUsed="0" w:uiPriority="0" w:semiHidden="0" w:name="index 6"/>
+    <w:lsdException w:unhideWhenUsed="0" w:uiPriority="0" w:semiHidden="0" w:name="index 7"/>
+    <w:lsdException w:unhideWhenUsed="0" w:uiPriority="0" w:semiHidden="0" w:name="index 8"/>
+    <w:lsdException w:unhideWhenUsed="0" w:uiPriority="0" w:semiHidden="0" w:name="index 9"/>
+    <w:lsdException w:qFormat="1" w:unhideWhenUsed="0" w:uiPriority="0" w:semiHidden="0" w:name="toc 1"/>
+    <w:lsdException w:qFormat="1" w:unhideWhenUsed="0" w:uiPriority="0" w:semiHidden="0" w:name="toc 2"/>
+    <w:lsdException w:qFormat="1" w:unhideWhenUsed="0" w:uiPriority="0" w:semiHidden="0" w:name="toc 3"/>
+    <w:lsdException w:unhideWhenUsed="0" w:uiPriority="0" w:semiHidden="0" w:name="toc 4"/>
+    <w:lsdException w:unhideWhenUsed="0" w:uiPriority="0" w:semiHidden="0" w:name="toc 5"/>
+    <w:lsdException w:unhideWhenUsed="0" w:uiPriority="0" w:semiHidden="0" w:name="toc 6"/>
+    <w:lsdException w:unhideWhenUsed="0" w:uiPriority="0" w:semiHidden="0" w:name="toc 7"/>
+    <w:lsdException w:unhideWhenUsed="0" w:uiPriority="0" w:semiHidden="0" w:name="toc 8"/>
+    <w:lsdException w:unhideWhenUsed="0" w:uiPriority="0" w:semiHidden="0" w:name="toc 9"/>
+    <w:lsdException w:unhideWhenUsed="0" w:uiPriority="0" w:semiHidden="0" w:name="Normal Indent"/>
+    <w:lsdException w:unhideWhenUsed="0" w:uiPriority="0" w:semiHidden="0" w:name="footnote text"/>
+    <w:lsdException w:qFormat="1" w:unhideWhenUsed="0" w:uiPriority="0" w:semiHidden="0" w:name="annotation text"/>
+    <w:lsdException w:qFormat="1" w:unhideWhenUsed="0" w:uiPriority="0" w:semiHidden="0" w:name="header"/>
+    <w:lsdException w:qFormat="1" w:unhideWhenUsed="0" w:uiPriority="0" w:semiHidden="0" w:name="footer"/>
+    <w:lsdException w:unhideWhenUsed="0" w:uiPriority="0" w:semiHidden="0" w:name="index heading"/>
+    <w:lsdException w:qFormat="1" w:uiPriority="0" w:name="caption"/>
+    <w:lsdException w:qFormat="1" w:unhideWhenUsed="0" w:uiPriority="0" w:semiHidden="0" w:name="table of figures"/>
+    <w:lsdException w:unhideWhenUsed="0" w:uiPriority="0" w:semiHidden="0" w:name="envelope address"/>
+    <w:lsdException w:unhideWhenUsed="0" w:uiPriority="0" w:semiHidden="0" w:name="envelope return"/>
+    <w:lsdException w:unhideWhenUsed="0" w:uiPriority="0" w:semiHidden="0" w:name="footnote reference"/>
+    <w:lsdException w:unhideWhenUsed="0" w:uiPriority="0" w:semiHidden="0" w:name="annotation reference"/>
+    <w:lsdException w:unhideWhenUsed="0" w:uiPriority="0" w:semiHidden="0" w:name="line number"/>
+    <w:lsdException w:unhideWhenUsed="0" w:uiPriority="0" w:semiHidden="0" w:name="page number"/>
+    <w:lsdException w:unhideWhenUsed="0" w:uiPriority="0" w:semiHidden="0" w:name="endnote reference"/>
+    <w:lsdException w:unhideWhenUsed="0" w:uiPriority="0" w:semiHidden="0" w:name="endnote text"/>
+    <w:lsdException w:unhideWhenUsed="0" w:uiPriority="0" w:semiHidden="0" w:name="table of authorities"/>
+    <w:lsdException w:unhideWhenUsed="0" w:uiPriority="0" w:semiHidden="0" w:name="macro"/>
+    <w:lsdException w:unhideWhenUsed="0" w:uiPriority="0" w:semiHidden="0" w:name="toa heading"/>
+    <w:lsdException w:unhideWhenUsed="0" w:uiPriority="0" w:semiHidden="0" w:name="List"/>
+    <w:lsdException w:unhideWhenUsed="0" w:uiPriority="0" w:semiHidden="0" w:name="List Bullet"/>
+    <w:lsdException w:unhideWhenUsed="0" w:uiPriority="0" w:semiHidden="0" w:name="List Number"/>
+    <w:lsdException w:unhideWhenUsed="0" w:uiPriority="0" w:semiHidden="0" w:name="List 2"/>
+    <w:lsdException w:unhideWhenUsed="0" w:uiPriority="0" w:semiHidden="0" w:name="List 3"/>
+    <w:lsdException w:unhideWhenUsed="0" w:uiPriority="0" w:semiHidden="0" w:name="List 4"/>
+    <w:lsdException w:unhideWhenUsed="0" w:uiPriority="0" w:semiHidden="0" w:name="List 5"/>
+    <w:lsdException w:unhideWhenUsed="0" w:uiPriority="0" w:semiHidden="0" w:name="List Bullet 2"/>
+    <w:lsdException w:unhideWhenUsed="0" w:uiPriority="0" w:semiHidden="0" w:name="List Bullet 3"/>
+    <w:lsdException w:unhideWhenUsed="0" w:uiPriority="0" w:semiHidden="0" w:name="List Bullet 4"/>
+    <w:lsdException w:unhideWhenUsed="0" w:uiPriority="0" w:semiHidden="0" w:name="List Bullet 5"/>
+    <w:lsdException w:unhideWhenUsed="0" w:uiPriority="0" w:semiHidden="0" w:name="List Number 2"/>
+    <w:lsdException w:unhideWhenUsed="0" w:uiPriority="0" w:semiHidden="0" w:name="List Number 3"/>
+    <w:lsdException w:unhideWhenUsed="0" w:uiPriority="0" w:semiHidden="0" w:name="List Number 4"/>
+    <w:lsdException w:unhideWhenUsed="0" w:uiPriority="0" w:semiHidden="0" w:name="List Number 5"/>
+    <w:lsdException w:qFormat="1" w:unhideWhenUsed="0" w:uiPriority="0" w:semiHidden="0" w:name="Title"/>
+    <w:lsdException w:unhideWhenUsed="0" w:uiPriority="0" w:semiHidden="0" w:name="Closing"/>
+    <w:lsdException w:unhideWhenUsed="0" w:uiPriority="0" w:semiHidden="0" w:name="Signature"/>
+    <w:lsdException w:qFormat="1" w:unhideWhenUsed="0" w:uiPriority="0" w:name="Default Paragraph Font"/>
+    <w:lsdException w:qFormat="1" w:unhideWhenUsed="0" w:uiPriority="0" w:name="Body Text"/>
+    <w:lsdException w:unhideWhenUsed="0" w:uiPriority="0" w:semiHidden="0" w:name="Body Text Indent"/>
+    <w:lsdException w:unhideWhenUsed="0" w:uiPriority="0" w:semiHidden="0" w:name="List Continue"/>
+    <w:lsdException w:unhideWhenUsed="0" w:uiPriority="0" w:semiHidden="0" w:name="List Continue 2"/>
+    <w:lsdException w:unhideWhenUsed="0" w:uiPriority="0" w:semiHidden="0" w:name="List Continue 3"/>
+    <w:lsdException w:unhideWhenUsed="0" w:uiPriority="0" w:semiHidden="0" w:name="List Continue 4"/>
+    <w:lsdException w:unhideWhenUsed="0" w:uiPriority="0" w:semiHidden="0" w:name="List Continue 5"/>
+    <w:lsdException w:unhideWhenUsed="0" w:uiPriority="0" w:semiHidden="0" w:name="Message Header"/>
+    <w:lsdException w:qFormat="1" w:unhideWhenUsed="0" w:uiPriority="0" w:semiHidden="0" w:name="Subtitle"/>
+    <w:lsdException w:unhideWhenUsed="0" w:uiPriority="0" w:semiHidden="0" w:name="Salutation"/>
+    <w:lsdException w:unhideWhenUsed="0" w:uiPriority="0" w:semiHidden="0" w:name="Date"/>
+    <w:lsdException w:unhideWhenUsed="0" w:uiPriority="0" w:semiHidden="0" w:name="Body Text First Indent"/>
+    <w:lsdException w:unhideWhenUsed="0" w:uiPriority="0" w:semiHidden="0" w:name="Body Text First Indent 2"/>
+    <w:lsdException w:uiPriority="99" w:name="Note Heading"/>
+    <w:lsdException w:unhideWhenUsed="0" w:uiPriority="0" w:semiHidden="0" w:name="Body Text 2"/>
+    <w:lsdException w:unhideWhenUsed="0" w:uiPriority="0" w:semiHidden="0" w:name="Body Text 3"/>
+    <w:lsdException w:unhideWhenUsed="0" w:uiPriority="0" w:semiHidden="0" w:name="Body Text Indent 2"/>
+    <w:lsdException w:unhideWhenUsed="0" w:uiPriority="0" w:semiHidden="0" w:name="Body Text Indent 3"/>
+    <w:lsdException w:unhideWhenUsed="0" w:uiPriority="0" w:semiHidden="0" w:name="Block Text"/>
+    <w:lsdException w:unhideWhenUsed="0" w:uiPriority="0" w:semiHidden="0" w:name="Hyperlink"/>
+    <w:lsdException w:unhideWhenUsed="0" w:uiPriority="0" w:semiHidden="0" w:name="FollowedHyperlink"/>
+    <w:lsdException w:qFormat="1" w:unhideWhenUsed="0" w:uiPriority="0" w:semiHidden="0" w:name="Strong"/>
+    <w:lsdException w:qFormat="1" w:unhideWhenUsed="0" w:uiPriority="0" w:semiHidden="0" w:name="Emphasis"/>
+    <w:lsdException w:unhideWhenUsed="0" w:uiPriority="0" w:semiHidden="0" w:name="Document Map"/>
+    <w:lsdException w:unhideWhenUsed="0" w:uiPriority="0" w:semiHidden="0" w:name="Plain Text"/>
+    <w:lsdException w:unhideWhenUsed="0" w:uiPriority="0" w:semiHidden="0" w:name="E-mail Signature"/>
+    <w:lsdException w:qFormat="1" w:unhideWhenUsed="0" w:uiPriority="0" w:semiHidden="0" w:name="Normal (Web)"/>
+    <w:lsdException w:unhideWhenUsed="0" w:uiPriority="0" w:semiHidden="0" w:name="HTML Acronym"/>
+    <w:lsdException w:unhideWhenUsed="0" w:uiPriority="0" w:semiHidden="0" w:name="HTML Address"/>
+    <w:lsdException w:unhideWhenUsed="0" w:uiPriority="0" w:semiHidden="0" w:name="HTML Cite"/>
+    <w:lsdException w:unhideWhenUsed="0" w:uiPriority="0" w:semiHidden="0" w:name="HTML Code"/>
+    <w:lsdException w:unhideWhenUsed="0" w:uiPriority="0" w:semiHidden="0" w:name="HTML Definition"/>
+    <w:lsdException w:unhideWhenUsed="0" w:uiPriority="0" w:semiHidden="0" w:name="HTML Keyboard"/>
+    <w:lsdException w:qFormat="1" w:unhideWhenUsed="0" w:uiPriority="0" w:semiHidden="0" w:name="HTML Preformatted"/>
+    <w:lsdException w:unhideWhenUsed="0" w:uiPriority="0" w:semiHidden="0" w:name="HTML Sample"/>
+    <w:lsdException w:unhideWhenUsed="0" w:uiPriority="0" w:semiHidden="0" w:name="HTML Typewriter"/>
+    <w:lsdException w:unhideWhenUsed="0" w:uiPriority="0" w:semiHidden="0" w:name="HTML Variable"/>
+    <w:lsdException w:qFormat="1" w:unhideWhenUsed="0" w:uiPriority="0" w:name="Normal Table"/>
+    <w:lsdException w:unhideWhenUsed="0" w:uiPriority="0" w:semiHidden="0" w:name="annotation subject"/>
+    <w:lsdException w:unhideWhenUsed="0" w:uiPriority="0" w:semiHidden="0" w:name="Table Simple 1"/>
+    <w:lsdException w:unhideWhenUsed="0" w:uiPriority="0" w:semiHidden="0" w:name="Table Simple 2"/>
+    <w:lsdException w:unhideWhenUsed="0" w:uiPriority="0" w:semiHidden="0" w:name="Table Simple 3"/>
+    <w:lsdException w:unhideWhenUsed="0" w:uiPriority="0" w:semiHidden="0" w:name="Table Classic 1"/>
+    <w:lsdException w:unhideWhenUsed="0" w:uiPriority="0" w:semiHidden="0" w:name="Table Classic 2"/>
+    <w:lsdException w:unhideWhenUsed="0" w:uiPriority="0" w:semiHidden="0" w:name="Table Classic 3"/>
+    <w:lsdException w:unhideWhenUsed="0" w:uiPriority="0" w:semiHidden="0" w:name="Table Classic 4"/>
+    <w:lsdException w:unhideWhenUsed="0" w:uiPriority="0" w:semiHidden="0" w:name="Table Colorful 1"/>
+    <w:lsdException w:unhideWhenUsed="0" w:uiPriority="0" w:semiHidden="0" w:name="Table Colorful 2"/>
+    <w:lsdException w:unhideWhenUsed="0" w:uiPriority="0" w:semiHidden="0" w:name="Table Colorful 3"/>
+    <w:lsdException w:unhideWhenUsed="0" w:uiPriority="0" w:semiHidden="0" w:name="Table Columns 1"/>
+    <w:lsdException w:unhideWhenUsed="0" w:uiPriority="0" w:semiHidden="0" w:name="Table Columns 2"/>
+    <w:lsdException w:unhideWhenUsed="0" w:uiPriority="0" w:semiHidden="0" w:name="Table Columns 3"/>
+    <w:lsdException w:unhideWhenUsed="0" w:uiPriority="0" w:semiHidden="0" w:name="Table Columns 4"/>
+    <w:lsdException w:unhideWhenUsed="0" w:uiPriority="0" w:semiHidden="0" w:name="Table Columns 5"/>
+    <w:lsdException w:unhideWhenUsed="0" w:uiPriority="0" w:semiHidden="0" w:name="Table Grid 1"/>
+    <w:lsdException w:unhideWhenUsed="0" w:uiPriority="0" w:semiHidden="0" w:name="Table Grid 2"/>
+    <w:lsdException w:unhideWhenUsed="0" w:uiPriority="0" w:semiHidden="0" w:name="Table Grid 3"/>
+    <w:lsdException w:unhideWhenUsed="0" w:uiPriority="0" w:semiHidden="0" w:name="Table Grid 4"/>
+    <w:lsdException w:unhideWhenUsed="0" w:uiPriority="0" w:semiHidden="0" w:name="Table Grid 5"/>
+    <w:lsdException w:unhideWhenUsed="0" w:uiPriority="0" w:semiHidden="0" w:name="Table Grid 6"/>
+    <w:lsdException w:unhideWhenUsed="0" w:uiPriority="0" w:semiHidden="0" w:name="Table Grid 7"/>
+    <w:lsdException w:unhideWhenUsed="0" w:uiPriority="0" w:semiHidden="0" w:name="Table Grid 8"/>
+    <w:lsdException w:unhideWhenUsed="0" w:uiPriority="0" w:semiHidden="0" w:name="Table List 1"/>
+    <w:lsdException w:unhideWhenUsed="0" w:uiPriority="0" w:semiHidden="0" w:name="Table List 2"/>
+    <w:lsdException w:unhideWhenUsed="0" w:uiPriority="0" w:semiHidden="0" w:name="Table List 3"/>
+    <w:lsdException w:unhideWhenUsed="0" w:uiPriority="0" w:semiHidden="0" w:name="Table List 4"/>
+    <w:lsdException w:unhideWhenUsed="0" w:uiPriority="0" w:semiHidden="0" w:name="Table List 5"/>
+    <w:lsdException w:unhideWhenUsed="0" w:uiPriority="0" w:semiHidden="0" w:name="Table List 6"/>
+    <w:lsdException w:unhideWhenUsed="0" w:uiPriority="0" w:semiHidden="0" w:name="Table List 7"/>
+    <w:lsdException w:unhideWhenUsed="0" w:uiPriority="0" w:semiHidden="0" w:name="Table List 8"/>
+    <w:lsdException w:unhideWhenUsed="0" w:uiPriority="0" w:semiHidden="0" w:name="Table 3D effects 1"/>
+    <w:lsdException w:unhideWhenUsed="0" w:uiPriority="0" w:semiHidden="0" w:name="Table 3D effects 2"/>
+    <w:lsdException w:unhideWhenUsed="0" w:uiPriority="0" w:semiHidden="0" w:name="Table 3D effects 3"/>
+    <w:lsdException w:unhideWhenUsed="0" w:uiPriority="0" w:semiHidden="0" w:name="Table Contemporary"/>
+    <w:lsdException w:unhideWhenUsed="0" w:uiPriority="0" w:semiHidden="0" w:name="Table Elegant"/>
+    <w:lsdException w:unhideWhenUsed="0" w:uiPriority="0" w:semiHidden="0" w:name="Table Professional"/>
+    <w:lsdException w:unhideWhenUsed="0" w:uiPriority="0" w:semiHidden="0" w:name="Table Subtle 1"/>
+    <w:lsdException w:unhideWhenUsed="0" w:uiPriority="0" w:semiHidden="0" w:name="Table Subtle 2"/>
+    <w:lsdException w:unhideWhenUsed="0" w:uiPriority="0" w:semiHidden="0" w:name="Table Web 1"/>
+    <w:lsdException w:unhideWhenUsed="0" w:uiPriority="0" w:semiHidden="0" w:name="Table Web 2"/>
+    <w:lsdException w:unhideWhenUsed="0" w:uiPriority="0" w:semiHidden="0" w:name="Table Web 3"/>
+    <w:lsdException w:unhideWhenUsed="0" w:uiPriority="0" w:semiHidden="0" w:name="Balloon Text"/>
+    <w:lsdException w:qFormat="1" w:unhideWhenUsed="0" w:uiPriority="0" w:semiHidden="0" w:name="Table Grid"/>
+    <w:lsdException w:unhideWhenUsed="0" w:uiPriority="0" w:semiHidden="0" w:name="Table Theme"/>
+    <w:lsdException w:unhideWhenUsed="0" w:uiPriority="60" w:semiHidden="0" w:name="Light Shading"/>
+    <w:lsdException w:unhideWhenUsed="0" w:uiPriority="61" w:semiHidden="0" w:name="Light List"/>
+    <w:lsdException w:unhideWhenUsed="0" w:uiPriority="62" w:semiHidden="0" w:name="Light Grid"/>
+    <w:lsdException w:unhideWhenUsed="0" w:uiPriority="63" w:semiHidden="0" w:name="Medium Shading 1"/>
+    <w:lsdException w:unhideWhenUsed="0" w:uiPriority="64" w:semiHidden="0" w:name="Medium Shading 2"/>
+    <w:lsdException w:unhideWhenUsed="0" w:uiPriority="65" w:semiHidden="0" w:name="Medium List 1"/>
+    <w:lsdException w:unhideWhenUsed="0" w:uiPriority="66" w:semiHidden="0" w:name="Medium List 2"/>
+    <w:lsdException w:unhideWhenUsed="0" w:uiPriority="67" w:semiHidden="0" w:name="Medium Grid 1"/>
+    <w:lsdException w:unhideWhenUsed="0" w:uiPriority="68" w:semiHidden="0" w:name="Medium Grid 2"/>
+    <w:lsdException w:unhideWhenUsed="0" w:uiPriority="69" w:semiHidden="0" w:name="Medium Grid 3"/>
+    <w:lsdException w:unhideWhenUsed="0" w:uiPriority="70" w:semiHidden="0" w:name="Dark List"/>
+    <w:lsdException w:unhideWhenUsed="0" w:uiPriority="71" w:semiHidden="0" w:name="Colorful Shading"/>
+    <w:lsdException w:unhideWhenUsed="0" w:uiPriority="72" w:semiHidden="0" w:name="Colorful List"/>
+    <w:lsdException w:unhideWhenUsed="0" w:uiPriority="73" w:semiHidden="0" w:name="Colorful Grid"/>
+    <w:lsdException w:unhideWhenUsed="0" w:uiPriority="60" w:semiHidden="0" w:name="Light Shading Accent 1"/>
+    <w:lsdException w:unhideWhenUsed="0" w:uiPriority="61" w:semiHidden="0" w:name="Light List Accent 1"/>
+    <w:lsdException w:unhideWhenUsed="0" w:uiPriority="62" w:semiHidden="0" w:name="Light Grid Accent 1"/>
+    <w:lsdException w:unhideWhenUsed="0" w:uiPriority="63" w:semiHidden="0" w:name="Medium Shading 1 Accent 1"/>
+    <w:lsdException w:unhideWhenUsed="0" w:uiPriority="64" w:semiHidden="0" w:name="Medium Shading 2 Accent 1"/>
+    <w:lsdException w:unhideWhenUsed="0" w:uiPriority="65" w:semiHidden="0" w:name="Medium List 1 Accent 1"/>
+    <w:lsdException w:unhideWhenUsed="0" w:uiPriority="66" w:semiHidden="0" w:name="Medium List 2 Accent 1"/>
+    <w:lsdException w:unhideWhenUsed="0" w:uiPriority="67" w:semiHidden="0" w:name="Medium Grid 1 Accent 1"/>
+    <w:lsdException w:unhideWhenUsed="0" w:uiPriority="68" w:semiHidden="0" w:name="Medium Grid 2 Accent 1"/>
+    <w:lsdException w:unhideWhenUsed="0" w:uiPriority="69" w:semiHidden="0" w:name="Medium Grid 3 Accent 1"/>
+    <w:lsdException w:unhideWhenUsed="0" w:uiPriority="70" w:semiHidden="0" w:name="Dark List Accent 1"/>
+    <w:lsdException w:unhideWhenUsed="0" w:uiPriority="71" w:semiHidden="0" w:name="Colorful Shading Accent 1"/>
+    <w:lsdException w:unhideWhenUsed="0" w:uiPriority="72" w:semiHidden="0" w:name="Colorful List Accent 1"/>
+    <w:lsdException w:unhideWhenUsed="0" w:uiPriority="73" w:semiHidden="0" w:name="Colorful Grid Accent 1"/>
+    <w:lsdException w:unhideWhenUsed="0" w:uiPriority="60" w:semiHidden="0" w:name="Light Shading Accent 2"/>
+    <w:lsdException w:unhideWhenUsed="0" w:uiPriority="61" w:semiHidden="0" w:name="Light List Accent 2"/>
+    <w:lsdException w:unhideWhenUsed="0" w:uiPriority="62" w:semiHidden="0" w:name="Light Grid Accent 2"/>
+    <w:lsdException w:unhideWhenUsed="0" w:uiPriority="63" w:semiHidden="0" w:name="Medium Shading 1 Accent 2"/>
+    <w:lsdException w:unhideWhenUsed="0" w:uiPriority="64" w:semiHidden="0" w:name="Medium Shading 2 Accent 2"/>
+    <w:lsdException w:unhideWhenUsed="0" w:uiPriority="65" w:semiHidden="0" w:name="Medium List 1 Accent 2"/>
+    <w:lsdException w:unhideWhenUsed="0" w:uiPriority="66" w:semiHidden="0" w:name="Medium List 2 Accent 2"/>
+    <w:lsdException w:unhideWhenUsed="0" w:uiPriority="67" w:semiHidden="0" w:name="Medium Grid 1 Accent 2"/>
+    <w:lsdException w:unhideWhenUsed="0" w:uiPriority="68" w:semiHidden="0" w:name="Medium Grid 2 Accent 2"/>
+    <w:lsdException w:unhideWhenUsed="0" w:uiPriority="69" w:semiHidden="0" w:name="Medium Grid 3 Accent 2"/>
+    <w:lsdException w:unhideWhenUsed="0" w:uiPriority="70" w:semiHidden="0" w:name="Dark List Accent 2"/>
+    <w:lsdException w:unhideWhenUsed="0" w:uiPriority="71" w:semiHidden="0" w:name="Colorful Shading Accent 2"/>
+    <w:lsdException w:unhideWhenUsed="0" w:uiPriority="72" w:semiHidden="0" w:name="Colorful List Accent 2"/>
+    <w:lsdException w:unhideWhenUsed="0" w:uiPriority="73" w:semiHidden="0" w:name="Colorful Grid Accent 2"/>
+    <w:lsdException w:unhideWhenUsed="0" w:uiPriority="60" w:semiHidden="0" w:name="Light Shading Accent 3"/>
+    <w:lsdException w:unhideWhenUsed="0" w:uiPriority="61" w:semiHidden="0" w:name="Light List Accent 3"/>
+    <w:lsdException w:unhideWhenUsed="0" w:uiPriority="62" w:semiHidden="0" w:name="Light Grid Accent 3"/>
+    <w:lsdException w:unhideWhenUsed="0" w:uiPriority="63" w:semiHidden="0" w:name="Medium Shading 1 Accent 3"/>
+    <w:lsdException w:unhideWhenUsed="0" w:uiPriority="64" w:semiHidden="0" w:name="Medium Shading 2 Accent 3"/>
+    <w:lsdException w:unhideWhenUsed="0" w:uiPriority="65" w:semiHidden="0" w:name="Medium List 1 Accent 3"/>
+    <w:lsdException w:unhideWhenUsed="0" w:uiPriority="66" w:semiHidden="0" w:name="Medium List 2 Accent 3"/>
+    <w:lsdException w:unhideWhenUsed="0" w:uiPriority="67" w:semiHidden="0" w:name="Medium Grid 1 Accent 3"/>
+    <w:lsdException w:unhideWhenUsed="0" w:uiPriority="68" w:semiHidden="0" w:name="Medium Grid 2 Accent 3"/>
+    <w:lsdException w:unhideWhenUsed="0" w:uiPriority="69" w:semiHidden="0" w:name="Medium Grid 3 Accent 3"/>
+    <w:lsdException w:unhideWhenUsed="0" w:uiPriority="70" w:semiHidden="0" w:name="Dark List Accent 3"/>
+    <w:lsdException w:unhideWhenUsed="0" w:uiPriority="71" w:semiHidden="0" w:name="Colorful Shading Accent 3"/>
+    <w:lsdException w:unhideWhenUsed="0" w:uiPriority="72" w:semiHidden="0" w:name="Colorful List Accent 3"/>
+    <w:lsdException w:unhideWhenUsed="0" w:uiPriority="73" w:semiHidden="0" w:name="Colorful Grid Accent 3"/>
+    <w:lsdException w:unhideWhenUsed="0" w:uiPriority="60" w:semiHidden="0" w:name="Light Shading Accent 4"/>
+    <w:lsdException w:unhideWhenUsed="0" w:uiPriority="61" w:semiHidden="0" w:name="Light List Accent 4"/>
+    <w:lsdException w:unhideWhenUsed="0" w:uiPriority="62" w:semiHidden="0" w:name="Light Grid Accent 4"/>
+    <w:lsdException w:unhideWhenUsed="0" w:uiPriority="63" w:semiHidden="0" w:name="Medium Shading 1 Accent 4"/>
+    <w:lsdException w:unhideWhenUsed="0" w:uiPriority="64" w:semiHidden="0" w:name="Medium Shading 2 Accent 4"/>
+    <w:lsdException w:unhideWhenUsed="0" w:uiPriority="65" w:semiHidden="0" w:name="Medium List 1 Accent 4"/>
+    <w:lsdException w:unhideWhenUsed="0" w:uiPriority="66" w:semiHidden="0" w:name="Medium List 2 Accent 4"/>
+    <w:lsdException w:unhideWhenUsed="0" w:uiPriority="67" w:semiHidden="0" w:name="Medium Grid 1 Accent 4"/>
+    <w:lsdException w:unhideWhenUsed="0" w:uiPriority="68" w:semiHidden="0" w:name="Medium Grid 2 Accent 4"/>
+    <w:lsdException w:unhideWhenUsed="0" w:uiPriority="69" w:semiHidden="0" w:name="Medium Grid 3 Accent 4"/>
+    <w:lsdException w:unhideWhenUsed="0" w:uiPriority="70" w:semiHidden="0" w:name="Dark List Accent 4"/>
+    <w:lsdException w:unhideWhenUsed="0" w:uiPriority="71" w:semiHidden="0" w:name="Colorful Shading Accent 4"/>
+    <w:lsdException w:unhideWhenUsed="0" w:uiPriority="72" w:semiHidden="0" w:name="Colorful List Accent 4"/>
+    <w:lsdException w:unhideWhenUsed="0" w:uiPriority="73" w:semiHidden="0" w:name="Colorful Grid Accent 4"/>
+    <w:lsdException w:unhideWhenUsed="0" w:uiPriority="60" w:semiHidden="0" w:name="Light Shading Accent 5"/>
+    <w:lsdException w:unhideWhenUsed="0" w:uiPriority="61" w:semiHidden="0" w:name="Light List Accent 5"/>
+    <w:lsdException w:unhideWhenUsed="0" w:uiPriority="62" w:semiHidden="0" w:name="Light Grid Accent 5"/>
+    <w:lsdException w:unhideWhenUsed="0" w:uiPriority="63" w:semiHidden="0" w:name="Medium Shading 1 Accent 5"/>
+    <w:lsdException w:unhideWhenUsed="0" w:uiPriority="64" w:semiHidden="0" w:name="Medium Shading 2 Accent 5"/>
+    <w:lsdException w:unhideWhenUsed="0" w:uiPriority="65" w:semiHidden="0" w:name="Medium List 1 Accent 5"/>
+    <w:lsdException w:unhideWhenUsed="0" w:uiPriority="66" w:semiHidden="0" w:name="Medium List 2 Accent 5"/>
+    <w:lsdException w:unhideWhenUsed="0" w:uiPriority="67" w:semiHidden="0" w:name="Medium Grid 1 Accent 5"/>
+    <w:lsdException w:unhideWhenUsed="0" w:uiPriority="68" w:semiHidden="0" w:name="Medium Grid 2 Accent 5"/>
+    <w:lsdException w:unhideWhenUsed="0" w:uiPriority="69" w:semiHidden="0" w:name="Medium Grid 3 Accent 5"/>
+    <w:lsdException w:unhideWhenUsed="0" w:uiPriority="70" w:semiHidden="0" w:name="Dark List Accent 5"/>
+    <w:lsdException w:unhideWhenUsed="0" w:uiPriority="71" w:semiHidden="0" w:name="Colorful Shading Accent 5"/>
+    <w:lsdException w:unhideWhenUsed="0" w:uiPriority="72" w:semiHidden="0" w:name="Colorful List Accent 5"/>
+    <w:lsdException w:unhideWhenUsed="0" w:uiPriority="73" w:semiHidden="0" w:name="Colorful Grid Accent 5"/>
+    <w:lsdException w:unhideWhenUsed="0" w:uiPriority="60" w:semiHidden="0" w:name="Light Shading Accent 6"/>
+    <w:lsdException w:unhideWhenUsed="0" w:uiPriority="61" w:semiHidden="0" w:name="Light List Accent 6"/>
+    <w:lsdException w:unhideWhenUsed="0" w:uiPriority="62" w:semiHidden="0" w:name="Light Grid Accent 6"/>
+    <w:lsdException w:unhideWhenUsed="0" w:uiPriority="63" w:semiHidden="0" w:name="Medium Shading 1 Accent 6"/>
+    <w:lsdException w:unhideWhenUsed="0" w:uiPriority="64" w:semiHidden="0" w:name="Medium Shading 2 Accent 6"/>
+    <w:lsdException w:unhideWhenUsed="0" w:uiPriority="65" w:semiHidden="0" w:name="Medium List 1 Accent 6"/>
+    <w:lsdException w:unhideWhenUsed="0" w:uiPriority="66" w:semiHidden="0" w:name="Medium List 2 Accent 6"/>
+    <w:lsdException w:unhideWhenUsed="0" w:uiPriority="67" w:semiHidden="0" w:name="Medium Grid 1 Accent 6"/>
+    <w:lsdException w:unhideWhenUsed="0" w:uiPriority="68" w:semiHidden="0" w:name="Medium Grid 2 Accent 6"/>
+    <w:lsdException w:unhideWhenUsed="0" w:uiPriority="69" w:semiHidden="0" w:name="Medium Grid 3 Accent 6"/>
+    <w:lsdException w:unhideWhenUsed="0" w:uiPriority="70" w:semiHidden="0" w:name="Dark List Accent 6"/>
+    <w:lsdException w:unhideWhenUsed="0" w:uiPriority="71" w:semiHidden="0" w:name="Colorful Shading Accent 6"/>
+    <w:lsdException w:unhideWhenUsed="0" w:uiPriority="72" w:semiHidden="0" w:name="Colorful List Accent 6"/>
+    <w:lsdException w:unhideWhenUsed="0" w:uiPriority="73" w:semiHidden="0" w:name="Colorful Grid Accent 6"/>
   </w:latentStyles>
-  <w:style w:type="paragraph" w:default="1" w:styleId="Normal">
+  <w:style w:type="paragraph" w:default="1" w:styleId="1">
     <w:name w:val="Normal"/>
     <w:qFormat/>
+    <w:uiPriority w:val="0"/>
     <w:pPr>
       <w:kinsoku w:val="0"/>
       <w:autoSpaceDE w:val="0"/>
@@ -10488,7 +10641,7 @@
       <w:textAlignment w:val="baseline"/>
     </w:pPr>
     <w:rPr>
-      <w:rFonts w:ascii="Arial" w:eastAsia="宋体" w:hAnsi="Arial" w:cs="Arial"/>
+      <w:rFonts w:ascii="Arial" w:hAnsi="Arial" w:eastAsia="宋体" w:cs="Arial"/>
       <w:snapToGrid w:val="0"/>
       <w:color w:val="000000"/>
       <w:kern w:val="0"/>
@@ -10497,11 +10650,12 @@
       <w:lang w:val="en-US" w:eastAsia="en-US" w:bidi="ar-SA"/>
     </w:rPr>
   </w:style>
-  <w:style w:type="paragraph" w:styleId="Heading1">
+  <w:style w:type="paragraph" w:styleId="2">
     <w:name w:val="heading 1"/>
-    <w:basedOn w:val="Normal"/>
-    <w:next w:val="Normal"/>
+    <w:basedOn w:val="1"/>
+    <w:next w:val="1"/>
     <w:qFormat/>
+    <w:uiPriority w:val="0"/>
     <w:pPr>
       <w:keepNext/>
       <w:keepLines/>
@@ -10519,12 +10673,13 @@
       <w:sz w:val="44"/>
     </w:rPr>
   </w:style>
-  <w:style w:type="paragraph" w:styleId="Heading2">
+  <w:style w:type="paragraph" w:styleId="3">
     <w:name w:val="heading 2"/>
-    <w:basedOn w:val="Normal"/>
-    <w:next w:val="Normal"/>
+    <w:basedOn w:val="1"/>
+    <w:next w:val="1"/>
     <w:unhideWhenUsed/>
     <w:qFormat/>
+    <w:uiPriority w:val="0"/>
     <w:pPr>
       <w:keepNext/>
       <w:keepLines/>
@@ -10537,18 +10692,19 @@
       <w:outlineLvl w:val="1"/>
     </w:pPr>
     <w:rPr>
-      <w:rFonts w:ascii="Arial" w:eastAsia="黑体" w:hAnsi="Arial"/>
+      <w:rFonts w:ascii="Arial" w:hAnsi="Arial" w:eastAsia="黑体"/>
       <w:b/>
       <w:sz w:val="32"/>
     </w:rPr>
   </w:style>
-  <w:style w:type="paragraph" w:styleId="Heading3">
+  <w:style w:type="paragraph" w:styleId="4">
     <w:name w:val="heading 3"/>
-    <w:basedOn w:val="Normal"/>
-    <w:next w:val="Normal"/>
+    <w:basedOn w:val="1"/>
+    <w:next w:val="1"/>
     <w:semiHidden/>
     <w:unhideWhenUsed/>
     <w:qFormat/>
+    <w:uiPriority w:val="0"/>
     <w:pPr>
       <w:keepNext/>
       <w:keepLines/>
@@ -10565,12 +10721,13 @@
       <w:sz w:val="32"/>
     </w:rPr>
   </w:style>
-  <w:style w:type="paragraph" w:styleId="Heading4">
+  <w:style w:type="paragraph" w:styleId="5">
     <w:name w:val="heading 4"/>
-    <w:basedOn w:val="Normal"/>
-    <w:next w:val="Normal"/>
+    <w:basedOn w:val="1"/>
+    <w:next w:val="1"/>
     <w:unhideWhenUsed/>
     <w:qFormat/>
+    <w:uiPriority w:val="0"/>
     <w:pPr>
       <w:keepNext/>
       <w:keepLines/>
@@ -10583,18 +10740,19 @@
       <w:outlineLvl w:val="3"/>
     </w:pPr>
     <w:rPr>
-      <w:rFonts w:ascii="Arial" w:eastAsia="黑体" w:hAnsi="Arial"/>
+      <w:rFonts w:ascii="Arial" w:hAnsi="Arial" w:eastAsia="黑体"/>
       <w:b/>
       <w:sz w:val="28"/>
     </w:rPr>
   </w:style>
-  <w:style w:type="paragraph" w:styleId="Heading5">
+  <w:style w:type="paragraph" w:styleId="6">
     <w:name w:val="heading 5"/>
-    <w:basedOn w:val="Normal"/>
-    <w:next w:val="Normal"/>
+    <w:basedOn w:val="1"/>
+    <w:next w:val="1"/>
     <w:semiHidden/>
     <w:unhideWhenUsed/>
     <w:qFormat/>
+    <w:uiPriority w:val="0"/>
     <w:pPr>
       <w:keepNext/>
       <w:keepLines/>
@@ -10611,13 +10769,14 @@
       <w:sz w:val="28"/>
     </w:rPr>
   </w:style>
-  <w:style w:type="paragraph" w:styleId="Heading6">
+  <w:style w:type="paragraph" w:styleId="7">
     <w:name w:val="heading 6"/>
-    <w:basedOn w:val="Normal"/>
-    <w:next w:val="Normal"/>
+    <w:basedOn w:val="1"/>
+    <w:next w:val="1"/>
     <w:semiHidden/>
     <w:unhideWhenUsed/>
     <w:qFormat/>
+    <w:uiPriority w:val="0"/>
     <w:pPr>
       <w:keepNext/>
       <w:keepLines/>
@@ -10630,18 +10789,19 @@
       <w:outlineLvl w:val="5"/>
     </w:pPr>
     <w:rPr>
-      <w:rFonts w:ascii="Arial" w:eastAsia="黑体" w:hAnsi="Arial"/>
+      <w:rFonts w:ascii="Arial" w:hAnsi="Arial" w:eastAsia="黑体"/>
       <w:b/>
       <w:sz w:val="24"/>
     </w:rPr>
   </w:style>
-  <w:style w:type="paragraph" w:styleId="Heading7">
+  <w:style w:type="paragraph" w:styleId="8">
     <w:name w:val="heading 7"/>
-    <w:basedOn w:val="Normal"/>
-    <w:next w:val="Normal"/>
+    <w:basedOn w:val="1"/>
+    <w:next w:val="1"/>
     <w:semiHidden/>
     <w:unhideWhenUsed/>
     <w:qFormat/>
+    <w:uiPriority w:val="0"/>
     <w:pPr>
       <w:keepNext/>
       <w:keepLines/>
@@ -10658,13 +10818,14 @@
       <w:sz w:val="24"/>
     </w:rPr>
   </w:style>
-  <w:style w:type="paragraph" w:styleId="Heading8">
+  <w:style w:type="paragraph" w:styleId="9">
     <w:name w:val="heading 8"/>
-    <w:basedOn w:val="Normal"/>
-    <w:next w:val="Normal"/>
+    <w:basedOn w:val="1"/>
+    <w:next w:val="1"/>
     <w:semiHidden/>
     <w:unhideWhenUsed/>
     <w:qFormat/>
+    <w:uiPriority w:val="0"/>
     <w:pPr>
       <w:keepNext/>
       <w:keepLines/>
@@ -10677,17 +10838,18 @@
       <w:outlineLvl w:val="7"/>
     </w:pPr>
     <w:rPr>
-      <w:rFonts w:ascii="Arial" w:eastAsia="黑体" w:hAnsi="Arial"/>
+      <w:rFonts w:ascii="Arial" w:hAnsi="Arial" w:eastAsia="黑体"/>
       <w:sz w:val="24"/>
     </w:rPr>
   </w:style>
-  <w:style w:type="paragraph" w:styleId="Heading9">
+  <w:style w:type="paragraph" w:styleId="10">
     <w:name w:val="heading 9"/>
-    <w:basedOn w:val="Normal"/>
-    <w:next w:val="Normal"/>
+    <w:basedOn w:val="1"/>
+    <w:next w:val="1"/>
     <w:semiHidden/>
     <w:unhideWhenUsed/>
     <w:qFormat/>
+    <w:uiPriority w:val="0"/>
     <w:pPr>
       <w:keepNext/>
       <w:keepLines/>
@@ -10700,19 +10862,21 @@
       <w:outlineLvl w:val="8"/>
     </w:pPr>
     <w:rPr>
-      <w:rFonts w:ascii="Arial" w:eastAsia="黑体" w:hAnsi="Arial"/>
+      <w:rFonts w:ascii="Arial" w:hAnsi="Arial" w:eastAsia="黑体"/>
       <w:sz w:val="21"/>
     </w:rPr>
   </w:style>
-  <w:style w:type="character" w:default="1" w:styleId="DefaultParagraphFont">
+  <w:style w:type="character" w:default="1" w:styleId="24">
     <w:name w:val="Default Paragraph Font"/>
     <w:semiHidden/>
     <w:qFormat/>
+    <w:uiPriority w:val="0"/>
   </w:style>
-  <w:style w:type="table" w:default="1" w:styleId="TableNormal">
+  <w:style w:type="table" w:default="1" w:styleId="22">
     <w:name w:val="Normal Table"/>
     <w:semiHidden/>
     <w:qFormat/>
+    <w:uiPriority w:val="0"/>
     <w:tblPr>
       <w:tblCellMar>
         <w:top w:w="0" w:type="dxa"/>
@@ -10722,39 +10886,43 @@
       </w:tblCellMar>
     </w:tblPr>
   </w:style>
-  <w:style w:type="paragraph" w:styleId="CommentText">
+  <w:style w:type="paragraph" w:styleId="11">
     <w:name w:val="annotation text"/>
-    <w:basedOn w:val="Normal"/>
+    <w:basedOn w:val="1"/>
     <w:qFormat/>
+    <w:uiPriority w:val="0"/>
     <w:pPr>
       <w:jc w:val="left"/>
     </w:pPr>
   </w:style>
-  <w:style w:type="paragraph" w:styleId="BodyText">
+  <w:style w:type="paragraph" w:styleId="12">
     <w:name w:val="Body Text"/>
-    <w:basedOn w:val="Normal"/>
+    <w:basedOn w:val="1"/>
     <w:semiHidden/>
     <w:qFormat/>
+    <w:uiPriority w:val="0"/>
     <w:rPr>
-      <w:rFonts w:ascii="Arial" w:eastAsia="Arial" w:hAnsi="Arial" w:cs="Arial"/>
+      <w:rFonts w:ascii="Arial" w:hAnsi="Arial" w:eastAsia="Arial" w:cs="Arial"/>
       <w:sz w:val="21"/>
       <w:szCs w:val="21"/>
       <w:lang w:val="en-US" w:eastAsia="en-US" w:bidi="ar-SA"/>
     </w:rPr>
   </w:style>
-  <w:style w:type="paragraph" w:styleId="TOC3">
+  <w:style w:type="paragraph" w:styleId="13">
     <w:name w:val="toc 3"/>
-    <w:basedOn w:val="Normal"/>
-    <w:next w:val="Normal"/>
+    <w:basedOn w:val="1"/>
+    <w:next w:val="1"/>
     <w:qFormat/>
+    <w:uiPriority w:val="0"/>
     <w:pPr>
       <w:ind w:left="840" w:leftChars="400"/>
     </w:pPr>
   </w:style>
-  <w:style w:type="paragraph" w:styleId="Footer">
+  <w:style w:type="paragraph" w:styleId="14">
     <w:name w:val="footer"/>
-    <w:basedOn w:val="Normal"/>
+    <w:basedOn w:val="1"/>
     <w:qFormat/>
+    <w:uiPriority w:val="0"/>
     <w:pPr>
       <w:tabs>
         <w:tab w:val="center" w:pos="4153"/>
@@ -10767,16 +10935,17 @@
       <w:sz w:val="18"/>
     </w:rPr>
   </w:style>
-  <w:style w:type="paragraph" w:styleId="Header">
+  <w:style w:type="paragraph" w:styleId="15">
     <w:name w:val="header"/>
-    <w:basedOn w:val="Normal"/>
+    <w:basedOn w:val="1"/>
     <w:qFormat/>
+    <w:uiPriority w:val="0"/>
     <w:pPr>
       <w:pBdr>
-        <w:top w:val="nil"/>
-        <w:left w:val="nil"/>
-        <w:bottom w:val="nil"/>
-        <w:right w:val="nil"/>
+        <w:top w:val="none" w:color="auto" w:sz="0" w:space="0"/>
+        <w:left w:val="none" w:color="auto" w:sz="0" w:space="0"/>
+        <w:bottom w:val="none" w:color="auto" w:sz="0" w:space="0"/>
+        <w:right w:val="none" w:color="auto" w:sz="0" w:space="0"/>
       </w:pBdr>
       <w:tabs>
         <w:tab w:val="center" w:pos="4153"/>
@@ -10791,37 +10960,41 @@
       <w:sz w:val="18"/>
     </w:rPr>
   </w:style>
-  <w:style w:type="paragraph" w:styleId="TOC1">
+  <w:style w:type="paragraph" w:styleId="16">
     <w:name w:val="toc 1"/>
-    <w:basedOn w:val="Normal"/>
-    <w:next w:val="Normal"/>
+    <w:basedOn w:val="1"/>
+    <w:next w:val="1"/>
     <w:qFormat/>
+    <w:uiPriority w:val="0"/>
     <w:rPr>
-      <w:rFonts w:ascii="Arial" w:eastAsia="Microsoft JhengHei" w:hAnsi="Arial"/>
+      <w:rFonts w:ascii="Arial" w:hAnsi="Arial" w:eastAsia="Microsoft JhengHei"/>
       <w:sz w:val="24"/>
     </w:rPr>
   </w:style>
-  <w:style w:type="paragraph" w:styleId="TableofFigures">
+  <w:style w:type="paragraph" w:styleId="17">
     <w:name w:val="table of figures"/>
-    <w:basedOn w:val="Normal"/>
-    <w:next w:val="Normal"/>
+    <w:basedOn w:val="1"/>
+    <w:next w:val="1"/>
     <w:qFormat/>
+    <w:uiPriority w:val="0"/>
     <w:pPr>
-      <w:ind w:hanging="200" w:leftChars="200" w:hangingChars="200"/>
+      <w:ind w:leftChars="200" w:hanging="200" w:hangingChars="200"/>
     </w:pPr>
   </w:style>
-  <w:style w:type="paragraph" w:styleId="TOC2">
+  <w:style w:type="paragraph" w:styleId="18">
     <w:name w:val="toc 2"/>
-    <w:basedOn w:val="Normal"/>
-    <w:next w:val="Normal"/>
+    <w:basedOn w:val="1"/>
+    <w:next w:val="1"/>
     <w:qFormat/>
+    <w:uiPriority w:val="0"/>
     <w:pPr>
       <w:ind w:left="420" w:leftChars="200"/>
     </w:pPr>
   </w:style>
-  <w:style w:type="paragraph" w:styleId="HTMLPreformatted">
+  <w:style w:type="paragraph" w:styleId="19">
     <w:name w:val="HTML Preformatted"/>
     <w:qFormat/>
+    <w:uiPriority w:val="0"/>
     <w:pPr>
       <w:tabs>
         <w:tab w:val="left" w:pos="916"/>
@@ -10844,25 +11017,27 @@
       <w:jc w:val="left"/>
     </w:pPr>
     <w:rPr>
-      <w:rFonts w:ascii="宋体" w:eastAsia="宋体" w:hAnsi="宋体" w:cs="宋体" w:hint="eastAsia"/>
+      <w:rFonts w:hint="eastAsia" w:ascii="宋体" w:hAnsi="宋体" w:eastAsia="宋体" w:cs="宋体"/>
       <w:kern w:val="0"/>
       <w:sz w:val="24"/>
       <w:szCs w:val="24"/>
       <w:lang w:val="en-US" w:eastAsia="zh-CN"/>
     </w:rPr>
   </w:style>
-  <w:style w:type="paragraph" w:styleId="NormalWeb">
+  <w:style w:type="paragraph" w:styleId="20">
     <w:name w:val="Normal (Web)"/>
-    <w:basedOn w:val="Normal"/>
+    <w:basedOn w:val="1"/>
     <w:qFormat/>
+    <w:uiPriority w:val="0"/>
     <w:rPr>
       <w:sz w:val="24"/>
     </w:rPr>
   </w:style>
-  <w:style w:type="paragraph" w:styleId="Title">
+  <w:style w:type="paragraph" w:styleId="21">
     <w:name w:val="Title"/>
-    <w:basedOn w:val="Normal"/>
+    <w:basedOn w:val="1"/>
     <w:qFormat/>
+    <w:uiPriority w:val="0"/>
     <w:pPr>
       <w:spacing w:before="240" w:beforeLines="0" w:beforeAutospacing="0" w:after="60" w:afterLines="0" w:afterAutospacing="0"/>
       <w:jc w:val="center"/>
@@ -10874,68 +11049,73 @@
       <w:sz w:val="32"/>
     </w:rPr>
   </w:style>
-  <w:style w:type="table" w:styleId="TableGrid">
+  <w:style w:type="table" w:styleId="23">
     <w:name w:val="Table Grid"/>
-    <w:basedOn w:val="TableNormal"/>
+    <w:basedOn w:val="22"/>
     <w:qFormat/>
+    <w:uiPriority w:val="0"/>
     <w:pPr>
       <w:widowControl w:val="0"/>
       <w:jc w:val="both"/>
     </w:pPr>
     <w:tblPr>
       <w:tblBorders>
-        <w:top w:val="single" w:sz="4" w:space="0" w:color="auto"/>
-        <w:left w:val="single" w:sz="4" w:space="0" w:color="auto"/>
-        <w:bottom w:val="single" w:sz="4" w:space="0" w:color="auto"/>
-        <w:right w:val="single" w:sz="4" w:space="0" w:color="auto"/>
-        <w:insideH w:val="single" w:sz="4" w:space="0" w:color="auto"/>
-        <w:insideV w:val="single" w:sz="4" w:space="0" w:color="auto"/>
+        <w:top w:val="single" w:color="auto" w:sz="4" w:space="0"/>
+        <w:left w:val="single" w:color="auto" w:sz="4" w:space="0"/>
+        <w:bottom w:val="single" w:color="auto" w:sz="4" w:space="0"/>
+        <w:right w:val="single" w:color="auto" w:sz="4" w:space="0"/>
+        <w:insideH w:val="single" w:color="auto" w:sz="4" w:space="0"/>
+        <w:insideV w:val="single" w:color="auto" w:sz="4" w:space="0"/>
       </w:tblBorders>
     </w:tblPr>
   </w:style>
-  <w:style w:type="character" w:styleId="Strong">
+  <w:style w:type="character" w:styleId="25">
     <w:name w:val="Strong"/>
-    <w:basedOn w:val="DefaultParagraphFont"/>
+    <w:basedOn w:val="24"/>
     <w:qFormat/>
+    <w:uiPriority w:val="0"/>
     <w:rPr>
       <w:b/>
     </w:rPr>
   </w:style>
-  <w:style w:type="paragraph" w:customStyle="1" w:styleId="a">
+  <w:style w:type="paragraph" w:customStyle="1" w:styleId="26">
     <w:name w:val="柴_公司名"/>
-    <w:basedOn w:val="Title"/>
+    <w:basedOn w:val="21"/>
     <w:qFormat/>
+    <w:uiPriority w:val="0"/>
     <w:pPr>
       <w:spacing w:after="600" w:afterLines="600"/>
     </w:pPr>
     <w:rPr>
-      <w:rFonts w:ascii="宋体" w:eastAsia="宋体" w:hAnsi="宋体" w:cs="宋体" w:hint="eastAsia"/>
+      <w:rFonts w:hint="eastAsia" w:ascii="宋体" w:hAnsi="宋体" w:eastAsia="宋体" w:cs="宋体"/>
       <w:bCs/>
       <w:spacing w:val="-6"/>
       <w:sz w:val="52"/>
       <w:szCs w:val="52"/>
     </w:rPr>
   </w:style>
-  <w:style w:type="paragraph" w:customStyle="1" w:styleId="a0">
+  <w:style w:type="paragraph" w:customStyle="1" w:styleId="27">
     <w:name w:val="柴_文档名"/>
-    <w:basedOn w:val="Title"/>
+    <w:basedOn w:val="21"/>
     <w:qFormat/>
+    <w:uiPriority w:val="0"/>
     <w:pPr>
       <w:spacing w:after="900" w:afterLines="900"/>
     </w:pPr>
     <w:rPr>
-      <w:rFonts w:ascii="黑体" w:eastAsia="黑体" w:hAnsi="黑体" w:cs="黑体"/>
+      <w:rFonts w:ascii="黑体" w:hAnsi="黑体" w:eastAsia="黑体" w:cs="黑体"/>
       <w:bCs/>
       <w:spacing w:val="-7"/>
       <w:sz w:val="52"/>
       <w:szCs w:val="52"/>
     </w:rPr>
   </w:style>
-  <w:style w:type="table" w:customStyle="1" w:styleId="TableNormal0">
+  <w:style w:type="table" w:customStyle="1" w:styleId="28">
     <w:name w:val="Table Normal_0"/>
     <w:semiHidden/>
     <w:unhideWhenUsed/>
     <w:qFormat/>
+    <w:uiPriority w:val="0"/>
     <w:tblPr>
       <w:tblCellMar>
         <w:top w:w="0" w:type="dxa"/>
@@ -10945,82 +11125,88 @@
       </w:tblCellMar>
     </w:tblPr>
   </w:style>
-  <w:style w:type="paragraph" w:customStyle="1" w:styleId="TableText">
+  <w:style w:type="paragraph" w:customStyle="1" w:styleId="29">
     <w:name w:val="Table Text"/>
-    <w:basedOn w:val="Normal"/>
+    <w:basedOn w:val="1"/>
     <w:semiHidden/>
     <w:qFormat/>
+    <w:uiPriority w:val="0"/>
     <w:rPr>
-      <w:rFonts w:ascii="宋体" w:eastAsia="宋体" w:hAnsi="宋体" w:cs="宋体"/>
+      <w:rFonts w:ascii="宋体" w:hAnsi="宋体" w:eastAsia="宋体" w:cs="宋体"/>
       <w:sz w:val="21"/>
       <w:szCs w:val="21"/>
       <w:lang w:val="en-US" w:eastAsia="en-US" w:bidi="ar-SA"/>
     </w:rPr>
   </w:style>
-  <w:style w:type="paragraph" w:customStyle="1" w:styleId="1">
+  <w:style w:type="paragraph" w:customStyle="1" w:styleId="30">
     <w:name w:val="柴_标题1"/>
-    <w:basedOn w:val="Heading1"/>
-    <w:next w:val="a1"/>
-    <w:link w:val="1Char"/>
+    <w:basedOn w:val="2"/>
+    <w:next w:val="31"/>
+    <w:link w:val="40"/>
     <w:qFormat/>
+    <w:uiPriority w:val="0"/>
     <w:pPr>
       <w:spacing w:before="100" w:after="90" w:line="360" w:lineRule="auto"/>
     </w:pPr>
     <w:rPr>
-      <w:rFonts w:ascii="Arial" w:eastAsia="宋体" w:hAnsi="Arial"/>
+      <w:rFonts w:ascii="Arial" w:hAnsi="Arial" w:eastAsia="宋体"/>
       <w:sz w:val="32"/>
     </w:rPr>
   </w:style>
-  <w:style w:type="paragraph" w:customStyle="1" w:styleId="a1">
+  <w:style w:type="paragraph" w:customStyle="1" w:styleId="31">
     <w:name w:val="柴_正文"/>
-    <w:basedOn w:val="BodyText"/>
-    <w:link w:val="Char"/>
+    <w:basedOn w:val="12"/>
+    <w:link w:val="43"/>
     <w:qFormat/>
+    <w:uiPriority w:val="0"/>
     <w:pPr>
       <w:spacing w:line="360" w:lineRule="auto"/>
       <w:ind w:firstLine="470" w:firstLineChars="200"/>
     </w:pPr>
     <w:rPr>
-      <w:rFonts w:ascii="Arial" w:eastAsia="宋体" w:hAnsi="Arial"/>
+      <w:rFonts w:ascii="Arial" w:hAnsi="Arial" w:eastAsia="宋体"/>
       <w:sz w:val="24"/>
       <w:lang w:eastAsia="zh-CN"/>
     </w:rPr>
   </w:style>
-  <w:style w:type="paragraph" w:customStyle="1" w:styleId="2">
+  <w:style w:type="paragraph" w:customStyle="1" w:styleId="32">
     <w:name w:val="柴_标题2"/>
-    <w:basedOn w:val="Heading2"/>
-    <w:next w:val="a1"/>
-    <w:link w:val="2Char"/>
+    <w:basedOn w:val="3"/>
+    <w:next w:val="31"/>
+    <w:link w:val="46"/>
     <w:qFormat/>
+    <w:uiPriority w:val="0"/>
     <w:pPr>
       <w:spacing w:line="360" w:lineRule="auto"/>
     </w:pPr>
     <w:rPr>
-      <w:rFonts w:ascii="Arial" w:eastAsia="宋体" w:hAnsi="Arial"/>
+      <w:rFonts w:ascii="Arial" w:hAnsi="Arial" w:eastAsia="宋体"/>
       <w:sz w:val="28"/>
     </w:rPr>
   </w:style>
-  <w:style w:type="paragraph" w:customStyle="1" w:styleId="3">
+  <w:style w:type="paragraph" w:customStyle="1" w:styleId="33">
     <w:name w:val="柴_标题3"/>
-    <w:basedOn w:val="Heading3"/>
-    <w:next w:val="a1"/>
+    <w:basedOn w:val="4"/>
+    <w:next w:val="31"/>
     <w:qFormat/>
+    <w:uiPriority w:val="0"/>
     <w:pPr>
       <w:spacing w:line="360" w:lineRule="auto"/>
       <w:ind w:left="0" w:firstLine="472" w:firstLineChars="200"/>
     </w:pPr>
     <w:rPr>
-      <w:rFonts w:ascii="宋体" w:eastAsia="宋体" w:hAnsi="宋体" w:cs="宋体"/>
+      <w:rFonts w:ascii="宋体" w:hAnsi="宋体" w:eastAsia="宋体" w:cs="宋体"/>
       <w:spacing w:val="-2"/>
       <w:sz w:val="24"/>
       <w:szCs w:val="24"/>
     </w:rPr>
   </w:style>
-  <w:style w:type="paragraph" w:customStyle="1" w:styleId="a2">
+  <w:style w:type="paragraph" w:customStyle="1" w:styleId="34">
     <w:name w:val="柴_目录"/>
-    <w:basedOn w:val="Normal"/>
-    <w:next w:val="BodyText"/>
+    <w:basedOn w:val="1"/>
+    <w:next w:val="12"/>
     <w:qFormat/>
+    <w:uiPriority w:val="0"/>
     <w:pPr>
       <w:tabs>
         <w:tab w:val="right" w:leader="dot" w:pos="8442"/>
@@ -11028,59 +11214,64 @@
       <w:ind w:left="0" w:leftChars="0"/>
     </w:pPr>
     <w:rPr>
-      <w:rFonts w:ascii="Arial" w:eastAsia="Microsoft JhengHei" w:hAnsi="Arial"/>
+      <w:rFonts w:ascii="Arial" w:hAnsi="Arial" w:eastAsia="Microsoft JhengHei"/>
       <w:sz w:val="24"/>
     </w:rPr>
   </w:style>
-  <w:style w:type="paragraph" w:customStyle="1" w:styleId="WPSOffice1">
+  <w:style w:type="paragraph" w:customStyle="1" w:styleId="35">
     <w:name w:val="WPSOffice手动目录 1"/>
     <w:qFormat/>
+    <w:uiPriority w:val="0"/>
     <w:pPr>
       <w:ind w:leftChars="0"/>
     </w:pPr>
     <w:rPr>
-      <w:rFonts w:ascii="Times New Roman" w:eastAsia="宋体" w:hAnsi="Times New Roman" w:cs="Times New Roman"/>
+      <w:rFonts w:ascii="Times New Roman" w:hAnsi="Times New Roman" w:eastAsia="宋体" w:cs="Times New Roman"/>
       <w:sz w:val="20"/>
       <w:szCs w:val="20"/>
     </w:rPr>
   </w:style>
-  <w:style w:type="paragraph" w:customStyle="1" w:styleId="WPSOffice2">
+  <w:style w:type="paragraph" w:customStyle="1" w:styleId="36">
     <w:name w:val="WPSOffice手动目录 2"/>
     <w:qFormat/>
+    <w:uiPriority w:val="0"/>
     <w:pPr>
       <w:ind w:leftChars="200"/>
     </w:pPr>
     <w:rPr>
-      <w:rFonts w:ascii="Times New Roman" w:eastAsia="宋体" w:hAnsi="Times New Roman" w:cs="Times New Roman"/>
+      <w:rFonts w:ascii="Times New Roman" w:hAnsi="Times New Roman" w:eastAsia="宋体" w:cs="Times New Roman"/>
       <w:sz w:val="20"/>
       <w:szCs w:val="20"/>
     </w:rPr>
   </w:style>
-  <w:style w:type="paragraph" w:customStyle="1" w:styleId="WPSOffice3">
+  <w:style w:type="paragraph" w:customStyle="1" w:styleId="37">
     <w:name w:val="WPSOffice手动目录 3"/>
     <w:qFormat/>
+    <w:uiPriority w:val="0"/>
     <w:pPr>
       <w:ind w:leftChars="400"/>
     </w:pPr>
     <w:rPr>
-      <w:rFonts w:ascii="Times New Roman" w:eastAsia="宋体" w:hAnsi="Times New Roman" w:cs="Times New Roman"/>
+      <w:rFonts w:ascii="Times New Roman" w:hAnsi="Times New Roman" w:eastAsia="宋体" w:cs="Times New Roman"/>
       <w:sz w:val="20"/>
       <w:szCs w:val="20"/>
     </w:rPr>
   </w:style>
-  <w:style w:type="paragraph" w:customStyle="1" w:styleId="Compact">
+  <w:style w:type="paragraph" w:customStyle="1" w:styleId="38">
     <w:name w:val="Compact"/>
-    <w:basedOn w:val="BodyText"/>
+    <w:basedOn w:val="12"/>
     <w:qFormat/>
+    <w:uiPriority w:val="0"/>
     <w:pPr>
       <w:spacing w:before="36" w:after="36"/>
     </w:pPr>
   </w:style>
-  <w:style w:type="table" w:customStyle="1" w:styleId="Table">
+  <w:style w:type="table" w:customStyle="1" w:styleId="39">
     <w:name w:val="Table"/>
     <w:semiHidden/>
     <w:unhideWhenUsed/>
     <w:qFormat/>
+    <w:uiPriority w:val="0"/>
     <w:tblPr>
       <w:tblCellMar>
         <w:top w:w="0" w:type="dxa"/>
@@ -11092,26 +11283,28 @@
     <w:tblStylePr w:type="firstRow">
       <w:tcPr>
         <w:tcBorders>
-          <w:bottom w:val="single" w:sz="0" w:space="0" w:color="auto"/>
+          <w:bottom w:val="single" w:color="auto" w:sz="0" w:space="0"/>
         </w:tcBorders>
         <w:vAlign w:val="bottom"/>
       </w:tcPr>
     </w:tblStylePr>
   </w:style>
-  <w:style w:type="character" w:customStyle="1" w:styleId="1Char">
+  <w:style w:type="character" w:customStyle="1" w:styleId="40">
     <w:name w:val="柴_标题1 Char"/>
-    <w:link w:val="1"/>
+    <w:link w:val="30"/>
     <w:qFormat/>
+    <w:uiPriority w:val="0"/>
     <w:rPr>
-      <w:rFonts w:ascii="Arial" w:eastAsia="宋体" w:hAnsi="Arial"/>
+      <w:rFonts w:ascii="Arial" w:hAnsi="Arial" w:eastAsia="宋体"/>
       <w:sz w:val="32"/>
     </w:rPr>
   </w:style>
-  <w:style w:type="paragraph" w:customStyle="1" w:styleId="a3">
+  <w:style w:type="paragraph" w:customStyle="1" w:styleId="41">
     <w:name w:val="柴_正文_无缩进"/>
-    <w:basedOn w:val="Normal"/>
-    <w:link w:val="Char0"/>
+    <w:basedOn w:val="1"/>
+    <w:link w:val="45"/>
     <w:qFormat/>
+    <w:uiPriority w:val="0"/>
     <w:pPr>
       <w:ind w:firstLine="0" w:firstLineChars="0"/>
     </w:pPr>
@@ -11121,38 +11314,41 @@
       <w:lang w:eastAsia="zh-CN"/>
     </w:rPr>
   </w:style>
-  <w:style w:type="paragraph" w:customStyle="1" w:styleId="4">
+  <w:style w:type="paragraph" w:customStyle="1" w:styleId="42">
     <w:name w:val="柴_标题4"/>
-    <w:basedOn w:val="Heading4"/>
-    <w:next w:val="Normal"/>
+    <w:basedOn w:val="5"/>
+    <w:next w:val="1"/>
     <w:qFormat/>
+    <w:uiPriority w:val="0"/>
     <w:pPr>
       <w:widowControl w:val="0"/>
       <w:spacing w:before="160" w:line="360" w:lineRule="auto"/>
-      <w:ind w:left="981" w:hanging="862" w:leftChars="300"/>
+      <w:ind w:left="981" w:leftChars="300" w:hanging="862"/>
     </w:pPr>
     <w:rPr>
-      <w:rFonts w:ascii="Calibri" w:eastAsia="宋体" w:hAnsi="Calibri" w:cs="宋体" w:hint="eastAsia"/>
+      <w:rFonts w:hint="eastAsia" w:ascii="Calibri" w:hAnsi="Calibri" w:eastAsia="宋体" w:cs="宋体"/>
       <w:sz w:val="24"/>
       <w:szCs w:val="24"/>
       <w:lang w:eastAsia="zh-CN" w:bidi="zh-CN"/>
     </w:rPr>
   </w:style>
-  <w:style w:type="character" w:customStyle="1" w:styleId="Char">
+  <w:style w:type="character" w:customStyle="1" w:styleId="43">
     <w:name w:val="柴_正文 Char"/>
-    <w:link w:val="a1"/>
+    <w:link w:val="31"/>
     <w:qFormat/>
+    <w:uiPriority w:val="0"/>
     <w:rPr>
-      <w:rFonts w:ascii="Arial" w:eastAsia="宋体" w:hAnsi="Arial"/>
+      <w:rFonts w:ascii="Arial" w:hAnsi="Arial" w:eastAsia="宋体"/>
       <w:sz w:val="24"/>
       <w:lang w:eastAsia="zh-CN"/>
     </w:rPr>
   </w:style>
-  <w:style w:type="table" w:customStyle="1" w:styleId="TableNormal00">
+  <w:style w:type="table" w:customStyle="1" w:styleId="44">
     <w:name w:val="Table Normal_0_0"/>
     <w:semiHidden/>
     <w:unhideWhenUsed/>
     <w:qFormat/>
+    <w:uiPriority w:val="0"/>
     <w:tblPr>
       <w:tblCellMar>
         <w:top w:w="0" w:type="dxa"/>
@@ -11162,41 +11358,45 @@
       </w:tblCellMar>
     </w:tblPr>
   </w:style>
-  <w:style w:type="character" w:customStyle="1" w:styleId="Char0">
+  <w:style w:type="character" w:customStyle="1" w:styleId="45">
     <w:name w:val="柴_正文_无缩进 Char"/>
-    <w:link w:val="a3"/>
+    <w:link w:val="41"/>
     <w:qFormat/>
+    <w:uiPriority w:val="0"/>
     <w:rPr>
       <w:rFonts w:ascii="Arial" w:hAnsi="Arial"/>
       <w:sz w:val="24"/>
       <w:lang w:eastAsia="zh-CN"/>
     </w:rPr>
   </w:style>
-  <w:style w:type="character" w:customStyle="1" w:styleId="2Char">
+  <w:style w:type="character" w:customStyle="1" w:styleId="46">
     <w:name w:val="柴_标题2 Char"/>
-    <w:link w:val="2"/>
+    <w:link w:val="32"/>
     <w:qFormat/>
+    <w:uiPriority w:val="0"/>
     <w:rPr>
-      <w:rFonts w:ascii="Arial" w:eastAsia="宋体" w:hAnsi="Arial"/>
+      <w:rFonts w:ascii="Arial" w:hAnsi="Arial" w:eastAsia="宋体"/>
       <w:sz w:val="28"/>
     </w:rPr>
   </w:style>
-  <w:style w:type="character" w:customStyle="1" w:styleId="Char1">
+  <w:style w:type="character" w:customStyle="1" w:styleId="47">
     <w:name w:val="柴_题注 Char"/>
-    <w:link w:val="a4"/>
+    <w:link w:val="48"/>
     <w:qFormat/>
+    <w:uiPriority w:val="0"/>
   </w:style>
-  <w:style w:type="paragraph" w:customStyle="1" w:styleId="a4">
+  <w:style w:type="paragraph" w:customStyle="1" w:styleId="48">
     <w:name w:val="柴_题注"/>
-    <w:basedOn w:val="HTMLPreformatted"/>
-    <w:link w:val="Char1"/>
+    <w:basedOn w:val="19"/>
+    <w:link w:val="47"/>
     <w:qFormat/>
+    <w:uiPriority w:val="0"/>
     <w:pPr>
       <w:pBdr>
-        <w:top w:val="nil"/>
-        <w:left w:val="nil"/>
-        <w:bottom w:val="nil"/>
-        <w:right w:val="nil"/>
+        <w:top w:val="none" w:color="auto" w:sz="0" w:space="0"/>
+        <w:left w:val="none" w:color="auto" w:sz="0" w:space="0"/>
+        <w:bottom w:val="none" w:color="auto" w:sz="0" w:space="0"/>
+        <w:right w:val="none" w:color="auto" w:sz="0" w:space="0"/>
       </w:pBdr>
       <w:wordWrap w:val="0"/>
       <w:spacing w:line="264" w:lineRule="atLeast"/>
